--- a/BlastRadius_Project1_Report.docx
+++ b/BlastRadius_Project1_Report.docx
@@ -329,9 +329,8 @@
         <w:rPr>
           <w:b/>
           <w:bCs/>
-          <w:highlight w:val="yellow"/>
-        </w:rPr>
-        <w:t>[Designation]</w:t>
+        </w:rPr>
+        <w:t>Assistant Professor Sr. Grade 1</w:t>
       </w:r>
       <w:r>
         <w:rPr>
@@ -606,9 +605,8 @@
         <w:rPr>
           <w:b/>
           <w:bCs/>
-          <w:highlight w:val="yellow"/>
-        </w:rPr>
-        <w:t>[Designation]</w:t>
+        </w:rPr>
+        <w:t>Assistant Professor Sr. Grade 1</w:t>
       </w:r>
       <w:r>
         <w:t xml:space="preserve">, School of Computer Science Engineering and Information Systems, Vellore Institute of Technology, Vellore for the constant guidance and continual encouragement in our endeavour. Our association with our guide is not confined to academics only, but it is a great opportunity on our part to work with an intellectual and an expert in the field of </w:t>
@@ -13079,16 +13077,7 @@
         <w:jc w:val="both"/>
       </w:pPr>
       <w:r>
-        <w:t xml:space="preserve">Several further strands of work are relevant. A recent intent-aware co-change approach named RIPPLE is reported to identify co-changed program elements; like the CIA work above, it never observes a test outcome and therefore predicts a different dependent variable </w:t>
-      </w:r>
-      <w:r>
-        <w:rPr>
-          <w:highlight w:val="yellow"/>
-        </w:rPr>
-        <w:t>[VERIFY: confirm the RIPPLE citation before submission]</w:t>
-      </w:r>
-      <w:r>
-        <w:t xml:space="preserve">. The SWE-bench family of benchmarks evaluates whether an agent can fix a bug given a failing test; these are agent-evaluation benchmarks, whereas BR-Bench is a prediction benchmark that asks which tests a diff will turn red. Ekstazi (Gligoric et al., 2015) and STARTS (Legunsen et al., 2017) are regression test selection tools for Java that select tests by dynamic file dependencies and static class dependencies respectively; both are safe over-approximations rather than observations.</w:t>
+        <w:t xml:space="preserve">Several further strands of work are relevant. The SWE-bench family of benchmarks evaluates whether an agent can fix a bug given a failing test; these are agent-evaluation benchmarks, whereas BR-Bench is a prediction benchmark that asks which tests a diff will turn red. Ekstazi (Gligoric et al., 2015) and STARTS (Legunsen et al., 2017) are regression test selection tools for Java that select tests by dynamic file dependencies and static class dependencies respectively; both are safe over-approximations rather than observations.</w:t>
       </w:r>
     </w:p>
     <w:p>
@@ -15760,7 +15749,7 @@
                 <w:sz w:val="20"/>
                 <w:szCs w:val="20"/>
               </w:rPr>
-              <w:t xml:space="preserve">Done: 13 min 59.96 s against a 15-minute target (reference run); make tables regenerates every number offline in about 8 minutes</w:t>
+              <w:t xml:space="preserve">Done: make all in 9 min 47.23 s against a 15-minute target; make tables regenerates every reported number offline in about eight minutes</w:t>
             </w:r>
           </w:p>
         </w:tc>
@@ -30944,10 +30933,10 @@
         <w:rPr>
           <w:b/>
         </w:rPr>
-        <w:t xml:space="preserve">13 min 59.96 s</w:t>
-      </w:r>
-      <w:r>
-        <w:t xml:space="preserve">, against a target of under 15 minutes, with 655 tests passed and 1 skipped at that time; the suite has since grown to 782 passing tests, and make tables alone regenerates every reported number offline in about eight minutes. Because make all takes about fourteen minutes, a prepared recording is shown during the review rather than running it live, and the terminal summary is shown as a still image.</w:t>
+        <w:t xml:space="preserve">9 min 47.23 s</w:t>
+      </w:r>
+      <w:r>
+        <w:t xml:space="preserve">, against a target of under 15 minutes, with 655 tests passed and 1 skipped (the first run, before a graph-query performance fix, took 13 min 59.96 s with 632 passed and 12 skipped; both are inside the budget). The suite has since grown to 782 passing tests with 1 skipped, and make tables regenerates every reported number offline in about eight minutes (7 min 43 s on the final code commit). Because make all takes about ten minutes or more, a prepared recording is shown during the review rather than running it live, and the terminal summary is shown as a still image.</w:t>
       </w:r>
     </w:p>
     <w:p>
@@ -37360,7 +37349,7 @@
           <w:sz w:val="21"/>
           <w:szCs w:val="21"/>
         </w:rPr>
-        <w:t xml:space="preserve">13 min 59.96 s</w:t>
+        <w:t xml:space="preserve">9 min 47.23 s</w:t>
       </w:r>
       <w:r>
         <w:rPr>
@@ -37368,7 +37357,7 @@
           <w:sz w:val="21"/>
           <w:szCs w:val="21"/>
         </w:rPr>
-        <w:t xml:space="preserve">, against a target of under 15 minutes, with 655 tests passed and 1 skipped at that time. At the final freeze the main suite stands at 782 passing tests, and make tables regenerates every reported number offline in about eight minutes. This is the strongest single piece of evidence for the reproducibility claim: the full pipeline, from raw data to tables, runs with one command on a laptop within the budget.</w:t>
+        <w:t xml:space="preserve">, against a target of under 15 minutes, with 655 tests passed and 1 skipped; the first run, before a graph-query performance fix, took 13 min 59.96 s with 632 passed and 12 skipped. At the final freeze the main suite stands at 782 passing tests with 1 skipped, and make tables regenerates every reported number offline in 7 min 43 s on the final code commit. This is the strongest single piece of evidence for the reproducibility claim: the full pipeline, from raw data to tables, runs with one command on a laptop within the budget.</w:t>
       </w:r>
     </w:p>
     <w:p>
@@ -39764,7 +39753,7 @@
         <w:t xml:space="preserve">One-command reproduction</w:t>
       </w:r>
       <w:r>
-        <w:t xml:space="preserve">: make all in 13 min 59.96 s against a 15-minute target; the main suite stands at 782 passing tests, and make tables regenerates every reported number offline in about eight minutes.</w:t>
+        <w:t xml:space="preserve">: make all in 9 min 47.23 s against a 15-minute target (655 passed, 1 skipped); the main suite now stands at 782 passing tests, and make tables regenerates every reported number offline in about eight minutes.</w:t>
       </w:r>
     </w:p>
     <w:p>
@@ -40205,23 +40194,35 @@
         <w:ind w:left="720" w:hanging="720"/>
       </w:pPr>
       <w:r>
-        <w:t xml:space="preserve">Dai, Wang, Jin, Gong, &amp; Yang. (2022). An improving approach to analyzing change impact of C programs. </w:t>
+        <w:t xml:space="preserve">Dai, P., Wang, Y., Jin, D., Gong, Y., &amp; Yang, W. (2022). An improving approach to analyzing change impact of C programs. </w:t>
+      </w:r>
+      <w:r>
+        <w:rPr>
+          <w:i/>
+        </w:rPr>
+        <w:t xml:space="preserve">Computer Communications, 182</w:t>
+      </w:r>
+      <w:r>
+        <w:t xml:space="preserve">, 60–71. https://doi.org/10.1016/j.comcom.2021.10.039</w:t>
+      </w:r>
+    </w:p>
+    <w:p>
+      <w:pPr>
+        <w:spacing w:after="120" w:line="360" w:lineRule="auto"/>
+        <w:ind w:left="720" w:hanging="720"/>
+      </w:pPr>
+      <w:r>
+        <w:t xml:space="preserve">Gebru, T., Morgenstern, J., Vecchione, B., Vaughan, J. W., Wallach, H., Daumé III, H., &amp; Crawford, K. (2021). Datasheets for datasets. </w:t>
       </w:r>
       <w:r>
         <w:rPr>
           <w:i/>
           <w:iCs/>
         </w:rPr>
-        <w:t>Computer Communications, 182</w:t>
-      </w:r>
-      <w:r>
-        <w:t xml:space="preserve">. </w:t>
-      </w:r>
-      <w:r>
-        <w:rPr>
-          <w:highlight w:val="yellow"/>
-        </w:rPr>
-        <w:t>[VERIFY: author initials and page range]</w:t>
+        <w:t>Communications of the ACM, 64</w:t>
+      </w:r>
+      <w:r>
+        <w:t>(12), 86–92.</w:t>
       </w:r>
     </w:p>
     <w:p>
@@ -40230,17 +40231,17 @@
         <w:ind w:left="720" w:hanging="720"/>
       </w:pPr>
       <w:r>
-        <w:t xml:space="preserve">Gebru, T., Morgenstern, J., Vecchione, B., Vaughan, J. W., Wallach, H., Daumé III, H., &amp; Crawford, K. (2021). Datasheets for datasets. </w:t>
+        <w:t xml:space="preserve">Gligoric, M., Eloussi, L., &amp; Marinov, D. (2015). Practical regression test selection with dynamic file dependencies. In </w:t>
       </w:r>
       <w:r>
         <w:rPr>
           <w:i/>
           <w:iCs/>
         </w:rPr>
-        <w:t>Communications of the ACM, 64</w:t>
-      </w:r>
-      <w:r>
-        <w:t>(12), 86–92.</w:t>
+        <w:t>Proceedings of the 2015 International Symposium on Software Testing and Analysis (ISSTA)</w:t>
+      </w:r>
+      <w:r>
+        <w:t xml:space="preserve"> (pp. 211–222). ACM.</w:t>
       </w:r>
     </w:p>
     <w:p>
@@ -40249,42 +40250,16 @@
         <w:ind w:left="720" w:hanging="720"/>
       </w:pPr>
       <w:r>
-        <w:t xml:space="preserve">Gligoric, M., Eloussi, L., &amp; Marinov, D. (2015). Practical regression test selection with dynamic file dependencies. In </w:t>
+        <w:t xml:space="preserve">Gupta, C., &amp; Gupta, V. (2015). Software change impact analysis: An approach to compute and prioritize impacted functions in software systems. </w:t>
       </w:r>
       <w:r>
         <w:rPr>
           <w:i/>
-          <w:iCs/>
-        </w:rPr>
-        <w:t>Proceedings of the 2015 International Symposium on Software Testing and Analysis (ISSTA)</w:t>
-      </w:r>
-      <w:r>
-        <w:t xml:space="preserve"> (pp. 211–222). ACM.</w:t>
-      </w:r>
-    </w:p>
-    <w:p>
-      <w:pPr>
-        <w:spacing w:after="120" w:line="360" w:lineRule="auto"/>
-        <w:ind w:left="720" w:hanging="720"/>
-      </w:pPr>
-      <w:r>
-        <w:t xml:space="preserve">Gupta, &amp; Gupta. (2015). Software change impact analysis: An approach to compute and prioritize impacted functions. </w:t>
-      </w:r>
-      <w:r>
-        <w:rPr>
-          <w:i/>
-          <w:iCs/>
-        </w:rPr>
-        <w:t>International Journal of Systems and Service-Oriented Engineering (IJSSOE), 5</w:t>
-      </w:r>
-      <w:r>
-        <w:t xml:space="preserve">(2). </w:t>
-      </w:r>
-      <w:r>
-        <w:rPr>
-          <w:highlight w:val="yellow"/>
-        </w:rPr>
-        <w:t>[VERIFY: author initials, journal title and pages]</w:t>
+        </w:rPr>
+        <w:t xml:space="preserve">International Journal of Systems and Service-Oriented Engineering, 5</w:t>
+      </w:r>
+      <w:r>
+        <w:t xml:space="preserve">(2), 44–55. https://doi.org/10.4018/IJSSOE.2015040103</w:t>
       </w:r>
     </w:p>
     <w:p>
@@ -40349,7 +40324,7 @@
         <w:rPr>
           <w:highlight w:val="yellow"/>
         </w:rPr>
-        <w:t>[VERIFY: page range]</w:t>
+        <w:t>[VERIFY: these authors could not be confirmed; ICSME 2016 lists this title under Angerer, Prähofer and Grünbacher. Check IEEE Xplore or DBLP, then correct authors and pages, or delete this reference and its survey entry]</w:t>
       </w:r>
     </w:p>
     <w:p>
@@ -40739,10 +40714,116 @@
         <w:jc w:val="both"/>
       </w:pPr>
       <w:r>
-        <w:rPr>
-          <w:highlight w:val="yellow"/>
-        </w:rPr>
-        <w:t>[Insert the contents of REPRODUCE.md from the repository here.]</w:t>
+        <w:t xml:space="preserve">The reproduction guide in the repository (docs/REPRODUCE.md) states the prerequisites and the measured output. The environment is WSL2 Ubuntu with Python 3.11 managed by uv, and the reproduction makes no network call, needs no API token and calls no language model. make tables sets BR_OFFLINE=1, so any step that later gains a network call fails loudly instead of fetching. The network-bound base-run resolution is a separate explicit target, make resolve-bases, which refuses to run without tokens.</w:t>
+      </w:r>
+    </w:p>
+    <w:p>
+      <w:pPr>
+        <w:keepNext/>
+        <w:spacing w:before="160" w:after="60"/>
+      </w:pPr>
+      <w:r>
+        <w:rPr>
+          <w:i/>
+          <w:iCs/>
+          <w:sz w:val="20"/>
+          <w:szCs w:val="20"/>
+        </w:rPr>
+        <w:t>Listing A.1b Commands from docs/REPRODUCE.md</w:t>
+      </w:r>
+    </w:p>
+    <w:p>
+      <w:pPr>
+        <w:keepNext/>
+        <w:keepLines/>
+        <w:pBdr>
+          <w:left w:val="single" w:sz="12" w:space="8" w:color="1F3A5F"/>
+        </w:pBdr>
+        <w:shd w:val="clear" w:color="auto" w:fill="F4F6F8"/>
+        <w:ind w:left="200"/>
+      </w:pPr>
+      <w:r>
+        <w:rPr>
+          <w:rFonts w:ascii="Courier New" w:eastAsia="Courier New" w:hAnsi="Courier New" w:cs="Courier New"/>
+          <w:sz w:val="18"/>
+          <w:szCs w:val="18"/>
+        </w:rPr>
+        <w:t xml:space="preserve">uv sync --extra graph</w:t>
+      </w:r>
+    </w:p>
+    <w:p>
+      <w:pPr>
+        <w:keepNext/>
+        <w:keepLines/>
+        <w:pBdr>
+          <w:left w:val="single" w:sz="12" w:space="8" w:color="1F3A5F"/>
+        </w:pBdr>
+        <w:shd w:val="clear" w:color="auto" w:fill="F4F6F8"/>
+        <w:ind w:left="200"/>
+      </w:pPr>
+      <w:r>
+        <w:rPr>
+          <w:rFonts w:ascii="Courier New" w:eastAsia="Courier New" w:hAnsi="Courier New" w:cs="Courier New"/>
+          <w:sz w:val="18"/>
+          <w:szCs w:val="18"/>
+        </w:rPr>
+        <w:t xml:space="preserve">make all            # pytest + the mini-corpus reproduction</w:t>
+      </w:r>
+    </w:p>
+    <w:p>
+      <w:pPr>
+        <w:keepNext/>
+        <w:keepLines/>
+        <w:pBdr>
+          <w:left w:val="single" w:sz="12" w:space="8" w:color="1F3A5F"/>
+        </w:pBdr>
+        <w:shd w:val="clear" w:color="auto" w:fill="F4F6F8"/>
+        <w:ind w:left="200"/>
+      </w:pPr>
+      <w:r>
+        <w:rPr>
+          <w:rFonts w:ascii="Courier New" w:eastAsia="Courier New" w:hAnsi="Courier New" w:cs="Courier New"/>
+          <w:sz w:val="18"/>
+          <w:szCs w:val="18"/>
+        </w:rPr>
+        <w:t xml:space="preserve">make tables         # regenerates every number that reaches the paper</w:t>
+      </w:r>
+    </w:p>
+    <w:p>
+      <w:pPr>
+        <w:keepNext/>
+        <w:keepLines/>
+        <w:pBdr>
+          <w:left w:val="single" w:sz="12" w:space="8" w:color="1F3A5F"/>
+        </w:pBdr>
+        <w:shd w:val="clear" w:color="auto" w:fill="F4F6F8"/>
+        <w:ind w:left="200"/>
+      </w:pPr>
+      <w:r>
+        <w:rPr>
+          <w:rFonts w:ascii="Courier New" w:eastAsia="Courier New" w:hAnsi="Courier New" w:cs="Courier New"/>
+          <w:sz w:val="18"/>
+          <w:szCs w:val="18"/>
+        </w:rPr>
+        <w:t xml:space="preserve">make demo           # read-only walkthrough of one strict instance</w:t>
+      </w:r>
+    </w:p>
+    <w:p>
+      <w:pPr>
+        <w:keepLines/>
+        <w:pBdr>
+          <w:left w:val="single" w:sz="12" w:space="8" w:color="1F3A5F"/>
+        </w:pBdr>
+        <w:shd w:val="clear" w:color="auto" w:fill="F4F6F8"/>
+        <w:ind w:left="200"/>
+      </w:pPr>
+      <w:r>
+        <w:rPr>
+          <w:rFonts w:ascii="Courier New" w:eastAsia="Courier New" w:hAnsi="Courier New" w:cs="Courier New"/>
+          <w:sz w:val="18"/>
+          <w:szCs w:val="18"/>
+        </w:rPr>
+        <w:t xml:space="preserve">make resolve-bases  # network + token; NOT part of make tables</w:t>
       </w:r>
     </w:p>
     <w:p>
@@ -41067,10 +41148,401 @@
         <w:jc w:val="both"/>
       </w:pPr>
       <w:r>
-        <w:rPr>
-          <w:highlight w:val="yellow"/>
-        </w:rPr>
-        <w:t>[Insert the corresponding excerpt from the labelling engine.]</w:t>
+        <w:t xml:space="preserve">The corresponding excerpt from the repository (src/label/fault_revealing.py) shows the same logic: runs with status no_base emit no labels, the relaxed split drops tests that also failed at the base, and the strict split additionally drops same-commit flips.</w:t>
+      </w:r>
+    </w:p>
+    <w:p>
+      <w:pPr>
+        <w:keepNext/>
+        <w:spacing w:before="160" w:after="60"/>
+      </w:pPr>
+      <w:r>
+        <w:rPr>
+          <w:i/>
+          <w:iCs/>
+          <w:sz w:val="20"/>
+          <w:szCs w:val="20"/>
+        </w:rPr>
+        <w:t>Listing A.2b Excerpt from src/label/fault_revealing.py</w:t>
+      </w:r>
+    </w:p>
+    <w:p>
+      <w:pPr>
+        <w:keepNext/>
+        <w:keepLines/>
+        <w:pBdr>
+          <w:left w:val="single" w:sz="12" w:space="8" w:color="1F3A5F"/>
+        </w:pBdr>
+        <w:shd w:val="clear" w:color="auto" w:fill="F4F6F8"/>
+        <w:ind w:left="200"/>
+      </w:pPr>
+      <w:r>
+        <w:rPr>
+          <w:rFonts w:ascii="Courier New" w:eastAsia="Courier New" w:hAnsi="Courier New" w:cs="Courier New"/>
+          <w:sz w:val="18"/>
+          <w:szCs w:val="18"/>
+        </w:rPr>
+        <w:t xml:space="preserve">    for _, row in res_df.iterrows():</w:t>
+      </w:r>
+    </w:p>
+    <w:p>
+      <w:pPr>
+        <w:keepNext/>
+        <w:keepLines/>
+        <w:pBdr>
+          <w:left w:val="single" w:sz="12" w:space="8" w:color="1F3A5F"/>
+        </w:pBdr>
+        <w:shd w:val="clear" w:color="auto" w:fill="F4F6F8"/>
+        <w:ind w:left="200"/>
+      </w:pPr>
+      <w:r>
+        <w:rPr>
+          <w:rFonts w:ascii="Courier New" w:eastAsia="Courier New" w:hAnsi="Courier New" w:cs="Courier New"/>
+          <w:sz w:val="18"/>
+          <w:szCs w:val="18"/>
+        </w:rPr>
+        <w:t xml:space="preserve">        r_id = row['run_id']</w:t>
+      </w:r>
+    </w:p>
+    <w:p>
+      <w:pPr>
+        <w:keepNext/>
+        <w:keepLines/>
+        <w:pBdr>
+          <w:left w:val="single" w:sz="12" w:space="8" w:color="1F3A5F"/>
+        </w:pBdr>
+        <w:shd w:val="clear" w:color="auto" w:fill="F4F6F8"/>
+        <w:ind w:left="200"/>
+      </w:pPr>
+      <w:r>
+        <w:rPr>
+          <w:rFonts w:ascii="Courier New" w:eastAsia="Courier New" w:hAnsi="Courier New" w:cs="Courier New"/>
+          <w:sz w:val="18"/>
+          <w:szCs w:val="18"/>
+        </w:rPr>
+        <w:t xml:space="preserve">        status = row['status']</w:t>
+      </w:r>
+    </w:p>
+    <w:p>
+      <w:pPr>
+        <w:keepNext/>
+        <w:keepLines/>
+        <w:pBdr>
+          <w:left w:val="single" w:sz="12" w:space="8" w:color="1F3A5F"/>
+        </w:pBdr>
+        <w:shd w:val="clear" w:color="auto" w:fill="F4F6F8"/>
+        <w:ind w:left="200"/>
+      </w:pPr>
+      <w:r>
+        <w:rPr>
+          <w:rFonts w:ascii="Courier New" w:eastAsia="Courier New" w:hAnsi="Courier New" w:cs="Courier New"/>
+          <w:sz w:val="18"/>
+          <w:szCs w:val="18"/>
+        </w:rPr>
+        <w:t xml:space="preserve">        if status == 'no_base':</w:t>
+      </w:r>
+    </w:p>
+    <w:p>
+      <w:pPr>
+        <w:keepNext/>
+        <w:keepLines/>
+        <w:pBdr>
+          <w:left w:val="single" w:sz="12" w:space="8" w:color="1F3A5F"/>
+        </w:pBdr>
+        <w:shd w:val="clear" w:color="auto" w:fill="F4F6F8"/>
+        <w:ind w:left="200"/>
+      </w:pPr>
+      <w:r>
+        <w:rPr>
+          <w:rFonts w:ascii="Courier New" w:eastAsia="Courier New" w:hAnsi="Courier New" w:cs="Courier New"/>
+          <w:sz w:val="18"/>
+          <w:szCs w:val="18"/>
+        </w:rPr>
+        <w:t xml:space="preserve">            continue</w:t>
+      </w:r>
+    </w:p>
+    <w:p>
+      <w:pPr>
+        <w:keepNext/>
+        <w:keepLines/>
+        <w:pBdr>
+          <w:left w:val="single" w:sz="12" w:space="8" w:color="1F3A5F"/>
+        </w:pBdr>
+        <w:shd w:val="clear" w:color="auto" w:fill="F4F6F8"/>
+        <w:ind w:left="200"/>
+      </w:pPr>
+      <w:r>
+        <w:rPr>
+          <w:rFonts w:ascii="Courier New" w:eastAsia="Courier New" w:hAnsi="Courier New" w:cs="Courier New"/>
+          <w:sz w:val="18"/>
+          <w:szCs w:val="18"/>
+        </w:rPr>
+        <w:t xml:space="preserve">        if r_id not in runs_with_head_outcomes:</w:t>
+      </w:r>
+    </w:p>
+    <w:p>
+      <w:pPr>
+        <w:keepNext/>
+        <w:keepLines/>
+        <w:pBdr>
+          <w:left w:val="single" w:sz="12" w:space="8" w:color="1F3A5F"/>
+        </w:pBdr>
+        <w:shd w:val="clear" w:color="auto" w:fill="F4F6F8"/>
+        <w:ind w:left="200"/>
+      </w:pPr>
+      <w:r>
+        <w:rPr>
+          <w:rFonts w:ascii="Courier New" w:eastAsia="Courier New" w:hAnsi="Courier New" w:cs="Courier New"/>
+          <w:sz w:val="18"/>
+          <w:szCs w:val="18"/>
+        </w:rPr>
+        <w:t xml:space="preserve">            head_no_tests_count += 1</w:t>
+      </w:r>
+    </w:p>
+    <w:p>
+      <w:pPr>
+        <w:keepNext/>
+        <w:keepLines/>
+        <w:pBdr>
+          <w:left w:val="single" w:sz="12" w:space="8" w:color="1F3A5F"/>
+        </w:pBdr>
+        <w:shd w:val="clear" w:color="auto" w:fill="F4F6F8"/>
+        <w:ind w:left="200"/>
+      </w:pPr>
+      <w:r>
+        <w:rPr>
+          <w:rFonts w:ascii="Courier New" w:eastAsia="Courier New" w:hAnsi="Courier New" w:cs="Courier New"/>
+          <w:sz w:val="18"/>
+          <w:szCs w:val="18"/>
+        </w:rPr>
+        <w:t xml:space="preserve">            continue</w:t>
+      </w:r>
+    </w:p>
+    <w:p>
+      <w:pPr>
+        <w:keepNext/>
+        <w:keepLines/>
+        <w:pBdr>
+          <w:left w:val="single" w:sz="12" w:space="8" w:color="1F3A5F"/>
+        </w:pBdr>
+        <w:shd w:val="clear" w:color="auto" w:fill="F4F6F8"/>
+        <w:ind w:left="200"/>
+      </w:pPr>
+      <w:r>
+        <w:rPr>
+          <w:rFonts w:ascii="Courier New" w:eastAsia="Courier New" w:hAnsi="Courier New" w:cs="Courier New"/>
+          <w:sz w:val="18"/>
+          <w:szCs w:val="18"/>
+        </w:rPr>
+        <w:t xml:space="preserve">        elif status == 'exact_green':</w:t>
+      </w:r>
+    </w:p>
+    <w:p>
+      <w:pPr>
+        <w:keepNext/>
+        <w:keepLines/>
+        <w:pBdr>
+          <w:left w:val="single" w:sz="12" w:space="8" w:color="1F3A5F"/>
+        </w:pBdr>
+        <w:shd w:val="clear" w:color="auto" w:fill="F4F6F8"/>
+        <w:ind w:left="200"/>
+      </w:pPr>
+      <w:r>
+        <w:rPr>
+          <w:rFonts w:ascii="Courier New" w:eastAsia="Courier New" w:hAnsi="Courier New" w:cs="Courier New"/>
+          <w:sz w:val="18"/>
+          <w:szCs w:val="18"/>
+        </w:rPr>
+        <w:t xml:space="preserve">            valid_runs.append(r_id)</w:t>
+      </w:r>
+    </w:p>
+    <w:p>
+      <w:pPr>
+        <w:keepNext/>
+        <w:keepLines/>
+        <w:pBdr>
+          <w:left w:val="single" w:sz="12" w:space="8" w:color="1F3A5F"/>
+        </w:pBdr>
+        <w:shd w:val="clear" w:color="auto" w:fill="F4F6F8"/>
+        <w:ind w:left="200"/>
+      </w:pPr>
+      <w:r>
+        <w:rPr>
+          <w:rFonts w:ascii="Courier New" w:eastAsia="Courier New" w:hAnsi="Courier New" w:cs="Courier New"/>
+          <w:sz w:val="18"/>
+          <w:szCs w:val="18"/>
+        </w:rPr>
+        <w:t xml:space="preserve">        elif status in ['exact', 'ancestor', 'branch_prior']:</w:t>
+      </w:r>
+    </w:p>
+    <w:p>
+      <w:pPr>
+        <w:keepNext/>
+        <w:keepLines/>
+        <w:pBdr>
+          <w:left w:val="single" w:sz="12" w:space="8" w:color="1F3A5F"/>
+        </w:pBdr>
+        <w:shd w:val="clear" w:color="auto" w:fill="F4F6F8"/>
+        <w:ind w:left="200"/>
+      </w:pPr>
+      <w:r>
+        <w:rPr>
+          <w:rFonts w:ascii="Courier New" w:eastAsia="Courier New" w:hAnsi="Courier New" w:cs="Courier New"/>
+          <w:sz w:val="18"/>
+          <w:szCs w:val="18"/>
+        </w:rPr>
+        <w:t xml:space="preserve">            if r_id in runs_with_base_outcomes:</w:t>
+      </w:r>
+    </w:p>
+    <w:p>
+      <w:pPr>
+        <w:keepNext/>
+        <w:keepLines/>
+        <w:pBdr>
+          <w:left w:val="single" w:sz="12" w:space="8" w:color="1F3A5F"/>
+        </w:pBdr>
+        <w:shd w:val="clear" w:color="auto" w:fill="F4F6F8"/>
+        <w:ind w:left="200"/>
+      </w:pPr>
+      <w:r>
+        <w:rPr>
+          <w:rFonts w:ascii="Courier New" w:eastAsia="Courier New" w:hAnsi="Courier New" w:cs="Courier New"/>
+          <w:sz w:val="18"/>
+          <w:szCs w:val="18"/>
+        </w:rPr>
+        <w:t xml:space="preserve">                valid_runs.append(r_id)</w:t>
+      </w:r>
+    </w:p>
+    <w:p>
+      <w:pPr>
+        <w:keepNext/>
+        <w:keepLines/>
+        <w:pBdr>
+          <w:left w:val="single" w:sz="12" w:space="8" w:color="1F3A5F"/>
+        </w:pBdr>
+        <w:shd w:val="clear" w:color="auto" w:fill="F4F6F8"/>
+        <w:ind w:left="200"/>
+      </w:pPr>
+      <w:r>
+        <w:rPr>
+          <w:rFonts w:ascii="Courier New" w:eastAsia="Courier New" w:hAnsi="Courier New" w:cs="Courier New"/>
+          <w:sz w:val="18"/>
+          <w:szCs w:val="18"/>
+        </w:rPr>
+        <w:t xml:space="preserve">            else:</w:t>
+      </w:r>
+    </w:p>
+    <w:p>
+      <w:pPr>
+        <w:keepNext/>
+        <w:keepLines/>
+        <w:pBdr>
+          <w:left w:val="single" w:sz="12" w:space="8" w:color="1F3A5F"/>
+        </w:pBdr>
+        <w:shd w:val="clear" w:color="auto" w:fill="F4F6F8"/>
+        <w:ind w:left="200"/>
+      </w:pPr>
+      <w:r>
+        <w:rPr>
+          <w:rFonts w:ascii="Courier New" w:eastAsia="Courier New" w:hAnsi="Courier New" w:cs="Courier New"/>
+          <w:sz w:val="18"/>
+          <w:szCs w:val="18"/>
+        </w:rPr>
+        <w:t xml:space="preserve">                no_output_count += 1</w:t>
+      </w:r>
+    </w:p>
+    <w:p>
+      <w:pPr>
+        <w:keepNext/>
+        <w:keepLines/>
+        <w:pBdr>
+          <w:left w:val="single" w:sz="12" w:space="8" w:color="1F3A5F"/>
+        </w:pBdr>
+        <w:shd w:val="clear" w:color="auto" w:fill="F4F6F8"/>
+        <w:ind w:left="200"/>
+      </w:pPr>
+      <w:r>
+        <w:rPr>
+          <w:rFonts w:ascii="Courier New" w:eastAsia="Courier New" w:hAnsi="Courier New" w:cs="Courier New"/>
+          <w:sz w:val="18"/>
+          <w:szCs w:val="18"/>
+        </w:rPr>
+        <w:t xml:space="preserve">    ...</w:t>
+      </w:r>
+    </w:p>
+    <w:p>
+      <w:pPr>
+        <w:keepNext/>
+        <w:keepLines/>
+        <w:pBdr>
+          <w:left w:val="single" w:sz="12" w:space="8" w:color="1F3A5F"/>
+        </w:pBdr>
+        <w:shd w:val="clear" w:color="auto" w:fill="F4F6F8"/>
+        <w:ind w:left="200"/>
+      </w:pPr>
+      <w:r>
+        <w:rPr>
+          <w:rFonts w:ascii="Courier New" w:eastAsia="Courier New" w:hAnsi="Courier New" w:cs="Courier New"/>
+          <w:sz w:val="18"/>
+          <w:szCs w:val="18"/>
+        </w:rPr>
+        <w:t xml:space="preserve">    relaxed_labels = head_labels[~head_labels['in_base']][['run_id', 'test_id']].copy()</w:t>
+      </w:r>
+    </w:p>
+    <w:p>
+      <w:pPr>
+        <w:keepNext/>
+        <w:keepLines/>
+        <w:pBdr>
+          <w:left w:val="single" w:sz="12" w:space="8" w:color="1F3A5F"/>
+        </w:pBdr>
+        <w:shd w:val="clear" w:color="auto" w:fill="F4F6F8"/>
+        <w:ind w:left="200"/>
+      </w:pPr>
+      <w:r>
+        <w:rPr>
+          <w:rFonts w:ascii="Courier New" w:eastAsia="Courier New" w:hAnsi="Courier New" w:cs="Courier New"/>
+          <w:sz w:val="18"/>
+          <w:szCs w:val="18"/>
+        </w:rPr>
+        <w:t xml:space="preserve">    ...</w:t>
+      </w:r>
+    </w:p>
+    <w:p>
+      <w:pPr>
+        <w:keepNext/>
+        <w:keepLines/>
+        <w:pBdr>
+          <w:left w:val="single" w:sz="12" w:space="8" w:color="1F3A5F"/>
+        </w:pBdr>
+        <w:shd w:val="clear" w:color="auto" w:fill="F4F6F8"/>
+        <w:ind w:left="200"/>
+      </w:pPr>
+      <w:r>
+        <w:rPr>
+          <w:rFonts w:ascii="Courier New" w:eastAsia="Courier New" w:hAnsi="Courier New" w:cs="Courier New"/>
+          <w:sz w:val="18"/>
+          <w:szCs w:val="18"/>
+        </w:rPr>
+        <w:t xml:space="preserve">        strict_mask = ~relaxed_labels.apply(is_flaky, axis=1)</w:t>
+      </w:r>
+    </w:p>
+    <w:p>
+      <w:pPr>
+        <w:keepLines/>
+        <w:pBdr>
+          <w:left w:val="single" w:sz="12" w:space="8" w:color="1F3A5F"/>
+        </w:pBdr>
+        <w:shd w:val="clear" w:color="auto" w:fill="F4F6F8"/>
+        <w:ind w:left="200"/>
+      </w:pPr>
+      <w:r>
+        <w:rPr>
+          <w:rFonts w:ascii="Courier New" w:eastAsia="Courier New" w:hAnsi="Courier New" w:cs="Courier New"/>
+          <w:sz w:val="18"/>
+          <w:szCs w:val="18"/>
+        </w:rPr>
+        <w:t xml:space="preserve">        strict_labels = relaxed_labels[strict_mask][['run_id', 'test_id']].copy()</w:t>
       </w:r>
     </w:p>
     <w:p>
@@ -41187,10 +41659,439 @@
         <w:jc w:val="both"/>
       </w:pPr>
       <w:r>
-        <w:rPr>
-          <w:highlight w:val="yellow"/>
-        </w:rPr>
-        <w:t>[Insert the freshness-guard excerpt from the repository.]</w:t>
+        <w:t xml:space="preserve">The corresponding excerpt from the repository (analysis/check_freshness.py) compares the modification time of each derived artifact with each of its inputs and reports every artifact that is older; make tables runs it first.</w:t>
+      </w:r>
+    </w:p>
+    <w:p>
+      <w:pPr>
+        <w:keepNext/>
+        <w:spacing w:before="160" w:after="60"/>
+      </w:pPr>
+      <w:r>
+        <w:rPr>
+          <w:i/>
+          <w:iCs/>
+          <w:sz w:val="20"/>
+          <w:szCs w:val="20"/>
+        </w:rPr>
+        <w:t>Listing A.3b Excerpt from analysis/check_freshness.py</w:t>
+      </w:r>
+    </w:p>
+    <w:p>
+      <w:pPr>
+        <w:keepNext/>
+        <w:keepLines/>
+        <w:pBdr>
+          <w:left w:val="single" w:sz="12" w:space="8" w:color="1F3A5F"/>
+        </w:pBdr>
+        <w:shd w:val="clear" w:color="auto" w:fill="F4F6F8"/>
+        <w:ind w:left="200"/>
+      </w:pPr>
+      <w:r>
+        <w:rPr>
+          <w:rFonts w:ascii="Courier New" w:eastAsia="Courier New" w:hAnsi="Courier New" w:cs="Courier New"/>
+          <w:sz w:val="18"/>
+          <w:szCs w:val="18"/>
+        </w:rPr>
+        <w:t xml:space="preserve">    for artifact, inputs in sorted(table.items()):</w:t>
+      </w:r>
+    </w:p>
+    <w:p>
+      <w:pPr>
+        <w:keepNext/>
+        <w:keepLines/>
+        <w:pBdr>
+          <w:left w:val="single" w:sz="12" w:space="8" w:color="1F3A5F"/>
+        </w:pBdr>
+        <w:shd w:val="clear" w:color="auto" w:fill="F4F6F8"/>
+        <w:ind w:left="200"/>
+      </w:pPr>
+      <w:r>
+        <w:rPr>
+          <w:rFonts w:ascii="Courier New" w:eastAsia="Courier New" w:hAnsi="Courier New" w:cs="Courier New"/>
+          <w:sz w:val="18"/>
+          <w:szCs w:val="18"/>
+        </w:rPr>
+        <w:t xml:space="preserve">        artifact_path = root / artifact</w:t>
+      </w:r>
+    </w:p>
+    <w:p>
+      <w:pPr>
+        <w:keepNext/>
+        <w:keepLines/>
+        <w:pBdr>
+          <w:left w:val="single" w:sz="12" w:space="8" w:color="1F3A5F"/>
+        </w:pBdr>
+        <w:shd w:val="clear" w:color="auto" w:fill="F4F6F8"/>
+        <w:ind w:left="200"/>
+      </w:pPr>
+      <w:r>
+        <w:rPr>
+          <w:rFonts w:ascii="Courier New" w:eastAsia="Courier New" w:hAnsi="Courier New" w:cs="Courier New"/>
+          <w:sz w:val="18"/>
+          <w:szCs w:val="18"/>
+        </w:rPr>
+        <w:t xml:space="preserve">        if not artifact_path.exists():</w:t>
+      </w:r>
+    </w:p>
+    <w:p>
+      <w:pPr>
+        <w:keepNext/>
+        <w:keepLines/>
+        <w:pBdr>
+          <w:left w:val="single" w:sz="12" w:space="8" w:color="1F3A5F"/>
+        </w:pBdr>
+        <w:shd w:val="clear" w:color="auto" w:fill="F4F6F8"/>
+        <w:ind w:left="200"/>
+      </w:pPr>
+      <w:r>
+        <w:rPr>
+          <w:rFonts w:ascii="Courier New" w:eastAsia="Courier New" w:hAnsi="Courier New" w:cs="Courier New"/>
+          <w:sz w:val="18"/>
+          <w:szCs w:val="18"/>
+        </w:rPr>
+        <w:t xml:space="preserve">            skipped.append(f"{artifact} (artifact absent)")</w:t>
+      </w:r>
+    </w:p>
+    <w:p>
+      <w:pPr>
+        <w:keepNext/>
+        <w:keepLines/>
+        <w:pBdr>
+          <w:left w:val="single" w:sz="12" w:space="8" w:color="1F3A5F"/>
+        </w:pBdr>
+        <w:shd w:val="clear" w:color="auto" w:fill="F4F6F8"/>
+        <w:ind w:left="200"/>
+      </w:pPr>
+      <w:r>
+        <w:rPr>
+          <w:rFonts w:ascii="Courier New" w:eastAsia="Courier New" w:hAnsi="Courier New" w:cs="Courier New"/>
+          <w:sz w:val="18"/>
+          <w:szCs w:val="18"/>
+        </w:rPr>
+        <w:t xml:space="preserve">            continue</w:t>
+      </w:r>
+    </w:p>
+    <w:p>
+      <w:pPr>
+        <w:keepNext/>
+        <w:keepLines/>
+        <w:pBdr>
+          <w:left w:val="single" w:sz="12" w:space="8" w:color="1F3A5F"/>
+        </w:pBdr>
+        <w:shd w:val="clear" w:color="auto" w:fill="F4F6F8"/>
+        <w:ind w:left="200"/>
+      </w:pPr>
+      <w:r>
+        <w:rPr>
+          <w:rFonts w:ascii="Courier New" w:eastAsia="Courier New" w:hAnsi="Courier New" w:cs="Courier New"/>
+          <w:sz w:val="18"/>
+          <w:szCs w:val="18"/>
+        </w:rPr>
+        <w:t xml:space="preserve">        artifact_mtime = artifact_path.stat().st_mtime_ns</w:t>
+      </w:r>
+    </w:p>
+    <w:p>
+      <w:pPr>
+        <w:keepNext/>
+        <w:keepLines/>
+        <w:pBdr>
+          <w:left w:val="single" w:sz="12" w:space="8" w:color="1F3A5F"/>
+        </w:pBdr>
+        <w:shd w:val="clear" w:color="auto" w:fill="F4F6F8"/>
+        <w:ind w:left="200"/>
+      </w:pPr>
+      <w:r>
+        <w:rPr>
+          <w:rFonts w:ascii="Courier New" w:eastAsia="Courier New" w:hAnsi="Courier New" w:cs="Courier New"/>
+          <w:sz w:val="18"/>
+          <w:szCs w:val="18"/>
+        </w:rPr>
+        <w:t xml:space="preserve">        for input_name in inputs:</w:t>
+      </w:r>
+    </w:p>
+    <w:p>
+      <w:pPr>
+        <w:keepNext/>
+        <w:keepLines/>
+        <w:pBdr>
+          <w:left w:val="single" w:sz="12" w:space="8" w:color="1F3A5F"/>
+        </w:pBdr>
+        <w:shd w:val="clear" w:color="auto" w:fill="F4F6F8"/>
+        <w:ind w:left="200"/>
+      </w:pPr>
+      <w:r>
+        <w:rPr>
+          <w:rFonts w:ascii="Courier New" w:eastAsia="Courier New" w:hAnsi="Courier New" w:cs="Courier New"/>
+          <w:sz w:val="18"/>
+          <w:szCs w:val="18"/>
+        </w:rPr>
+        <w:t xml:space="preserve">            input_path = root / input_name</w:t>
+      </w:r>
+    </w:p>
+    <w:p>
+      <w:pPr>
+        <w:keepNext/>
+        <w:keepLines/>
+        <w:pBdr>
+          <w:left w:val="single" w:sz="12" w:space="8" w:color="1F3A5F"/>
+        </w:pBdr>
+        <w:shd w:val="clear" w:color="auto" w:fill="F4F6F8"/>
+        <w:ind w:left="200"/>
+      </w:pPr>
+      <w:r>
+        <w:rPr>
+          <w:rFonts w:ascii="Courier New" w:eastAsia="Courier New" w:hAnsi="Courier New" w:cs="Courier New"/>
+          <w:sz w:val="18"/>
+          <w:szCs w:val="18"/>
+        </w:rPr>
+        <w:t xml:space="preserve">            if not input_path.exists():</w:t>
+      </w:r>
+    </w:p>
+    <w:p>
+      <w:pPr>
+        <w:keepNext/>
+        <w:keepLines/>
+        <w:pBdr>
+          <w:left w:val="single" w:sz="12" w:space="8" w:color="1F3A5F"/>
+        </w:pBdr>
+        <w:shd w:val="clear" w:color="auto" w:fill="F4F6F8"/>
+        <w:ind w:left="200"/>
+      </w:pPr>
+      <w:r>
+        <w:rPr>
+          <w:rFonts w:ascii="Courier New" w:eastAsia="Courier New" w:hAnsi="Courier New" w:cs="Courier New"/>
+          <w:sz w:val="18"/>
+          <w:szCs w:val="18"/>
+        </w:rPr>
+        <w:t xml:space="preserve">                skipped.append(f"{artifact} &lt;- {input_name} (input absent)")</w:t>
+      </w:r>
+    </w:p>
+    <w:p>
+      <w:pPr>
+        <w:keepNext/>
+        <w:keepLines/>
+        <w:pBdr>
+          <w:left w:val="single" w:sz="12" w:space="8" w:color="1F3A5F"/>
+        </w:pBdr>
+        <w:shd w:val="clear" w:color="auto" w:fill="F4F6F8"/>
+        <w:ind w:left="200"/>
+      </w:pPr>
+      <w:r>
+        <w:rPr>
+          <w:rFonts w:ascii="Courier New" w:eastAsia="Courier New" w:hAnsi="Courier New" w:cs="Courier New"/>
+          <w:sz w:val="18"/>
+          <w:szCs w:val="18"/>
+        </w:rPr>
+        <w:t xml:space="preserve">                continue</w:t>
+      </w:r>
+    </w:p>
+    <w:p>
+      <w:pPr>
+        <w:keepNext/>
+        <w:keepLines/>
+        <w:pBdr>
+          <w:left w:val="single" w:sz="12" w:space="8" w:color="1F3A5F"/>
+        </w:pBdr>
+        <w:shd w:val="clear" w:color="auto" w:fill="F4F6F8"/>
+        <w:ind w:left="200"/>
+      </w:pPr>
+      <w:r>
+        <w:rPr>
+          <w:rFonts w:ascii="Courier New" w:eastAsia="Courier New" w:hAnsi="Courier New" w:cs="Courier New"/>
+          <w:sz w:val="18"/>
+          <w:szCs w:val="18"/>
+        </w:rPr>
+        <w:t xml:space="preserve">            input_mtime = input_path.stat().st_mtime_ns</w:t>
+      </w:r>
+    </w:p>
+    <w:p>
+      <w:pPr>
+        <w:keepNext/>
+        <w:keepLines/>
+        <w:pBdr>
+          <w:left w:val="single" w:sz="12" w:space="8" w:color="1F3A5F"/>
+        </w:pBdr>
+        <w:shd w:val="clear" w:color="auto" w:fill="F4F6F8"/>
+        <w:ind w:left="200"/>
+      </w:pPr>
+      <w:r>
+        <w:rPr>
+          <w:rFonts w:ascii="Courier New" w:eastAsia="Courier New" w:hAnsi="Courier New" w:cs="Courier New"/>
+          <w:sz w:val="18"/>
+          <w:szCs w:val="18"/>
+        </w:rPr>
+        <w:t xml:space="preserve">            if artifact_mtime &lt; input_mtime:</w:t>
+      </w:r>
+    </w:p>
+    <w:p>
+      <w:pPr>
+        <w:keepNext/>
+        <w:keepLines/>
+        <w:pBdr>
+          <w:left w:val="single" w:sz="12" w:space="8" w:color="1F3A5F"/>
+        </w:pBdr>
+        <w:shd w:val="clear" w:color="auto" w:fill="F4F6F8"/>
+        <w:ind w:left="200"/>
+      </w:pPr>
+      <w:r>
+        <w:rPr>
+          <w:rFonts w:ascii="Courier New" w:eastAsia="Courier New" w:hAnsi="Courier New" w:cs="Courier New"/>
+          <w:sz w:val="18"/>
+          <w:szCs w:val="18"/>
+        </w:rPr>
+        <w:t xml:space="preserve">                findings.append(</w:t>
+      </w:r>
+    </w:p>
+    <w:p>
+      <w:pPr>
+        <w:keepNext/>
+        <w:keepLines/>
+        <w:pBdr>
+          <w:left w:val="single" w:sz="12" w:space="8" w:color="1F3A5F"/>
+        </w:pBdr>
+        <w:shd w:val="clear" w:color="auto" w:fill="F4F6F8"/>
+        <w:ind w:left="200"/>
+      </w:pPr>
+      <w:r>
+        <w:rPr>
+          <w:rFonts w:ascii="Courier New" w:eastAsia="Courier New" w:hAnsi="Courier New" w:cs="Courier New"/>
+          <w:sz w:val="18"/>
+          <w:szCs w:val="18"/>
+        </w:rPr>
+        <w:t xml:space="preserve">                    Staleness(</w:t>
+      </w:r>
+    </w:p>
+    <w:p>
+      <w:pPr>
+        <w:keepNext/>
+        <w:keepLines/>
+        <w:pBdr>
+          <w:left w:val="single" w:sz="12" w:space="8" w:color="1F3A5F"/>
+        </w:pBdr>
+        <w:shd w:val="clear" w:color="auto" w:fill="F4F6F8"/>
+        <w:ind w:left="200"/>
+      </w:pPr>
+      <w:r>
+        <w:rPr>
+          <w:rFonts w:ascii="Courier New" w:eastAsia="Courier New" w:hAnsi="Courier New" w:cs="Courier New"/>
+          <w:sz w:val="18"/>
+          <w:szCs w:val="18"/>
+        </w:rPr>
+        <w:t xml:space="preserve">                        artifact=artifact,</w:t>
+      </w:r>
+    </w:p>
+    <w:p>
+      <w:pPr>
+        <w:keepNext/>
+        <w:keepLines/>
+        <w:pBdr>
+          <w:left w:val="single" w:sz="12" w:space="8" w:color="1F3A5F"/>
+        </w:pBdr>
+        <w:shd w:val="clear" w:color="auto" w:fill="F4F6F8"/>
+        <w:ind w:left="200"/>
+      </w:pPr>
+      <w:r>
+        <w:rPr>
+          <w:rFonts w:ascii="Courier New" w:eastAsia="Courier New" w:hAnsi="Courier New" w:cs="Courier New"/>
+          <w:sz w:val="18"/>
+          <w:szCs w:val="18"/>
+        </w:rPr>
+        <w:t xml:space="preserve">                        artifact_mtime_ns=artifact_mtime,</w:t>
+      </w:r>
+    </w:p>
+    <w:p>
+      <w:pPr>
+        <w:keepNext/>
+        <w:keepLines/>
+        <w:pBdr>
+          <w:left w:val="single" w:sz="12" w:space="8" w:color="1F3A5F"/>
+        </w:pBdr>
+        <w:shd w:val="clear" w:color="auto" w:fill="F4F6F8"/>
+        <w:ind w:left="200"/>
+      </w:pPr>
+      <w:r>
+        <w:rPr>
+          <w:rFonts w:ascii="Courier New" w:eastAsia="Courier New" w:hAnsi="Courier New" w:cs="Courier New"/>
+          <w:sz w:val="18"/>
+          <w:szCs w:val="18"/>
+        </w:rPr>
+        <w:t xml:space="preserve">                        input_name=input_name,</w:t>
+      </w:r>
+    </w:p>
+    <w:p>
+      <w:pPr>
+        <w:keepNext/>
+        <w:keepLines/>
+        <w:pBdr>
+          <w:left w:val="single" w:sz="12" w:space="8" w:color="1F3A5F"/>
+        </w:pBdr>
+        <w:shd w:val="clear" w:color="auto" w:fill="F4F6F8"/>
+        <w:ind w:left="200"/>
+      </w:pPr>
+      <w:r>
+        <w:rPr>
+          <w:rFonts w:ascii="Courier New" w:eastAsia="Courier New" w:hAnsi="Courier New" w:cs="Courier New"/>
+          <w:sz w:val="18"/>
+          <w:szCs w:val="18"/>
+        </w:rPr>
+        <w:t xml:space="preserve">                        input_mtime_ns=input_mtime,</w:t>
+      </w:r>
+    </w:p>
+    <w:p>
+      <w:pPr>
+        <w:keepNext/>
+        <w:keepLines/>
+        <w:pBdr>
+          <w:left w:val="single" w:sz="12" w:space="8" w:color="1F3A5F"/>
+        </w:pBdr>
+        <w:shd w:val="clear" w:color="auto" w:fill="F4F6F8"/>
+        <w:ind w:left="200"/>
+      </w:pPr>
+      <w:r>
+        <w:rPr>
+          <w:rFonts w:ascii="Courier New" w:eastAsia="Courier New" w:hAnsi="Courier New" w:cs="Courier New"/>
+          <w:sz w:val="18"/>
+          <w:szCs w:val="18"/>
+        </w:rPr>
+        <w:t xml:space="preserve">                    )</w:t>
+      </w:r>
+    </w:p>
+    <w:p>
+      <w:pPr>
+        <w:keepNext/>
+        <w:keepLines/>
+        <w:pBdr>
+          <w:left w:val="single" w:sz="12" w:space="8" w:color="1F3A5F"/>
+        </w:pBdr>
+        <w:shd w:val="clear" w:color="auto" w:fill="F4F6F8"/>
+        <w:ind w:left="200"/>
+      </w:pPr>
+      <w:r>
+        <w:rPr>
+          <w:rFonts w:ascii="Courier New" w:eastAsia="Courier New" w:hAnsi="Courier New" w:cs="Courier New"/>
+          <w:sz w:val="18"/>
+          <w:szCs w:val="18"/>
+        </w:rPr>
+        <w:t xml:space="preserve">                )</w:t>
+      </w:r>
+    </w:p>
+    <w:p>
+      <w:pPr>
+        <w:keepLines/>
+        <w:pBdr>
+          <w:left w:val="single" w:sz="12" w:space="8" w:color="1F3A5F"/>
+        </w:pBdr>
+        <w:shd w:val="clear" w:color="auto" w:fill="F4F6F8"/>
+        <w:ind w:left="200"/>
+      </w:pPr>
+      <w:r>
+        <w:rPr>
+          <w:rFonts w:ascii="Courier New" w:eastAsia="Courier New" w:hAnsi="Courier New" w:cs="Courier New"/>
+          <w:sz w:val="18"/>
+          <w:szCs w:val="18"/>
+        </w:rPr>
+        <w:t xml:space="preserve">    return findings, skipped</w:t>
       </w:r>
     </w:p>
     <w:p>
@@ -41335,10 +42236,135 @@
         <w:jc w:val="both"/>
       </w:pPr>
       <w:r>
-        <w:rPr>
-          <w:highlight w:val="yellow"/>
-        </w:rPr>
-        <w:t xml:space="preserve">[Insert a short usage example of normalize_test_id() from the repository, showing one Java and one pytest input and their canonical outputs.]</w:t>
+        <w:t xml:space="preserve">Listing A.5 shows normalize_test_id() on one Java and one pytest identifier taken from the corpus, and on a Gradle console line from the contract tests; each output is the canonical test_id (class#method for Java, path::name for Python), with parameters removed.</w:t>
+      </w:r>
+    </w:p>
+    <w:p>
+      <w:pPr>
+        <w:keepNext/>
+        <w:spacing w:before="160" w:after="60"/>
+      </w:pPr>
+      <w:r>
+        <w:rPr>
+          <w:i/>
+          <w:iCs/>
+          <w:sz w:val="20"/>
+          <w:szCs w:val="20"/>
+        </w:rPr>
+        <w:t>Listing A.5 normalize_test_id() inputs and canonical outputs (src/parse/test_ids.py)</w:t>
+      </w:r>
+    </w:p>
+    <w:p>
+      <w:pPr>
+        <w:keepNext/>
+        <w:keepLines/>
+        <w:pBdr>
+          <w:left w:val="single" w:sz="12" w:space="8" w:color="1F3A5F"/>
+        </w:pBdr>
+        <w:shd w:val="clear" w:color="auto" w:fill="F4F6F8"/>
+        <w:ind w:left="200"/>
+      </w:pPr>
+      <w:r>
+        <w:rPr>
+          <w:rFonts w:ascii="Courier New" w:eastAsia="Courier New" w:hAnsi="Courier New" w:cs="Courier New"/>
+          <w:sz w:val="18"/>
+          <w:szCs w:val="18"/>
+        </w:rPr>
+        <w:t xml:space="preserve">org.apache.zeppelin.integration.PersonalizeActionsIT#testDynamicFormAction</w:t>
+      </w:r>
+    </w:p>
+    <w:p>
+      <w:pPr>
+        <w:keepNext/>
+        <w:keepLines/>
+        <w:pBdr>
+          <w:left w:val="single" w:sz="12" w:space="8" w:color="1F3A5F"/>
+        </w:pBdr>
+        <w:shd w:val="clear" w:color="auto" w:fill="F4F6F8"/>
+        <w:ind w:left="200"/>
+      </w:pPr>
+      <w:r>
+        <w:rPr>
+          <w:rFonts w:ascii="Courier New" w:eastAsia="Courier New" w:hAnsi="Courier New" w:cs="Courier New"/>
+          <w:sz w:val="18"/>
+          <w:szCs w:val="18"/>
+        </w:rPr>
+        <w:t xml:space="preserve">  -&gt; org.apache.zeppelin.integration.PersonalizeActionsIT#testDynamicFormAction</w:t>
+      </w:r>
+    </w:p>
+    <w:p>
+      <w:pPr>
+        <w:keepNext/>
+        <w:keepLines/>
+        <w:pBdr>
+          <w:left w:val="single" w:sz="12" w:space="8" w:color="1F3A5F"/>
+        </w:pBdr>
+        <w:shd w:val="clear" w:color="auto" w:fill="F4F6F8"/>
+        <w:ind w:left="200"/>
+      </w:pPr>
+      <w:r>
+        <w:rPr>
+          <w:rFonts w:ascii="Courier New" w:eastAsia="Courier New" w:hAnsi="Courier New" w:cs="Courier New"/>
+          <w:sz w:val="18"/>
+          <w:szCs w:val="18"/>
+        </w:rPr>
+        <w:t xml:space="preserve">tests/ops/test_parallax.py::test_parallel</w:t>
+      </w:r>
+    </w:p>
+    <w:p>
+      <w:pPr>
+        <w:keepNext/>
+        <w:keepLines/>
+        <w:pBdr>
+          <w:left w:val="single" w:sz="12" w:space="8" w:color="1F3A5F"/>
+        </w:pBdr>
+        <w:shd w:val="clear" w:color="auto" w:fill="F4F6F8"/>
+        <w:ind w:left="200"/>
+      </w:pPr>
+      <w:r>
+        <w:rPr>
+          <w:rFonts w:ascii="Courier New" w:eastAsia="Courier New" w:hAnsi="Courier New" w:cs="Courier New"/>
+          <w:sz w:val="18"/>
+          <w:szCs w:val="18"/>
+        </w:rPr>
+        <w:t xml:space="preserve">  -&gt; tests/ops/test_parallax.py::test_parallel</w:t>
+      </w:r>
+    </w:p>
+    <w:p>
+      <w:pPr>
+        <w:keepNext/>
+        <w:keepLines/>
+        <w:pBdr>
+          <w:left w:val="single" w:sz="12" w:space="8" w:color="1F3A5F"/>
+        </w:pBdr>
+        <w:shd w:val="clear" w:color="auto" w:fill="F4F6F8"/>
+        <w:ind w:left="200"/>
+      </w:pPr>
+      <w:r>
+        <w:rPr>
+          <w:rFonts w:ascii="Courier New" w:eastAsia="Courier New" w:hAnsi="Courier New" w:cs="Courier New"/>
+          <w:sz w:val="18"/>
+          <w:szCs w:val="18"/>
+        </w:rPr>
+        <w:t xml:space="preserve">com.example.FooTest &gt; testBar(String) [1] FAILED</w:t>
+      </w:r>
+    </w:p>
+    <w:p>
+      <w:pPr>
+        <w:keepLines/>
+        <w:pBdr>
+          <w:left w:val="single" w:sz="12" w:space="8" w:color="1F3A5F"/>
+        </w:pBdr>
+        <w:shd w:val="clear" w:color="auto" w:fill="F4F6F8"/>
+        <w:ind w:left="200"/>
+      </w:pPr>
+      <w:r>
+        <w:rPr>
+          <w:rFonts w:ascii="Courier New" w:eastAsia="Courier New" w:hAnsi="Courier New" w:cs="Courier New"/>
+          <w:sz w:val="18"/>
+          <w:szCs w:val="18"/>
+        </w:rPr>
+        <w:t xml:space="preserve">  -&gt; com.example.FooTest#testBar</w:t>
       </w:r>
     </w:p>
     <w:p>
@@ -42228,7 +43254,7 @@
         <w:rPr>
           <w:highlight w:val="yellow"/>
         </w:rPr>
-        <w:t>[Insert additional screenshots here if required: further dashboard panels, sample parsed-outcome rows and a sample release-bundle file listing.]</w:t>
+        <w:t>[Insert screenshots: demo site Overview tab and demo site Live run blast-radius picture (files docs/screenshots/figA8_demo_overview.png and figA8_demo_liverun.png).]</w:t>
       </w:r>
     </w:p>
     <w:sectPr>

--- a/BlastRadius_Project1_Report.docx
+++ b/BlastRadius_Project1_Report.docx
@@ -31354,20 +31354,99 @@
     <w:p>
       <w:pPr>
         <w:keepNext/>
-        <w:pBdr>
-          <w:left w:val="dashed" w:sz="8" w:space="6" w:color="7F7F7F"/>
-          <w:right w:val="dashed" w:sz="8" w:space="6" w:color="7F7F7F"/>
-        </w:pBdr>
-        <w:spacing w:line="276" w:lineRule="auto"/>
+        <w:spacing w:before="200" w:after="60"/>
         <w:jc w:val="center"/>
       </w:pPr>
       <w:r>
         <w:rPr>
-          <w:sz w:val="22"/>
-          <w:szCs w:val="22"/>
-          <w:highlight w:val="yellow"/>
-        </w:rPr>
-        <w:t>[Insert screenshot: dashboard panels]</w:t>
+          <w:noProof/>
+        </w:rPr>
+        <w:drawing>
+          <wp:inline distT="0" distB="0" distL="0" distR="0">
+            <wp:extent cx="4297680" cy="5924658"/>
+            <wp:effectExtent l="0" t="0" r="0" b="0"/>
+            <wp:docPr id="9400" name="fig6_4a_dashboard" descr="fig6_4a_dashboard"/>
+            <wp:cNvGraphicFramePr>
+              <a:graphicFrameLocks xmlns:a="http://schemas.openxmlformats.org/drawingml/2006/main" noChangeAspect="1"/>
+            </wp:cNvGraphicFramePr>
+            <a:graphic xmlns:a="http://schemas.openxmlformats.org/drawingml/2006/main">
+              <a:graphicData uri="http://schemas.openxmlformats.org/drawingml/2006/picture">
+                <pic:pic xmlns:pic="http://schemas.openxmlformats.org/drawingml/2006/picture">
+                  <pic:nvPicPr>
+                    <pic:cNvPr id="0" name=""/>
+                    <pic:cNvPicPr>
+                      <a:picLocks noChangeAspect="1"/>
+                    </pic:cNvPicPr>
+                  </pic:nvPicPr>
+                  <pic:blipFill>
+                    <a:blip r:embed="rIdBRfig6_4a_dashboard"/>
+                    <a:stretch>
+                      <a:fillRect/>
+                    </a:stretch>
+                  </pic:blipFill>
+                  <pic:spPr>
+                    <a:xfrm>
+                      <a:off x="0" y="0"/>
+                      <a:ext cx="4297680" cy="5924658"/>
+                    </a:xfrm>
+                    <a:prstGeom prst="rect">
+                      <a:avLst/>
+                    </a:prstGeom>
+                  </pic:spPr>
+                </pic:pic>
+              </a:graphicData>
+            </a:graphic>
+          </wp:inline>
+        </w:drawing>
+      </w:r>
+    </w:p>
+    <w:p>
+      <w:pPr>
+        <w:keepNext/>
+        <w:spacing w:before="200" w:after="60"/>
+        <w:jc w:val="center"/>
+      </w:pPr>
+      <w:r>
+        <w:rPr>
+          <w:noProof/>
+        </w:rPr>
+        <w:drawing>
+          <wp:inline distT="0" distB="0" distL="0" distR="0">
+            <wp:extent cx="4297680" cy="5924658"/>
+            <wp:effectExtent l="0" t="0" r="0" b="0"/>
+            <wp:docPr id="9561" name="fig6_4b_dashboard" descr="fig6_4b_dashboard"/>
+            <wp:cNvGraphicFramePr>
+              <a:graphicFrameLocks xmlns:a="http://schemas.openxmlformats.org/drawingml/2006/main" noChangeAspect="1"/>
+            </wp:cNvGraphicFramePr>
+            <a:graphic xmlns:a="http://schemas.openxmlformats.org/drawingml/2006/main">
+              <a:graphicData uri="http://schemas.openxmlformats.org/drawingml/2006/picture">
+                <pic:pic xmlns:pic="http://schemas.openxmlformats.org/drawingml/2006/picture">
+                  <pic:nvPicPr>
+                    <pic:cNvPr id="0" name=""/>
+                    <pic:cNvPicPr>
+                      <a:picLocks noChangeAspect="1"/>
+                    </pic:cNvPicPr>
+                  </pic:nvPicPr>
+                  <pic:blipFill>
+                    <a:blip r:embed="rIdBRfig6_4b_dashboard"/>
+                    <a:stretch>
+                      <a:fillRect/>
+                    </a:stretch>
+                  </pic:blipFill>
+                  <pic:spPr>
+                    <a:xfrm>
+                      <a:off x="0" y="0"/>
+                      <a:ext cx="4297680" cy="5924658"/>
+                    </a:xfrm>
+                    <a:prstGeom prst="rect">
+                      <a:avLst/>
+                    </a:prstGeom>
+                  </pic:spPr>
+                </pic:pic>
+              </a:graphicData>
+            </a:graphic>
+          </wp:inline>
+        </w:drawing>
       </w:r>
     </w:p>
     <w:p>
@@ -43246,6 +43325,77 @@
     </w:p>
     <w:p>
       <w:pPr>
+        <w:keepNext/>
+        <w:spacing w:before="200" w:after="60"/>
+        <w:jc w:val="center"/>
+      </w:pPr>
+      <w:r>
+        <w:rPr>
+          <w:noProof/>
+        </w:rPr>
+        <w:drawing>
+          <wp:inline distT="0" distB="0" distL="0" distR="0">
+            <wp:extent cx="5486400" cy="5369298"/>
+            <wp:effectExtent l="0" t="0" r="0" b="0"/>
+            <wp:docPr id="9726" name="figA8_demo_overview" descr="figA8_demo_overview"/>
+            <wp:cNvGraphicFramePr>
+              <a:graphicFrameLocks xmlns:a="http://schemas.openxmlformats.org/drawingml/2006/main" noChangeAspect="1"/>
+            </wp:cNvGraphicFramePr>
+            <a:graphic xmlns:a="http://schemas.openxmlformats.org/drawingml/2006/main">
+              <a:graphicData uri="http://schemas.openxmlformats.org/drawingml/2006/picture">
+                <pic:pic xmlns:pic="http://schemas.openxmlformats.org/drawingml/2006/picture">
+                  <pic:nvPicPr>
+                    <pic:cNvPr id="0" name=""/>
+                    <pic:cNvPicPr>
+                      <a:picLocks noChangeAspect="1"/>
+                    </pic:cNvPicPr>
+                  </pic:nvPicPr>
+                  <pic:blipFill>
+                    <a:blip r:embed="rIdBRfigA8_demo_overview"/>
+                    <a:stretch>
+                      <a:fillRect/>
+                    </a:stretch>
+                  </pic:blipFill>
+                  <pic:spPr>
+                    <a:xfrm>
+                      <a:off x="0" y="0"/>
+                      <a:ext cx="5486400" cy="5369298"/>
+                    </a:xfrm>
+                    <a:prstGeom prst="rect">
+                      <a:avLst/>
+                    </a:prstGeom>
+                  </pic:spPr>
+                </pic:pic>
+              </a:graphicData>
+            </a:graphic>
+          </wp:inline>
+        </w:drawing>
+      </w:r>
+    </w:p>
+    <w:p>
+      <w:pPr>
+        <w:spacing w:before="100" w:after="240"/>
+        <w:jc w:val="center"/>
+      </w:pPr>
+      <w:r>
+        <w:rPr>
+          <w:b/>
+          <w:bCs/>
+          <w:sz w:val="20"/>
+          <w:szCs w:val="20"/>
+        </w:rPr>
+        <w:t xml:space="preserve">Fig. A.1 </w:t>
+      </w:r>
+      <w:r>
+        <w:rPr>
+          <w:sz w:val="20"/>
+          <w:szCs w:val="20"/>
+        </w:rPr>
+        <w:t xml:space="preserve">Demo site Overview tab: scale of the corpus and the headline RQ1 finding</w:t>
+      </w:r>
+    </w:p>
+    <w:p>
+      <w:pPr>
         <w:spacing w:after="120" w:line="360" w:lineRule="auto"/>
         <w:ind w:firstLine="720"/>
         <w:jc w:val="both"/>
@@ -43254,7 +43404,7 @@
         <w:rPr>
           <w:highlight w:val="yellow"/>
         </w:rPr>
-        <w:t>[Insert screenshots: demo site Overview tab and demo site Live run blast-radius picture (files docs/screenshots/figA8_demo_overview.png and figA8_demo_liverun.png).]</w:t>
+        <w:t>[Insert screenshot: demo site Live run (recapture from the upgraded site, file docs/screenshots/figA8_demo_liverun.png).]</w:t>
       </w:r>
     </w:p>
     <w:sectPr>

--- a/BlastRadius_Project1_Report.docx
+++ b/BlastRadius_Project1_Report.docx
@@ -15749,7 +15749,7 @@
                 <w:sz w:val="20"/>
                 <w:szCs w:val="20"/>
               </w:rPr>
-              <w:t xml:space="preserve">Done: make all in 9 min 47.23 s against a 15-minute target; make tables regenerates every reported number offline in about eight minutes</w:t>
+              <w:t xml:space="preserve">Done: mini-corpus reproduction 511.09 s of its 900 s budget; whole make all 16 min 35 s including tests; make tables about eight minutes</w:t>
             </w:r>
           </w:p>
         </w:tc>
@@ -30927,16 +30927,25 @@
         <w:jc w:val="both"/>
       </w:pPr>
       <w:r>
-        <w:t xml:space="preserve">The first item demonstrates reproducibility. make all rebuilds the derived artifacts on the three-repository mini-corpus, regenerates the tables and runs the full test suite. On the reference run it completed with exit code 0 in </w:t>
+        <w:t xml:space="preserve">The first item demonstrates reproducibility. make all runs the full test suite and then rebuilds the derived artifacts on the three-repository mini-corpus. The 15-minute budget (target T5.6b, 900 s) governs the reproduction step, not the test suite. On the most recent run (8 October 2026) the reproduction took </w:t>
       </w:r>
       <w:r>
         <w:rPr>
           <w:b/>
         </w:rPr>
-        <w:t xml:space="preserve">9 min 47.23 s</w:t>
-      </w:r>
-      <w:r>
-        <w:t xml:space="preserve">, against a target of under 15 minutes, with 655 tests passed and 1 skipped (the first run, before a graph-query performance fix, took 13 min 59.96 s with 632 passed and 12 skipped; both are inside the budget). The suite has since grown to 782 passing tests with 1 skipped, and make tables regenerates every reported number offline in about eight minutes (7 min 43 s on the final code commit). Because make all takes about ten minutes or more, a prepared recording is shown during the review rather than running it live, and the terminal summary is shown as a still image.</w:t>
+        <w:t xml:space="preserve">511.09 s</w:t>
+      </w:r>
+      <w:r>
+        <w:t xml:space="preserve"> of its 900 s budget (T5.6b met), and make all as a whole exited 0 in </w:t>
+      </w:r>
+      <w:r>
+        <w:rPr>
+          <w:b/>
+        </w:rPr>
+        <w:t xml:space="preserve">16 min 35 s</w:t>
+      </w:r>
+      <w:r>
+        <w:t xml:space="preserve">, because the 787 tests run first (787 passed, 1 skipped in 528.38 s when run on their own). An earlier run on another machine took 9 min 47.23 s in total (655 passed, 1 skipped, after a graph-query performance fix), and the first run took 13 min 59.96 s (632 passed, 12 skipped). make tables alone regenerates every reported number offline in about eight minutes. Because make all takes well over ten minutes, a prepared recording is shown during the review rather than running it live, and the terminal summary is shown as a still image.</w:t>
       </w:r>
     </w:p>
     <w:p>
@@ -31006,355 +31015,7 @@
     <w:p>
       <w:pPr>
         <w:keepNext/>
-        <w:pBdr>
-          <w:top w:val="dashed" w:sz="8" w:space="6" w:color="7F7F7F"/>
-          <w:left w:val="dashed" w:sz="8" w:space="6" w:color="7F7F7F"/>
-          <w:right w:val="dashed" w:sz="8" w:space="6" w:color="7F7F7F"/>
-        </w:pBdr>
-        <w:spacing w:line="276" w:lineRule="auto"/>
-        <w:jc w:val="center"/>
-      </w:pPr>
-    </w:p>
-    <w:p>
-      <w:pPr>
-        <w:keepNext/>
-        <w:pBdr>
-          <w:left w:val="dashed" w:sz="8" w:space="6" w:color="7F7F7F"/>
-          <w:right w:val="dashed" w:sz="8" w:space="6" w:color="7F7F7F"/>
-        </w:pBdr>
-        <w:spacing w:line="276" w:lineRule="auto"/>
-        <w:jc w:val="center"/>
-      </w:pPr>
-    </w:p>
-    <w:p>
-      <w:pPr>
-        <w:keepNext/>
-        <w:pBdr>
-          <w:left w:val="dashed" w:sz="8" w:space="6" w:color="7F7F7F"/>
-          <w:right w:val="dashed" w:sz="8" w:space="6" w:color="7F7F7F"/>
-        </w:pBdr>
-        <w:spacing w:line="276" w:lineRule="auto"/>
-        <w:jc w:val="center"/>
-      </w:pPr>
-    </w:p>
-    <w:p>
-      <w:pPr>
-        <w:keepNext/>
-        <w:pBdr>
-          <w:left w:val="dashed" w:sz="8" w:space="6" w:color="7F7F7F"/>
-          <w:right w:val="dashed" w:sz="8" w:space="6" w:color="7F7F7F"/>
-        </w:pBdr>
-        <w:spacing w:line="276" w:lineRule="auto"/>
-        <w:jc w:val="center"/>
-      </w:pPr>
-    </w:p>
-    <w:p>
-      <w:pPr>
-        <w:keepNext/>
-        <w:pBdr>
-          <w:left w:val="dashed" w:sz="8" w:space="6" w:color="7F7F7F"/>
-          <w:right w:val="dashed" w:sz="8" w:space="6" w:color="7F7F7F"/>
-        </w:pBdr>
-        <w:spacing w:line="276" w:lineRule="auto"/>
-        <w:jc w:val="center"/>
-      </w:pPr>
-      <w:r>
-        <w:rPr>
-          <w:sz w:val="22"/>
-          <w:szCs w:val="22"/>
-          <w:highlight w:val="yellow"/>
-        </w:rPr>
-        <w:t xml:space="preserve">[Insert screenshot: make all terminal summary showing exit 0, elapsed time and the test summary]</w:t>
-      </w:r>
-    </w:p>
-    <w:p>
-      <w:pPr>
-        <w:keepNext/>
-        <w:pBdr>
-          <w:left w:val="dashed" w:sz="8" w:space="6" w:color="7F7F7F"/>
-          <w:right w:val="dashed" w:sz="8" w:space="6" w:color="7F7F7F"/>
-        </w:pBdr>
-        <w:spacing w:line="276" w:lineRule="auto"/>
-        <w:jc w:val="center"/>
-      </w:pPr>
-    </w:p>
-    <w:p>
-      <w:pPr>
-        <w:keepNext/>
-        <w:pBdr>
-          <w:left w:val="dashed" w:sz="8" w:space="6" w:color="7F7F7F"/>
-          <w:right w:val="dashed" w:sz="8" w:space="6" w:color="7F7F7F"/>
-        </w:pBdr>
-        <w:spacing w:line="276" w:lineRule="auto"/>
-        <w:jc w:val="center"/>
-      </w:pPr>
-    </w:p>
-    <w:p>
-      <w:pPr>
-        <w:keepNext/>
-        <w:pBdr>
-          <w:left w:val="dashed" w:sz="8" w:space="6" w:color="7F7F7F"/>
-          <w:bottom w:val="dashed" w:sz="8" w:space="6" w:color="7F7F7F"/>
-          <w:right w:val="dashed" w:sz="8" w:space="6" w:color="7F7F7F"/>
-        </w:pBdr>
-        <w:spacing w:line="276" w:lineRule="auto"/>
-        <w:jc w:val="center"/>
-      </w:pPr>
-    </w:p>
-    <w:p>
-      <w:pPr>
-        <w:spacing w:before="100" w:after="240"/>
-        <w:jc w:val="center"/>
-      </w:pPr>
-      <w:r>
-        <w:rPr>
-          <w:b/>
-          <w:bCs/>
-          <w:sz w:val="20"/>
-          <w:szCs w:val="20"/>
-        </w:rPr>
-        <w:t xml:space="preserve">Fig. 6.2 </w:t>
-      </w:r>
-      <w:r>
-        <w:rPr>
-          <w:sz w:val="20"/>
-          <w:szCs w:val="20"/>
-        </w:rPr>
-        <w:t>Terminal Summary of make all on the Mini-Corpus</w:t>
-      </w:r>
-    </w:p>
-    <w:p>
-      <w:pPr>
-        <w:pStyle w:val="Heading2"/>
-        <w:keepNext/>
-        <w:spacing w:before="240" w:after="120" w:line="360" w:lineRule="auto"/>
-      </w:pPr>
-      <w:r>
-        <w:t>6.2 Regenerating Tables and the Freshness Guard</w:t>
-      </w:r>
-    </w:p>
-    <w:p>
-      <w:pPr>
-        <w:spacing w:after="120" w:line="360" w:lineRule="auto"/>
-        <w:ind w:firstLine="720"/>
-        <w:jc w:val="both"/>
-      </w:pPr>
-      <w:r>
-        <w:t xml:space="preserve">The second item shows </w:t>
-      </w:r>
-      <w:r>
-        <w:rPr>
-          <w:rFonts w:ascii="Courier New" w:eastAsia="Courier New" w:hAnsi="Courier New" w:cs="Courier New"/>
-          <w:sz w:val="21"/>
-          <w:szCs w:val="21"/>
-        </w:rPr>
-        <w:t>make tables</w:t>
-      </w:r>
-      <w:r>
-        <w:t xml:space="preserve"> regenerating every reported table from raw data, and then shows the freshness guard refusing to run. To trigger the guard, an input file is touched so that it becomes newer than a derived artifact that depends on it; the next invocation of </w:t>
-      </w:r>
-      <w:r>
-        <w:rPr>
-          <w:rFonts w:ascii="Courier New" w:eastAsia="Courier New" w:hAnsi="Courier New" w:cs="Courier New"/>
-          <w:sz w:val="21"/>
-          <w:szCs w:val="21"/>
-        </w:rPr>
-        <w:t>make tables</w:t>
-      </w:r>
-      <w:r>
-        <w:t xml:space="preserve"> stops with an error naming the stale artifact instead of printing numbers. This demonstrates the lesson of the October rebuild described in Section 7.1: a table script that silently reads a stale file produces plausible but wrong numbers, and the only defence is an explicit check.</w:t>
-      </w:r>
-    </w:p>
-    <w:p>
-      <w:pPr>
-        <w:keepNext/>
-        <w:spacing w:before="200"/>
-      </w:pPr>
-    </w:p>
-    <w:p>
-      <w:pPr>
-        <w:keepNext/>
-        <w:pBdr>
-          <w:top w:val="dashed" w:sz="8" w:space="6" w:color="7F7F7F"/>
-          <w:left w:val="dashed" w:sz="8" w:space="6" w:color="7F7F7F"/>
-          <w:right w:val="dashed" w:sz="8" w:space="6" w:color="7F7F7F"/>
-        </w:pBdr>
-        <w:spacing w:line="276" w:lineRule="auto"/>
-        <w:jc w:val="center"/>
-      </w:pPr>
-    </w:p>
-    <w:p>
-      <w:pPr>
-        <w:keepNext/>
-        <w:pBdr>
-          <w:left w:val="dashed" w:sz="8" w:space="6" w:color="7F7F7F"/>
-          <w:right w:val="dashed" w:sz="8" w:space="6" w:color="7F7F7F"/>
-        </w:pBdr>
-        <w:spacing w:line="276" w:lineRule="auto"/>
-        <w:jc w:val="center"/>
-      </w:pPr>
-    </w:p>
-    <w:p>
-      <w:pPr>
-        <w:keepNext/>
-        <w:pBdr>
-          <w:left w:val="dashed" w:sz="8" w:space="6" w:color="7F7F7F"/>
-          <w:right w:val="dashed" w:sz="8" w:space="6" w:color="7F7F7F"/>
-        </w:pBdr>
-        <w:spacing w:line="276" w:lineRule="auto"/>
-        <w:jc w:val="center"/>
-      </w:pPr>
-    </w:p>
-    <w:p>
-      <w:pPr>
-        <w:keepNext/>
-        <w:pBdr>
-          <w:left w:val="dashed" w:sz="8" w:space="6" w:color="7F7F7F"/>
-          <w:right w:val="dashed" w:sz="8" w:space="6" w:color="7F7F7F"/>
-        </w:pBdr>
-        <w:spacing w:line="276" w:lineRule="auto"/>
-        <w:jc w:val="center"/>
-      </w:pPr>
-      <w:r>
-        <w:rPr>
-          <w:sz w:val="22"/>
-          <w:szCs w:val="22"/>
-          <w:highlight w:val="yellow"/>
-        </w:rPr>
-        <w:t xml:space="preserve">[Insert screenshot: freshness-guard error message from make tables]</w:t>
-      </w:r>
-    </w:p>
-    <w:p>
-      <w:pPr>
-        <w:keepNext/>
-        <w:pBdr>
-          <w:left w:val="dashed" w:sz="8" w:space="6" w:color="7F7F7F"/>
-          <w:right w:val="dashed" w:sz="8" w:space="6" w:color="7F7F7F"/>
-        </w:pBdr>
-        <w:spacing w:line="276" w:lineRule="auto"/>
-        <w:jc w:val="center"/>
-      </w:pPr>
-    </w:p>
-    <w:p>
-      <w:pPr>
-        <w:keepNext/>
-        <w:pBdr>
-          <w:left w:val="dashed" w:sz="8" w:space="6" w:color="7F7F7F"/>
-          <w:right w:val="dashed" w:sz="8" w:space="6" w:color="7F7F7F"/>
-        </w:pBdr>
-        <w:spacing w:line="276" w:lineRule="auto"/>
-        <w:jc w:val="center"/>
-      </w:pPr>
-    </w:p>
-    <w:p>
-      <w:pPr>
-        <w:keepNext/>
-        <w:pBdr>
-          <w:left w:val="dashed" w:sz="8" w:space="6" w:color="7F7F7F"/>
-          <w:bottom w:val="dashed" w:sz="8" w:space="6" w:color="7F7F7F"/>
-          <w:right w:val="dashed" w:sz="8" w:space="6" w:color="7F7F7F"/>
-        </w:pBdr>
-        <w:spacing w:line="276" w:lineRule="auto"/>
-        <w:jc w:val="center"/>
-      </w:pPr>
-    </w:p>
-    <w:p>
-      <w:pPr>
-        <w:spacing w:before="100" w:after="240"/>
-        <w:jc w:val="center"/>
-      </w:pPr>
-      <w:r>
-        <w:rPr>
-          <w:b/>
-          <w:bCs/>
-          <w:sz w:val="20"/>
-          <w:szCs w:val="20"/>
-        </w:rPr>
-        <w:t xml:space="preserve">Fig. 6.3 </w:t>
-      </w:r>
-      <w:r>
-        <w:rPr>
-          <w:sz w:val="20"/>
-          <w:szCs w:val="20"/>
-        </w:rPr>
-        <w:t>Freshness Guard Refusing to Run on a Stale Artifact</w:t>
-      </w:r>
-    </w:p>
-    <w:p>
-      <w:pPr>
-        <w:pStyle w:val="Heading2"/>
-        <w:keepNext/>
-        <w:spacing w:before="240" w:after="120" w:line="360" w:lineRule="auto"/>
-      </w:pPr>
-      <w:r>
-        <w:t>6.3 Corpus Dashboard</w:t>
-      </w:r>
-    </w:p>
-    <w:p>
-      <w:pPr>
-        <w:spacing w:after="120" w:line="360" w:lineRule="auto"/>
-        <w:ind w:firstLine="720"/>
-        <w:jc w:val="both"/>
-      </w:pPr>
-      <w:r>
-        <w:t xml:space="preserve">The third item is the Streamlit corpus dashboard. Its eight read-only panels summarise the corpus so that any team member can check its health without running scripts. During the demonstration the panels are used to show the size and composition of the corpus and to explain how monitoring during the harvest made it possible to notice problems, such as repositories that produce no parseable outcomes, while there was still time to act.</w:t>
-      </w:r>
-    </w:p>
-    <w:p>
-      <w:pPr>
-        <w:keepNext/>
-        <w:spacing w:before="200"/>
-      </w:pPr>
-    </w:p>
-    <w:p>
-      <w:pPr>
-        <w:keepNext/>
-        <w:pBdr>
-          <w:top w:val="dashed" w:sz="8" w:space="6" w:color="7F7F7F"/>
-          <w:left w:val="dashed" w:sz="8" w:space="6" w:color="7F7F7F"/>
-          <w:right w:val="dashed" w:sz="8" w:space="6" w:color="7F7F7F"/>
-        </w:pBdr>
-        <w:spacing w:line="276" w:lineRule="auto"/>
-        <w:jc w:val="center"/>
-      </w:pPr>
-    </w:p>
-    <w:p>
-      <w:pPr>
-        <w:keepNext/>
-        <w:pBdr>
-          <w:left w:val="dashed" w:sz="8" w:space="6" w:color="7F7F7F"/>
-          <w:right w:val="dashed" w:sz="8" w:space="6" w:color="7F7F7F"/>
-        </w:pBdr>
-        <w:spacing w:line="276" w:lineRule="auto"/>
-        <w:jc w:val="center"/>
-      </w:pPr>
-    </w:p>
-    <w:p>
-      <w:pPr>
-        <w:keepNext/>
-        <w:pBdr>
-          <w:left w:val="dashed" w:sz="8" w:space="6" w:color="7F7F7F"/>
-          <w:right w:val="dashed" w:sz="8" w:space="6" w:color="7F7F7F"/>
-        </w:pBdr>
-        <w:spacing w:line="276" w:lineRule="auto"/>
-        <w:jc w:val="center"/>
-      </w:pPr>
-    </w:p>
-    <w:p>
-      <w:pPr>
-        <w:keepNext/>
-        <w:pBdr>
-          <w:left w:val="dashed" w:sz="8" w:space="6" w:color="7F7F7F"/>
-          <w:right w:val="dashed" w:sz="8" w:space="6" w:color="7F7F7F"/>
-        </w:pBdr>
-        <w:spacing w:line="276" w:lineRule="auto"/>
-        <w:jc w:val="center"/>
-      </w:pPr>
-    </w:p>
-    <w:p>
-      <w:pPr>
-        <w:keepNext/>
-        <w:spacing w:before="200" w:after="60"/>
+        <w:spacing w:before="160" w:after="60"/>
         <w:jc w:val="center"/>
       </w:pPr>
       <w:r>
@@ -31363,9 +31024,9 @@
         </w:rPr>
         <w:drawing>
           <wp:inline distT="0" distB="0" distL="0" distR="0">
-            <wp:extent cx="4297680" cy="5924658"/>
+            <wp:extent cx="5486400" cy="3034331"/>
             <wp:effectExtent l="0" t="0" r="0" b="0"/>
-            <wp:docPr id="9400" name="fig6_4a_dashboard" descr="fig6_4a_dashboard"/>
+            <wp:docPr id="9721" name="fig6_2_make_all" descr="fig6_2_make_all"/>
             <wp:cNvGraphicFramePr>
               <a:graphicFrameLocks xmlns:a="http://schemas.openxmlformats.org/drawingml/2006/main" noChangeAspect="1"/>
             </wp:cNvGraphicFramePr>
@@ -31379,7 +31040,7 @@
                     </pic:cNvPicPr>
                   </pic:nvPicPr>
                   <pic:blipFill>
-                    <a:blip r:embed="rIdBRfig6_4a_dashboard"/>
+                    <a:blip r:embed="rIdBRfig6_2_make_all"/>
                     <a:stretch>
                       <a:fillRect/>
                     </a:stretch>
@@ -31387,7 +31048,7 @@
                   <pic:spPr>
                     <a:xfrm>
                       <a:off x="0" y="0"/>
-                      <a:ext cx="4297680" cy="5924658"/>
+                      <a:ext cx="5486400" cy="3034331"/>
                     </a:xfrm>
                     <a:prstGeom prst="rect">
                       <a:avLst/>
@@ -31402,8 +31063,78 @@
     </w:p>
     <w:p>
       <w:pPr>
+        <w:spacing w:before="100" w:after="240"/>
+        <w:jc w:val="center"/>
+      </w:pPr>
+      <w:r>
+        <w:rPr>
+          <w:b/>
+          <w:bCs/>
+          <w:sz w:val="20"/>
+          <w:szCs w:val="20"/>
+        </w:rPr>
+        <w:t xml:space="preserve">Fig. 6.2 </w:t>
+      </w:r>
+      <w:r>
+        <w:rPr>
+          <w:sz w:val="20"/>
+          <w:szCs w:val="20"/>
+        </w:rPr>
+        <w:t>Terminal Summary of make all on the Mini-Corpus</w:t>
+      </w:r>
+    </w:p>
+    <w:p>
+      <w:pPr>
+        <w:pStyle w:val="Heading2"/>
         <w:keepNext/>
-        <w:spacing w:before="200" w:after="60"/>
+        <w:spacing w:before="240" w:after="120" w:line="360" w:lineRule="auto"/>
+      </w:pPr>
+      <w:r>
+        <w:t>6.2 Regenerating Tables and the Freshness Guard</w:t>
+      </w:r>
+    </w:p>
+    <w:p>
+      <w:pPr>
+        <w:spacing w:after="120" w:line="360" w:lineRule="auto"/>
+        <w:ind w:firstLine="720"/>
+        <w:jc w:val="both"/>
+      </w:pPr>
+      <w:r>
+        <w:t xml:space="preserve">The second item shows </w:t>
+      </w:r>
+      <w:r>
+        <w:rPr>
+          <w:rFonts w:ascii="Courier New" w:eastAsia="Courier New" w:hAnsi="Courier New" w:cs="Courier New"/>
+          <w:sz w:val="21"/>
+          <w:szCs w:val="21"/>
+        </w:rPr>
+        <w:t>make tables</w:t>
+      </w:r>
+      <w:r>
+        <w:t xml:space="preserve"> regenerating every reported table from raw data, and then shows the freshness guard refusing to run. To trigger the guard, an input file is touched so that it becomes newer than a derived artifact that depends on it; the next invocation of </w:t>
+      </w:r>
+      <w:r>
+        <w:rPr>
+          <w:rFonts w:ascii="Courier New" w:eastAsia="Courier New" w:hAnsi="Courier New" w:cs="Courier New"/>
+          <w:sz w:val="21"/>
+          <w:szCs w:val="21"/>
+        </w:rPr>
+        <w:t>make tables</w:t>
+      </w:r>
+      <w:r>
+        <w:t xml:space="preserve"> stops with an error naming the stale artifact instead of printing numbers. This demonstrates the lesson of the October rebuild described in Section 7.1: a table script that silently reads a stale file produces plausible but wrong numbers, and the only defence is an explicit check.</w:t>
+      </w:r>
+    </w:p>
+    <w:p>
+      <w:pPr>
+        <w:keepNext/>
+        <w:spacing w:before="200"/>
+      </w:pPr>
+    </w:p>
+    <w:p>
+      <w:pPr>
+        <w:keepNext/>
+        <w:spacing w:before="160" w:after="60"/>
         <w:jc w:val="center"/>
       </w:pPr>
       <w:r>
@@ -31412,9 +31143,9 @@
         </w:rPr>
         <w:drawing>
           <wp:inline distT="0" distB="0" distL="0" distR="0">
-            <wp:extent cx="4297680" cy="5924658"/>
+            <wp:extent cx="5486400" cy="2586232"/>
             <wp:effectExtent l="0" t="0" r="0" b="0"/>
-            <wp:docPr id="9561" name="fig6_4b_dashboard" descr="fig6_4b_dashboard"/>
+            <wp:docPr id="9892" name="fig6_3_freshness_guard" descr="fig6_3_freshness_guard"/>
             <wp:cNvGraphicFramePr>
               <a:graphicFrameLocks xmlns:a="http://schemas.openxmlformats.org/drawingml/2006/main" noChangeAspect="1"/>
             </wp:cNvGraphicFramePr>
@@ -31428,7 +31159,7 @@
                     </pic:cNvPicPr>
                   </pic:nvPicPr>
                   <pic:blipFill>
-                    <a:blip r:embed="rIdBRfig6_4b_dashboard"/>
+                    <a:blip r:embed="rIdBRfig6_3_freshness_guard"/>
                     <a:stretch>
                       <a:fillRect/>
                     </a:stretch>
@@ -31436,7 +31167,7 @@
                   <pic:spPr>
                     <a:xfrm>
                       <a:off x="0" y="0"/>
-                      <a:ext cx="4297680" cy="5924658"/>
+                      <a:ext cx="5486400" cy="2586232"/>
                     </a:xfrm>
                     <a:prstGeom prst="rect">
                       <a:avLst/>
@@ -31451,6 +31182,358 @@
     </w:p>
     <w:p>
       <w:pPr>
+        <w:spacing w:before="100" w:after="240"/>
+        <w:jc w:val="center"/>
+      </w:pPr>
+      <w:r>
+        <w:rPr>
+          <w:b/>
+          <w:bCs/>
+          <w:sz w:val="20"/>
+          <w:szCs w:val="20"/>
+        </w:rPr>
+        <w:t xml:space="preserve">Fig. 6.3 </w:t>
+      </w:r>
+      <w:r>
+        <w:rPr>
+          <w:sz w:val="20"/>
+          <w:szCs w:val="20"/>
+        </w:rPr>
+        <w:t>Freshness Guard Refusing to Run on a Stale Artifact</w:t>
+      </w:r>
+    </w:p>
+    <w:p>
+      <w:pPr>
+        <w:pStyle w:val="Heading2"/>
+        <w:keepNext/>
+        <w:spacing w:before="240" w:after="120" w:line="360" w:lineRule="auto"/>
+      </w:pPr>
+      <w:r>
+        <w:t>6.3 Corpus Dashboard</w:t>
+      </w:r>
+    </w:p>
+    <w:p>
+      <w:pPr>
+        <w:spacing w:after="120" w:line="360" w:lineRule="auto"/>
+        <w:ind w:firstLine="720"/>
+        <w:jc w:val="both"/>
+      </w:pPr>
+      <w:r>
+        <w:t xml:space="preserve">The third item is the Streamlit corpus dashboard. Its eight read-only panels summarise the corpus so that any team member can check its health without running scripts. During the demonstration the panels are used to show the size and composition of the corpus and to explain how monitoring during the harvest made it possible to notice problems, such as repositories that produce no parseable outcomes, while there was still time to act.</w:t>
+      </w:r>
+    </w:p>
+    <w:p>
+      <w:pPr>
+        <w:keepNext/>
+        <w:spacing w:before="200"/>
+      </w:pPr>
+    </w:p>
+    <w:p>
+      <w:pPr>
+        <w:keepNext/>
+        <w:spacing w:before="160" w:after="60"/>
+        <w:jc w:val="center"/>
+      </w:pPr>
+      <w:r>
+        <w:rPr>
+          <w:noProof/>
+        </w:rPr>
+        <w:drawing>
+          <wp:inline distT="0" distB="0" distL="0" distR="0">
+            <wp:extent cx="4206240" cy="3250276"/>
+            <wp:effectExtent l="0" t="0" r="0" b="0"/>
+            <wp:docPr id="9769" name="fig6_4_dashboard_p1" descr="fig6_4_dashboard_p1"/>
+            <wp:cNvGraphicFramePr>
+              <a:graphicFrameLocks xmlns:a="http://schemas.openxmlformats.org/drawingml/2006/main" noChangeAspect="1"/>
+            </wp:cNvGraphicFramePr>
+            <a:graphic xmlns:a="http://schemas.openxmlformats.org/drawingml/2006/main">
+              <a:graphicData uri="http://schemas.openxmlformats.org/drawingml/2006/picture">
+                <pic:pic xmlns:pic="http://schemas.openxmlformats.org/drawingml/2006/picture">
+                  <pic:nvPicPr>
+                    <pic:cNvPr id="0" name=""/>
+                    <pic:cNvPicPr>
+                      <a:picLocks noChangeAspect="1"/>
+                    </pic:cNvPicPr>
+                  </pic:nvPicPr>
+                  <pic:blipFill>
+                    <a:blip r:embed="rIdBRfig6_4_dashboard_p1"/>
+                    <a:stretch>
+                      <a:fillRect/>
+                    </a:stretch>
+                  </pic:blipFill>
+                  <pic:spPr>
+                    <a:xfrm>
+                      <a:off x="0" y="0"/>
+                      <a:ext cx="4206240" cy="3250276"/>
+                    </a:xfrm>
+                    <a:prstGeom prst="rect">
+                      <a:avLst/>
+                    </a:prstGeom>
+                  </pic:spPr>
+                </pic:pic>
+              </a:graphicData>
+            </a:graphic>
+          </wp:inline>
+        </w:drawing>
+      </w:r>
+    </w:p>
+    <w:p>
+      <w:pPr>
+        <w:keepNext/>
+        <w:spacing w:before="160" w:after="60"/>
+        <w:jc w:val="center"/>
+      </w:pPr>
+      <w:r>
+        <w:rPr>
+          <w:noProof/>
+        </w:rPr>
+        <w:drawing>
+          <wp:inline distT="0" distB="0" distL="0" distR="0">
+            <wp:extent cx="4206240" cy="3250276"/>
+            <wp:effectExtent l="0" t="0" r="0" b="0"/>
+            <wp:docPr id="9934" name="fig6_4_dashboard_p2" descr="fig6_4_dashboard_p2"/>
+            <wp:cNvGraphicFramePr>
+              <a:graphicFrameLocks xmlns:a="http://schemas.openxmlformats.org/drawingml/2006/main" noChangeAspect="1"/>
+            </wp:cNvGraphicFramePr>
+            <a:graphic xmlns:a="http://schemas.openxmlformats.org/drawingml/2006/main">
+              <a:graphicData uri="http://schemas.openxmlformats.org/drawingml/2006/picture">
+                <pic:pic xmlns:pic="http://schemas.openxmlformats.org/drawingml/2006/picture">
+                  <pic:nvPicPr>
+                    <pic:cNvPr id="0" name=""/>
+                    <pic:cNvPicPr>
+                      <a:picLocks noChangeAspect="1"/>
+                    </pic:cNvPicPr>
+                  </pic:nvPicPr>
+                  <pic:blipFill>
+                    <a:blip r:embed="rIdBRfig6_4_dashboard_p2"/>
+                    <a:stretch>
+                      <a:fillRect/>
+                    </a:stretch>
+                  </pic:blipFill>
+                  <pic:spPr>
+                    <a:xfrm>
+                      <a:off x="0" y="0"/>
+                      <a:ext cx="4206240" cy="3250276"/>
+                    </a:xfrm>
+                    <a:prstGeom prst="rect">
+                      <a:avLst/>
+                    </a:prstGeom>
+                  </pic:spPr>
+                </pic:pic>
+              </a:graphicData>
+            </a:graphic>
+          </wp:inline>
+        </w:drawing>
+      </w:r>
+    </w:p>
+    <w:p>
+      <w:pPr>
+        <w:keepNext/>
+        <w:spacing w:before="160" w:after="60"/>
+        <w:jc w:val="center"/>
+      </w:pPr>
+      <w:r>
+        <w:rPr>
+          <w:noProof/>
+        </w:rPr>
+        <w:drawing>
+          <wp:inline distT="0" distB="0" distL="0" distR="0">
+            <wp:extent cx="4206240" cy="3250276"/>
+            <wp:effectExtent l="0" t="0" r="0" b="0"/>
+            <wp:docPr id="9399" name="fig6_4_dashboard_p3" descr="fig6_4_dashboard_p3"/>
+            <wp:cNvGraphicFramePr>
+              <a:graphicFrameLocks xmlns:a="http://schemas.openxmlformats.org/drawingml/2006/main" noChangeAspect="1"/>
+            </wp:cNvGraphicFramePr>
+            <a:graphic xmlns:a="http://schemas.openxmlformats.org/drawingml/2006/main">
+              <a:graphicData uri="http://schemas.openxmlformats.org/drawingml/2006/picture">
+                <pic:pic xmlns:pic="http://schemas.openxmlformats.org/drawingml/2006/picture">
+                  <pic:nvPicPr>
+                    <pic:cNvPr id="0" name=""/>
+                    <pic:cNvPicPr>
+                      <a:picLocks noChangeAspect="1"/>
+                    </pic:cNvPicPr>
+                  </pic:nvPicPr>
+                  <pic:blipFill>
+                    <a:blip r:embed="rIdBRfig6_4_dashboard_p3"/>
+                    <a:stretch>
+                      <a:fillRect/>
+                    </a:stretch>
+                  </pic:blipFill>
+                  <pic:spPr>
+                    <a:xfrm>
+                      <a:off x="0" y="0"/>
+                      <a:ext cx="4206240" cy="3250276"/>
+                    </a:xfrm>
+                    <a:prstGeom prst="rect">
+                      <a:avLst/>
+                    </a:prstGeom>
+                  </pic:spPr>
+                </pic:pic>
+              </a:graphicData>
+            </a:graphic>
+          </wp:inline>
+        </w:drawing>
+      </w:r>
+    </w:p>
+    <w:p>
+      <w:pPr>
+        <w:keepNext/>
+        <w:spacing w:before="160" w:after="60"/>
+        <w:jc w:val="center"/>
+      </w:pPr>
+      <w:r>
+        <w:rPr>
+          <w:noProof/>
+        </w:rPr>
+        <w:drawing>
+          <wp:inline distT="0" distB="0" distL="0" distR="0">
+            <wp:extent cx="4206240" cy="3250276"/>
+            <wp:effectExtent l="0" t="0" r="0" b="0"/>
+            <wp:docPr id="9564" name="fig6_4_dashboard_p4" descr="fig6_4_dashboard_p4"/>
+            <wp:cNvGraphicFramePr>
+              <a:graphicFrameLocks xmlns:a="http://schemas.openxmlformats.org/drawingml/2006/main" noChangeAspect="1"/>
+            </wp:cNvGraphicFramePr>
+            <a:graphic xmlns:a="http://schemas.openxmlformats.org/drawingml/2006/main">
+              <a:graphicData uri="http://schemas.openxmlformats.org/drawingml/2006/picture">
+                <pic:pic xmlns:pic="http://schemas.openxmlformats.org/drawingml/2006/picture">
+                  <pic:nvPicPr>
+                    <pic:cNvPr id="0" name=""/>
+                    <pic:cNvPicPr>
+                      <a:picLocks noChangeAspect="1"/>
+                    </pic:cNvPicPr>
+                  </pic:nvPicPr>
+                  <pic:blipFill>
+                    <a:blip r:embed="rIdBRfig6_4_dashboard_p4"/>
+                    <a:stretch>
+                      <a:fillRect/>
+                    </a:stretch>
+                  </pic:blipFill>
+                  <pic:spPr>
+                    <a:xfrm>
+                      <a:off x="0" y="0"/>
+                      <a:ext cx="4206240" cy="3250276"/>
+                    </a:xfrm>
+                    <a:prstGeom prst="rect">
+                      <a:avLst/>
+                    </a:prstGeom>
+                  </pic:spPr>
+                </pic:pic>
+              </a:graphicData>
+            </a:graphic>
+          </wp:inline>
+        </w:drawing>
+      </w:r>
+    </w:p>
+    <w:p>
+      <w:pPr>
+        <w:spacing w:before="100" w:after="240"/>
+        <w:jc w:val="center"/>
+      </w:pPr>
+      <w:r>
+        <w:rPr>
+          <w:b/>
+          <w:bCs/>
+          <w:sz w:val="20"/>
+          <w:szCs w:val="20"/>
+        </w:rPr>
+        <w:t xml:space="preserve">Fig. 6.4 </w:t>
+      </w:r>
+      <w:r>
+        <w:rPr>
+          <w:sz w:val="20"/>
+          <w:szCs w:val="20"/>
+        </w:rPr>
+        <w:t xml:space="preserve">Streamlit Corpus Dashboard Panels</w:t>
+      </w:r>
+    </w:p>
+    <w:p>
+      <w:pPr>
+        <w:pStyle w:val="Heading2"/>
+        <w:keepNext/>
+        <w:spacing w:before="240" w:after="120" w:line="360" w:lineRule="auto"/>
+      </w:pPr>
+      <w:r>
+        <w:t>6.4 Graph Layer</w:t>
+      </w:r>
+    </w:p>
+    <w:p>
+      <w:pPr>
+        <w:spacing w:after="120" w:line="360" w:lineRule="auto"/>
+        <w:ind w:firstLine="720"/>
+        <w:jc w:val="both"/>
+      </w:pPr>
+      <w:r>
+        <w:t xml:space="preserve">The fourth item demonstrates the graph layer. A commit-pinned graph is built for one commit of a mini-corpus repository, producing a compressed node-link JSON file named by repository and SHA. The query primitives are then run against it: a k-hop neighbourhood around a source method, and the minimum distance from a test node to the changed code. The bound test nodes are shown with their canonical </w:t>
+      </w:r>
+      <w:r>
+        <w:rPr>
+          <w:rFonts w:ascii="Courier New" w:eastAsia="Courier New" w:hAnsi="Courier New" w:cs="Courier New"/>
+          <w:sz w:val="21"/>
+          <w:szCs w:val="21"/>
+        </w:rPr>
+        <w:t>test_id</w:t>
+      </w:r>
+      <w:r>
+        <w:t xml:space="preserve"> values and the type of edge that connects them to source code, which makes visible the difference between direct, convention-based and layout-based bindings.</w:t>
+      </w:r>
+    </w:p>
+    <w:p>
+      <w:pPr>
+        <w:keepNext/>
+        <w:spacing w:before="200"/>
+      </w:pPr>
+    </w:p>
+    <w:p>
+      <w:pPr>
+        <w:keepNext/>
+        <w:spacing w:before="160" w:after="60"/>
+        <w:jc w:val="center"/>
+      </w:pPr>
+      <w:r>
+        <w:rPr>
+          <w:noProof/>
+        </w:rPr>
+        <w:drawing>
+          <wp:inline distT="0" distB="0" distL="0" distR="0">
+            <wp:extent cx="5486400" cy="1339312"/>
+            <wp:effectExtent l="0" t="0" r="0" b="0"/>
+            <wp:docPr id="9359" name="fig6_5_graph_listing" descr="fig6_5_graph_listing"/>
+            <wp:cNvGraphicFramePr>
+              <a:graphicFrameLocks xmlns:a="http://schemas.openxmlformats.org/drawingml/2006/main" noChangeAspect="1"/>
+            </wp:cNvGraphicFramePr>
+            <a:graphic xmlns:a="http://schemas.openxmlformats.org/drawingml/2006/main">
+              <a:graphicData uri="http://schemas.openxmlformats.org/drawingml/2006/picture">
+                <pic:pic xmlns:pic="http://schemas.openxmlformats.org/drawingml/2006/picture">
+                  <pic:nvPicPr>
+                    <pic:cNvPr id="0" name=""/>
+                    <pic:cNvPicPr>
+                      <a:picLocks noChangeAspect="1"/>
+                    </pic:cNvPicPr>
+                  </pic:nvPicPr>
+                  <pic:blipFill>
+                    <a:blip r:embed="rIdBRfig6_5_graph_listing"/>
+                    <a:stretch>
+                      <a:fillRect/>
+                    </a:stretch>
+                  </pic:blipFill>
+                  <pic:spPr>
+                    <a:xfrm>
+                      <a:off x="0" y="0"/>
+                      <a:ext cx="5486400" cy="1339312"/>
+                    </a:xfrm>
+                    <a:prstGeom prst="rect">
+                      <a:avLst/>
+                    </a:prstGeom>
+                  </pic:spPr>
+                </pic:pic>
+              </a:graphicData>
+            </a:graphic>
+          </wp:inline>
+        </w:drawing>
+      </w:r>
+    </w:p>
+    <w:p>
+      <w:pPr>
         <w:keepNext/>
         <w:pBdr>
           <w:left w:val="dashed" w:sz="8" w:space="6" w:color="7F7F7F"/>
@@ -31459,6 +31542,14 @@
         <w:spacing w:line="276" w:lineRule="auto"/>
         <w:jc w:val="center"/>
       </w:pPr>
+      <w:r>
+        <w:rPr>
+          <w:sz w:val="22"/>
+          <w:szCs w:val="22"/>
+          <w:highlight w:val="yellow"/>
+        </w:rPr>
+        <w:t>[Still needed: first lines of the decompressed graph JSON showing typed nodes (node_type) and typed edges (edge_type, confidence).]</w:t>
+      </w:r>
     </w:p>
     <w:p>
       <w:pPr>
@@ -31506,45 +31597,14 @@
           <w:sz w:val="20"/>
           <w:szCs w:val="20"/>
         </w:rPr>
-        <w:t xml:space="preserve">Fig. 6.4 </w:t>
+        <w:t xml:space="preserve">Fig. 6.5 </w:t>
       </w:r>
       <w:r>
         <w:rPr>
           <w:sz w:val="20"/>
           <w:szCs w:val="20"/>
         </w:rPr>
-        <w:t xml:space="preserve">Streamlit Corpus Dashboard Panels</w:t>
-      </w:r>
-    </w:p>
-    <w:p>
-      <w:pPr>
-        <w:pStyle w:val="Heading2"/>
-        <w:keepNext/>
-        <w:spacing w:before="240" w:after="120" w:line="360" w:lineRule="auto"/>
-      </w:pPr>
-      <w:r>
-        <w:t>6.4 Graph Layer</w:t>
-      </w:r>
-    </w:p>
-    <w:p>
-      <w:pPr>
-        <w:spacing w:after="120" w:line="360" w:lineRule="auto"/>
-        <w:ind w:firstLine="720"/>
-        <w:jc w:val="both"/>
-      </w:pPr>
-      <w:r>
-        <w:t xml:space="preserve">The fourth item demonstrates the graph layer. A commit-pinned graph is built for one commit of a mini-corpus repository, producing a compressed node-link JSON file named by repository and SHA. The query primitives are then run against it: a k-hop neighbourhood around a source method, and the minimum distance from a test node to the changed code. The bound test nodes are shown with their canonical </w:t>
-      </w:r>
-      <w:r>
-        <w:rPr>
-          <w:rFonts w:ascii="Courier New" w:eastAsia="Courier New" w:hAnsi="Courier New" w:cs="Courier New"/>
-          <w:sz w:val="21"/>
-          <w:szCs w:val="21"/>
-        </w:rPr>
-        <w:t>test_id</w:t>
-      </w:r>
-      <w:r>
-        <w:t xml:space="preserve"> values and the type of edge that connects them to source code, which makes visible the difference between direct, convention-based and layout-based bindings.</w:t>
+        <w:t>Excerpt of a Commit-Pinned Graph File</w:t>
       </w:r>
     </w:p>
     <w:p>
@@ -31603,7 +31663,7 @@
           <w:szCs w:val="22"/>
           <w:highlight w:val="yellow"/>
         </w:rPr>
-        <w:t>[Insert screenshot: graph JSON snippet showing typed nodes and edges]</w:t>
+        <w:t xml:space="preserve">[Insert screenshot: query output: k-hop neighbourhood and distance to changed code]</w:t>
       </w:r>
     </w:p>
     <w:p>
@@ -31652,14 +31712,34 @@
           <w:sz w:val="20"/>
           <w:szCs w:val="20"/>
         </w:rPr>
-        <w:t xml:space="preserve">Fig. 6.5 </w:t>
+        <w:t xml:space="preserve">Fig. 6.6 </w:t>
       </w:r>
       <w:r>
         <w:rPr>
           <w:sz w:val="20"/>
           <w:szCs w:val="20"/>
         </w:rPr>
-        <w:t>Excerpt of a Commit-Pinned Graph File</w:t>
+        <w:t>Output of the Graph Query Primitives</w:t>
+      </w:r>
+    </w:p>
+    <w:p>
+      <w:pPr>
+        <w:pStyle w:val="Heading2"/>
+        <w:keepNext/>
+        <w:spacing w:before="240" w:after="120" w:line="360" w:lineRule="auto"/>
+      </w:pPr>
+      <w:r>
+        <w:t>6.5 Release Bundle</w:t>
+      </w:r>
+    </w:p>
+    <w:p>
+      <w:pPr>
+        <w:spacing w:after="120" w:line="360" w:lineRule="auto"/>
+        <w:ind w:firstLine="720"/>
+        <w:jc w:val="both"/>
+      </w:pPr>
+      <w:r>
+        <w:t xml:space="preserve">The fifth item opens the local release bundle. It shows the SHA-256 checksum manifest, the pseudonymised author column in which logins are replaced by keyed hashes, and the results of the secret scan and the canary check. It also shows that the build refuses to run when the pseudonymisation key is absent, which is the guard added after an earlier unpublished build had included live logins.</w:t>
       </w:r>
     </w:p>
     <w:p>
@@ -31671,14 +31751,51 @@
     <w:p>
       <w:pPr>
         <w:keepNext/>
-        <w:pBdr>
-          <w:top w:val="dashed" w:sz="8" w:space="6" w:color="7F7F7F"/>
-          <w:left w:val="dashed" w:sz="8" w:space="6" w:color="7F7F7F"/>
-          <w:right w:val="dashed" w:sz="8" w:space="6" w:color="7F7F7F"/>
-        </w:pBdr>
-        <w:spacing w:line="276" w:lineRule="auto"/>
+        <w:spacing w:before="160" w:after="60"/>
         <w:jc w:val="center"/>
       </w:pPr>
+      <w:r>
+        <w:rPr>
+          <w:noProof/>
+        </w:rPr>
+        <w:drawing>
+          <wp:inline distT="0" distB="0" distL="0" distR="0">
+            <wp:extent cx="2194560" cy="1122281"/>
+            <wp:effectExtent l="0" t="0" r="0" b="0"/>
+            <wp:docPr id="9524" name="fig6_7_release_tree" descr="fig6_7_release_tree"/>
+            <wp:cNvGraphicFramePr>
+              <a:graphicFrameLocks xmlns:a="http://schemas.openxmlformats.org/drawingml/2006/main" noChangeAspect="1"/>
+            </wp:cNvGraphicFramePr>
+            <a:graphic xmlns:a="http://schemas.openxmlformats.org/drawingml/2006/main">
+              <a:graphicData uri="http://schemas.openxmlformats.org/drawingml/2006/picture">
+                <pic:pic xmlns:pic="http://schemas.openxmlformats.org/drawingml/2006/picture">
+                  <pic:nvPicPr>
+                    <pic:cNvPr id="0" name=""/>
+                    <pic:cNvPicPr>
+                      <a:picLocks noChangeAspect="1"/>
+                    </pic:cNvPicPr>
+                  </pic:nvPicPr>
+                  <pic:blipFill>
+                    <a:blip r:embed="rIdBRfig6_7_release_tree"/>
+                    <a:stretch>
+                      <a:fillRect/>
+                    </a:stretch>
+                  </pic:blipFill>
+                  <pic:spPr>
+                    <a:xfrm>
+                      <a:off x="0" y="0"/>
+                      <a:ext cx="2194560" cy="1122281"/>
+                    </a:xfrm>
+                    <a:prstGeom prst="rect">
+                      <a:avLst/>
+                    </a:prstGeom>
+                  </pic:spPr>
+                </pic:pic>
+              </a:graphicData>
+            </a:graphic>
+          </wp:inline>
+        </w:drawing>
+      </w:r>
     </w:p>
     <w:p>
       <w:pPr>
@@ -31690,35 +31807,13 @@
         <w:spacing w:line="276" w:lineRule="auto"/>
         <w:jc w:val="center"/>
       </w:pPr>
-    </w:p>
-    <w:p>
-      <w:pPr>
-        <w:keepNext/>
-        <w:pBdr>
-          <w:left w:val="dashed" w:sz="8" w:space="6" w:color="7F7F7F"/>
-          <w:right w:val="dashed" w:sz="8" w:space="6" w:color="7F7F7F"/>
-        </w:pBdr>
-        <w:spacing w:line="276" w:lineRule="auto"/>
-        <w:jc w:val="center"/>
-      </w:pPr>
-    </w:p>
-    <w:p>
-      <w:pPr>
-        <w:keepNext/>
-        <w:pBdr>
-          <w:left w:val="dashed" w:sz="8" w:space="6" w:color="7F7F7F"/>
-          <w:right w:val="dashed" w:sz="8" w:space="6" w:color="7F7F7F"/>
-        </w:pBdr>
-        <w:spacing w:line="276" w:lineRule="auto"/>
-        <w:jc w:val="center"/>
-      </w:pPr>
       <w:r>
         <w:rPr>
           <w:sz w:val="22"/>
           <w:szCs w:val="22"/>
           <w:highlight w:val="yellow"/>
         </w:rPr>
-        <w:t xml:space="preserve">[Insert screenshot: query output: k-hop neighbourhood and distance to changed code]</w:t>
+        <w:t>[Still needed: output of cat release/v0.1/CHECKSUMS.sha256.]</w:t>
       </w:r>
     </w:p>
     <w:p>
@@ -31767,141 +31862,6 @@
           <w:sz w:val="20"/>
           <w:szCs w:val="20"/>
         </w:rPr>
-        <w:t xml:space="preserve">Fig. 6.6 </w:t>
-      </w:r>
-      <w:r>
-        <w:rPr>
-          <w:sz w:val="20"/>
-          <w:szCs w:val="20"/>
-        </w:rPr>
-        <w:t>Output of the Graph Query Primitives</w:t>
-      </w:r>
-    </w:p>
-    <w:p>
-      <w:pPr>
-        <w:pStyle w:val="Heading2"/>
-        <w:keepNext/>
-        <w:spacing w:before="240" w:after="120" w:line="360" w:lineRule="auto"/>
-      </w:pPr>
-      <w:r>
-        <w:t>6.5 Release Bundle</w:t>
-      </w:r>
-    </w:p>
-    <w:p>
-      <w:pPr>
-        <w:spacing w:after="120" w:line="360" w:lineRule="auto"/>
-        <w:ind w:firstLine="720"/>
-        <w:jc w:val="both"/>
-      </w:pPr>
-      <w:r>
-        <w:t xml:space="preserve">The fifth item opens the local release bundle. It shows the SHA-256 checksum manifest, the pseudonymised author column in which logins are replaced by keyed hashes, and the results of the secret scan and the canary check. It also shows that the build refuses to run when the pseudonymisation key is absent, which is the guard added after an earlier unpublished build had included live logins.</w:t>
-      </w:r>
-    </w:p>
-    <w:p>
-      <w:pPr>
-        <w:keepNext/>
-        <w:spacing w:before="200"/>
-      </w:pPr>
-    </w:p>
-    <w:p>
-      <w:pPr>
-        <w:keepNext/>
-        <w:pBdr>
-          <w:top w:val="dashed" w:sz="8" w:space="6" w:color="7F7F7F"/>
-          <w:left w:val="dashed" w:sz="8" w:space="6" w:color="7F7F7F"/>
-          <w:right w:val="dashed" w:sz="8" w:space="6" w:color="7F7F7F"/>
-        </w:pBdr>
-        <w:spacing w:line="276" w:lineRule="auto"/>
-        <w:jc w:val="center"/>
-      </w:pPr>
-    </w:p>
-    <w:p>
-      <w:pPr>
-        <w:keepNext/>
-        <w:pBdr>
-          <w:left w:val="dashed" w:sz="8" w:space="6" w:color="7F7F7F"/>
-          <w:right w:val="dashed" w:sz="8" w:space="6" w:color="7F7F7F"/>
-        </w:pBdr>
-        <w:spacing w:line="276" w:lineRule="auto"/>
-        <w:jc w:val="center"/>
-      </w:pPr>
-    </w:p>
-    <w:p>
-      <w:pPr>
-        <w:keepNext/>
-        <w:pBdr>
-          <w:left w:val="dashed" w:sz="8" w:space="6" w:color="7F7F7F"/>
-          <w:right w:val="dashed" w:sz="8" w:space="6" w:color="7F7F7F"/>
-        </w:pBdr>
-        <w:spacing w:line="276" w:lineRule="auto"/>
-        <w:jc w:val="center"/>
-      </w:pPr>
-    </w:p>
-    <w:p>
-      <w:pPr>
-        <w:keepNext/>
-        <w:pBdr>
-          <w:left w:val="dashed" w:sz="8" w:space="6" w:color="7F7F7F"/>
-          <w:right w:val="dashed" w:sz="8" w:space="6" w:color="7F7F7F"/>
-        </w:pBdr>
-        <w:spacing w:line="276" w:lineRule="auto"/>
-        <w:jc w:val="center"/>
-      </w:pPr>
-      <w:r>
-        <w:rPr>
-          <w:sz w:val="22"/>
-          <w:szCs w:val="22"/>
-          <w:highlight w:val="yellow"/>
-        </w:rPr>
-        <w:t>[Insert screenshot: release checksum manifest]</w:t>
-      </w:r>
-    </w:p>
-    <w:p>
-      <w:pPr>
-        <w:keepNext/>
-        <w:pBdr>
-          <w:left w:val="dashed" w:sz="8" w:space="6" w:color="7F7F7F"/>
-          <w:right w:val="dashed" w:sz="8" w:space="6" w:color="7F7F7F"/>
-        </w:pBdr>
-        <w:spacing w:line="276" w:lineRule="auto"/>
-        <w:jc w:val="center"/>
-      </w:pPr>
-    </w:p>
-    <w:p>
-      <w:pPr>
-        <w:keepNext/>
-        <w:pBdr>
-          <w:left w:val="dashed" w:sz="8" w:space="6" w:color="7F7F7F"/>
-          <w:right w:val="dashed" w:sz="8" w:space="6" w:color="7F7F7F"/>
-        </w:pBdr>
-        <w:spacing w:line="276" w:lineRule="auto"/>
-        <w:jc w:val="center"/>
-      </w:pPr>
-    </w:p>
-    <w:p>
-      <w:pPr>
-        <w:keepNext/>
-        <w:pBdr>
-          <w:left w:val="dashed" w:sz="8" w:space="6" w:color="7F7F7F"/>
-          <w:bottom w:val="dashed" w:sz="8" w:space="6" w:color="7F7F7F"/>
-          <w:right w:val="dashed" w:sz="8" w:space="6" w:color="7F7F7F"/>
-        </w:pBdr>
-        <w:spacing w:line="276" w:lineRule="auto"/>
-        <w:jc w:val="center"/>
-      </w:pPr>
-    </w:p>
-    <w:p>
-      <w:pPr>
-        <w:spacing w:before="100" w:after="240"/>
-        <w:jc w:val="center"/>
-      </w:pPr>
-      <w:r>
-        <w:rPr>
-          <w:b/>
-          <w:bCs/>
-          <w:sz w:val="20"/>
-          <w:szCs w:val="20"/>
-        </w:rPr>
         <w:t xml:space="preserve">Fig. 6.7 </w:t>
       </w:r>
       <w:r>
@@ -32088,7 +32048,7 @@
         <w:jc w:val="both"/>
       </w:pPr>
       <w:r>
-        <w:t xml:space="preserve">Finally, the test-suite summary is shown. The main suite grew from 451 passing tests at the graph-layer handover to 655 at the end of the October run and to 782 passing at the final freeze (paper-numbers-v1). Every data-touching function is tested against real fixtures checked into the repository rather than against mocks.</w:t>
+        <w:t xml:space="preserve">Finally, the test-suite summary is shown. The main suite grew from 451 passing tests at the graph-layer baseline to 655 at the end of the October run, to 782 at the paper-numbers-v1 freeze and to 787 passing (1 skipped) on the latest full run (8 October 2026). Every data-touching function is tested against real fixtures checked into the repository rather than against mocks.</w:t>
       </w:r>
     </w:p>
     <w:p>
@@ -32100,78 +32060,51 @@
     <w:p>
       <w:pPr>
         <w:keepNext/>
-        <w:pBdr>
-          <w:top w:val="dashed" w:sz="8" w:space="6" w:color="7F7F7F"/>
-          <w:left w:val="dashed" w:sz="8" w:space="6" w:color="7F7F7F"/>
-          <w:right w:val="dashed" w:sz="8" w:space="6" w:color="7F7F7F"/>
-        </w:pBdr>
-        <w:spacing w:line="276" w:lineRule="auto"/>
+        <w:spacing w:before="160" w:after="60"/>
         <w:jc w:val="center"/>
       </w:pPr>
-    </w:p>
-    <w:p>
-      <w:pPr>
-        <w:keepNext/>
-        <w:pBdr>
-          <w:left w:val="dashed" w:sz="8" w:space="6" w:color="7F7F7F"/>
-          <w:right w:val="dashed" w:sz="8" w:space="6" w:color="7F7F7F"/>
-        </w:pBdr>
-        <w:spacing w:line="276" w:lineRule="auto"/>
-        <w:jc w:val="center"/>
-      </w:pPr>
-    </w:p>
-    <w:p>
-      <w:pPr>
-        <w:keepNext/>
-        <w:pBdr>
-          <w:left w:val="dashed" w:sz="8" w:space="6" w:color="7F7F7F"/>
-          <w:right w:val="dashed" w:sz="8" w:space="6" w:color="7F7F7F"/>
-        </w:pBdr>
-        <w:spacing w:line="276" w:lineRule="auto"/>
-        <w:jc w:val="center"/>
-      </w:pPr>
-    </w:p>
-    <w:p>
-      <w:pPr>
-        <w:keepNext/>
-        <w:pBdr>
-          <w:left w:val="dashed" w:sz="8" w:space="6" w:color="7F7F7F"/>
-          <w:right w:val="dashed" w:sz="8" w:space="6" w:color="7F7F7F"/>
-        </w:pBdr>
-        <w:spacing w:line="276" w:lineRule="auto"/>
-        <w:jc w:val="center"/>
-      </w:pPr>
-      <w:r>
-        <w:rPr>
-          <w:sz w:val="22"/>
-          <w:szCs w:val="22"/>
-          <w:highlight w:val="yellow"/>
-        </w:rPr>
-        <w:t xml:space="preserve">[Insert screenshot: test-suite summary (782 passed)]</w:t>
-      </w:r>
-    </w:p>
-    <w:p>
-      <w:pPr>
-        <w:keepNext/>
-        <w:pBdr>
-          <w:left w:val="dashed" w:sz="8" w:space="6" w:color="7F7F7F"/>
-          <w:right w:val="dashed" w:sz="8" w:space="6" w:color="7F7F7F"/>
-        </w:pBdr>
-        <w:spacing w:line="276" w:lineRule="auto"/>
-        <w:jc w:val="center"/>
-      </w:pPr>
-    </w:p>
-    <w:p>
-      <w:pPr>
-        <w:keepNext/>
-        <w:pBdr>
-          <w:left w:val="dashed" w:sz="8" w:space="6" w:color="7F7F7F"/>
-          <w:bottom w:val="dashed" w:sz="8" w:space="6" w:color="7F7F7F"/>
-          <w:right w:val="dashed" w:sz="8" w:space="6" w:color="7F7F7F"/>
-        </w:pBdr>
-        <w:spacing w:line="276" w:lineRule="auto"/>
-        <w:jc w:val="center"/>
-      </w:pPr>
+      <w:r>
+        <w:rPr>
+          <w:noProof/>
+        </w:rPr>
+        <w:drawing>
+          <wp:inline distT="0" distB="0" distL="0" distR="0">
+            <wp:extent cx="5486400" cy="844369"/>
+            <wp:effectExtent l="0" t="0" r="0" b="0"/>
+            <wp:docPr id="9685" name="fig6_8_test_suite" descr="fig6_8_test_suite"/>
+            <wp:cNvGraphicFramePr>
+              <a:graphicFrameLocks xmlns:a="http://schemas.openxmlformats.org/drawingml/2006/main" noChangeAspect="1"/>
+            </wp:cNvGraphicFramePr>
+            <a:graphic xmlns:a="http://schemas.openxmlformats.org/drawingml/2006/main">
+              <a:graphicData uri="http://schemas.openxmlformats.org/drawingml/2006/picture">
+                <pic:pic xmlns:pic="http://schemas.openxmlformats.org/drawingml/2006/picture">
+                  <pic:nvPicPr>
+                    <pic:cNvPr id="0" name=""/>
+                    <pic:cNvPicPr>
+                      <a:picLocks noChangeAspect="1"/>
+                    </pic:cNvPicPr>
+                  </pic:nvPicPr>
+                  <pic:blipFill>
+                    <a:blip r:embed="rIdBRfig6_8_test_suite"/>
+                    <a:stretch>
+                      <a:fillRect/>
+                    </a:stretch>
+                  </pic:blipFill>
+                  <pic:spPr>
+                    <a:xfrm>
+                      <a:off x="0" y="0"/>
+                      <a:ext cx="5486400" cy="844369"/>
+                    </a:xfrm>
+                    <a:prstGeom prst="rect">
+                      <a:avLst/>
+                    </a:prstGeom>
+                  </pic:spPr>
+                </pic:pic>
+              </a:graphicData>
+            </a:graphic>
+          </wp:inline>
+        </w:drawing>
+      </w:r>
     </w:p>
     <w:p>
       <w:pPr>
@@ -37419,7 +37352,7 @@
           <w:sz w:val="21"/>
           <w:szCs w:val="21"/>
         </w:rPr>
-        <w:t xml:space="preserve">make all on the mini-corpus completed with exit code 0 in </w:t>
+        <w:t xml:space="preserve">make all exited 0. On the latest run (8 October 2026) the mini-corpus reproduction took </w:t>
       </w:r>
       <w:r>
         <w:rPr>
@@ -37428,7 +37361,7 @@
           <w:sz w:val="21"/>
           <w:szCs w:val="21"/>
         </w:rPr>
-        <w:t xml:space="preserve">9 min 47.23 s</w:t>
+        <w:t xml:space="preserve">511.09 s</w:t>
       </w:r>
       <w:r>
         <w:rPr>
@@ -37436,7 +37369,7 @@
           <w:sz w:val="21"/>
           <w:szCs w:val="21"/>
         </w:rPr>
-        <w:t xml:space="preserve">, against a target of under 15 minutes, with 655 tests passed and 1 skipped; the first run, before a graph-query performance fix, took 13 min 59.96 s with 632 passed and 12 skipped. At the final freeze the main suite stands at 782 passing tests with 1 skipped, and make tables regenerates every reported number offline in 7 min 43 s on the final code commit. This is the strongest single piece of evidence for the reproducibility claim: the full pipeline, from raw data to tables, runs with one command on a laptop within the budget.</w:t>
+        <w:t xml:space="preserve"> against its 900 s budget (T5.6b met) and the whole command took 16 min 35 s including the test suite (787 passed, 1 skipped). Earlier runs on another machine took 9 min 47.23 s in total (655 passed, 1 skipped) and, before a graph-query performance fix, 13 min 59.96 s (632 passed, 12 skipped). make tables regenerates every reported number offline in 7 min 43 s on the final code commit. This is the strongest single piece of evidence for the reproducibility claim: the full pipeline, from raw data to tables, runs with one command on a laptop, with the reproduction step inside its budget.</w:t>
       </w:r>
     </w:p>
     <w:p>
@@ -39192,7 +39125,7 @@
         <w:jc w:val="both"/>
       </w:pPr>
       <w:r>
-        <w:t xml:space="preserve">The implementation is evaluated not only by its outputs but by the evidence that those outputs are correct. The main suite grew from 451 passing tests at the graph-layer handover to 655 at the end of the October run and to 782 passing at the final freeze (Fig. 7.10). Every data-touching function is tested against real checked-in fixtures rather than mocks, so a test fails when the code mishandles real data and not merely when it deviates from a mocked expectation.</w:t>
+        <w:t xml:space="preserve">The implementation is evaluated not only by its outputs but by the evidence that those outputs are correct. The main suite grew from 451 passing tests at the graph-layer baseline to 655 at the end of the October run, to 782 at the paper-numbers-v1 freeze and to 787 passing (1 skipped) on the latest full run (Fig. 7.10). Every data-touching function is tested against real checked-in fixtures rather than mocks, so a test fails when the code mishandles real data and not merely when it deviates from a mocked expectation.</w:t>
       </w:r>
     </w:p>
     <w:p>
@@ -39832,7 +39765,7 @@
         <w:t xml:space="preserve">One-command reproduction</w:t>
       </w:r>
       <w:r>
-        <w:t xml:space="preserve">: make all in 9 min 47.23 s against a 15-minute target (655 passed, 1 skipped); the main suite now stands at 782 passing tests, and make tables regenerates every reported number offline in about eight minutes.</w:t>
+        <w:t xml:space="preserve">: make all exits 0; the mini-corpus reproduction took 511.09 s of its 900 s budget and the whole command 16 min 35 s including 787 passing tests (1 skipped); make tables regenerates every reported number offline in about eight minutes.</w:t>
       </w:r>
     </w:p>
     <w:p>

--- a/BlastRadius_Project1_Report.docx
+++ b/BlastRadius_Project1_Report.docx
@@ -11665,7 +11665,7 @@
         <w:spacing w:before="180" w:after="100" w:line="360" w:lineRule="auto"/>
       </w:pPr>
       <w:r>
-        <w:t xml:space="preserve">2.1.5 Hunsen, Lochau, Schaefer and Schulze (2016)</w:t>
+        <w:t xml:space="preserve">2.1.5 Angerer, Prähofer and Grünbacher (2016)</w:t>
       </w:r>
     </w:p>
     <w:p>
@@ -11675,7 +11675,7 @@
         <w:jc w:val="both"/>
       </w:pPr>
       <w:r>
-        <w:t xml:space="preserve">Hunsen et al. address change impact analysis for configurable software, in which a single code base yields many product variants depending on configuration options. A change can affect some variants and not others, so impact must be computed over the configuration space as well as over code. The authors propose a modular, variability-aware analysis that avoids analysing every variant separately.</w:t>
+        <w:t xml:space="preserve">Angerer et al. address change impact analysis for configurable software, in which a single code base yields many product variants depending on configuration options. A change can affect some variants and not others, so impact must be computed over the configuration space as well as over code. The authors propose a modular, variability-aware analysis that avoids analysing every variant separately.</w:t>
       </w:r>
     </w:p>
     <w:p>
@@ -12570,7 +12570,7 @@
                 <w:sz w:val="20"/>
                 <w:szCs w:val="20"/>
               </w:rPr>
-              <w:t xml:space="preserve">Hunsen et al. (2016), ICSME</w:t>
+              <w:t xml:space="preserve">Angerer et al. (2016), ICSME</w:t>
             </w:r>
           </w:p>
         </w:tc>
@@ -31535,55 +31535,51 @@
     <w:p>
       <w:pPr>
         <w:keepNext/>
-        <w:pBdr>
-          <w:left w:val="dashed" w:sz="8" w:space="6" w:color="7F7F7F"/>
-          <w:right w:val="dashed" w:sz="8" w:space="6" w:color="7F7F7F"/>
-        </w:pBdr>
-        <w:spacing w:line="276" w:lineRule="auto"/>
+        <w:spacing w:before="160" w:after="60"/>
         <w:jc w:val="center"/>
       </w:pPr>
       <w:r>
         <w:rPr>
-          <w:sz w:val="22"/>
-          <w:szCs w:val="22"/>
-          <w:highlight w:val="yellow"/>
-        </w:rPr>
-        <w:t>[Still needed: first lines of the decompressed graph JSON showing typed nodes (node_type) and typed edges (edge_type, confidence).]</w:t>
-      </w:r>
-    </w:p>
-    <w:p>
-      <w:pPr>
-        <w:keepNext/>
-        <w:pBdr>
-          <w:left w:val="dashed" w:sz="8" w:space="6" w:color="7F7F7F"/>
-          <w:right w:val="dashed" w:sz="8" w:space="6" w:color="7F7F7F"/>
-        </w:pBdr>
-        <w:spacing w:line="276" w:lineRule="auto"/>
-        <w:jc w:val="center"/>
-      </w:pPr>
-    </w:p>
-    <w:p>
-      <w:pPr>
-        <w:keepNext/>
-        <w:pBdr>
-          <w:left w:val="dashed" w:sz="8" w:space="6" w:color="7F7F7F"/>
-          <w:right w:val="dashed" w:sz="8" w:space="6" w:color="7F7F7F"/>
-        </w:pBdr>
-        <w:spacing w:line="276" w:lineRule="auto"/>
-        <w:jc w:val="center"/>
-      </w:pPr>
-    </w:p>
-    <w:p>
-      <w:pPr>
-        <w:keepNext/>
-        <w:pBdr>
-          <w:left w:val="dashed" w:sz="8" w:space="6" w:color="7F7F7F"/>
-          <w:bottom w:val="dashed" w:sz="8" w:space="6" w:color="7F7F7F"/>
-          <w:right w:val="dashed" w:sz="8" w:space="6" w:color="7F7F7F"/>
-        </w:pBdr>
-        <w:spacing w:line="276" w:lineRule="auto"/>
-        <w:jc w:val="center"/>
-      </w:pPr>
+          <w:noProof/>
+        </w:rPr>
+        <w:drawing>
+          <wp:inline distT="0" distB="0" distL="0" distR="0">
+            <wp:extent cx="5486400" cy="2802960"/>
+            <wp:effectExtent l="0" t="0" r="0" b="0"/>
+            <wp:docPr id="9936" name="fig6_5_graph_json" descr="fig6_5_graph_json"/>
+            <wp:cNvGraphicFramePr>
+              <a:graphicFrameLocks xmlns:a="http://schemas.openxmlformats.org/drawingml/2006/main" noChangeAspect="1"/>
+            </wp:cNvGraphicFramePr>
+            <a:graphic xmlns:a="http://schemas.openxmlformats.org/drawingml/2006/main">
+              <a:graphicData uri="http://schemas.openxmlformats.org/drawingml/2006/picture">
+                <pic:pic xmlns:pic="http://schemas.openxmlformats.org/drawingml/2006/picture">
+                  <pic:nvPicPr>
+                    <pic:cNvPr id="0" name=""/>
+                    <pic:cNvPicPr>
+                      <a:picLocks noChangeAspect="1"/>
+                    </pic:cNvPicPr>
+                  </pic:nvPicPr>
+                  <pic:blipFill>
+                    <a:blip r:embed="rIdBRfig6_5_graph_json"/>
+                    <a:stretch>
+                      <a:fillRect/>
+                    </a:stretch>
+                  </pic:blipFill>
+                  <pic:spPr>
+                    <a:xfrm>
+                      <a:off x="0" y="0"/>
+                      <a:ext cx="5486400" cy="2802960"/>
+                    </a:xfrm>
+                    <a:prstGeom prst="rect">
+                      <a:avLst/>
+                    </a:prstGeom>
+                  </pic:spPr>
+                </pic:pic>
+              </a:graphicData>
+            </a:graphic>
+          </wp:inline>
+        </w:drawing>
+      </w:r>
     </w:p>
     <w:p>
       <w:pPr>
@@ -31616,89 +31612,51 @@
     <w:p>
       <w:pPr>
         <w:keepNext/>
-        <w:pBdr>
-          <w:top w:val="dashed" w:sz="8" w:space="6" w:color="7F7F7F"/>
-          <w:left w:val="dashed" w:sz="8" w:space="6" w:color="7F7F7F"/>
-          <w:right w:val="dashed" w:sz="8" w:space="6" w:color="7F7F7F"/>
-        </w:pBdr>
-        <w:spacing w:line="276" w:lineRule="auto"/>
+        <w:spacing w:before="160" w:after="60"/>
         <w:jc w:val="center"/>
       </w:pPr>
-    </w:p>
-    <w:p>
-      <w:pPr>
-        <w:keepNext/>
-        <w:pBdr>
-          <w:left w:val="dashed" w:sz="8" w:space="6" w:color="7F7F7F"/>
-          <w:right w:val="dashed" w:sz="8" w:space="6" w:color="7F7F7F"/>
-        </w:pBdr>
-        <w:spacing w:line="276" w:lineRule="auto"/>
-        <w:jc w:val="center"/>
-      </w:pPr>
-    </w:p>
-    <w:p>
-      <w:pPr>
-        <w:keepNext/>
-        <w:pBdr>
-          <w:left w:val="dashed" w:sz="8" w:space="6" w:color="7F7F7F"/>
-          <w:right w:val="dashed" w:sz="8" w:space="6" w:color="7F7F7F"/>
-        </w:pBdr>
-        <w:spacing w:line="276" w:lineRule="auto"/>
-        <w:jc w:val="center"/>
-      </w:pPr>
-    </w:p>
-    <w:p>
-      <w:pPr>
-        <w:keepNext/>
-        <w:pBdr>
-          <w:left w:val="dashed" w:sz="8" w:space="6" w:color="7F7F7F"/>
-          <w:right w:val="dashed" w:sz="8" w:space="6" w:color="7F7F7F"/>
-        </w:pBdr>
-        <w:spacing w:line="276" w:lineRule="auto"/>
-        <w:jc w:val="center"/>
-      </w:pPr>
-      <w:r>
-        <w:rPr>
-          <w:sz w:val="22"/>
-          <w:szCs w:val="22"/>
-          <w:highlight w:val="yellow"/>
-        </w:rPr>
-        <w:t xml:space="preserve">[Insert screenshot: query output: k-hop neighbourhood and distance to changed code]</w:t>
-      </w:r>
-    </w:p>
-    <w:p>
-      <w:pPr>
-        <w:keepNext/>
-        <w:pBdr>
-          <w:left w:val="dashed" w:sz="8" w:space="6" w:color="7F7F7F"/>
-          <w:right w:val="dashed" w:sz="8" w:space="6" w:color="7F7F7F"/>
-        </w:pBdr>
-        <w:spacing w:line="276" w:lineRule="auto"/>
-        <w:jc w:val="center"/>
-      </w:pPr>
-    </w:p>
-    <w:p>
-      <w:pPr>
-        <w:keepNext/>
-        <w:pBdr>
-          <w:left w:val="dashed" w:sz="8" w:space="6" w:color="7F7F7F"/>
-          <w:right w:val="dashed" w:sz="8" w:space="6" w:color="7F7F7F"/>
-        </w:pBdr>
-        <w:spacing w:line="276" w:lineRule="auto"/>
-        <w:jc w:val="center"/>
-      </w:pPr>
-    </w:p>
-    <w:p>
-      <w:pPr>
-        <w:keepNext/>
-        <w:pBdr>
-          <w:left w:val="dashed" w:sz="8" w:space="6" w:color="7F7F7F"/>
-          <w:bottom w:val="dashed" w:sz="8" w:space="6" w:color="7F7F7F"/>
-          <w:right w:val="dashed" w:sz="8" w:space="6" w:color="7F7F7F"/>
-        </w:pBdr>
-        <w:spacing w:line="276" w:lineRule="auto"/>
-        <w:jc w:val="center"/>
-      </w:pPr>
+      <w:r>
+        <w:rPr>
+          <w:noProof/>
+        </w:rPr>
+        <w:drawing>
+          <wp:inline distT="0" distB="0" distL="0" distR="0">
+            <wp:extent cx="5486400" cy="1379898"/>
+            <wp:effectExtent l="0" t="0" r="0" b="0"/>
+            <wp:docPr id="9909" name="fig6_6_graph_query" descr="fig6_6_graph_query"/>
+            <wp:cNvGraphicFramePr>
+              <a:graphicFrameLocks xmlns:a="http://schemas.openxmlformats.org/drawingml/2006/main" noChangeAspect="1"/>
+            </wp:cNvGraphicFramePr>
+            <a:graphic xmlns:a="http://schemas.openxmlformats.org/drawingml/2006/main">
+              <a:graphicData uri="http://schemas.openxmlformats.org/drawingml/2006/picture">
+                <pic:pic xmlns:pic="http://schemas.openxmlformats.org/drawingml/2006/picture">
+                  <pic:nvPicPr>
+                    <pic:cNvPr id="0" name=""/>
+                    <pic:cNvPicPr>
+                      <a:picLocks noChangeAspect="1"/>
+                    </pic:cNvPicPr>
+                  </pic:nvPicPr>
+                  <pic:blipFill>
+                    <a:blip r:embed="rIdBRfig6_6_graph_query"/>
+                    <a:stretch>
+                      <a:fillRect/>
+                    </a:stretch>
+                  </pic:blipFill>
+                  <pic:spPr>
+                    <a:xfrm>
+                      <a:off x="0" y="0"/>
+                      <a:ext cx="5486400" cy="1379898"/>
+                    </a:xfrm>
+                    <a:prstGeom prst="rect">
+                      <a:avLst/>
+                    </a:prstGeom>
+                  </pic:spPr>
+                </pic:pic>
+              </a:graphicData>
+            </a:graphic>
+          </wp:inline>
+        </w:drawing>
+      </w:r>
     </w:p>
     <w:p>
       <w:pPr>
@@ -31800,55 +31758,51 @@
     <w:p>
       <w:pPr>
         <w:keepNext/>
-        <w:pBdr>
-          <w:left w:val="dashed" w:sz="8" w:space="6" w:color="7F7F7F"/>
-          <w:right w:val="dashed" w:sz="8" w:space="6" w:color="7F7F7F"/>
-        </w:pBdr>
-        <w:spacing w:line="276" w:lineRule="auto"/>
+        <w:spacing w:before="160" w:after="60"/>
         <w:jc w:val="center"/>
       </w:pPr>
       <w:r>
         <w:rPr>
-          <w:sz w:val="22"/>
-          <w:szCs w:val="22"/>
-          <w:highlight w:val="yellow"/>
-        </w:rPr>
-        <w:t>[Still needed: output of cat release/v0.1/CHECKSUMS.sha256.]</w:t>
-      </w:r>
-    </w:p>
-    <w:p>
-      <w:pPr>
-        <w:keepNext/>
-        <w:pBdr>
-          <w:left w:val="dashed" w:sz="8" w:space="6" w:color="7F7F7F"/>
-          <w:right w:val="dashed" w:sz="8" w:space="6" w:color="7F7F7F"/>
-        </w:pBdr>
-        <w:spacing w:line="276" w:lineRule="auto"/>
-        <w:jc w:val="center"/>
-      </w:pPr>
-    </w:p>
-    <w:p>
-      <w:pPr>
-        <w:keepNext/>
-        <w:pBdr>
-          <w:left w:val="dashed" w:sz="8" w:space="6" w:color="7F7F7F"/>
-          <w:right w:val="dashed" w:sz="8" w:space="6" w:color="7F7F7F"/>
-        </w:pBdr>
-        <w:spacing w:line="276" w:lineRule="auto"/>
-        <w:jc w:val="center"/>
-      </w:pPr>
-    </w:p>
-    <w:p>
-      <w:pPr>
-        <w:keepNext/>
-        <w:pBdr>
-          <w:left w:val="dashed" w:sz="8" w:space="6" w:color="7F7F7F"/>
-          <w:bottom w:val="dashed" w:sz="8" w:space="6" w:color="7F7F7F"/>
-          <w:right w:val="dashed" w:sz="8" w:space="6" w:color="7F7F7F"/>
-        </w:pBdr>
-        <w:spacing w:line="276" w:lineRule="auto"/>
-        <w:jc w:val="center"/>
-      </w:pPr>
+          <w:noProof/>
+        </w:rPr>
+        <w:drawing>
+          <wp:inline distT="0" distB="0" distL="0" distR="0">
+            <wp:extent cx="5486400" cy="1198179"/>
+            <wp:effectExtent l="0" t="0" r="0" b="0"/>
+            <wp:docPr id="9892" name="fig6_7_release_manifest" descr="fig6_7_release_manifest"/>
+            <wp:cNvGraphicFramePr>
+              <a:graphicFrameLocks xmlns:a="http://schemas.openxmlformats.org/drawingml/2006/main" noChangeAspect="1"/>
+            </wp:cNvGraphicFramePr>
+            <a:graphic xmlns:a="http://schemas.openxmlformats.org/drawingml/2006/main">
+              <a:graphicData uri="http://schemas.openxmlformats.org/drawingml/2006/picture">
+                <pic:pic xmlns:pic="http://schemas.openxmlformats.org/drawingml/2006/picture">
+                  <pic:nvPicPr>
+                    <pic:cNvPr id="0" name=""/>
+                    <pic:cNvPicPr>
+                      <a:picLocks noChangeAspect="1"/>
+                    </pic:cNvPicPr>
+                  </pic:nvPicPr>
+                  <pic:blipFill>
+                    <a:blip r:embed="rIdBRfig6_7_release_manifest"/>
+                    <a:stretch>
+                      <a:fillRect/>
+                    </a:stretch>
+                  </pic:blipFill>
+                  <pic:spPr>
+                    <a:xfrm>
+                      <a:off x="0" y="0"/>
+                      <a:ext cx="5486400" cy="1198179"/>
+                    </a:xfrm>
+                    <a:prstGeom prst="rect">
+                      <a:avLst/>
+                    </a:prstGeom>
+                  </pic:spPr>
+                </pic:pic>
+              </a:graphicData>
+            </a:graphic>
+          </wp:inline>
+        </w:drawing>
+      </w:r>
     </w:p>
     <w:p>
       <w:pPr>
@@ -40149,6 +40103,24 @@
         <w:ind w:left="720" w:hanging="720"/>
       </w:pPr>
       <w:r>
+        <w:t xml:space="preserve">Angerer, F., Prähofer, H., &amp; Grünbacher, P. (2016). Modular change impact analysis for configurable software. In </w:t>
+      </w:r>
+      <w:r>
+        <w:rPr>
+          <w:i/>
+        </w:rPr>
+        <w:t xml:space="preserve">Proceedings of the IEEE International Conference on Software Maintenance and Evolution (ICSME)</w:t>
+      </w:r>
+      <w:r>
+        <w:t xml:space="preserve"> (pp. 468–472). IEEE.</w:t>
+      </w:r>
+    </w:p>
+    <w:p>
+      <w:pPr>
+        <w:spacing w:after="120" w:line="360" w:lineRule="auto"/>
+        <w:ind w:left="720" w:hanging="720"/>
+      </w:pPr>
+      <w:r>
         <w:t xml:space="preserve">Bell, J., Legunsen, O., Hilton, M., Eloussi, L., Yung, T., &amp; Marinov, D. (2018). DeFlaker: Automatically detecting flaky tests. In </w:t>
       </w:r>
       <w:r>
@@ -40312,31 +40284,6 @@
       </w:r>
       <w:r>
         <w:t>(7), 2376–2398. https://doi.org/10.1109/TSE.2021.3059481</w:t>
-      </w:r>
-    </w:p>
-    <w:p>
-      <w:pPr>
-        <w:spacing w:after="120" w:line="360" w:lineRule="auto"/>
-        <w:ind w:left="720" w:hanging="720"/>
-      </w:pPr>
-      <w:r>
-        <w:t xml:space="preserve">Hunsen, C., Lochau, M., Schaefer, I., &amp; Schulze, S. (2016). Modular change impact analysis for configurable software. In </w:t>
-      </w:r>
-      <w:r>
-        <w:rPr>
-          <w:i/>
-          <w:iCs/>
-        </w:rPr>
-        <w:t>Proceedings of the IEEE International Conference on Software Maintenance and Evolution (ICSME)</w:t>
-      </w:r>
-      <w:r>
-        <w:t xml:space="preserve">. IEEE. </w:t>
-      </w:r>
-      <w:r>
-        <w:rPr>
-          <w:highlight w:val="yellow"/>
-        </w:rPr>
-        <w:t>[VERIFY: these authors could not be confirmed; ICSME 2016 lists this title under Angerer, Prähofer and Grünbacher. Check IEEE Xplore or DBLP, then correct authors and pages, or delete this reference and its survey entry]</w:t>
       </w:r>
     </w:p>
     <w:p>
@@ -42386,10 +42333,249 @@
         <w:jc w:val="both"/>
       </w:pPr>
       <w:r>
-        <w:rPr>
-          <w:highlight w:val="yellow"/>
-        </w:rPr>
-        <w:t xml:space="preserve">[Insert a short usage example of min_distance_to_any_changed() or k_hop_neighborhood() on one mini-corpus commit, with its real output.]</w:t>
+        <w:t xml:space="preserve">Listing A.5b runs the two query primitives on one commit-pinned graph of fla-org/flash-linear-attention, for two changed nodes and one failing test of a real instance. The output was produced on the authors' machine (Fig. 6.6 shows the same run).</w:t>
+      </w:r>
+    </w:p>
+    <w:p>
+      <w:pPr>
+        <w:keepNext/>
+        <w:spacing w:before="160" w:after="60"/>
+      </w:pPr>
+      <w:r>
+        <w:rPr>
+          <w:i/>
+          <w:iCs/>
+          <w:sz w:val="20"/>
+          <w:szCs w:val="20"/>
+        </w:rPr>
+        <w:t>Listing A.5b k_hop_neighborhood() and min_distance_to_any_changed() on one mini-corpus graph</w:t>
+      </w:r>
+    </w:p>
+    <w:p>
+      <w:pPr>
+        <w:keepNext/>
+        <w:keepLines/>
+        <w:pBdr>
+          <w:left w:val="single" w:sz="12" w:space="8" w:color="1F3A5F"/>
+        </w:pBdr>
+        <w:shd w:val="clear" w:color="auto" w:fill="F4F6F8"/>
+        <w:ind w:left="200"/>
+      </w:pPr>
+      <w:r>
+        <w:rPr>
+          <w:rFonts w:ascii="Courier New" w:eastAsia="Courier New" w:hAnsi="Courier New" w:cs="Courier New"/>
+          <w:sz w:val="18"/>
+          <w:szCs w:val="18"/>
+        </w:rPr>
+        <w:t xml:space="preserve">from pathlib import Path</w:t>
+      </w:r>
+    </w:p>
+    <w:p>
+      <w:pPr>
+        <w:keepNext/>
+        <w:keepLines/>
+        <w:pBdr>
+          <w:left w:val="single" w:sz="12" w:space="8" w:color="1F3A5F"/>
+        </w:pBdr>
+        <w:shd w:val="clear" w:color="auto" w:fill="F4F6F8"/>
+        <w:ind w:left="200"/>
+      </w:pPr>
+      <w:r>
+        <w:rPr>
+          <w:rFonts w:ascii="Courier New" w:eastAsia="Courier New" w:hAnsi="Courier New" w:cs="Courier New"/>
+          <w:sz w:val="18"/>
+          <w:szCs w:val="18"/>
+        </w:rPr>
+        <w:t xml:space="preserve">from src.graph.build import load_graph</w:t>
+      </w:r>
+    </w:p>
+    <w:p>
+      <w:pPr>
+        <w:keepNext/>
+        <w:keepLines/>
+        <w:pBdr>
+          <w:left w:val="single" w:sz="12" w:space="8" w:color="1F3A5F"/>
+        </w:pBdr>
+        <w:shd w:val="clear" w:color="auto" w:fill="F4F6F8"/>
+        <w:ind w:left="200"/>
+      </w:pPr>
+      <w:r>
+        <w:rPr>
+          <w:rFonts w:ascii="Courier New" w:eastAsia="Courier New" w:hAnsi="Courier New" w:cs="Courier New"/>
+          <w:sz w:val="18"/>
+          <w:szCs w:val="18"/>
+        </w:rPr>
+        <w:t xml:space="preserve">from src.graph.query import GraphQuery</w:t>
+      </w:r>
+    </w:p>
+    <w:p>
+      <w:pPr>
+        <w:keepNext/>
+        <w:keepLines/>
+        <w:pBdr>
+          <w:left w:val="single" w:sz="12" w:space="8" w:color="1F3A5F"/>
+        </w:pBdr>
+        <w:shd w:val="clear" w:color="auto" w:fill="F4F6F8"/>
+        <w:ind w:left="200"/>
+      </w:pPr>
+      <w:r>
+        <w:rPr>
+          <w:rFonts w:ascii="Courier New" w:eastAsia="Courier New" w:hAnsi="Courier New" w:cs="Courier New"/>
+          <w:sz w:val="18"/>
+          <w:szCs w:val="18"/>
+        </w:rPr>
+        <w:t xml:space="preserve">p = Path("data/graphs/graph_fla-org__flash-linear-attention_366a4ae3155fa0de562ee997c00d0a88fb7c4804.json.gz")</w:t>
+      </w:r>
+    </w:p>
+    <w:p>
+      <w:pPr>
+        <w:keepNext/>
+        <w:keepLines/>
+        <w:pBdr>
+          <w:left w:val="single" w:sz="12" w:space="8" w:color="1F3A5F"/>
+        </w:pBdr>
+        <w:shd w:val="clear" w:color="auto" w:fill="F4F6F8"/>
+        <w:ind w:left="200"/>
+      </w:pPr>
+      <w:r>
+        <w:rPr>
+          <w:rFonts w:ascii="Courier New" w:eastAsia="Courier New" w:hAnsi="Courier New" w:cs="Courier New"/>
+          <w:sz w:val="18"/>
+          <w:szCs w:val="18"/>
+        </w:rPr>
+        <w:t xml:space="preserve">q = GraphQuery(load_graph(p))</w:t>
+      </w:r>
+    </w:p>
+    <w:p>
+      <w:pPr>
+        <w:keepNext/>
+        <w:keepLines/>
+        <w:pBdr>
+          <w:left w:val="single" w:sz="12" w:space="8" w:color="1F3A5F"/>
+        </w:pBdr>
+        <w:shd w:val="clear" w:color="auto" w:fill="F4F6F8"/>
+        <w:ind w:left="200"/>
+      </w:pPr>
+      <w:r>
+        <w:rPr>
+          <w:rFonts w:ascii="Courier New" w:eastAsia="Courier New" w:hAnsi="Courier New" w:cs="Courier New"/>
+          <w:sz w:val="18"/>
+          <w:szCs w:val="18"/>
+        </w:rPr>
+        <w:t xml:space="preserve">changed = ["fla_layers_nsa_py_longtensor", "fla_layers_nsa_py_tensor"]</w:t>
+      </w:r>
+    </w:p>
+    <w:p>
+      <w:pPr>
+        <w:keepNext/>
+        <w:keepLines/>
+        <w:pBdr>
+          <w:left w:val="single" w:sz="12" w:space="8" w:color="1F3A5F"/>
+        </w:pBdr>
+        <w:shd w:val="clear" w:color="auto" w:fill="F4F6F8"/>
+        <w:ind w:left="200"/>
+      </w:pPr>
+      <w:r>
+        <w:rPr>
+          <w:rFonts w:ascii="Courier New" w:eastAsia="Courier New" w:hAnsi="Courier New" w:cs="Courier New"/>
+          <w:sz w:val="18"/>
+          <w:szCs w:val="18"/>
+        </w:rPr>
+        <w:t xml:space="preserve">test = "tests_ops_test_nsa_test_parallel"</w:t>
+      </w:r>
+    </w:p>
+    <w:p>
+      <w:pPr>
+        <w:keepNext/>
+        <w:keepLines/>
+        <w:pBdr>
+          <w:left w:val="single" w:sz="12" w:space="8" w:color="1F3A5F"/>
+        </w:pBdr>
+        <w:shd w:val="clear" w:color="auto" w:fill="F4F6F8"/>
+        <w:ind w:left="200"/>
+      </w:pPr>
+      <w:r>
+        <w:rPr>
+          <w:rFonts w:ascii="Courier New" w:eastAsia="Courier New" w:hAnsi="Courier New" w:cs="Courier New"/>
+          <w:sz w:val="18"/>
+          <w:szCs w:val="18"/>
+        </w:rPr>
+        <w:t xml:space="preserve">print("k_hop_neighborhood(k=2) size:", len(q.k_hop_neighborhood(changed, k=2)))</w:t>
+      </w:r>
+    </w:p>
+    <w:p>
+      <w:pPr>
+        <w:keepNext/>
+        <w:keepLines/>
+        <w:pBdr>
+          <w:left w:val="single" w:sz="12" w:space="8" w:color="1F3A5F"/>
+        </w:pBdr>
+        <w:shd w:val="clear" w:color="auto" w:fill="F4F6F8"/>
+        <w:ind w:left="200"/>
+      </w:pPr>
+      <w:r>
+        <w:rPr>
+          <w:rFonts w:ascii="Courier New" w:eastAsia="Courier New" w:hAnsi="Courier New" w:cs="Courier New"/>
+          <w:sz w:val="18"/>
+          <w:szCs w:val="18"/>
+        </w:rPr>
+        <w:t xml:space="preserve">print("min_distance_to_any_changed:", q.min_distance_to_any_changed(test, changed))</w:t>
+      </w:r>
+    </w:p>
+    <w:p>
+      <w:pPr>
+        <w:keepNext/>
+        <w:keepLines/>
+        <w:pBdr>
+          <w:left w:val="single" w:sz="12" w:space="8" w:color="1F3A5F"/>
+        </w:pBdr>
+        <w:shd w:val="clear" w:color="auto" w:fill="F4F6F8"/>
+        <w:ind w:left="200"/>
+      </w:pPr>
+      <w:r>
+        <w:rPr>
+          <w:rFonts w:ascii="Courier New" w:eastAsia="Courier New" w:hAnsi="Courier New" w:cs="Courier New"/>
+          <w:sz w:val="18"/>
+          <w:szCs w:val="18"/>
+        </w:rPr>
+        <w:t xml:space="preserve"># output:</w:t>
+      </w:r>
+    </w:p>
+    <w:p>
+      <w:pPr>
+        <w:keepNext/>
+        <w:keepLines/>
+        <w:pBdr>
+          <w:left w:val="single" w:sz="12" w:space="8" w:color="1F3A5F"/>
+        </w:pBdr>
+        <w:shd w:val="clear" w:color="auto" w:fill="F4F6F8"/>
+        <w:ind w:left="200"/>
+      </w:pPr>
+      <w:r>
+        <w:rPr>
+          <w:rFonts w:ascii="Courier New" w:eastAsia="Courier New" w:hAnsi="Courier New" w:cs="Courier New"/>
+          <w:sz w:val="18"/>
+          <w:szCs w:val="18"/>
+        </w:rPr>
+        <w:t xml:space="preserve"># k_hop_neighborhood(k=2) size: 11</w:t>
+      </w:r>
+    </w:p>
+    <w:p>
+      <w:pPr>
+        <w:keepLines/>
+        <w:pBdr>
+          <w:left w:val="single" w:sz="12" w:space="8" w:color="1F3A5F"/>
+        </w:pBdr>
+        <w:shd w:val="clear" w:color="auto" w:fill="F4F6F8"/>
+        <w:ind w:left="200"/>
+      </w:pPr>
+      <w:r>
+        <w:rPr>
+          <w:rFonts w:ascii="Courier New" w:eastAsia="Courier New" w:hAnsi="Courier New" w:cs="Courier New"/>
+          <w:sz w:val="18"/>
+          <w:szCs w:val="18"/>
+        </w:rPr>
+        <w:t xml:space="preserve"># min_distance_to_any_changed: 3</w:t>
       </w:r>
     </w:p>
     <w:p>

--- a/BlastRadius_Project1_Report.docx
+++ b/BlastRadius_Project1_Report.docx
@@ -25189,7 +25189,7 @@
                 <w:sz w:val="20"/>
                 <w:szCs w:val="20"/>
               </w:rPr>
-              <w:t xml:space="preserve">Code MIT (planned); data CC-BY 4.0 (planned) [to be confirmed by the team]; vendored Graphify Apache-2.0 with MIT portions</w:t>
+              <w:t xml:space="preserve">Code MIT; data CC BY 4.0 (decided 9 October 2026); vendored Graphify Apache-2.0 with MIT portions</w:t>
             </w:r>
           </w:p>
         </w:tc>
@@ -32989,7 +32989,7 @@
         <w:jc w:val="both"/>
       </w:pPr>
       <w:r>
-        <w:t xml:space="preserve">The final review also includes a demo site that replays one real instance through the pipeline stages. Its Overview view shows the scale of the corpus and the headline RQ1 finding, and its Live run view draws the code-graph neighbourhood of a change (changed files at the centre, dependants in rings by distance) with the tests that actually failed and the files each predictor selected marked on it. It is a static replay of exported data, so every number on it is read from the same generated tables as this report; make demo runs the same walkthrough live in the terminal.</w:t>
+        <w:t xml:space="preserve">The final review also includes a demo site that replays one real instance through the pipeline stages. Its Overview view shows the scale of the corpus and the headline RQ1 finding, and its Live run view draws the code-graph neighbourhood of a change (changed files at the centre, dependants in rings by distance) with the tests that actually failed and the files each predictor selected marked on it. It is a static replay of exported data (Figs. A.1 to A.3 in Appendix A show it), so every number on it is read from the same generated tables as this report; make demo runs the same walkthrough live in the terminal.</w:t>
       </w:r>
     </w:p>
     <w:p>
@@ -37456,17 +37456,26 @@
         <w:jc w:val="both"/>
       </w:pPr>
       <w:r>
-        <w:t xml:space="preserve">The build now refuses to run without the pseudonymisation key. This guard was added after an earlier build had shipped live logins in the local bundle; that build was never published. The public upload to Zenodo, which assigns a DOI, and to HuggingFace is </w:t>
+        <w:t xml:space="preserve">The build now refuses to run without the pseudonymisation key. This guard was added after an earlier build had shipped live logins in the local bundle; that build was never published. The Zenodo deposit has a reserved DOI, 10.5281/zenodo.23250262, and the release bundle is licensed CC BY 4.0 (the source code is MIT); the deposit is to be published after the final checks, and the upload to HuggingFace is </w:t>
       </w:r>
       <w:r>
         <w:rPr>
           <w:b/>
-          <w:bCs/>
-        </w:rPr>
-        <w:t>pending</w:t>
-      </w:r>
-      <w:r>
-        <w:t>. It is a one-way step, because a DOI cannot be withdrawn, and it is performed manually after the remaining checks.</w:t>
+        </w:rPr>
+        <w:t xml:space="preserve">pending</w:t>
+      </w:r>
+      <w:r>
+        <w:t xml:space="preserve">. Publishing is one-way, because a DOI cannot be withdrawn and the files cannot change afterwards.</w:t>
+      </w:r>
+    </w:p>
+    <w:p>
+      <w:pPr>
+        <w:spacing w:after="120" w:line="360" w:lineRule="auto"/>
+        <w:ind w:firstLine="720"/>
+        <w:jc w:val="both"/>
+      </w:pPr>
+      <w:r>
+        <w:t xml:space="preserve">The shipped schema is narrower than the design specification. In release v0.1 the instances table carries the base commit (base_sha) but base_run_id is null for all 165,349 rows, and the outcomes table carries only run_id, test_id and split, plus a leaked pandas index column. Base-run resolution, per-test head and base statuses, same-commit flip flags and the bound test file are computed by the pipeline and regenerated by make tables, but they are not shipped as columns; the datasheet records this as a limitation.</w:t>
       </w:r>
     </w:p>
     <w:p>
@@ -39905,12 +39914,11 @@
       <w:r>
         <w:rPr>
           <w:b/>
-          <w:bCs/>
-        </w:rPr>
-        <w:t>Publish the dataset</w:t>
-      </w:r>
-      <w:r>
-        <w:t xml:space="preserve">: upload BR-Bench to Zenodo with a DOI and to HuggingFace, with the datasheet.</w:t>
+        </w:rPr>
+        <w:t xml:space="preserve">Publish the dataset</w:t>
+      </w:r>
+      <w:r>
+        <w:t xml:space="preserve">: publish the Zenodo deposit (reserved DOI 10.5281/zenodo.23250262, CC BY 4.0) and add a HuggingFace card, with the datasheet; ship the base run, per-test statuses and test-file binding as columns in a later version.</w:t>
       </w:r>
     </w:p>
     <w:p>
@@ -43515,15 +43523,144 @@
     </w:p>
     <w:p>
       <w:pPr>
-        <w:spacing w:after="120" w:line="360" w:lineRule="auto"/>
-        <w:ind w:firstLine="720"/>
-        <w:jc w:val="both"/>
-      </w:pPr>
-      <w:r>
-        <w:rPr>
-          <w:highlight w:val="yellow"/>
-        </w:rPr>
-        <w:t>[Insert screenshot: demo site Live run (recapture from the upgraded site, file docs/screenshots/figA8_demo_liverun.png).]</w:t>
+        <w:keepNext/>
+        <w:spacing w:before="160" w:after="60"/>
+        <w:jc w:val="center"/>
+      </w:pPr>
+      <w:r>
+        <w:rPr>
+          <w:noProof/>
+        </w:rPr>
+        <w:drawing>
+          <wp:inline distT="0" distB="0" distL="0" distR="0">
+            <wp:extent cx="5120640" cy="3541000"/>
+            <wp:effectExtent l="0" t="0" r="0" b="0"/>
+            <wp:docPr id="9994" name="figA8_live_blast" descr="figA8_live_blast"/>
+            <wp:cNvGraphicFramePr>
+              <a:graphicFrameLocks xmlns:a="http://schemas.openxmlformats.org/drawingml/2006/main" noChangeAspect="1"/>
+            </wp:cNvGraphicFramePr>
+            <a:graphic xmlns:a="http://schemas.openxmlformats.org/drawingml/2006/main">
+              <a:graphicData uri="http://schemas.openxmlformats.org/drawingml/2006/picture">
+                <pic:pic xmlns:pic="http://schemas.openxmlformats.org/drawingml/2006/picture">
+                  <pic:nvPicPr>
+                    <pic:cNvPr id="0" name=""/>
+                    <pic:cNvPicPr>
+                      <a:picLocks noChangeAspect="1"/>
+                    </pic:cNvPicPr>
+                  </pic:nvPicPr>
+                  <pic:blipFill>
+                    <a:blip r:embed="rIdBRfigA8_live_blast"/>
+                    <a:stretch>
+                      <a:fillRect/>
+                    </a:stretch>
+                  </pic:blipFill>
+                  <pic:spPr>
+                    <a:xfrm>
+                      <a:off x="0" y="0"/>
+                      <a:ext cx="5120640" cy="3541000"/>
+                    </a:xfrm>
+                    <a:prstGeom prst="rect">
+                      <a:avLst/>
+                    </a:prstGeom>
+                  </pic:spPr>
+                </pic:pic>
+              </a:graphicData>
+            </a:graphic>
+          </wp:inline>
+        </w:drawing>
+      </w:r>
+    </w:p>
+    <w:p>
+      <w:pPr>
+        <w:spacing w:before="100" w:after="240"/>
+        <w:jc w:val="center"/>
+      </w:pPr>
+      <w:r>
+        <w:rPr>
+          <w:b/>
+          <w:bCs/>
+          <w:sz w:val="20"/>
+          <w:szCs w:val="20"/>
+        </w:rPr>
+        <w:t xml:space="preserve">Fig. A.2 </w:t>
+      </w:r>
+      <w:r>
+        <w:rPr>
+          <w:sz w:val="20"/>
+          <w:szCs w:val="20"/>
+        </w:rPr>
+        <w:t xml:space="preserve">Demo site, Live run, stage 7: blast-radius picture of the change (changed files at the centre, rings by hop distance, failing test files in red, co-change picks in orange, history picks in blue)</w:t>
+      </w:r>
+    </w:p>
+    <w:p>
+      <w:pPr>
+        <w:keepNext/>
+        <w:spacing w:before="160" w:after="60"/>
+        <w:jc w:val="center"/>
+      </w:pPr>
+      <w:r>
+        <w:rPr>
+          <w:noProof/>
+        </w:rPr>
+        <w:drawing>
+          <wp:inline distT="0" distB="0" distL="0" distR="0">
+            <wp:extent cx="5120640" cy="3817204"/>
+            <wp:effectExtent l="0" t="0" r="0" b="0"/>
+            <wp:docPr id="9993" name="figA8_live_stage8" descr="figA8_live_stage8"/>
+            <wp:cNvGraphicFramePr>
+              <a:graphicFrameLocks xmlns:a="http://schemas.openxmlformats.org/drawingml/2006/main" noChangeAspect="1"/>
+            </wp:cNvGraphicFramePr>
+            <a:graphic xmlns:a="http://schemas.openxmlformats.org/drawingml/2006/main">
+              <a:graphicData uri="http://schemas.openxmlformats.org/drawingml/2006/picture">
+                <pic:pic xmlns:pic="http://schemas.openxmlformats.org/drawingml/2006/picture">
+                  <pic:nvPicPr>
+                    <pic:cNvPr id="0" name=""/>
+                    <pic:cNvPicPr>
+                      <a:picLocks noChangeAspect="1"/>
+                    </pic:cNvPicPr>
+                  </pic:nvPicPr>
+                  <pic:blipFill>
+                    <a:blip r:embed="rIdBRfigA8_live_stage8"/>
+                    <a:stretch>
+                      <a:fillRect/>
+                    </a:stretch>
+                  </pic:blipFill>
+                  <pic:spPr>
+                    <a:xfrm>
+                      <a:off x="0" y="0"/>
+                      <a:ext cx="5120640" cy="3817204"/>
+                    </a:xfrm>
+                    <a:prstGeom prst="rect">
+                      <a:avLst/>
+                    </a:prstGeom>
+                  </pic:spPr>
+                </pic:pic>
+              </a:graphicData>
+            </a:graphic>
+          </wp:inline>
+        </w:drawing>
+      </w:r>
+    </w:p>
+    <w:p>
+      <w:pPr>
+        <w:spacing w:before="100" w:after="240"/>
+        <w:jc w:val="center"/>
+      </w:pPr>
+      <w:r>
+        <w:rPr>
+          <w:b/>
+          <w:bCs/>
+          <w:sz w:val="20"/>
+          <w:szCs w:val="20"/>
+        </w:rPr>
+        <w:t xml:space="preserve">Fig. A.3 </w:t>
+      </w:r>
+      <w:r>
+        <w:rPr>
+          <w:sz w:val="20"/>
+          <w:szCs w:val="20"/>
+        </w:rPr>
+        <w:t xml:space="preserve">Demo site, Live run, stage 8: overlap of the failing test files with the co-change and historical-frequency picks, and the two prediction lists</w:t>
       </w:r>
     </w:p>
     <w:sectPr>

--- a/BlastRadius_Project1_Report.docx
+++ b/BlastRadius_Project1_Report.docx
@@ -37456,7 +37456,7 @@
         <w:jc w:val="both"/>
       </w:pPr>
       <w:r>
-        <w:t xml:space="preserve">The build now refuses to run without the pseudonymisation key. This guard was added after an earlier build had shipped live logins in the local bundle; that build was never published. The Zenodo deposit has a reserved DOI, 10.5281/zenodo.23250262, and the release bundle is licensed CC BY 4.0 (the source code is MIT); the deposit is to be published after the final checks, and the upload to HuggingFace is </w:t>
+        <w:t xml:space="preserve">The build now refuses to run without the pseudonymisation key. This guard was added after an earlier build had shipped live logins in the local bundle; that build was never published. The release bundle was published on Zenodo on 9 October 2026 under DOI 10.5281/zenodo.23250262 and is licensed CC BY 4.0; the source code is MIT and is archived on Zenodo as release v1.0.0 under DOI 10.5281/zenodo.23250690. The upload to HuggingFace is </w:t>
       </w:r>
       <w:r>
         <w:rPr>
@@ -37465,7 +37465,7 @@
         <w:t xml:space="preserve">pending</w:t>
       </w:r>
       <w:r>
-        <w:t xml:space="preserve">. Publishing is one-way, because a DOI cannot be withdrawn and the files cannot change afterwards.</w:t>
+        <w:t xml:space="preserve">. Publishing is one-way, because a DOI cannot be withdrawn and the files in the record cannot change; corrections ship as a new version.</w:t>
       </w:r>
     </w:p>
     <w:p>
@@ -39915,10 +39915,10 @@
         <w:rPr>
           <w:b/>
         </w:rPr>
-        <w:t xml:space="preserve">Publish the dataset</w:t>
-      </w:r>
-      <w:r>
-        <w:t xml:space="preserve">: publish the Zenodo deposit (reserved DOI 10.5281/zenodo.23250262, CC BY 4.0) and add a HuggingFace card, with the datasheet; ship the base run, per-test statuses and test-file binding as columns in a later version.</w:t>
+        <w:t xml:space="preserve">Extend the published dataset</w:t>
+      </w:r>
+      <w:r>
+        <w:t xml:space="preserve">: add a HuggingFace card with the datasheet (the Zenodo record 10.5281/zenodo.23250262 is already published under CC BY 4.0); ship the base run, per-test statuses and test-file binding as columns in a later version.</w:t>
       </w:r>
     </w:p>
     <w:p>

--- a/BlastRadius_Project1_Report.docx
+++ b/BlastRadius_Project1_Report.docx
@@ -323,21 +323,7 @@
           <w:b/>
           <w:bCs/>
         </w:rPr>
-        <w:t xml:space="preserve">Dr. Yoga Raja C A, </w:t>
-      </w:r>
-      <w:r>
-        <w:rPr>
-          <w:b/>
-          <w:bCs/>
-        </w:rPr>
-        <w:t>Assistant Professor Sr. Grade 1</w:t>
-      </w:r>
-      <w:r>
-        <w:rPr>
-          <w:b/>
-          <w:bCs/>
-        </w:rPr>
-        <w:t>, SCORE, VIT, Vellore.</w:t>
+        <w:t xml:space="preserve">Dr. Yoga Raja C A, Assistant Professor Sr. Grade 1, SCORE, VIT, Vellore.</w:t>
       </w:r>
     </w:p>
     <w:p>
@@ -599,14 +585,7 @@
           <w:b/>
           <w:bCs/>
         </w:rPr>
-        <w:t xml:space="preserve">Dr. Yoga Raja C A, </w:t>
-      </w:r>
-      <w:r>
-        <w:rPr>
-          <w:b/>
-          <w:bCs/>
-        </w:rPr>
-        <w:t>Assistant Professor Sr. Grade 1</w:t>
+        <w:t xml:space="preserve">Dr. Yoga Raja C A, Assistant Professor Sr. Grade 1</w:t>
       </w:r>
       <w:r>
         <w:t xml:space="preserve">, School of Computer Science Engineering and Information Systems, Vellore Institute of Technology, Vellore for the constant guidance and continual encouragement in our endeavour. Our association with our guide is not confined to academics only, but it is a great opportunity on our part to work with an intellectual and an expert in the field of </w:t>
@@ -882,7 +861,7 @@
         </w:rPr>
         <w:t>Acknowledgement</w:t>
         <w:tab/>
-        <w:t>v</w:t>
+        <w:t>iv</w:t>
       </w:r>
     </w:p>
     <w:p>
@@ -899,7 +878,7 @@
         </w:rPr>
         <w:t>Executive Summary</w:t>
         <w:tab/>
-        <w:t>vi</w:t>
+        <w:t>v</w:t>
       </w:r>
     </w:p>
     <w:p>
@@ -916,7 +895,7 @@
         </w:rPr>
         <w:t>Table of Contents</w:t>
         <w:tab/>
-        <w:t>vii</w:t>
+        <w:t>vi</w:t>
       </w:r>
     </w:p>
     <w:p>
@@ -1074,7 +1053,7 @@
         </w:rPr>
         <w:t>2    LITERATURE SURVEY, PROJECT DESCRIPTION AND GOALS</w:t>
         <w:tab/>
-        <w:t>8</w:t>
+        <w:t>9</w:t>
       </w:r>
     </w:p>
     <w:p>
@@ -1088,7 +1067,7 @@
       <w:r>
         <w:t>2.1 Literature Survey</w:t>
         <w:tab/>
-        <w:t>8</w:t>
+        <w:t>9</w:t>
       </w:r>
     </w:p>
     <w:p>
@@ -1102,7 +1081,7 @@
       <w:r>
         <w:t>2.2 Closest Related Work Beyond the Approved List</w:t>
         <w:tab/>
-        <w:t>11</w:t>
+        <w:t>13</w:t>
       </w:r>
     </w:p>
     <w:p>
@@ -1116,7 +1095,7 @@
       <w:r>
         <w:t>2.3 Research Gap (Problem Definition)</w:t>
         <w:tab/>
-        <w:t>14</w:t>
+        <w:t>15</w:t>
       </w:r>
     </w:p>
     <w:p>
@@ -1130,7 +1109,7 @@
       <w:r>
         <w:t>2.4 Project Description</w:t>
         <w:tab/>
-        <w:t>14</w:t>
+        <w:t>16</w:t>
       </w:r>
     </w:p>
     <w:p>
@@ -1144,7 +1123,7 @@
       <w:r>
         <w:t>2.5 Research Questions</w:t>
         <w:tab/>
-        <w:t>15</w:t>
+        <w:t>16</w:t>
       </w:r>
     </w:p>
     <w:p>
@@ -1158,7 +1137,7 @@
       <w:r>
         <w:t>2.6 Goals and Their Status</w:t>
         <w:tab/>
-        <w:t>16</w:t>
+        <w:t>17</w:t>
       </w:r>
     </w:p>
     <w:p>
@@ -1175,7 +1154,7 @@
         </w:rPr>
         <w:t>3    TECHNICAL SPECIFICATION</w:t>
         <w:tab/>
-        <w:t>17</w:t>
+        <w:t>19</w:t>
       </w:r>
     </w:p>
     <w:p>
@@ -1189,7 +1168,7 @@
       <w:r>
         <w:t>3.1 Software Stack</w:t>
         <w:tab/>
-        <w:t>17</w:t>
+        <w:t>19</w:t>
       </w:r>
     </w:p>
     <w:p>
@@ -1203,7 +1182,7 @@
       <w:r>
         <w:t>3.2 Hardware and Resource Constraints</w:t>
         <w:tab/>
-        <w:t>19</w:t>
+        <w:t>21</w:t>
       </w:r>
     </w:p>
     <w:p>
@@ -1217,7 +1196,7 @@
       <w:r>
         <w:t>3.3 External Interface: The GitHub REST API</w:t>
         <w:tab/>
-        <w:t>20</w:t>
+        <w:t>22</w:t>
       </w:r>
     </w:p>
     <w:p>
@@ -1231,7 +1210,7 @@
       <w:r>
         <w:t>3.4 Scope Constraints</w:t>
         <w:tab/>
-        <w:t>20</w:t>
+        <w:t>23</w:t>
       </w:r>
     </w:p>
     <w:p>
@@ -1245,7 +1224,7 @@
       <w:r>
         <w:t>3.5 Data Artifacts</w:t>
         <w:tab/>
-        <w:t>21</w:t>
+        <w:t>24</w:t>
       </w:r>
     </w:p>
     <w:p>
@@ -1259,7 +1238,7 @@
       <w:r>
         <w:t>3.6 Requirements</w:t>
         <w:tab/>
-        <w:t>22</w:t>
+        <w:t>25</w:t>
       </w:r>
     </w:p>
     <w:p>
@@ -1276,7 +1255,7 @@
         </w:rPr>
         <w:t>4    DESIGN APPROACH AND DETAILS</w:t>
         <w:tab/>
-        <w:t>24</w:t>
+        <w:t>27</w:t>
       </w:r>
     </w:p>
     <w:p>
@@ -1290,7 +1269,7 @@
       <w:r>
         <w:t>4.1 Design Approach / Materials and Methods</w:t>
         <w:tab/>
-        <w:t>24</w:t>
+        <w:t>27</w:t>
       </w:r>
     </w:p>
     <w:p>
@@ -1304,7 +1283,7 @@
       <w:r>
         <w:t>4.2 Codes and Standards</w:t>
         <w:tab/>
-        <w:t>39</w:t>
+        <w:t>43</w:t>
       </w:r>
     </w:p>
     <w:p>
@@ -1318,7 +1297,7 @@
       <w:r>
         <w:t>4.3 Constraints, Alternatives and Trade-offs</w:t>
         <w:tab/>
-        <w:t>39</w:t>
+        <w:t>44</w:t>
       </w:r>
     </w:p>
     <w:p>
@@ -1336,7 +1315,7 @@
         <w:lastRenderedPageBreak/>
         <w:t>5    SCHEDULE, TASKS AND MILESTONES</w:t>
         <w:tab/>
-        <w:t>41</w:t>
+        <w:t>46</w:t>
       </w:r>
     </w:p>
     <w:p>
@@ -1350,7 +1329,7 @@
       <w:r>
         <w:t>5.1 Timeline</w:t>
         <w:tab/>
-        <w:t>41</w:t>
+        <w:t>46</w:t>
       </w:r>
     </w:p>
     <w:p>
@@ -1364,7 +1343,7 @@
       <w:r>
         <w:t>5.2 Phases of Work</w:t>
         <w:tab/>
-        <w:t>42</w:t>
+        <w:t>47</w:t>
       </w:r>
     </w:p>
     <w:p>
@@ -1378,7 +1357,7 @@
       <w:r>
         <w:t>5.3 Go/No-Go Gates</w:t>
         <w:tab/>
-        <w:t>43</w:t>
+        <w:t>48</w:t>
       </w:r>
     </w:p>
     <w:p>
@@ -1392,7 +1371,7 @@
       <w:r>
         <w:t>5.4 Team Responsibilities</w:t>
         <w:tab/>
-        <w:t>43</w:t>
+        <w:t>48</w:t>
       </w:r>
     </w:p>
     <w:p>
@@ -1406,7 +1385,7 @@
       <w:r>
         <w:t>5.5 Recorded Decisions During the Semester</w:t>
         <w:tab/>
-        <w:t>44</w:t>
+        <w:t>49</w:t>
       </w:r>
     </w:p>
     <w:p>
@@ -1420,7 +1399,7 @@
       <w:r>
         <w:t>5.6 Risks and Their Treatment</w:t>
         <w:tab/>
-        <w:t>44</w:t>
+        <w:t>50</w:t>
       </w:r>
     </w:p>
     <w:p>
@@ -1437,7 +1416,7 @@
         </w:rPr>
         <w:t>6    PROJECT DEMONSTRATION</w:t>
         <w:tab/>
-        <w:t>46</w:t>
+        <w:t>51</w:t>
       </w:r>
     </w:p>
     <w:p>
@@ -1451,7 +1430,7 @@
       <w:r>
         <w:t>6.1 One-Command Reproduction</w:t>
         <w:tab/>
-        <w:t>46</w:t>
+        <w:t>51</w:t>
       </w:r>
     </w:p>
     <w:p>
@@ -1465,7 +1444,7 @@
       <w:r>
         <w:t>6.2 Regenerating Tables and the Freshness Guard</w:t>
         <w:tab/>
-        <w:t>47</w:t>
+        <w:t>52</w:t>
       </w:r>
     </w:p>
     <w:p>
@@ -1479,7 +1458,7 @@
       <w:r>
         <w:t>6.3 Corpus Dashboard</w:t>
         <w:tab/>
-        <w:t>47</w:t>
+        <w:t>53</w:t>
       </w:r>
     </w:p>
     <w:p>
@@ -1493,7 +1472,7 @@
       <w:r>
         <w:t>6.4 Graph Layer</w:t>
         <w:tab/>
-        <w:t>48</w:t>
+        <w:t>55</w:t>
       </w:r>
     </w:p>
     <w:p>
@@ -1507,7 +1486,7 @@
       <w:r>
         <w:t>6.5 Release Bundle</w:t>
         <w:tab/>
-        <w:t>49</w:t>
+        <w:t>56</w:t>
       </w:r>
     </w:p>
     <w:p>
@@ -1521,7 +1500,7 @@
       <w:r>
         <w:t>6.6 Worked Example: From Log Line to Label</w:t>
         <w:tab/>
-        <w:t>49</w:t>
+        <w:t>57</w:t>
       </w:r>
     </w:p>
     <w:p>
@@ -1535,7 +1514,7 @@
       <w:r>
         <w:t>6.7 Test Suite</w:t>
         <w:tab/>
-        <w:t>50</w:t>
+        <w:t>58</w:t>
       </w:r>
     </w:p>
     <w:p>
@@ -1549,24 +1528,7 @@
       <w:r>
         <w:t>6.8 Demonstration Logistics</w:t>
         <w:tab/>
-        <w:t>50</w:t>
-      </w:r>
-    </w:p>
-    <w:p>
-      <w:pPr>
-        <w:tabs>
-          <w:tab w:val="right" w:leader="dot" w:pos="8306"/>
-        </w:tabs>
-        <w:spacing w:before="160" w:after="60" w:line="300" w:lineRule="auto"/>
-      </w:pPr>
-      <w:r>
-        <w:rPr>
-          <w:b/>
-          <w:bCs/>
-        </w:rPr>
-        <w:t>7    RESULT AND DISCUSSION</w:t>
-        <w:tab/>
-        <w:t>51</w:t>
+        <w:t>58</w:t>
       </w:r>
     </w:p>
     <w:p>
@@ -1578,9 +1540,26 @@
         <w:ind w:left="560"/>
       </w:pPr>
       <w:r>
-        <w:t>7.1 Dataset Figures</w:t>
+        <w:t>6.9 Agentic Workflow: From User Story to Deployment</w:t>
         <w:tab/>
-        <w:t>51</w:t>
+        <w:t>59</w:t>
+      </w:r>
+    </w:p>
+    <w:p>
+      <w:pPr>
+        <w:tabs>
+          <w:tab w:val="right" w:leader="dot" w:pos="8306"/>
+        </w:tabs>
+        <w:spacing w:before="160" w:after="60" w:line="300" w:lineRule="auto"/>
+      </w:pPr>
+      <w:r>
+        <w:rPr>
+          <w:b/>
+          <w:bCs/>
+        </w:rPr>
+        <w:t>7    RESULT AND DISCUSSION</w:t>
+        <w:tab/>
+        <w:t>62</w:t>
       </w:r>
     </w:p>
     <w:p>
@@ -1592,9 +1571,9 @@
         <w:ind w:left="560"/>
       </w:pPr>
       <w:r>
-        <w:t>7.2 Parser Defect and Fix</w:t>
+        <w:t>7.1 Dataset Figures</w:t>
         <w:tab/>
-        <w:t>53</w:t>
+        <w:t>62</w:t>
       </w:r>
     </w:p>
     <w:p>
@@ -1606,9 +1585,9 @@
         <w:ind w:left="560"/>
       </w:pPr>
       <w:r>
-        <w:t>7.3 Test-Identifier Binding</w:t>
+        <w:t>7.2 Parser Defect and Fix</w:t>
         <w:tab/>
-        <w:t>54</w:t>
+        <w:t>64</w:t>
       </w:r>
     </w:p>
     <w:p>
@@ -1620,9 +1599,9 @@
         <w:ind w:left="560"/>
       </w:pPr>
       <w:r>
-        <w:t>7.4 Graph Layer Results</w:t>
+        <w:t>7.3 Test-Identifier Binding</w:t>
         <w:tab/>
-        <w:t>55</w:t>
+        <w:t>65</w:t>
       </w:r>
     </w:p>
     <w:p>
@@ -1634,9 +1613,9 @@
         <w:ind w:left="560"/>
       </w:pPr>
       <w:r>
-        <w:t>7.5 Reproducibility and Release</w:t>
+        <w:t>7.4 Graph Layer Results</w:t>
         <w:tab/>
-        <w:t>58</w:t>
+        <w:t>67</w:t>
       </w:r>
     </w:p>
     <w:p>
@@ -1648,9 +1627,9 @@
         <w:ind w:left="560"/>
       </w:pPr>
       <w:r>
-        <w:t>7.6 Parser Precision</w:t>
+        <w:t>7.5 Reproducibility and Release</w:t>
         <w:tab/>
-        <w:t>59</w:t>
+        <w:t>70</w:t>
       </w:r>
     </w:p>
     <w:p>
@@ -1662,9 +1641,9 @@
         <w:ind w:left="560"/>
       </w:pPr>
       <w:r>
-        <w:t>7.7 RQ1: Divergence Measurement</w:t>
+        <w:t>7.6 Parser Precision</w:t>
         <w:tab/>
-        <w:t>60</w:t>
+        <w:t>72</w:t>
       </w:r>
     </w:p>
     <w:p>
@@ -1676,9 +1655,9 @@
         <w:ind w:left="560"/>
       </w:pPr>
       <w:r>
-        <w:t>7.8 Engineering Quality</w:t>
+        <w:t>7.7 RQ1: Divergence Measurement</w:t>
         <w:tab/>
-        <w:t>60</w:t>
+        <w:t>73</w:t>
       </w:r>
     </w:p>
     <w:p>
@@ -1690,9 +1669,9 @@
         <w:ind w:left="560"/>
       </w:pPr>
       <w:r>
-        <w:t>7.9 Gate Summary</w:t>
+        <w:t>7.8 Engineering Quality</w:t>
         <w:tab/>
-        <w:t>61</w:t>
+        <w:t>74</w:t>
       </w:r>
     </w:p>
     <w:p>
@@ -1704,9 +1683,9 @@
         <w:ind w:left="560"/>
       </w:pPr>
       <w:r>
-        <w:t>7.10 Threats to Validity</w:t>
+        <w:t>7.9 Gate Summary</w:t>
         <w:tab/>
-        <w:t>62</w:t>
+        <w:t>75</w:t>
       </w:r>
     </w:p>
     <w:p>
@@ -1718,26 +1697,9 @@
         <w:ind w:left="560"/>
       </w:pPr>
       <w:r>
-        <w:t>7.11 Lessons Learned</w:t>
+        <w:t>7.10 Threats to Validity</w:t>
         <w:tab/>
-        <w:t>63</w:t>
-      </w:r>
-    </w:p>
-    <w:p>
-      <w:pPr>
-        <w:tabs>
-          <w:tab w:val="right" w:leader="dot" w:pos="8306"/>
-        </w:tabs>
-        <w:spacing w:before="160" w:after="60" w:line="300" w:lineRule="auto"/>
-      </w:pPr>
-      <w:r>
-        <w:rPr>
-          <w:b/>
-          <w:bCs/>
-        </w:rPr>
-        <w:t>8    SUMMARY</w:t>
-        <w:tab/>
-        <w:t>64</w:t>
+        <w:t>76</w:t>
       </w:r>
     </w:p>
     <w:p>
@@ -1749,9 +1711,26 @@
         <w:ind w:left="560"/>
       </w:pPr>
       <w:r>
-        <w:t>8.1 Key Results</w:t>
+        <w:t>7.11 Lessons Learned</w:t>
         <w:tab/>
-        <w:t>64</w:t>
+        <w:t>77</w:t>
+      </w:r>
+    </w:p>
+    <w:p>
+      <w:pPr>
+        <w:tabs>
+          <w:tab w:val="right" w:leader="dot" w:pos="8306"/>
+        </w:tabs>
+        <w:spacing w:before="160" w:after="60" w:line="300" w:lineRule="auto"/>
+      </w:pPr>
+      <w:r>
+        <w:rPr>
+          <w:b/>
+          <w:bCs/>
+        </w:rPr>
+        <w:t>8    SUMMARY</w:t>
+        <w:tab/>
+        <w:t>78</w:t>
       </w:r>
     </w:p>
     <w:p>
@@ -1763,9 +1742,9 @@
         <w:ind w:left="560"/>
       </w:pPr>
       <w:r>
-        <w:t>8.2 Honest Negatives</w:t>
+        <w:t>8.1 Key Results</w:t>
         <w:tab/>
-        <w:t>64</w:t>
+        <w:t>78</w:t>
       </w:r>
     </w:p>
     <w:p>
@@ -1777,9 +1756,9 @@
         <w:ind w:left="560"/>
       </w:pPr>
       <w:r>
-        <w:t>8.3 Lessons</w:t>
+        <w:t>8.2 Honest Negatives</w:t>
         <w:tab/>
-        <w:t>65</w:t>
+        <w:t>79</w:t>
       </w:r>
     </w:p>
     <w:p>
@@ -1791,9 +1770,23 @@
         <w:ind w:left="560"/>
       </w:pPr>
       <w:r>
+        <w:t>8.3 Lessons</w:t>
+        <w:tab/>
+        <w:t>79</w:t>
+      </w:r>
+    </w:p>
+    <w:p>
+      <w:pPr>
+        <w:tabs>
+          <w:tab w:val="right" w:leader="dot" w:pos="8306"/>
+        </w:tabs>
+        <w:spacing w:after="60" w:line="300" w:lineRule="auto"/>
+        <w:ind w:left="560"/>
+      </w:pPr>
+      <w:r>
         <w:t>8.4 Recommendations and Future Work</w:t>
         <w:tab/>
-        <w:t>65</w:t>
+        <w:t>79</w:t>
       </w:r>
     </w:p>
     <w:p>
@@ -1811,7 +1804,7 @@
         <w:lastRenderedPageBreak/>
         <w:t>9    REFERENCES</w:t>
         <w:tab/>
-        <w:t>67</w:t>
+        <w:t>81</w:t>
       </w:r>
     </w:p>
     <w:p>
@@ -2175,7 +2168,7 @@
                 <w:sz w:val="22"/>
                 <w:szCs w:val="22"/>
               </w:rPr>
-              <w:t>5</w:t>
+              <w:t>6</w:t>
             </w:r>
           </w:p>
         </w:tc>
@@ -2275,7 +2268,7 @@
                 <w:sz w:val="22"/>
                 <w:szCs w:val="22"/>
               </w:rPr>
-              <w:t>12</w:t>
+              <w:t>13</w:t>
             </w:r>
           </w:p>
         </w:tc>
@@ -2475,7 +2468,7 @@
                 <w:sz w:val="22"/>
                 <w:szCs w:val="22"/>
               </w:rPr>
-              <w:t>22</w:t>
+              <w:t>24</w:t>
             </w:r>
           </w:p>
         </w:tc>
@@ -2675,7 +2668,7 @@
                 <w:sz w:val="22"/>
                 <w:szCs w:val="22"/>
               </w:rPr>
-              <w:t>27</w:t>
+              <w:t>30</w:t>
             </w:r>
           </w:p>
         </w:tc>
@@ -2775,7 +2768,7 @@
                 <w:sz w:val="22"/>
                 <w:szCs w:val="22"/>
               </w:rPr>
-              <w:t>28</w:t>
+              <w:t>31</w:t>
             </w:r>
           </w:p>
         </w:tc>
@@ -2875,7 +2868,7 @@
                 <w:sz w:val="22"/>
                 <w:szCs w:val="22"/>
               </w:rPr>
-              <w:t>28</w:t>
+              <w:t>32</w:t>
             </w:r>
           </w:p>
         </w:tc>
@@ -2975,7 +2968,7 @@
                 <w:sz w:val="22"/>
                 <w:szCs w:val="22"/>
               </w:rPr>
-              <w:t>29</w:t>
+              <w:t>33</w:t>
             </w:r>
           </w:p>
         </w:tc>
@@ -3075,7 +3068,7 @@
                 <w:sz w:val="22"/>
                 <w:szCs w:val="22"/>
               </w:rPr>
-              <w:t>30</w:t>
+              <w:t>34</w:t>
             </w:r>
           </w:p>
         </w:tc>
@@ -3175,7 +3168,7 @@
                 <w:sz w:val="22"/>
                 <w:szCs w:val="22"/>
               </w:rPr>
-              <w:t>31</w:t>
+              <w:t>35</w:t>
             </w:r>
           </w:p>
         </w:tc>
@@ -3275,7 +3268,7 @@
                 <w:sz w:val="22"/>
                 <w:szCs w:val="22"/>
               </w:rPr>
-              <w:t>34</w:t>
+              <w:t>38</w:t>
             </w:r>
           </w:p>
         </w:tc>
@@ -3375,7 +3368,7 @@
                 <w:sz w:val="22"/>
                 <w:szCs w:val="22"/>
               </w:rPr>
-              <w:t>36</w:t>
+              <w:t>40</w:t>
             </w:r>
           </w:p>
         </w:tc>
@@ -3475,7 +3468,7 @@
                 <w:sz w:val="22"/>
                 <w:szCs w:val="22"/>
               </w:rPr>
-              <w:t>37</w:t>
+              <w:t>41</w:t>
             </w:r>
           </w:p>
         </w:tc>
@@ -3575,7 +3568,7 @@
                 <w:sz w:val="22"/>
                 <w:szCs w:val="22"/>
               </w:rPr>
-              <w:t>37</w:t>
+              <w:t>42</w:t>
             </w:r>
           </w:p>
         </w:tc>
@@ -3675,7 +3668,7 @@
                 <w:sz w:val="22"/>
                 <w:szCs w:val="22"/>
               </w:rPr>
-              <w:t>42</w:t>
+              <w:t>47</w:t>
             </w:r>
           </w:p>
         </w:tc>
@@ -3775,7 +3768,7 @@
                 <w:sz w:val="22"/>
                 <w:szCs w:val="22"/>
               </w:rPr>
-              <w:t>46</w:t>
+              <w:t>51</w:t>
             </w:r>
           </w:p>
         </w:tc>
@@ -3875,7 +3868,7 @@
                 <w:sz w:val="22"/>
                 <w:szCs w:val="22"/>
               </w:rPr>
-              <w:t>47</w:t>
+              <w:t>52</w:t>
             </w:r>
           </w:p>
         </w:tc>
@@ -3975,7 +3968,7 @@
                 <w:sz w:val="22"/>
                 <w:szCs w:val="22"/>
               </w:rPr>
-              <w:t>47</w:t>
+              <w:t>53</w:t>
             </w:r>
           </w:p>
         </w:tc>
@@ -4175,7 +4168,7 @@
                 <w:sz w:val="22"/>
                 <w:szCs w:val="22"/>
               </w:rPr>
-              <w:t>48</w:t>
+              <w:t>56</w:t>
             </w:r>
           </w:p>
         </w:tc>
@@ -4275,7 +4268,7 @@
                 <w:sz w:val="22"/>
                 <w:szCs w:val="22"/>
               </w:rPr>
-              <w:t>48</w:t>
+              <w:t>56</w:t>
             </w:r>
           </w:p>
         </w:tc>
@@ -4375,7 +4368,7 @@
                 <w:sz w:val="22"/>
                 <w:szCs w:val="22"/>
               </w:rPr>
-              <w:t>49</w:t>
+              <w:t>57</w:t>
             </w:r>
           </w:p>
         </w:tc>
@@ -4475,7 +4468,7 @@
                 <w:sz w:val="22"/>
                 <w:szCs w:val="22"/>
               </w:rPr>
-              <w:t>50</w:t>
+              <w:t>58</w:t>
             </w:r>
           </w:p>
         </w:tc>
@@ -4516,7 +4509,7 @@
                 <w:sz w:val="22"/>
                 <w:szCs w:val="22"/>
               </w:rPr>
-              <w:t>7.1</w:t>
+              <w:t>6.9</w:t>
             </w:r>
           </w:p>
         </w:tc>
@@ -4545,7 +4538,7 @@
                 <w:sz w:val="22"/>
                 <w:szCs w:val="22"/>
               </w:rPr>
-              <w:t>Positives Before and After the Canonical Rebuild</w:t>
+              <w:t>Agents Tab of the Demo Site: Five Agents and Three Scenarios</w:t>
             </w:r>
           </w:p>
         </w:tc>
@@ -4575,7 +4568,7 @@
                 <w:sz w:val="22"/>
                 <w:szCs w:val="22"/>
               </w:rPr>
-              <w:t>51</w:t>
+              <w:t>60</w:t>
             </w:r>
           </w:p>
         </w:tc>
@@ -4616,7 +4609,7 @@
                 <w:sz w:val="22"/>
                 <w:szCs w:val="22"/>
               </w:rPr>
-              <w:t>7.2</w:t>
+              <w:t>6.10</w:t>
             </w:r>
           </w:p>
         </w:tc>
@@ -4645,7 +4638,7 @@
                 <w:sz w:val="22"/>
                 <w:szCs w:val="22"/>
               </w:rPr>
-              <w:t>Gate 1: Positives Against the 5,000 Threshold</w:t>
+              <w:t>Build Failure, Notification and Regression Report in the Third Scenario</w:t>
             </w:r>
           </w:p>
         </w:tc>
@@ -4675,7 +4668,7 @@
                 <w:sz w:val="22"/>
                 <w:szCs w:val="22"/>
               </w:rPr>
-              <w:t>52</w:t>
+              <w:t>61</w:t>
             </w:r>
           </w:p>
         </w:tc>
@@ -4716,7 +4709,7 @@
                 <w:sz w:val="22"/>
                 <w:szCs w:val="22"/>
               </w:rPr>
-              <w:t>7.3</w:t>
+              <w:t>7.1</w:t>
             </w:r>
           </w:p>
         </w:tc>
@@ -4745,7 +4738,7 @@
                 <w:sz w:val="22"/>
                 <w:szCs w:val="22"/>
               </w:rPr>
-              <w:t>Affected Test IDs by Repository</w:t>
+              <w:t>Positives Before and After the Canonical Rebuild</w:t>
             </w:r>
           </w:p>
         </w:tc>
@@ -4775,7 +4768,7 @@
                 <w:sz w:val="22"/>
                 <w:szCs w:val="22"/>
               </w:rPr>
-              <w:t>53</w:t>
+              <w:t>62</w:t>
             </w:r>
           </w:p>
         </w:tc>
@@ -4816,7 +4809,7 @@
                 <w:sz w:val="22"/>
                 <w:szCs w:val="22"/>
               </w:rPr>
-              <w:t>7.4</w:t>
+              <w:t>7.2</w:t>
             </w:r>
           </w:p>
         </w:tc>
@@ -4845,7 +4838,7 @@
                 <w:sz w:val="22"/>
                 <w:szCs w:val="22"/>
               </w:rPr>
-              <w:t>Binding Rates Against the Gate 1.5 Threshold</w:t>
+              <w:t>Gate 1: Positives Against the 5,000 Threshold</w:t>
             </w:r>
           </w:p>
         </w:tc>
@@ -4875,7 +4868,7 @@
                 <w:sz w:val="22"/>
                 <w:szCs w:val="22"/>
               </w:rPr>
-              <w:t>54</w:t>
+              <w:t>63</w:t>
             </w:r>
           </w:p>
         </w:tc>
@@ -4916,7 +4909,7 @@
                 <w:sz w:val="22"/>
                 <w:szCs w:val="22"/>
               </w:rPr>
-              <w:t>7.5</w:t>
+              <w:t>7.3</w:t>
             </w:r>
           </w:p>
         </w:tc>
@@ -4945,7 +4938,7 @@
                 <w:sz w:val="22"/>
                 <w:szCs w:val="22"/>
               </w:rPr>
-              <w:t>Commit-Pinned Graphs Built per Repository</w:t>
+              <w:t>Affected Test IDs by Repository</w:t>
             </w:r>
           </w:p>
         </w:tc>
@@ -4975,7 +4968,7 @@
                 <w:sz w:val="22"/>
                 <w:szCs w:val="22"/>
               </w:rPr>
-              <w:t>55</w:t>
+              <w:t>65</w:t>
             </w:r>
           </w:p>
         </w:tc>
@@ -5016,7 +5009,7 @@
                 <w:sz w:val="22"/>
                 <w:szCs w:val="22"/>
               </w:rPr>
-              <w:t>7.6</w:t>
+              <w:t>7.4</w:t>
             </w:r>
           </w:p>
         </w:tc>
@@ -5045,7 +5038,7 @@
                 <w:sz w:val="22"/>
                 <w:szCs w:val="22"/>
               </w:rPr>
-              <w:t>Incremental-Versus-Cold Divergence and Its Fix</w:t>
+              <w:t>Binding Rates Against the Gate 1.5 Threshold</w:t>
             </w:r>
           </w:p>
         </w:tc>
@@ -5075,7 +5068,7 @@
                 <w:sz w:val="22"/>
                 <w:szCs w:val="22"/>
               </w:rPr>
-              <w:t>56</w:t>
+              <w:t>66</w:t>
             </w:r>
           </w:p>
         </w:tc>
@@ -5116,7 +5109,7 @@
                 <w:sz w:val="22"/>
                 <w:szCs w:val="22"/>
               </w:rPr>
-              <w:t>7.7</w:t>
+              <w:t>7.5</w:t>
             </w:r>
           </w:p>
         </w:tc>
@@ -5145,7 +5138,7 @@
                 <w:sz w:val="22"/>
                 <w:szCs w:val="22"/>
               </w:rPr>
-              <w:t>Graph-Node Binding by Repository</w:t>
+              <w:t>Commit-Pinned Graphs Built per Repository</w:t>
             </w:r>
           </w:p>
         </w:tc>
@@ -5175,7 +5168,7 @@
                 <w:sz w:val="22"/>
                 <w:szCs w:val="22"/>
               </w:rPr>
-              <w:t>57</w:t>
+              <w:t>67</w:t>
             </w:r>
           </w:p>
         </w:tc>
@@ -5216,8 +5209,7 @@
                 <w:sz w:val="22"/>
                 <w:szCs w:val="22"/>
               </w:rPr>
-              <w:lastRenderedPageBreak/>
-              <w:t>7.8</w:t>
+              <w:t>7.6</w:t>
             </w:r>
           </w:p>
         </w:tc>
@@ -5246,7 +5238,7 @@
                 <w:sz w:val="22"/>
                 <w:szCs w:val="22"/>
               </w:rPr>
-              <w:t xml:space="preserve">Graph Query Latency per Repository Against the 100 ms Budget</w:t>
+              <w:t>Incremental-Versus-Cold Divergence and Its Fix</w:t>
             </w:r>
           </w:p>
         </w:tc>
@@ -5276,7 +5268,7 @@
                 <w:sz w:val="22"/>
                 <w:szCs w:val="22"/>
               </w:rPr>
-              <w:t>58</w:t>
+              <w:t>68</w:t>
             </w:r>
           </w:p>
         </w:tc>
@@ -5317,7 +5309,7 @@
                 <w:sz w:val="22"/>
                 <w:szCs w:val="22"/>
               </w:rPr>
-              <w:t>7.9</w:t>
+              <w:t>7.7</w:t>
             </w:r>
           </w:p>
         </w:tc>
@@ -5346,7 +5338,7 @@
                 <w:sz w:val="22"/>
                 <w:szCs w:val="22"/>
               </w:rPr>
-              <w:t>Release Bundle Checks</w:t>
+              <w:t>Graph-Node Binding by Repository</w:t>
             </w:r>
           </w:p>
         </w:tc>
@@ -5376,7 +5368,7 @@
                 <w:sz w:val="22"/>
                 <w:szCs w:val="22"/>
               </w:rPr>
-              <w:t>59</w:t>
+              <w:t>69</w:t>
             </w:r>
           </w:p>
         </w:tc>
@@ -5417,7 +5409,8 @@
                 <w:sz w:val="22"/>
                 <w:szCs w:val="22"/>
               </w:rPr>
-              <w:t>7.10</w:t>
+              <w:lastRenderedPageBreak/>
+              <w:t>7.8</w:t>
             </w:r>
           </w:p>
         </w:tc>
@@ -5446,7 +5439,7 @@
                 <w:sz w:val="22"/>
                 <w:szCs w:val="22"/>
               </w:rPr>
-              <w:t>Growth of the Main Test Suite</w:t>
+              <w:t xml:space="preserve">Graph Query Latency per Repository Against the 100 ms Budget</w:t>
             </w:r>
           </w:p>
         </w:tc>
@@ -5476,7 +5469,7 @@
                 <w:sz w:val="22"/>
                 <w:szCs w:val="22"/>
               </w:rPr>
-              <w:t>61</w:t>
+              <w:t>58</w:t>
             </w:r>
           </w:p>
         </w:tc>
@@ -5517,7 +5510,7 @@
                 <w:sz w:val="22"/>
                 <w:szCs w:val="22"/>
               </w:rPr>
-              <w:t>7.11</w:t>
+              <w:t>7.9</w:t>
             </w:r>
           </w:p>
         </w:tc>
@@ -5546,7 +5539,7 @@
                 <w:sz w:val="22"/>
                 <w:szCs w:val="22"/>
               </w:rPr>
-              <w:t>Summary of Go/No-Go Gate Outcomes</w:t>
+              <w:t>Release Bundle Checks</w:t>
             </w:r>
           </w:p>
         </w:tc>
@@ -5576,7 +5569,207 @@
                 <w:sz w:val="22"/>
                 <w:szCs w:val="22"/>
               </w:rPr>
-              <w:t>62</w:t>
+              <w:t>71</w:t>
+            </w:r>
+          </w:p>
+        </w:tc>
+      </w:tr>
+      <w:tr>
+        <w:tblPrEx>
+          <w:tblCellMar>
+            <w:top w:w="0" w:type="dxa"/>
+            <w:bottom w:w="0" w:type="dxa"/>
+          </w:tblCellMar>
+        </w:tblPrEx>
+        <w:trPr>
+          <w:cantSplit/>
+        </w:trPr>
+        <w:tc>
+          <w:tcPr>
+            <w:tcW w:w="1300" w:type="dxa"/>
+            <w:tcBorders>
+              <w:top w:val="single" w:sz="4" w:space="0" w:color="808080"/>
+              <w:left w:val="single" w:sz="4" w:space="0" w:color="808080"/>
+              <w:bottom w:val="single" w:sz="4" w:space="0" w:color="808080"/>
+              <w:right w:val="single" w:sz="4" w:space="0" w:color="808080"/>
+            </w:tcBorders>
+            <w:tcMar>
+              <w:top w:w="40" w:type="dxa"/>
+              <w:left w:w="100" w:type="dxa"/>
+              <w:bottom w:w="40" w:type="dxa"/>
+              <w:right w:w="100" w:type="dxa"/>
+            </w:tcMar>
+          </w:tcPr>
+          <w:p>
+            <w:pPr>
+              <w:spacing w:line="276" w:lineRule="auto"/>
+              <w:jc w:val="center"/>
+            </w:pPr>
+            <w:r>
+              <w:rPr>
+                <w:sz w:val="22"/>
+                <w:szCs w:val="22"/>
+              </w:rPr>
+              <w:t>7.10</w:t>
+            </w:r>
+          </w:p>
+        </w:tc>
+        <w:tc>
+          <w:tcPr>
+            <w:tcW w:w="5906" w:type="dxa"/>
+            <w:tcBorders>
+              <w:top w:val="single" w:sz="4" w:space="0" w:color="808080"/>
+              <w:left w:val="single" w:sz="4" w:space="0" w:color="808080"/>
+              <w:bottom w:val="single" w:sz="4" w:space="0" w:color="808080"/>
+              <w:right w:val="single" w:sz="4" w:space="0" w:color="808080"/>
+            </w:tcBorders>
+            <w:tcMar>
+              <w:top w:w="40" w:type="dxa"/>
+              <w:left w:w="100" w:type="dxa"/>
+              <w:bottom w:w="40" w:type="dxa"/>
+              <w:right w:w="100" w:type="dxa"/>
+            </w:tcMar>
+          </w:tcPr>
+          <w:p>
+            <w:pPr>
+              <w:spacing w:line="276" w:lineRule="auto"/>
+            </w:pPr>
+            <w:r>
+              <w:rPr>
+                <w:sz w:val="22"/>
+                <w:szCs w:val="22"/>
+              </w:rPr>
+              <w:t>Growth of the Main Test Suite</w:t>
+            </w:r>
+          </w:p>
+        </w:tc>
+        <w:tc>
+          <w:tcPr>
+            <w:tcW w:w="1100" w:type="dxa"/>
+            <w:tcBorders>
+              <w:top w:val="single" w:sz="4" w:space="0" w:color="808080"/>
+              <w:left w:val="single" w:sz="4" w:space="0" w:color="808080"/>
+              <w:bottom w:val="single" w:sz="4" w:space="0" w:color="808080"/>
+              <w:right w:val="single" w:sz="4" w:space="0" w:color="808080"/>
+            </w:tcBorders>
+            <w:tcMar>
+              <w:top w:w="40" w:type="dxa"/>
+              <w:left w:w="100" w:type="dxa"/>
+              <w:bottom w:w="40" w:type="dxa"/>
+              <w:right w:w="100" w:type="dxa"/>
+            </w:tcMar>
+          </w:tcPr>
+          <w:p>
+            <w:pPr>
+              <w:spacing w:line="276" w:lineRule="auto"/>
+              <w:jc w:val="center"/>
+            </w:pPr>
+            <w:r>
+              <w:rPr>
+                <w:sz w:val="22"/>
+                <w:szCs w:val="22"/>
+              </w:rPr>
+              <w:t>74</w:t>
+            </w:r>
+          </w:p>
+        </w:tc>
+      </w:tr>
+      <w:tr>
+        <w:tblPrEx>
+          <w:tblCellMar>
+            <w:top w:w="0" w:type="dxa"/>
+            <w:bottom w:w="0" w:type="dxa"/>
+          </w:tblCellMar>
+        </w:tblPrEx>
+        <w:trPr>
+          <w:cantSplit/>
+        </w:trPr>
+        <w:tc>
+          <w:tcPr>
+            <w:tcW w:w="1300" w:type="dxa"/>
+            <w:tcBorders>
+              <w:top w:val="single" w:sz="4" w:space="0" w:color="808080"/>
+              <w:left w:val="single" w:sz="4" w:space="0" w:color="808080"/>
+              <w:bottom w:val="single" w:sz="4" w:space="0" w:color="808080"/>
+              <w:right w:val="single" w:sz="4" w:space="0" w:color="808080"/>
+            </w:tcBorders>
+            <w:tcMar>
+              <w:top w:w="40" w:type="dxa"/>
+              <w:left w:w="100" w:type="dxa"/>
+              <w:bottom w:w="40" w:type="dxa"/>
+              <w:right w:w="100" w:type="dxa"/>
+            </w:tcMar>
+          </w:tcPr>
+          <w:p>
+            <w:pPr>
+              <w:spacing w:line="276" w:lineRule="auto"/>
+              <w:jc w:val="center"/>
+            </w:pPr>
+            <w:r>
+              <w:rPr>
+                <w:sz w:val="22"/>
+                <w:szCs w:val="22"/>
+              </w:rPr>
+              <w:t>7.11</w:t>
+            </w:r>
+          </w:p>
+        </w:tc>
+        <w:tc>
+          <w:tcPr>
+            <w:tcW w:w="5906" w:type="dxa"/>
+            <w:tcBorders>
+              <w:top w:val="single" w:sz="4" w:space="0" w:color="808080"/>
+              <w:left w:val="single" w:sz="4" w:space="0" w:color="808080"/>
+              <w:bottom w:val="single" w:sz="4" w:space="0" w:color="808080"/>
+              <w:right w:val="single" w:sz="4" w:space="0" w:color="808080"/>
+            </w:tcBorders>
+            <w:tcMar>
+              <w:top w:w="40" w:type="dxa"/>
+              <w:left w:w="100" w:type="dxa"/>
+              <w:bottom w:w="40" w:type="dxa"/>
+              <w:right w:w="100" w:type="dxa"/>
+            </w:tcMar>
+          </w:tcPr>
+          <w:p>
+            <w:pPr>
+              <w:spacing w:line="276" w:lineRule="auto"/>
+            </w:pPr>
+            <w:r>
+              <w:rPr>
+                <w:sz w:val="22"/>
+                <w:szCs w:val="22"/>
+              </w:rPr>
+              <w:t>Summary of Go/No-Go Gate Outcomes</w:t>
+            </w:r>
+          </w:p>
+        </w:tc>
+        <w:tc>
+          <w:tcPr>
+            <w:tcW w:w="1100" w:type="dxa"/>
+            <w:tcBorders>
+              <w:top w:val="single" w:sz="4" w:space="0" w:color="808080"/>
+              <w:left w:val="single" w:sz="4" w:space="0" w:color="808080"/>
+              <w:bottom w:val="single" w:sz="4" w:space="0" w:color="808080"/>
+              <w:right w:val="single" w:sz="4" w:space="0" w:color="808080"/>
+            </w:tcBorders>
+            <w:tcMar>
+              <w:top w:w="40" w:type="dxa"/>
+              <w:left w:w="100" w:type="dxa"/>
+              <w:bottom w:w="40" w:type="dxa"/>
+              <w:right w:w="100" w:type="dxa"/>
+            </w:tcMar>
+          </w:tcPr>
+          <w:p>
+            <w:pPr>
+              <w:spacing w:line="276" w:lineRule="auto"/>
+              <w:jc w:val="center"/>
+            </w:pPr>
+            <w:r>
+              <w:rPr>
+                <w:sz w:val="22"/>
+                <w:szCs w:val="22"/>
+              </w:rPr>
+              <w:t>75</w:t>
             </w:r>
           </w:p>
         </w:tc>
@@ -5927,7 +6120,7 @@
                 <w:sz w:val="22"/>
                 <w:szCs w:val="22"/>
               </w:rPr>
-              <w:t>13</w:t>
+              <w:t>14</w:t>
             </w:r>
           </w:p>
         </w:tc>
@@ -6027,7 +6220,7 @@
                 <w:sz w:val="22"/>
                 <w:szCs w:val="22"/>
               </w:rPr>
-              <w:t>16</w:t>
+              <w:t>17</w:t>
             </w:r>
           </w:p>
         </w:tc>
@@ -6127,7 +6320,7 @@
                 <w:sz w:val="22"/>
                 <w:szCs w:val="22"/>
               </w:rPr>
-              <w:t>17</w:t>
+              <w:t>19</w:t>
             </w:r>
           </w:p>
         </w:tc>
@@ -6227,7 +6420,7 @@
                 <w:sz w:val="22"/>
                 <w:szCs w:val="22"/>
               </w:rPr>
-              <w:t>20</w:t>
+              <w:t>22</w:t>
             </w:r>
           </w:p>
         </w:tc>
@@ -6327,7 +6520,7 @@
                 <w:sz w:val="22"/>
                 <w:szCs w:val="22"/>
               </w:rPr>
-              <w:t>21</w:t>
+              <w:t>24</w:t>
             </w:r>
           </w:p>
         </w:tc>
@@ -6427,7 +6620,7 @@
                 <w:sz w:val="22"/>
                 <w:szCs w:val="22"/>
               </w:rPr>
-              <w:t>23</w:t>
+              <w:t>25</w:t>
             </w:r>
           </w:p>
         </w:tc>
@@ -6527,7 +6720,7 @@
                 <w:sz w:val="22"/>
                 <w:szCs w:val="22"/>
               </w:rPr>
-              <w:t>32</w:t>
+              <w:t>36</w:t>
             </w:r>
           </w:p>
         </w:tc>
@@ -6627,7 +6820,7 @@
                 <w:sz w:val="22"/>
                 <w:szCs w:val="22"/>
               </w:rPr>
-              <w:t>34</w:t>
+              <w:t>38</w:t>
             </w:r>
           </w:p>
         </w:tc>
@@ -6727,7 +6920,7 @@
                 <w:sz w:val="22"/>
                 <w:szCs w:val="22"/>
               </w:rPr>
-              <w:t>38</w:t>
+              <w:t>42</w:t>
             </w:r>
           </w:p>
         </w:tc>
@@ -6827,7 +7020,7 @@
                 <w:sz w:val="22"/>
                 <w:szCs w:val="22"/>
               </w:rPr>
-              <w:t>39</w:t>
+              <w:t>43</w:t>
             </w:r>
           </w:p>
         </w:tc>
@@ -6927,7 +7120,7 @@
                 <w:sz w:val="22"/>
                 <w:szCs w:val="22"/>
               </w:rPr>
-              <w:t>39</w:t>
+              <w:t>44</w:t>
             </w:r>
           </w:p>
         </w:tc>
@@ -7027,7 +7220,7 @@
                 <w:sz w:val="22"/>
                 <w:szCs w:val="22"/>
               </w:rPr>
-              <w:t>41</w:t>
+              <w:t>46</w:t>
             </w:r>
           </w:p>
         </w:tc>
@@ -7127,7 +7320,7 @@
                 <w:sz w:val="22"/>
                 <w:szCs w:val="22"/>
               </w:rPr>
-              <w:t>43</w:t>
+              <w:t>48</w:t>
             </w:r>
           </w:p>
         </w:tc>
@@ -7227,7 +7420,7 @@
                 <w:sz w:val="22"/>
                 <w:szCs w:val="22"/>
               </w:rPr>
-              <w:t>43</w:t>
+              <w:t>49</w:t>
             </w:r>
           </w:p>
         </w:tc>
@@ -7327,7 +7520,7 @@
                 <w:sz w:val="22"/>
                 <w:szCs w:val="22"/>
               </w:rPr>
-              <w:t>44</w:t>
+              <w:t>49</w:t>
             </w:r>
           </w:p>
         </w:tc>
@@ -7427,7 +7620,7 @@
                 <w:sz w:val="22"/>
                 <w:szCs w:val="22"/>
               </w:rPr>
-              <w:t>45</w:t>
+              <w:t>50</w:t>
             </w:r>
           </w:p>
         </w:tc>
@@ -7527,7 +7720,7 @@
                 <w:sz w:val="22"/>
                 <w:szCs w:val="22"/>
               </w:rPr>
-              <w:t>50</w:t>
+              <w:t>58</w:t>
             </w:r>
           </w:p>
         </w:tc>
@@ -7568,7 +7761,7 @@
                 <w:sz w:val="22"/>
                 <w:szCs w:val="22"/>
               </w:rPr>
-              <w:t>7.1</w:t>
+              <w:t>6.2</w:t>
             </w:r>
           </w:p>
         </w:tc>
@@ -7597,7 +7790,7 @@
                 <w:sz w:val="22"/>
                 <w:szCs w:val="22"/>
               </w:rPr>
-              <w:t>Dataset Figures Before and After the Canonical Rebuild</w:t>
+              <w:t>The Five Agents of the Workflow</w:t>
             </w:r>
           </w:p>
         </w:tc>
@@ -7627,7 +7820,7 @@
                 <w:sz w:val="22"/>
                 <w:szCs w:val="22"/>
               </w:rPr>
-              <w:t>51</w:t>
+              <w:t>59</w:t>
             </w:r>
           </w:p>
         </w:tc>
@@ -7668,7 +7861,7 @@
                 <w:sz w:val="22"/>
                 <w:szCs w:val="22"/>
               </w:rPr>
-              <w:t>7.2</w:t>
+              <w:t>7.1</w:t>
             </w:r>
           </w:p>
         </w:tc>
@@ -7697,7 +7890,7 @@
                 <w:sz w:val="22"/>
                 <w:szCs w:val="22"/>
               </w:rPr>
-              <w:t>Scope of the Parameter-Type Parsing Defect</w:t>
+              <w:t>Dataset Figures Before and After the Canonical Rebuild</w:t>
             </w:r>
           </w:p>
         </w:tc>
@@ -7727,7 +7920,7 @@
                 <w:sz w:val="22"/>
                 <w:szCs w:val="22"/>
               </w:rPr>
-              <w:t>53</w:t>
+              <w:t>62</w:t>
             </w:r>
           </w:p>
         </w:tc>
@@ -7768,7 +7961,7 @@
                 <w:sz w:val="22"/>
                 <w:szCs w:val="22"/>
               </w:rPr>
-              <w:t>7.3</w:t>
+              <w:t>7.2</w:t>
             </w:r>
           </w:p>
         </w:tc>
@@ -7797,7 +7990,7 @@
                 <w:sz w:val="22"/>
                 <w:szCs w:val="22"/>
               </w:rPr>
-              <w:t>Test-Identifier Binding</w:t>
+              <w:t>Scope of the Parameter-Type Parsing Defect</w:t>
             </w:r>
           </w:p>
         </w:tc>
@@ -7827,7 +8020,7 @@
                 <w:sz w:val="22"/>
                 <w:szCs w:val="22"/>
               </w:rPr>
-              <w:t>54</w:t>
+              <w:t>64</w:t>
             </w:r>
           </w:p>
         </w:tc>
@@ -7868,7 +8061,7 @@
                 <w:sz w:val="22"/>
                 <w:szCs w:val="22"/>
               </w:rPr>
-              <w:t>7.4</w:t>
+              <w:t>7.3</w:t>
             </w:r>
           </w:p>
         </w:tc>
@@ -7897,7 +8090,7 @@
                 <w:sz w:val="22"/>
                 <w:szCs w:val="22"/>
               </w:rPr>
-              <w:t>Graph Layer Mini-Corpus</w:t>
+              <w:t>Test-Identifier Binding</w:t>
             </w:r>
           </w:p>
         </w:tc>
@@ -7927,7 +8120,7 @@
                 <w:sz w:val="22"/>
                 <w:szCs w:val="22"/>
               </w:rPr>
-              <w:t>55</w:t>
+              <w:t>65</w:t>
             </w:r>
           </w:p>
         </w:tc>
@@ -7968,7 +8161,7 @@
                 <w:sz w:val="22"/>
                 <w:szCs w:val="22"/>
               </w:rPr>
-              <w:t>7.5</w:t>
+              <w:t>7.4</w:t>
             </w:r>
           </w:p>
         </w:tc>
@@ -7997,7 +8190,7 @@
                 <w:sz w:val="22"/>
                 <w:szCs w:val="22"/>
               </w:rPr>
-              <w:t>Graph-Node Binding Rate per Repository</w:t>
+              <w:t>Graph Layer Mini-Corpus</w:t>
             </w:r>
           </w:p>
         </w:tc>
@@ -8027,7 +8220,7 @@
                 <w:sz w:val="22"/>
                 <w:szCs w:val="22"/>
               </w:rPr>
-              <w:t>56</w:t>
+              <w:t>67</w:t>
             </w:r>
           </w:p>
         </w:tc>
@@ -8068,7 +8261,7 @@
                 <w:sz w:val="22"/>
                 <w:szCs w:val="22"/>
               </w:rPr>
-              <w:t>7.6</w:t>
+              <w:t>7.5</w:t>
             </w:r>
           </w:p>
         </w:tc>
@@ -8097,7 +8290,7 @@
                 <w:sz w:val="22"/>
                 <w:szCs w:val="22"/>
               </w:rPr>
-              <w:t>Graph Layer Performance Against Budgets</w:t>
+              <w:t>Graph-Node Binding Rate per Repository</w:t>
             </w:r>
           </w:p>
         </w:tc>
@@ -8127,7 +8320,7 @@
                 <w:sz w:val="22"/>
                 <w:szCs w:val="22"/>
               </w:rPr>
-              <w:t>57</w:t>
+              <w:t>68</w:t>
             </w:r>
           </w:p>
         </w:tc>
@@ -8168,7 +8361,7 @@
                 <w:sz w:val="22"/>
                 <w:szCs w:val="22"/>
               </w:rPr>
-              <w:t>7.7</w:t>
+              <w:t>7.6</w:t>
             </w:r>
           </w:p>
         </w:tc>
@@ -8197,7 +8390,7 @@
                 <w:sz w:val="22"/>
                 <w:szCs w:val="22"/>
               </w:rPr>
-              <w:t>Parser Precision on Development Corpora (Holdout v5 Not Scored)</w:t>
+              <w:t>Graph Layer Performance Against Budgets</w:t>
             </w:r>
           </w:p>
         </w:tc>
@@ -8227,7 +8420,7 @@
                 <w:sz w:val="22"/>
                 <w:szCs w:val="22"/>
               </w:rPr>
-              <w:t>59</w:t>
+              <w:t>69</w:t>
             </w:r>
           </w:p>
         </w:tc>
@@ -8268,7 +8461,7 @@
                 <w:sz w:val="22"/>
                 <w:szCs w:val="22"/>
               </w:rPr>
-              <w:t>7.8</w:t>
+              <w:t>7.7</w:t>
             </w:r>
           </w:p>
         </w:tc>
@@ -8297,7 +8490,7 @@
                 <w:sz w:val="22"/>
                 <w:szCs w:val="22"/>
               </w:rPr>
-              <w:t>RQ1 at k = 10 over 576 Instances</w:t>
+              <w:t>Parser Precision on Development Corpora (Holdout v5 Not Scored)</w:t>
             </w:r>
           </w:p>
         </w:tc>
@@ -8327,7 +8520,107 @@
                 <w:sz w:val="22"/>
                 <w:szCs w:val="22"/>
               </w:rPr>
-              <w:t>60</w:t>
+              <w:t>72</w:t>
+            </w:r>
+          </w:p>
+        </w:tc>
+      </w:tr>
+      <w:tr>
+        <w:tblPrEx>
+          <w:tblCellMar>
+            <w:top w:w="0" w:type="dxa"/>
+            <w:bottom w:w="0" w:type="dxa"/>
+          </w:tblCellMar>
+        </w:tblPrEx>
+        <w:trPr>
+          <w:cantSplit/>
+        </w:trPr>
+        <w:tc>
+          <w:tcPr>
+            <w:tcW w:w="1300" w:type="dxa"/>
+            <w:tcBorders>
+              <w:top w:val="single" w:sz="4" w:space="0" w:color="808080"/>
+              <w:left w:val="single" w:sz="4" w:space="0" w:color="808080"/>
+              <w:bottom w:val="single" w:sz="4" w:space="0" w:color="808080"/>
+              <w:right w:val="single" w:sz="4" w:space="0" w:color="808080"/>
+            </w:tcBorders>
+            <w:tcMar>
+              <w:top w:w="40" w:type="dxa"/>
+              <w:left w:w="100" w:type="dxa"/>
+              <w:bottom w:w="40" w:type="dxa"/>
+              <w:right w:w="100" w:type="dxa"/>
+            </w:tcMar>
+          </w:tcPr>
+          <w:p>
+            <w:pPr>
+              <w:spacing w:line="276" w:lineRule="auto"/>
+              <w:jc w:val="center"/>
+            </w:pPr>
+            <w:r>
+              <w:rPr>
+                <w:sz w:val="22"/>
+                <w:szCs w:val="22"/>
+              </w:rPr>
+              <w:t>7.8</w:t>
+            </w:r>
+          </w:p>
+        </w:tc>
+        <w:tc>
+          <w:tcPr>
+            <w:tcW w:w="5906" w:type="dxa"/>
+            <w:tcBorders>
+              <w:top w:val="single" w:sz="4" w:space="0" w:color="808080"/>
+              <w:left w:val="single" w:sz="4" w:space="0" w:color="808080"/>
+              <w:bottom w:val="single" w:sz="4" w:space="0" w:color="808080"/>
+              <w:right w:val="single" w:sz="4" w:space="0" w:color="808080"/>
+            </w:tcBorders>
+            <w:tcMar>
+              <w:top w:w="40" w:type="dxa"/>
+              <w:left w:w="100" w:type="dxa"/>
+              <w:bottom w:w="40" w:type="dxa"/>
+              <w:right w:w="100" w:type="dxa"/>
+            </w:tcMar>
+          </w:tcPr>
+          <w:p>
+            <w:pPr>
+              <w:spacing w:line="276" w:lineRule="auto"/>
+            </w:pPr>
+            <w:r>
+              <w:rPr>
+                <w:sz w:val="22"/>
+                <w:szCs w:val="22"/>
+              </w:rPr>
+              <w:t>RQ1 at k = 10 over 576 Instances</w:t>
+            </w:r>
+          </w:p>
+        </w:tc>
+        <w:tc>
+          <w:tcPr>
+            <w:tcW w:w="1100" w:type="dxa"/>
+            <w:tcBorders>
+              <w:top w:val="single" w:sz="4" w:space="0" w:color="808080"/>
+              <w:left w:val="single" w:sz="4" w:space="0" w:color="808080"/>
+              <w:bottom w:val="single" w:sz="4" w:space="0" w:color="808080"/>
+              <w:right w:val="single" w:sz="4" w:space="0" w:color="808080"/>
+            </w:tcBorders>
+            <w:tcMar>
+              <w:top w:w="40" w:type="dxa"/>
+              <w:left w:w="100" w:type="dxa"/>
+              <w:bottom w:w="40" w:type="dxa"/>
+              <w:right w:w="100" w:type="dxa"/>
+            </w:tcMar>
+          </w:tcPr>
+          <w:p>
+            <w:pPr>
+              <w:spacing w:line="276" w:lineRule="auto"/>
+              <w:jc w:val="center"/>
+            </w:pPr>
+            <w:r>
+              <w:rPr>
+                <w:sz w:val="22"/>
+                <w:szCs w:val="22"/>
+              </w:rPr>
+              <w:t>73</w:t>
             </w:r>
           </w:p>
         </w:tc>
@@ -32990,6 +33283,1094 @@
       </w:pPr>
       <w:r>
         <w:t xml:space="preserve">The final review also includes a demo site that replays one real instance through the pipeline stages. Its Overview view shows the scale of the corpus and the headline RQ1 finding, and its Live run view draws the code-graph neighbourhood of a change (changed files at the centre, dependants in rings by distance) with the tests that actually failed and the files each predictor selected marked on it. It is a static replay of exported data (Figs. A.1 to A.3 in Appendix A show it), so every number on it is read from the same generated tables as this report; make demo runs the same walkthrough live in the terminal.</w:t>
+      </w:r>
+    </w:p>
+    <w:p>
+      <w:pPr>
+        <w:pStyle w:val="Heading2"/>
+        <w:keepNext/>
+        <w:spacing w:before="240" w:after="120" w:line="360" w:lineRule="auto"/>
+      </w:pPr>
+      <w:r>
+        <w:t>6.9 Agentic Workflow: From User Story to Deployment</w:t>
+      </w:r>
+    </w:p>
+    <w:p>
+      <w:pPr>
+        <w:spacing w:after="120" w:line="360" w:lineRule="auto"/>
+        <w:ind w:firstLine="720"/>
+        <w:jc w:val="both"/>
+      </w:pPr>
+      <w:r>
+        <w:t xml:space="preserve">After the pre-final review the project gained an agentic workflow that carries the impact analysis into the everyday path of a change. Five agents hand work to each other, from a user story to a deployed, regression-tested change (Table 6.2). The workflow lives in src/agents/ and is a separate demonstration path (decision D-55): the agents may call a language model, so nothing in the reproducible pipeline imports them, and no number they produce appears in Chapter 7, in the release bundle or in the paper.</w:t>
+      </w:r>
+    </w:p>
+    <w:p>
+      <w:pPr>
+        <w:keepNext/>
+        <w:spacing w:before="200" w:after="80"/>
+        <w:jc w:val="center"/>
+      </w:pPr>
+      <w:r>
+        <w:rPr>
+          <w:b/>
+          <w:bCs/>
+          <w:sz w:val="20"/>
+          <w:szCs w:val="20"/>
+        </w:rPr>
+        <w:t xml:space="preserve">Table 6.2 </w:t>
+      </w:r>
+      <w:r>
+        <w:rPr>
+          <w:sz w:val="20"/>
+          <w:szCs w:val="20"/>
+        </w:rPr>
+        <w:t>The Five Agents of the Workflow</w:t>
+      </w:r>
+    </w:p>
+    <w:tbl>
+      <w:tblPr>
+        <w:tblW w:w="8306" w:type="dxa"/>
+        <w:jc w:val="center"/>
+        <w:tblBorders>
+          <w:top w:val="single" w:sz="4" w:space="0" w:color="auto"/>
+          <w:left w:val="single" w:sz="4" w:space="0" w:color="auto"/>
+          <w:bottom w:val="single" w:sz="4" w:space="0" w:color="auto"/>
+          <w:right w:val="single" w:sz="4" w:space="0" w:color="auto"/>
+          <w:insideH w:val="single" w:sz="4" w:space="0" w:color="auto"/>
+          <w:insideV w:val="single" w:sz="4" w:space="0" w:color="auto"/>
+        </w:tblBorders>
+        <w:tblCellMar>
+          <w:left w:w="10" w:type="dxa"/>
+          <w:right w:w="10" w:type="dxa"/>
+        </w:tblCellMar>
+        <w:tblLook w:val="0000" w:firstRow="0" w:lastRow="0" w:firstColumn="0" w:lastColumn="0" w:noHBand="0" w:noVBand="0"/>
+      </w:tblPr>
+      <w:tblGrid>
+        <w:gridCol w:w="1500"/>
+        <w:gridCol w:w="1900"/>
+        <w:gridCol w:w="2906"/>
+        <w:gridCol w:w="2000"/>
+      </w:tblGrid>
+      <w:tr>
+        <w:trPr>
+          <w:tblHeader/>
+          <w:jc w:val="center"/>
+        </w:trPr>
+        <w:tc>
+          <w:tcPr>
+            <w:tcW w:w="1500" w:type="dxa"/>
+            <w:tcBorders>
+              <w:top w:val="single" w:sz="4" w:space="0" w:color="808080"/>
+              <w:left w:val="single" w:sz="4" w:space="0" w:color="808080"/>
+              <w:bottom w:val="single" w:sz="4" w:space="0" w:color="808080"/>
+              <w:right w:val="single" w:sz="4" w:space="0" w:color="808080"/>
+            </w:tcBorders>
+            <w:shd w:val="clear" w:color="auto" w:fill="DCE4EE"/>
+            <w:tcMar>
+              <w:top w:w="50" w:type="dxa"/>
+              <w:left w:w="90" w:type="dxa"/>
+              <w:bottom w:w="50" w:type="dxa"/>
+              <w:right w:w="90" w:type="dxa"/>
+            </w:tcMar>
+            <w:vAlign w:val="center"/>
+          </w:tcPr>
+          <w:p>
+            <w:pPr>
+              <w:spacing w:line="252" w:lineRule="auto"/>
+              <w:jc w:val="center"/>
+            </w:pPr>
+            <w:r>
+              <w:rPr>
+                <w:b/>
+                <w:bCs/>
+                <w:sz w:val="20"/>
+                <w:szCs w:val="20"/>
+              </w:rPr>
+              <w:t xml:space="preserve">Agent</w:t>
+            </w:r>
+          </w:p>
+        </w:tc>
+        <w:tc>
+          <w:tcPr>
+            <w:tcW w:w="1900" w:type="dxa"/>
+            <w:tcBorders>
+              <w:top w:val="single" w:sz="4" w:space="0" w:color="808080"/>
+              <w:left w:val="single" w:sz="4" w:space="0" w:color="808080"/>
+              <w:bottom w:val="single" w:sz="4" w:space="0" w:color="808080"/>
+              <w:right w:val="single" w:sz="4" w:space="0" w:color="808080"/>
+            </w:tcBorders>
+            <w:shd w:val="clear" w:color="auto" w:fill="DCE4EE"/>
+            <w:tcMar>
+              <w:top w:w="50" w:type="dxa"/>
+              <w:left w:w="90" w:type="dxa"/>
+              <w:bottom w:w="50" w:type="dxa"/>
+              <w:right w:w="90" w:type="dxa"/>
+            </w:tcMar>
+            <w:vAlign w:val="center"/>
+          </w:tcPr>
+          <w:p>
+            <w:pPr>
+              <w:spacing w:line="252" w:lineRule="auto"/>
+              <w:jc w:val="center"/>
+            </w:pPr>
+            <w:r>
+              <w:rPr>
+                <w:b/>
+                <w:bCs/>
+                <w:sz w:val="20"/>
+                <w:szCs w:val="20"/>
+              </w:rPr>
+              <w:t xml:space="preserve">Input</w:t>
+            </w:r>
+          </w:p>
+        </w:tc>
+        <w:tc>
+          <w:tcPr>
+            <w:tcW w:w="2906" w:type="dxa"/>
+            <w:tcBorders>
+              <w:top w:val="single" w:sz="4" w:space="0" w:color="808080"/>
+              <w:left w:val="single" w:sz="4" w:space="0" w:color="808080"/>
+              <w:bottom w:val="single" w:sz="4" w:space="0" w:color="808080"/>
+              <w:right w:val="single" w:sz="4" w:space="0" w:color="808080"/>
+            </w:tcBorders>
+            <w:shd w:val="clear" w:color="auto" w:fill="DCE4EE"/>
+            <w:tcMar>
+              <w:top w:w="50" w:type="dxa"/>
+              <w:left w:w="90" w:type="dxa"/>
+              <w:bottom w:w="50" w:type="dxa"/>
+              <w:right w:w="90" w:type="dxa"/>
+            </w:tcMar>
+            <w:vAlign w:val="center"/>
+          </w:tcPr>
+          <w:p>
+            <w:pPr>
+              <w:spacing w:line="252" w:lineRule="auto"/>
+              <w:jc w:val="center"/>
+            </w:pPr>
+            <w:r>
+              <w:rPr>
+                <w:b/>
+                <w:bCs/>
+                <w:sz w:val="20"/>
+                <w:szCs w:val="20"/>
+              </w:rPr>
+              <w:t xml:space="preserve">What it does</w:t>
+            </w:r>
+          </w:p>
+        </w:tc>
+        <w:tc>
+          <w:tcPr>
+            <w:tcW w:w="2000" w:type="dxa"/>
+            <w:tcBorders>
+              <w:top w:val="single" w:sz="4" w:space="0" w:color="808080"/>
+              <w:left w:val="single" w:sz="4" w:space="0" w:color="808080"/>
+              <w:bottom w:val="single" w:sz="4" w:space="0" w:color="808080"/>
+              <w:right w:val="single" w:sz="4" w:space="0" w:color="808080"/>
+            </w:tcBorders>
+            <w:shd w:val="clear" w:color="auto" w:fill="DCE4EE"/>
+            <w:tcMar>
+              <w:top w:w="50" w:type="dxa"/>
+              <w:left w:w="90" w:type="dxa"/>
+              <w:bottom w:w="50" w:type="dxa"/>
+              <w:right w:w="90" w:type="dxa"/>
+            </w:tcMar>
+            <w:vAlign w:val="center"/>
+          </w:tcPr>
+          <w:p>
+            <w:pPr>
+              <w:spacing w:line="252" w:lineRule="auto"/>
+              <w:jc w:val="center"/>
+            </w:pPr>
+            <w:r>
+              <w:rPr>
+                <w:b/>
+                <w:bCs/>
+                <w:sz w:val="20"/>
+                <w:szCs w:val="20"/>
+              </w:rPr>
+              <w:t xml:space="preserve">Output</w:t>
+            </w:r>
+          </w:p>
+        </w:tc>
+      </w:tr>
+      <w:tr>
+        <w:trPr>
+          <w:cantSplit/>
+          <w:jc w:val="center"/>
+        </w:trPr>
+        <w:tc>
+          <w:tcPr>
+            <w:tcW w:w="1500" w:type="dxa"/>
+            <w:tcBorders>
+              <w:top w:val="single" w:sz="4" w:space="0" w:color="808080"/>
+              <w:left w:val="single" w:sz="4" w:space="0" w:color="808080"/>
+              <w:bottom w:val="single" w:sz="4" w:space="0" w:color="808080"/>
+              <w:right w:val="single" w:sz="4" w:space="0" w:color="808080"/>
+            </w:tcBorders>
+            <w:tcMar>
+              <w:top w:w="50" w:type="dxa"/>
+              <w:left w:w="90" w:type="dxa"/>
+              <w:bottom w:w="50" w:type="dxa"/>
+              <w:right w:w="90" w:type="dxa"/>
+            </w:tcMar>
+            <w:vAlign w:val="center"/>
+          </w:tcPr>
+          <w:p>
+            <w:pPr>
+              <w:spacing w:line="252" w:lineRule="auto"/>
+              <w:jc w:val="left"/>
+            </w:pPr>
+            <w:r>
+              <w:rPr>
+                <w:sz w:val="20"/>
+                <w:szCs w:val="20"/>
+              </w:rPr>
+              <w:t xml:space="preserve">1. Impact Analysis</w:t>
+            </w:r>
+          </w:p>
+        </w:tc>
+        <w:tc>
+          <w:tcPr>
+            <w:tcW w:w="1900" w:type="dxa"/>
+            <w:tcBorders>
+              <w:top w:val="single" w:sz="4" w:space="0" w:color="808080"/>
+              <w:left w:val="single" w:sz="4" w:space="0" w:color="808080"/>
+              <w:bottom w:val="single" w:sz="4" w:space="0" w:color="808080"/>
+              <w:right w:val="single" w:sz="4" w:space="0" w:color="808080"/>
+            </w:tcBorders>
+            <w:tcMar>
+              <w:top w:w="50" w:type="dxa"/>
+              <w:left w:w="90" w:type="dxa"/>
+              <w:bottom w:w="50" w:type="dxa"/>
+              <w:right w:w="90" w:type="dxa"/>
+            </w:tcMar>
+            <w:vAlign w:val="center"/>
+          </w:tcPr>
+          <w:p>
+            <w:pPr>
+              <w:spacing w:line="252" w:lineRule="auto"/>
+              <w:jc w:val="left"/>
+            </w:pPr>
+            <w:r>
+              <w:rPr>
+                <w:sz w:val="20"/>
+                <w:szCs w:val="20"/>
+              </w:rPr>
+              <w:t xml:space="preserve">User story, codebase</w:t>
+            </w:r>
+          </w:p>
+        </w:tc>
+        <w:tc>
+          <w:tcPr>
+            <w:tcW w:w="2906" w:type="dxa"/>
+            <w:tcBorders>
+              <w:top w:val="single" w:sz="4" w:space="0" w:color="808080"/>
+              <w:left w:val="single" w:sz="4" w:space="0" w:color="808080"/>
+              <w:bottom w:val="single" w:sz="4" w:space="0" w:color="808080"/>
+              <w:right w:val="single" w:sz="4" w:space="0" w:color="808080"/>
+            </w:tcBorders>
+            <w:tcMar>
+              <w:top w:w="50" w:type="dxa"/>
+              <w:left w:w="90" w:type="dxa"/>
+              <w:bottom w:w="50" w:type="dxa"/>
+              <w:right w:w="90" w:type="dxa"/>
+            </w:tcMar>
+            <w:vAlign w:val="center"/>
+          </w:tcPr>
+          <w:p>
+            <w:pPr>
+              <w:spacing w:line="252" w:lineRule="auto"/>
+              <w:jc w:val="left"/>
+            </w:pPr>
+            <w:r>
+              <w:rPr>
+                <w:sz w:val="20"/>
+                <w:szCs w:val="20"/>
+              </w:rPr>
+              <w:t xml:space="preserve">Matches the story to source files, builds the commit-pinned code graph (Section 4.1.12) and finds the tests that depend on those files by reverse reachability; raises the risk of tests that failed before</w:t>
+            </w:r>
+          </w:p>
+        </w:tc>
+        <w:tc>
+          <w:tcPr>
+            <w:tcW w:w="2000" w:type="dxa"/>
+            <w:tcBorders>
+              <w:top w:val="single" w:sz="4" w:space="0" w:color="808080"/>
+              <w:left w:val="single" w:sz="4" w:space="0" w:color="808080"/>
+              <w:bottom w:val="single" w:sz="4" w:space="0" w:color="808080"/>
+              <w:right w:val="single" w:sz="4" w:space="0" w:color="808080"/>
+            </w:tcBorders>
+            <w:tcMar>
+              <w:top w:w="50" w:type="dxa"/>
+              <w:left w:w="90" w:type="dxa"/>
+              <w:bottom w:w="50" w:type="dxa"/>
+              <w:right w:w="90" w:type="dxa"/>
+            </w:tcMar>
+            <w:vAlign w:val="center"/>
+          </w:tcPr>
+          <w:p>
+            <w:pPr>
+              <w:spacing w:line="252" w:lineRule="auto"/>
+              <w:jc w:val="left"/>
+            </w:pPr>
+            <w:r>
+              <w:rPr>
+                <w:sz w:val="20"/>
+                <w:szCs w:val="20"/>
+              </w:rPr>
+              <w:t xml:space="preserve">Impact analysis document (impact.md) and impact.json</w:t>
+            </w:r>
+          </w:p>
+        </w:tc>
+      </w:tr>
+      <w:tr>
+        <w:trPr>
+          <w:cantSplit/>
+          <w:jc w:val="center"/>
+        </w:trPr>
+        <w:tc>
+          <w:tcPr>
+            <w:tcW w:w="1500" w:type="dxa"/>
+            <w:tcBorders>
+              <w:top w:val="single" w:sz="4" w:space="0" w:color="808080"/>
+              <w:left w:val="single" w:sz="4" w:space="0" w:color="808080"/>
+              <w:bottom w:val="single" w:sz="4" w:space="0" w:color="808080"/>
+              <w:right w:val="single" w:sz="4" w:space="0" w:color="808080"/>
+            </w:tcBorders>
+            <w:tcMar>
+              <w:top w:w="50" w:type="dxa"/>
+              <w:left w:w="90" w:type="dxa"/>
+              <w:bottom w:w="50" w:type="dxa"/>
+              <w:right w:w="90" w:type="dxa"/>
+            </w:tcMar>
+            <w:vAlign w:val="center"/>
+          </w:tcPr>
+          <w:p>
+            <w:pPr>
+              <w:spacing w:line="252" w:lineRule="auto"/>
+              <w:jc w:val="left"/>
+            </w:pPr>
+            <w:r>
+              <w:rPr>
+                <w:sz w:val="20"/>
+                <w:szCs w:val="20"/>
+              </w:rPr>
+              <w:t xml:space="preserve">2. Coding</w:t>
+            </w:r>
+          </w:p>
+        </w:tc>
+        <w:tc>
+          <w:tcPr>
+            <w:tcW w:w="1900" w:type="dxa"/>
+            <w:tcBorders>
+              <w:top w:val="single" w:sz="4" w:space="0" w:color="808080"/>
+              <w:left w:val="single" w:sz="4" w:space="0" w:color="808080"/>
+              <w:bottom w:val="single" w:sz="4" w:space="0" w:color="808080"/>
+              <w:right w:val="single" w:sz="4" w:space="0" w:color="808080"/>
+            </w:tcBorders>
+            <w:tcMar>
+              <w:top w:w="50" w:type="dxa"/>
+              <w:left w:w="90" w:type="dxa"/>
+              <w:bottom w:w="50" w:type="dxa"/>
+              <w:right w:w="90" w:type="dxa"/>
+            </w:tcMar>
+            <w:vAlign w:val="center"/>
+          </w:tcPr>
+          <w:p>
+            <w:pPr>
+              <w:spacing w:line="252" w:lineRule="auto"/>
+              <w:jc w:val="left"/>
+            </w:pPr>
+            <w:r>
+              <w:rPr>
+                <w:sz w:val="20"/>
+                <w:szCs w:val="20"/>
+              </w:rPr>
+              <w:t xml:space="preserve">Impact analysis, codebase</w:t>
+            </w:r>
+          </w:p>
+        </w:tc>
+        <w:tc>
+          <w:tcPr>
+            <w:tcW w:w="2906" w:type="dxa"/>
+            <w:tcBorders>
+              <w:top w:val="single" w:sz="4" w:space="0" w:color="808080"/>
+              <w:left w:val="single" w:sz="4" w:space="0" w:color="808080"/>
+              <w:bottom w:val="single" w:sz="4" w:space="0" w:color="808080"/>
+              <w:right w:val="single" w:sz="4" w:space="0" w:color="808080"/>
+            </w:tcBorders>
+            <w:tcMar>
+              <w:top w:w="50" w:type="dxa"/>
+              <w:left w:w="90" w:type="dxa"/>
+              <w:bottom w:w="50" w:type="dxa"/>
+              <w:right w:w="90" w:type="dxa"/>
+            </w:tcMar>
+            <w:vAlign w:val="center"/>
+          </w:tcPr>
+          <w:p>
+            <w:pPr>
+              <w:spacing w:line="252" w:lineRule="auto"/>
+              <w:jc w:val="left"/>
+            </w:pPr>
+            <w:r>
+              <w:rPr>
+                <w:sz w:val="20"/>
+                <w:szCs w:val="20"/>
+              </w:rPr>
+              <w:t xml:space="preserve">Writes the change on a new branch, with a language model or a recorded change set offline; every changed Python file must compile</w:t>
+            </w:r>
+          </w:p>
+        </w:tc>
+        <w:tc>
+          <w:tcPr>
+            <w:tcW w:w="2000" w:type="dxa"/>
+            <w:tcBorders>
+              <w:top w:val="single" w:sz="4" w:space="0" w:color="808080"/>
+              <w:left w:val="single" w:sz="4" w:space="0" w:color="808080"/>
+              <w:bottom w:val="single" w:sz="4" w:space="0" w:color="808080"/>
+              <w:right w:val="single" w:sz="4" w:space="0" w:color="808080"/>
+            </w:tcBorders>
+            <w:tcMar>
+              <w:top w:w="50" w:type="dxa"/>
+              <w:left w:w="90" w:type="dxa"/>
+              <w:bottom w:w="50" w:type="dxa"/>
+              <w:right w:w="90" w:type="dxa"/>
+            </w:tcMar>
+            <w:vAlign w:val="center"/>
+          </w:tcPr>
+          <w:p>
+            <w:pPr>
+              <w:spacing w:line="252" w:lineRule="auto"/>
+              <w:jc w:val="left"/>
+            </w:pPr>
+            <w:r>
+              <w:rPr>
+                <w:sz w:val="20"/>
+                <w:szCs w:val="20"/>
+              </w:rPr>
+              <w:t xml:space="preserve">Changed files, commit, pull request</w:t>
+            </w:r>
+          </w:p>
+        </w:tc>
+      </w:tr>
+      <w:tr>
+        <w:trPr>
+          <w:cantSplit/>
+          <w:jc w:val="center"/>
+        </w:trPr>
+        <w:tc>
+          <w:tcPr>
+            <w:tcW w:w="1500" w:type="dxa"/>
+            <w:tcBorders>
+              <w:top w:val="single" w:sz="4" w:space="0" w:color="808080"/>
+              <w:left w:val="single" w:sz="4" w:space="0" w:color="808080"/>
+              <w:bottom w:val="single" w:sz="4" w:space="0" w:color="808080"/>
+              <w:right w:val="single" w:sz="4" w:space="0" w:color="808080"/>
+            </w:tcBorders>
+            <w:tcMar>
+              <w:top w:w="50" w:type="dxa"/>
+              <w:left w:w="90" w:type="dxa"/>
+              <w:bottom w:w="50" w:type="dxa"/>
+              <w:right w:w="90" w:type="dxa"/>
+            </w:tcMar>
+            <w:vAlign w:val="center"/>
+          </w:tcPr>
+          <w:p>
+            <w:pPr>
+              <w:spacing w:line="252" w:lineRule="auto"/>
+              <w:jc w:val="left"/>
+            </w:pPr>
+            <w:r>
+              <w:rPr>
+                <w:sz w:val="20"/>
+                <w:szCs w:val="20"/>
+              </w:rPr>
+              <w:t xml:space="preserve">3. PR Reviewer</w:t>
+            </w:r>
+          </w:p>
+        </w:tc>
+        <w:tc>
+          <w:tcPr>
+            <w:tcW w:w="1900" w:type="dxa"/>
+            <w:tcBorders>
+              <w:top w:val="single" w:sz="4" w:space="0" w:color="808080"/>
+              <w:left w:val="single" w:sz="4" w:space="0" w:color="808080"/>
+              <w:bottom w:val="single" w:sz="4" w:space="0" w:color="808080"/>
+              <w:right w:val="single" w:sz="4" w:space="0" w:color="808080"/>
+            </w:tcBorders>
+            <w:tcMar>
+              <w:top w:w="50" w:type="dxa"/>
+              <w:left w:w="90" w:type="dxa"/>
+              <w:bottom w:w="50" w:type="dxa"/>
+              <w:right w:w="90" w:type="dxa"/>
+            </w:tcMar>
+            <w:vAlign w:val="center"/>
+          </w:tcPr>
+          <w:p>
+            <w:pPr>
+              <w:spacing w:line="252" w:lineRule="auto"/>
+              <w:jc w:val="left"/>
+            </w:pPr>
+            <w:r>
+              <w:rPr>
+                <w:sz w:val="20"/>
+                <w:szCs w:val="20"/>
+              </w:rPr>
+              <w:t xml:space="preserve">Pull request, impact analysis</w:t>
+            </w:r>
+          </w:p>
+        </w:tc>
+        <w:tc>
+          <w:tcPr>
+            <w:tcW w:w="2906" w:type="dxa"/>
+            <w:tcBorders>
+              <w:top w:val="single" w:sz="4" w:space="0" w:color="808080"/>
+              <w:left w:val="single" w:sz="4" w:space="0" w:color="808080"/>
+              <w:bottom w:val="single" w:sz="4" w:space="0" w:color="808080"/>
+              <w:right w:val="single" w:sz="4" w:space="0" w:color="808080"/>
+            </w:tcBorders>
+            <w:tcMar>
+              <w:top w:w="50" w:type="dxa"/>
+              <w:left w:w="90" w:type="dxa"/>
+              <w:bottom w:w="50" w:type="dxa"/>
+              <w:right w:w="90" w:type="dxa"/>
+            </w:tcMar>
+            <w:vAlign w:val="center"/>
+          </w:tcPr>
+          <w:p>
+            <w:pPr>
+              <w:spacing w:line="252" w:lineRule="auto"/>
+              <w:jc w:val="left"/>
+            </w:pPr>
+            <w:r>
+              <w:rPr>
+                <w:sz w:val="20"/>
+                <w:szCs w:val="20"/>
+              </w:rPr>
+              <w:t xml:space="preserve">Checks that the changed files lie inside the impact scope, compiles them, runs the tests at risk and reads the CI status</w:t>
+            </w:r>
+          </w:p>
+        </w:tc>
+        <w:tc>
+          <w:tcPr>
+            <w:tcW w:w="2000" w:type="dxa"/>
+            <w:tcBorders>
+              <w:top w:val="single" w:sz="4" w:space="0" w:color="808080"/>
+              <w:left w:val="single" w:sz="4" w:space="0" w:color="808080"/>
+              <w:bottom w:val="single" w:sz="4" w:space="0" w:color="808080"/>
+              <w:right w:val="single" w:sz="4" w:space="0" w:color="808080"/>
+            </w:tcBorders>
+            <w:tcMar>
+              <w:top w:w="50" w:type="dxa"/>
+              <w:left w:w="90" w:type="dxa"/>
+              <w:bottom w:w="50" w:type="dxa"/>
+              <w:right w:w="90" w:type="dxa"/>
+            </w:tcMar>
+            <w:vAlign w:val="center"/>
+          </w:tcPr>
+          <w:p>
+            <w:pPr>
+              <w:spacing w:line="252" w:lineRule="auto"/>
+              <w:jc w:val="left"/>
+            </w:pPr>
+            <w:r>
+              <w:rPr>
+                <w:sz w:val="20"/>
+                <w:szCs w:val="20"/>
+              </w:rPr>
+              <w:t xml:space="preserve">Review; on approval it merges and returns the merge commit id</w:t>
+            </w:r>
+          </w:p>
+        </w:tc>
+      </w:tr>
+      <w:tr>
+        <w:trPr>
+          <w:cantSplit/>
+          <w:jc w:val="center"/>
+        </w:trPr>
+        <w:tc>
+          <w:tcPr>
+            <w:tcW w:w="1500" w:type="dxa"/>
+            <w:tcBorders>
+              <w:top w:val="single" w:sz="4" w:space="0" w:color="808080"/>
+              <w:left w:val="single" w:sz="4" w:space="0" w:color="808080"/>
+              <w:bottom w:val="single" w:sz="4" w:space="0" w:color="808080"/>
+              <w:right w:val="single" w:sz="4" w:space="0" w:color="808080"/>
+            </w:tcBorders>
+            <w:tcMar>
+              <w:top w:w="50" w:type="dxa"/>
+              <w:left w:w="90" w:type="dxa"/>
+              <w:bottom w:w="50" w:type="dxa"/>
+              <w:right w:w="90" w:type="dxa"/>
+            </w:tcMar>
+            <w:vAlign w:val="center"/>
+          </w:tcPr>
+          <w:p>
+            <w:pPr>
+              <w:spacing w:line="252" w:lineRule="auto"/>
+              <w:jc w:val="left"/>
+            </w:pPr>
+            <w:r>
+              <w:rPr>
+                <w:sz w:val="20"/>
+                <w:szCs w:val="20"/>
+              </w:rPr>
+              <w:t xml:space="preserve">4. Build &amp; Deploy</w:t>
+            </w:r>
+          </w:p>
+        </w:tc>
+        <w:tc>
+          <w:tcPr>
+            <w:tcW w:w="1900" w:type="dxa"/>
+            <w:tcBorders>
+              <w:top w:val="single" w:sz="4" w:space="0" w:color="808080"/>
+              <w:left w:val="single" w:sz="4" w:space="0" w:color="808080"/>
+              <w:bottom w:val="single" w:sz="4" w:space="0" w:color="808080"/>
+              <w:right w:val="single" w:sz="4" w:space="0" w:color="808080"/>
+            </w:tcBorders>
+            <w:tcMar>
+              <w:top w:w="50" w:type="dxa"/>
+              <w:left w:w="90" w:type="dxa"/>
+              <w:bottom w:w="50" w:type="dxa"/>
+              <w:right w:w="90" w:type="dxa"/>
+            </w:tcMar>
+            <w:vAlign w:val="center"/>
+          </w:tcPr>
+          <w:p>
+            <w:pPr>
+              <w:spacing w:line="252" w:lineRule="auto"/>
+              <w:jc w:val="left"/>
+            </w:pPr>
+            <w:r>
+              <w:rPr>
+                <w:sz w:val="20"/>
+                <w:szCs w:val="20"/>
+              </w:rPr>
+              <w:t xml:space="preserve">Commit id, branch</w:t>
+            </w:r>
+          </w:p>
+        </w:tc>
+        <w:tc>
+          <w:tcPr>
+            <w:tcW w:w="2906" w:type="dxa"/>
+            <w:tcBorders>
+              <w:top w:val="single" w:sz="4" w:space="0" w:color="808080"/>
+              <w:left w:val="single" w:sz="4" w:space="0" w:color="808080"/>
+              <w:bottom w:val="single" w:sz="4" w:space="0" w:color="808080"/>
+              <w:right w:val="single" w:sz="4" w:space="0" w:color="808080"/>
+            </w:tcBorders>
+            <w:tcMar>
+              <w:top w:w="50" w:type="dxa"/>
+              <w:left w:w="90" w:type="dxa"/>
+              <w:bottom w:w="50" w:type="dxa"/>
+              <w:right w:w="90" w:type="dxa"/>
+            </w:tcMar>
+            <w:vAlign w:val="center"/>
+          </w:tcPr>
+          <w:p>
+            <w:pPr>
+              <w:spacing w:line="252" w:lineRule="auto"/>
+              <w:jc w:val="left"/>
+            </w:pPr>
+            <w:r>
+              <w:rPr>
+                <w:sz w:val="20"/>
+                <w:szCs w:val="20"/>
+              </w:rPr>
+              <w:t xml:space="preserve">Builds at the commit (full test suite, Maven or Gradle), packages and deploys; on GitHub it dispatches a workflow</w:t>
+            </w:r>
+          </w:p>
+        </w:tc>
+        <w:tc>
+          <w:tcPr>
+            <w:tcW w:w="2000" w:type="dxa"/>
+            <w:tcBorders>
+              <w:top w:val="single" w:sz="4" w:space="0" w:color="808080"/>
+              <w:left w:val="single" w:sz="4" w:space="0" w:color="808080"/>
+              <w:bottom w:val="single" w:sz="4" w:space="0" w:color="808080"/>
+              <w:right w:val="single" w:sz="4" w:space="0" w:color="808080"/>
+            </w:tcBorders>
+            <w:tcMar>
+              <w:top w:w="50" w:type="dxa"/>
+              <w:left w:w="90" w:type="dxa"/>
+              <w:bottom w:w="50" w:type="dxa"/>
+              <w:right w:w="90" w:type="dxa"/>
+            </w:tcMar>
+            <w:vAlign w:val="center"/>
+          </w:tcPr>
+          <w:p>
+            <w:pPr>
+              <w:spacing w:line="252" w:lineRule="auto"/>
+              <w:jc w:val="left"/>
+            </w:pPr>
+            <w:r>
+              <w:rPr>
+                <w:sz w:val="20"/>
+                <w:szCs w:val="20"/>
+              </w:rPr>
+              <w:t xml:space="preserve">Deployed package, or a notification when the build fails</w:t>
+            </w:r>
+          </w:p>
+        </w:tc>
+      </w:tr>
+      <w:tr>
+        <w:trPr>
+          <w:cantSplit/>
+          <w:jc w:val="center"/>
+        </w:trPr>
+        <w:tc>
+          <w:tcPr>
+            <w:tcW w:w="1500" w:type="dxa"/>
+            <w:tcBorders>
+              <w:top w:val="single" w:sz="4" w:space="0" w:color="808080"/>
+              <w:left w:val="single" w:sz="4" w:space="0" w:color="808080"/>
+              <w:bottom w:val="single" w:sz="4" w:space="0" w:color="808080"/>
+              <w:right w:val="single" w:sz="4" w:space="0" w:color="808080"/>
+            </w:tcBorders>
+            <w:tcMar>
+              <w:top w:w="50" w:type="dxa"/>
+              <w:left w:w="90" w:type="dxa"/>
+              <w:bottom w:w="50" w:type="dxa"/>
+              <w:right w:w="90" w:type="dxa"/>
+            </w:tcMar>
+            <w:vAlign w:val="center"/>
+          </w:tcPr>
+          <w:p>
+            <w:pPr>
+              <w:spacing w:line="252" w:lineRule="auto"/>
+              <w:jc w:val="left"/>
+            </w:pPr>
+            <w:r>
+              <w:rPr>
+                <w:sz w:val="20"/>
+                <w:szCs w:val="20"/>
+              </w:rPr>
+              <w:t xml:space="preserve">5. Regression Suite</w:t>
+            </w:r>
+          </w:p>
+        </w:tc>
+        <w:tc>
+          <w:tcPr>
+            <w:tcW w:w="1900" w:type="dxa"/>
+            <w:tcBorders>
+              <w:top w:val="single" w:sz="4" w:space="0" w:color="808080"/>
+              <w:left w:val="single" w:sz="4" w:space="0" w:color="808080"/>
+              <w:bottom w:val="single" w:sz="4" w:space="0" w:color="808080"/>
+              <w:right w:val="single" w:sz="4" w:space="0" w:color="808080"/>
+            </w:tcBorders>
+            <w:tcMar>
+              <w:top w:w="50" w:type="dxa"/>
+              <w:left w:w="90" w:type="dxa"/>
+              <w:bottom w:w="50" w:type="dxa"/>
+              <w:right w:w="90" w:type="dxa"/>
+            </w:tcMar>
+            <w:vAlign w:val="center"/>
+          </w:tcPr>
+          <w:p>
+            <w:pPr>
+              <w:spacing w:line="252" w:lineRule="auto"/>
+              <w:jc w:val="left"/>
+            </w:pPr>
+            <w:r>
+              <w:rPr>
+                <w:sz w:val="20"/>
+                <w:szCs w:val="20"/>
+              </w:rPr>
+              <w:t xml:space="preserve">Impact analysis, regression suite</w:t>
+            </w:r>
+          </w:p>
+        </w:tc>
+        <w:tc>
+          <w:tcPr>
+            <w:tcW w:w="2906" w:type="dxa"/>
+            <w:tcBorders>
+              <w:top w:val="single" w:sz="4" w:space="0" w:color="808080"/>
+              <w:left w:val="single" w:sz="4" w:space="0" w:color="808080"/>
+              <w:bottom w:val="single" w:sz="4" w:space="0" w:color="808080"/>
+              <w:right w:val="single" w:sz="4" w:space="0" w:color="808080"/>
+            </w:tcBorders>
+            <w:tcMar>
+              <w:top w:w="50" w:type="dxa"/>
+              <w:left w:w="90" w:type="dxa"/>
+              <w:bottom w:w="50" w:type="dxa"/>
+              <w:right w:w="90" w:type="dxa"/>
+            </w:tcMar>
+            <w:vAlign w:val="center"/>
+          </w:tcPr>
+          <w:p>
+            <w:pPr>
+              <w:spacing w:line="252" w:lineRule="auto"/>
+              <w:jc w:val="left"/>
+            </w:pPr>
+            <w:r>
+              <w:rPr>
+                <w:sz w:val="20"/>
+                <w:szCs w:val="20"/>
+              </w:rPr>
+              <w:t xml:space="preserve">Runs the selected scope and the full suite</w:t>
+            </w:r>
+          </w:p>
+        </w:tc>
+        <w:tc>
+          <w:tcPr>
+            <w:tcW w:w="2000" w:type="dxa"/>
+            <w:tcBorders>
+              <w:top w:val="single" w:sz="4" w:space="0" w:color="808080"/>
+              <w:left w:val="single" w:sz="4" w:space="0" w:color="808080"/>
+              <w:bottom w:val="single" w:sz="4" w:space="0" w:color="808080"/>
+              <w:right w:val="single" w:sz="4" w:space="0" w:color="808080"/>
+            </w:tcBorders>
+            <w:tcMar>
+              <w:top w:w="50" w:type="dxa"/>
+              <w:left w:w="90" w:type="dxa"/>
+              <w:bottom w:w="50" w:type="dxa"/>
+              <w:right w:w="90" w:type="dxa"/>
+            </w:tcMar>
+            <w:vAlign w:val="center"/>
+          </w:tcPr>
+          <w:p>
+            <w:pPr>
+              <w:spacing w:line="252" w:lineRule="auto"/>
+              <w:jc w:val="left"/>
+            </w:pPr>
+            <w:r>
+              <w:rPr>
+                <w:sz w:val="20"/>
+                <w:szCs w:val="20"/>
+              </w:rPr>
+              <w:t xml:space="preserve">Test report with impact recall</w:t>
+            </w:r>
+          </w:p>
+        </w:tc>
+      </w:tr>
+    </w:tbl>
+    <w:p>
+      <w:pPr>
+        <w:spacing w:after="0"/>
+      </w:pPr>
+    </w:p>
+    <w:p>
+      <w:pPr>
+        <w:spacing w:after="120" w:line="360" w:lineRule="auto"/>
+        <w:ind w:firstLine="720"/>
+        <w:jc w:val="both"/>
+      </w:pPr>
+      <w:r>
+        <w:t xml:space="preserve">The Impact Analysis Agent applies the project's own finding. In RQ1 (Section 7.7) historical failure frequency recovered 519 of the 1,316 tests that actually failed (39.44%) and co-change recovered 61 (4.64%). The agent therefore scores a test at risk as 0.55 × graph proximity + 0.15 × the overlap between the story and the test's name + 0.3 × the test's past failure rate, and reports co-change only as a weak hint. The failure history comes from the Regression Suite Agent's earlier reports, so the workflow learns from its own runs.</w:t>
+      </w:r>
+    </w:p>
+    <w:p>
+      <w:pPr>
+        <w:spacing w:after="120" w:line="360" w:lineRule="auto"/>
+        <w:ind w:firstLine="720"/>
+        <w:jc w:val="both"/>
+      </w:pPr>
+      <w:r>
+        <w:t xml:space="preserve">Fig. 6.9 shows the Agents tab of the demo site, which replays three recorded scenarios on a small sample library (shopcart, 15 tests). The user story is the same in each: “As a shopper, I want to apply the discount code FESTIVE20 at checkout to get 20% off my cart total, capped at Rs 500.” The Impact Analysis Agent puts 7 of the 15 tests at risk, the pricing and cart tests, and leaves the tax, catalogue, inventory and receipt tests out.</w:t>
+      </w:r>
+    </w:p>
+    <w:p>
+      <w:pPr>
+        <w:keepNext/>
+        <w:spacing w:before="160" w:after="60"/>
+        <w:jc w:val="center"/>
+      </w:pPr>
+      <w:r>
+        <w:rPr>
+          <w:noProof/>
+        </w:rPr>
+        <w:drawing>
+          <wp:inline distT="0" distB="0" distL="0" distR="0">
+            <wp:extent cx="5486400" cy="2598821"/>
+            <wp:effectExtent l="0" t="0" r="0" b="0"/>
+            <wp:docPr id="9701" name="fig6_9_agents" descr="fig6_9_agents"/>
+            <wp:cNvGraphicFramePr>
+              <a:graphicFrameLocks xmlns:a="http://schemas.openxmlformats.org/drawingml/2006/main" noChangeAspect="1"/>
+            </wp:cNvGraphicFramePr>
+            <a:graphic xmlns:a="http://schemas.openxmlformats.org/drawingml/2006/main">
+              <a:graphicData uri="http://schemas.openxmlformats.org/drawingml/2006/picture">
+                <pic:pic xmlns:pic="http://schemas.openxmlformats.org/drawingml/2006/picture">
+                  <pic:nvPicPr>
+                    <pic:cNvPr id="0" name=""/>
+                    <pic:cNvPicPr>
+                      <a:picLocks noChangeAspect="1"/>
+                    </pic:cNvPicPr>
+                  </pic:nvPicPr>
+                  <pic:blipFill>
+                    <a:blip r:embed="rIdBRfig6_9_agents"/>
+                    <a:stretch>
+                      <a:fillRect/>
+                    </a:stretch>
+                  </pic:blipFill>
+                  <pic:spPr>
+                    <a:xfrm>
+                      <a:off x="0" y="0"/>
+                      <a:ext cx="5486400" cy="2598821"/>
+                    </a:xfrm>
+                    <a:prstGeom prst="rect">
+                      <a:avLst/>
+                    </a:prstGeom>
+                  </pic:spPr>
+                </pic:pic>
+              </a:graphicData>
+            </a:graphic>
+          </wp:inline>
+        </w:drawing>
+      </w:r>
+    </w:p>
+    <w:p>
+      <w:pPr>
+        <w:spacing w:before="100" w:after="240"/>
+        <w:jc w:val="center"/>
+      </w:pPr>
+      <w:r>
+        <w:rPr>
+          <w:b/>
+          <w:bCs/>
+          <w:sz w:val="20"/>
+          <w:szCs w:val="20"/>
+        </w:rPr>
+        <w:t xml:space="preserve">Fig. 6.9 </w:t>
+      </w:r>
+      <w:r>
+        <w:rPr>
+          <w:sz w:val="20"/>
+          <w:szCs w:val="20"/>
+        </w:rPr>
+        <w:t>Agents Tab of the Demo Site: Five Agents and Three Scenarios</w:t>
+      </w:r>
+    </w:p>
+    <w:p>
+      <w:pPr>
+        <w:spacing w:after="120" w:line="360" w:lineRule="auto"/>
+        <w:ind w:firstLine="720"/>
+        <w:jc w:val="both"/>
+      </w:pPr>
+      <w:r>
+        <w:rPr>
+          <w:b/>
+          <w:bCs/>
+        </w:rPr>
+        <w:t xml:space="preserve">Clean change. </w:t>
+      </w:r>
+      <w:r>
+        <w:t xml:space="preserve">The change edits pricing.py and adds three tests. The reviewer approves and merges, the build passes and the package is deployed, and the regression report passes with 10 of 18 tests selected and 18 of 18 passing in the full suite.</w:t>
+      </w:r>
+    </w:p>
+    <w:p>
+      <w:pPr>
+        <w:spacing w:after="120" w:line="360" w:lineRule="auto"/>
+        <w:ind w:firstLine="720"/>
+        <w:jc w:val="both"/>
+      </w:pPr>
+      <w:r>
+        <w:rPr>
+          <w:b/>
+          <w:bCs/>
+        </w:rPr>
+        <w:t xml:space="preserve">Out-of-scope change. </w:t>
+      </w:r>
+      <w:r>
+        <w:t xml:space="preserve">The change also rewrites receipt formatting, which the story did not ask for. The reviewer's scope check fails and it requests changes, so nothing is merged.</w:t>
+      </w:r>
+    </w:p>
+    <w:p>
+      <w:pPr>
+        <w:spacing w:after="120" w:line="360" w:lineRule="auto"/>
+        <w:ind w:firstLine="720"/>
+        <w:jc w:val="both"/>
+      </w:pPr>
+      <w:r>
+        <w:rPr>
+          <w:b/>
+          <w:bCs/>
+        </w:rPr>
+        <w:t xml:space="preserve">Reviewer in warn mode. </w:t>
+      </w:r>
+      <w:r>
+        <w:t xml:space="preserve">The same change meets a reviewer that only warns. It merges, the full build fails on the two receipt tests, the Build &amp; Deploy Agent sends a build_failed notification and deploys nothing, and the regression report shows an impact recall of 0/2, because both failures lie outside the predicted scope (Fig. 6.10).</w:t>
+      </w:r>
+    </w:p>
+    <w:p>
+      <w:pPr>
+        <w:keepNext/>
+        <w:spacing w:before="160" w:after="60"/>
+        <w:jc w:val="center"/>
+      </w:pPr>
+      <w:r>
+        <w:rPr>
+          <w:noProof/>
+        </w:rPr>
+        <w:drawing>
+          <wp:inline distT="0" distB="0" distL="0" distR="0">
+            <wp:extent cx="4937760" cy="3616692"/>
+            <wp:effectExtent l="0" t="0" r="0" b="0"/>
+            <wp:docPr id="9702" name="fig6_10_agents" descr="fig6_10_agents"/>
+            <wp:cNvGraphicFramePr>
+              <a:graphicFrameLocks xmlns:a="http://schemas.openxmlformats.org/drawingml/2006/main" noChangeAspect="1"/>
+            </wp:cNvGraphicFramePr>
+            <a:graphic xmlns:a="http://schemas.openxmlformats.org/drawingml/2006/main">
+              <a:graphicData uri="http://schemas.openxmlformats.org/drawingml/2006/picture">
+                <pic:pic xmlns:pic="http://schemas.openxmlformats.org/drawingml/2006/picture">
+                  <pic:nvPicPr>
+                    <pic:cNvPr id="0" name=""/>
+                    <pic:cNvPicPr>
+                      <a:picLocks noChangeAspect="1"/>
+                    </pic:cNvPicPr>
+                  </pic:nvPicPr>
+                  <pic:blipFill>
+                    <a:blip r:embed="rIdBRfig6_10_agents"/>
+                    <a:stretch>
+                      <a:fillRect/>
+                    </a:stretch>
+                  </pic:blipFill>
+                  <pic:spPr>
+                    <a:xfrm>
+                      <a:off x="0" y="0"/>
+                      <a:ext cx="4937760" cy="3616692"/>
+                    </a:xfrm>
+                    <a:prstGeom prst="rect">
+                      <a:avLst/>
+                    </a:prstGeom>
+                  </pic:spPr>
+                </pic:pic>
+              </a:graphicData>
+            </a:graphic>
+          </wp:inline>
+        </w:drawing>
+      </w:r>
+    </w:p>
+    <w:p>
+      <w:pPr>
+        <w:spacing w:before="100" w:after="240"/>
+        <w:jc w:val="center"/>
+      </w:pPr>
+      <w:r>
+        <w:rPr>
+          <w:b/>
+          <w:bCs/>
+          <w:sz w:val="20"/>
+          <w:szCs w:val="20"/>
+        </w:rPr>
+        <w:t xml:space="preserve">Fig. 6.10 </w:t>
+      </w:r>
+      <w:r>
+        <w:rPr>
+          <w:sz w:val="20"/>
+          <w:szCs w:val="20"/>
+        </w:rPr>
+        <w:t>Build Failure, Notification and Regression Report in the Third Scenario</w:t>
+      </w:r>
+    </w:p>
+    <w:p>
+      <w:pPr>
+        <w:spacing w:after="120" w:line="360" w:lineRule="auto"/>
+        <w:ind w:firstLine="720"/>
+        <w:jc w:val="both"/>
+      </w:pPr>
+      <w:r>
+        <w:t xml:space="preserve">The demonstration runs fully offline with make agents-demo. Without a language model the story is matched to code by keywords, the Coding Agent replays recorded change sets, and pull requests live in a local forge whose merges are real git merges. With an API key the model interprets the story and writes the code; with a GitHub token the agents open and merge real pull requests and dispatch build workflows. Eleven tests run all three scenarios on the checked-in sample repository. Static reachability cannot see dynamic dispatch or reflection, so the impact scope is a ranked scope rather than a safety guarantee; the full-suite build and the regression report are the checks on it.</w:t>
       </w:r>
     </w:p>
     <w:p>

--- a/BlastRadius_Project1_Report.docx
+++ b/BlastRadius_Project1_Report.docx
@@ -259,8 +259,261 @@
         <w:t>November, 2026</w:t>
       </w:r>
     </w:p>
-    <w:p>
-      <w:pPr>
+    <w:p/>
+    <w:p>
+      <w:r>
+        <w:br w:type="page"/>
+      </w:r>
+    </w:p>
+    <w:p/>
+    <w:p/>
+    <w:p>
+      <w:pPr>
+        <w:spacing w:after="240" w:line="300" w:lineRule="auto"/>
+        <w:jc w:val="center"/>
+      </w:pPr>
+      <w:r>
+        <w:rPr>
+          <w:b/>
+          <w:bCs/>
+          <w:sz w:val="40"/>
+          <w:szCs w:val="40"/>
+        </w:rPr>
+        <w:t>BlastRadius: Graph-Based Change Impact Prediction and Dependency Analysis for Software Repositories</w:t>
+      </w:r>
+    </w:p>
+    <w:p>
+      <w:pPr>
+        <w:spacing w:after="360" w:line="276" w:lineRule="auto"/>
+        <w:jc w:val="center"/>
+      </w:pPr>
+      <w:r>
+        <w:rPr>
+          <w:sz w:val="36"/>
+          <w:szCs w:val="36"/>
+        </w:rPr>
+        <w:t>BITE497J – Project I</w:t>
+      </w:r>
+    </w:p>
+    <w:p>
+      <w:pPr>
+        <w:spacing w:after="360" w:line="276" w:lineRule="auto"/>
+        <w:jc w:val="center"/>
+      </w:pPr>
+      <w:r>
+        <w:rPr>
+          <w:i/>
+          <w:iCs/>
+          <w:sz w:val="28"/>
+          <w:szCs w:val="28"/>
+        </w:rPr>
+        <w:t>Submitted in partial fulfillment of the requirements for the degree of</w:t>
+      </w:r>
+    </w:p>
+    <w:p>
+      <w:pPr>
+        <w:spacing w:after="80" w:line="276" w:lineRule="auto"/>
+        <w:jc w:val="center"/>
+      </w:pPr>
+      <w:r>
+        <w:rPr>
+          <w:b/>
+          <w:bCs/>
+          <w:sz w:val="40"/>
+          <w:szCs w:val="40"/>
+        </w:rPr>
+        <w:t>Bachelor of Technology</w:t>
+      </w:r>
+    </w:p>
+    <w:p>
+      <w:pPr>
+        <w:spacing w:after="80" w:line="276" w:lineRule="auto"/>
+        <w:jc w:val="center"/>
+      </w:pPr>
+      <w:r>
+        <w:t>in</w:t>
+      </w:r>
+    </w:p>
+    <w:p>
+      <w:pPr>
+        <w:spacing w:after="300" w:line="276" w:lineRule="auto"/>
+        <w:jc w:val="center"/>
+      </w:pPr>
+      <w:r>
+        <w:rPr>
+          <w:b/>
+          <w:bCs/>
+          <w:sz w:val="36"/>
+          <w:szCs w:val="36"/>
+        </w:rPr>
+        <w:t>Information Technology</w:t>
+      </w:r>
+    </w:p>
+    <w:p>
+      <w:pPr>
+        <w:spacing w:after="120" w:line="276" w:lineRule="auto"/>
+        <w:jc w:val="center"/>
+      </w:pPr>
+      <w:r>
+        <w:rPr>
+          <w:i/>
+          <w:iCs/>
+        </w:rPr>
+        <w:t>by</w:t>
+      </w:r>
+    </w:p>
+    <w:p>
+      <w:pPr>
+        <w:spacing w:after="60" w:line="276" w:lineRule="auto"/>
+        <w:jc w:val="center"/>
+      </w:pPr>
+      <w:r>
+        <w:rPr>
+          <w:b/>
+          <w:bCs/>
+          <w:sz w:val="32"/>
+          <w:szCs w:val="32"/>
+        </w:rPr>
+        <w:t>PRISHA VADHAVKAR (23BIT0010)</w:t>
+      </w:r>
+    </w:p>
+    <w:p>
+      <w:pPr>
+        <w:spacing w:after="60" w:line="276" w:lineRule="auto"/>
+        <w:jc w:val="center"/>
+      </w:pPr>
+      <w:r>
+        <w:rPr>
+          <w:b/>
+          <w:bCs/>
+          <w:sz w:val="32"/>
+          <w:szCs w:val="32"/>
+        </w:rPr>
+        <w:t>SANSKRITI SINGH (23BIT0256)</w:t>
+      </w:r>
+    </w:p>
+    <w:p>
+      <w:pPr>
+        <w:spacing w:after="60" w:line="276" w:lineRule="auto"/>
+        <w:jc w:val="center"/>
+      </w:pPr>
+      <w:r>
+        <w:rPr>
+          <w:b/>
+          <w:bCs/>
+          <w:sz w:val="32"/>
+          <w:szCs w:val="32"/>
+        </w:rPr>
+        <w:t>DEEPANSHU (23BIT0264)</w:t>
+      </w:r>
+    </w:p>
+    <w:p>
+      <w:pPr>
+        <w:spacing w:before="300" w:after="60" w:line="276" w:lineRule="auto"/>
+        <w:jc w:val="center"/>
+      </w:pPr>
+      <w:r>
+        <w:rPr>
+          <w:sz w:val="32"/>
+          <w:szCs w:val="32"/>
+        </w:rPr>
+        <w:t>Under the guidance of</w:t>
+      </w:r>
+    </w:p>
+    <w:p>
+      <w:pPr>
+        <w:spacing w:after="360" w:line="276" w:lineRule="auto"/>
+        <w:jc w:val="center"/>
+      </w:pPr>
+      <w:r>
+        <w:rPr>
+          <w:b/>
+          <w:bCs/>
+          <w:sz w:val="32"/>
+          <w:szCs w:val="32"/>
+        </w:rPr>
+        <w:t>Dr. Yoga Raja C A</w:t>
+      </w:r>
+    </w:p>
+    <w:p>
+      <w:pPr>
+        <w:spacing w:after="40" w:line="276" w:lineRule="auto"/>
+        <w:jc w:val="center"/>
+      </w:pPr>
+      <w:r>
+        <w:rPr>
+          <w:b/>
+          <w:bCs/>
+        </w:rPr>
+        <w:t>School of Computer Science Engineering and Information Systems</w:t>
+      </w:r>
+    </w:p>
+    <w:p>
+      <w:pPr>
+        <w:spacing w:after="200" w:line="276" w:lineRule="auto"/>
+        <w:jc w:val="center"/>
+      </w:pPr>
+      <w:r>
+        <w:rPr>
+          <w:b/>
+          <w:bCs/>
+        </w:rPr>
+        <w:t>VIT, Vellore</w:t>
+      </w:r>
+    </w:p>
+    <w:p>
+      <w:pPr>
+        <w:spacing w:after="200" w:line="276" w:lineRule="auto"/>
+        <w:jc w:val="center"/>
+      </w:pPr>
+      <w:r>
+        <w:rPr>
+          <w:noProof/>
+        </w:rPr>
+        <w:drawing>
+          <wp:inline distT="0" distB="0" distL="0" distR="0" wp14:anchorId="599A07B2" wp14:editId="05263027">
+            <wp:extent cx="2400300" cy="666750"/>
+            <wp:effectExtent l="0" t="0" r="0" b="0"/>
+            <wp:docPr id="1881752495" name="vitlogo" descr="Vellore Institute of Technology logo" title="VIT logo"/>
+            <wp:cNvGraphicFramePr>
+              <a:graphicFrameLocks xmlns:a="http://schemas.openxmlformats.org/drawingml/2006/main" noChangeAspect="1"/>
+            </wp:cNvGraphicFramePr>
+            <a:graphic xmlns:a="http://schemas.openxmlformats.org/drawingml/2006/main">
+              <a:graphicData uri="http://schemas.openxmlformats.org/drawingml/2006/picture">
+                <pic:pic xmlns:pic="http://schemas.openxmlformats.org/drawingml/2006/picture">
+                  <pic:nvPicPr>
+                    <pic:cNvPr id="0" name=""/>
+                    <pic:cNvPicPr>
+                      <a:picLocks noChangeAspect="1" noChangeArrowheads="1"/>
+                    </pic:cNvPicPr>
+                  </pic:nvPicPr>
+                  <pic:blipFill>
+                    <a:blip r:embed="rId7"/>
+                    <a:srcRect/>
+                    <a:stretch>
+                      <a:fillRect/>
+                    </a:stretch>
+                  </pic:blipFill>
+                  <pic:spPr bwMode="auto">
+                    <a:xfrm>
+                      <a:off x="0" y="0"/>
+                      <a:ext cx="2400300" cy="666750"/>
+                    </a:xfrm>
+                    <a:prstGeom prst="rect">
+                      <a:avLst/>
+                    </a:prstGeom>
+                  </pic:spPr>
+                </pic:pic>
+              </a:graphicData>
+            </a:graphic>
+          </wp:inline>
+        </w:drawing>
+      </w:r>
+    </w:p>
+    <w:p>
+      <w:pPr>
+        <w:spacing w:line="276" w:lineRule="auto"/>
+        <w:jc w:val="center"/>
         <w:sectPr>
           <w:footerReference w:type="default" r:id="rId8"/>
           <w:pgSz w:w="11906" w:h="16838"/>
@@ -270,6 +523,13 @@
           <w:docGrid w:linePitch="360"/>
         </w:sectPr>
       </w:pPr>
+      <w:r>
+        <w:rPr>
+          <w:b/>
+          <w:bCs/>
+        </w:rPr>
+        <w:t>November, 202</w:t>
+      </w:r>
     </w:p>
     <w:p/>
     <w:p>
@@ -323,7 +583,7 @@
           <w:b/>
           <w:bCs/>
         </w:rPr>
-        <w:t xml:space="preserve">Dr. Yoga Raja C A, Assistant Professor Sr. Grade 1, SCORE, VIT, Vellore.</w:t>
+        <w:t>Dr. Yoga Raja C A, Assistant Professor Sr. Grade 1, SCORE, VIT, Vellore.</w:t>
       </w:r>
     </w:p>
     <w:p>
@@ -455,7 +715,7 @@
         <w:t>Bachelor of Technology in Information Technology, School of Computer Science Engineering and Information Systems</w:t>
       </w:r>
       <w:r>
-        <w:t xml:space="preserve">, is a record of bonafide work carried out by them under my supervision during the period 06.07.2026 to 03.11.2026, as per the VIT code of academic and research ethics.</w:t>
+        <w:t>, is a record of bonafide work carried out by them under my supervision during the period 06.07.2026 to 03.11.2026, as per the VIT code of academic and research ethics.</w:t>
       </w:r>
     </w:p>
     <w:p>
@@ -585,7 +845,7 @@
           <w:b/>
           <w:bCs/>
         </w:rPr>
-        <w:t xml:space="preserve">Dr. Yoga Raja C A, Assistant Professor Sr. Grade 1</w:t>
+        <w:t>Dr. Yoga Raja C A, Assistant Professor Sr. Grade 1</w:t>
       </w:r>
       <w:r>
         <w:t xml:space="preserve">, School of Computer Science Engineering and Information Systems, Vellore Institute of Technology, Vellore for the constant guidance and continual encouragement in our endeavour. Our association with our guide is not confined to academics only, but it is a great opportunity on our part to work with an intellectual and an expert in the field of </w:t>
@@ -664,7 +924,7 @@
           <w:b/>
           <w:bCs/>
         </w:rPr>
-        <w:t xml:space="preserve">Dr. Jayabarathi T</w:t>
+        <w:t>Dr. Jayabarathi T</w:t>
       </w:r>
       <w:r>
         <w:t>.</w:t>
@@ -807,7 +1067,7 @@
         <w:jc w:val="both"/>
       </w:pPr>
       <w:r>
-        <w:t xml:space="preserve">Change impact analysis tools are evaluated against labels such as *files that were edited together* (co-change) or *tests that can statically reach the changed code* (reachability). Neither label records what actually happened: which tests failed in continuous integration (CI) because of a change. No public dataset links a code change to the individual tests it caused to fail. BlastRadius builds that dataset. We mined GitHub Actions runs for Java and Python repositories, parsed per-test verdicts from CI logs, resolved a base run for every change, and labelled a test as fault-revealing only if it failed at the head commit, did not fail at the base, and did not flip on the same commit. The pipeline is deterministic and reproducible from raw logs with one command. On the frozen rebuild (numbers snapshot paper-numbers-v1.1) it yields 4,168 fault-revealing labels on 762 strict, flake-filtered instances covering 2,466 distinct tests, test-identifier binding of 94.29% (combined) and 63.83% (full confidence), and a pseudonymised release bundle that passes secret-scan and canary checks. As an example use of the dataset, we measure how well two simple predictors recover the tests that actually failed: at k = 10 over 576 instances, co-change recovers 4.64% of the failing test files (61/1,316) and a historical failure-frequency baseline 39.44% (519/1,316), after a leakage fix and a double-counting fix. Gate 1 (5,000 labels) is not met, and parser precision is reported only on development corpora, not independently. A commit-pinned code-property graph layer over three repositories (427 graphs) supports graph queries within a 100 ms budget. The dataset, BR-Bench, targets the MSR 2027 Data &amp; Tool Showcase.</w:t>
+        <w:t>Change impact analysis tools are evaluated against labels such as *files that were edited together* (co-change) or *tests that can statically reach the changed code* (reachability). Neither label records what actually happened: which tests failed in continuous integration (CI) because of a change. No public dataset links a code change to the individual tests it caused to fail. BlastRadius builds that dataset. We mined GitHub Actions runs for Java and Python repositories, parsed per-test verdicts from CI logs, resolved a base run for every change, and labelled a test as fault-revealing only if it failed at the head commit, did not fail at the base, and did not flip on the same commit. The pipeline is deterministic and reproducible from raw logs with one command. On the frozen rebuild (numbers snapshot paper-numbers-v1.1) it yields 4,168 fault-revealing labels on 762 strict, flake-filtered instances covering 2,466 distinct tests, test-identifier binding of 94.29% (combined) and 63.83% (full confidence), and a pseudonymised release bundle that passes secret-scan and canary checks. As an example use of the dataset, we measure how well two simple predictors recover the tests that actually failed: at k = 10 over 576 instances, co-change recovers 4.64% of the failing test files (61/1,316) and a historical failure-frequency baseline 39.44% (519/1,316), after a leakage fix and a double-counting fix. Gate 1 (5,000 labels) is not met, and parser precision is reported only on development corpora, not independently. A commit-pinned code-property graph layer over three repositories (427 graphs) supports graph queries within a 100 ms budget. The dataset, BR-Bench, targets the MSR 2027 Data &amp; Tool Showcase.</w:t>
       </w:r>
     </w:p>
     <w:p>
@@ -1034,9 +1294,9 @@
         <w:ind w:left="560"/>
       </w:pPr>
       <w:r>
-        <w:t xml:space="preserve">1.4 Organisation of the Report</w:t>
+        <w:t>1.4 Organisation of the Report</w:t>
         <w:tab/>
-        <w:t>7</w:t>
+        <w:t>8</w:t>
       </w:r>
     </w:p>
     <w:p>
@@ -1559,7 +1819,7 @@
         </w:rPr>
         <w:t>7    RESULT AND DISCUSSION</w:t>
         <w:tab/>
-        <w:t>62</w:t>
+        <w:t>63</w:t>
       </w:r>
     </w:p>
     <w:p>
@@ -1573,7 +1833,7 @@
       <w:r>
         <w:t>7.1 Dataset Figures</w:t>
         <w:tab/>
-        <w:t>62</w:t>
+        <w:t>63</w:t>
       </w:r>
     </w:p>
     <w:p>
@@ -1587,7 +1847,7 @@
       <w:r>
         <w:t>7.2 Parser Defect and Fix</w:t>
         <w:tab/>
-        <w:t>64</w:t>
+        <w:t>65</w:t>
       </w:r>
     </w:p>
     <w:p>
@@ -1601,7 +1861,7 @@
       <w:r>
         <w:t>7.3 Test-Identifier Binding</w:t>
         <w:tab/>
-        <w:t>65</w:t>
+        <w:t>66</w:t>
       </w:r>
     </w:p>
     <w:p>
@@ -1615,7 +1875,7 @@
       <w:r>
         <w:t>7.4 Graph Layer Results</w:t>
         <w:tab/>
-        <w:t>67</w:t>
+        <w:t>68</w:t>
       </w:r>
     </w:p>
     <w:p>
@@ -1629,7 +1889,7 @@
       <w:r>
         <w:t>7.5 Reproducibility and Release</w:t>
         <w:tab/>
-        <w:t>70</w:t>
+        <w:t>72</w:t>
       </w:r>
     </w:p>
     <w:p>
@@ -1643,7 +1903,7 @@
       <w:r>
         <w:t>7.6 Parser Precision</w:t>
         <w:tab/>
-        <w:t>72</w:t>
+        <w:t>74</w:t>
       </w:r>
     </w:p>
     <w:p>
@@ -1657,7 +1917,7 @@
       <w:r>
         <w:t>7.7 RQ1: Divergence Measurement</w:t>
         <w:tab/>
-        <w:t>73</w:t>
+        <w:t>75</w:t>
       </w:r>
     </w:p>
     <w:p>
@@ -1671,7 +1931,7 @@
       <w:r>
         <w:t>7.8 Engineering Quality</w:t>
         <w:tab/>
-        <w:t>74</w:t>
+        <w:t>76</w:t>
       </w:r>
     </w:p>
     <w:p>
@@ -1685,7 +1945,7 @@
       <w:r>
         <w:t>7.9 Gate Summary</w:t>
         <w:tab/>
-        <w:t>75</w:t>
+        <w:t>77</w:t>
       </w:r>
     </w:p>
     <w:p>
@@ -1699,7 +1959,7 @@
       <w:r>
         <w:t>7.10 Threats to Validity</w:t>
         <w:tab/>
-        <w:t>76</w:t>
+        <w:t>78</w:t>
       </w:r>
     </w:p>
     <w:p>
@@ -1713,7 +1973,7 @@
       <w:r>
         <w:t>7.11 Lessons Learned</w:t>
         <w:tab/>
-        <w:t>77</w:t>
+        <w:t>79</w:t>
       </w:r>
     </w:p>
     <w:p>
@@ -1730,7 +1990,7 @@
         </w:rPr>
         <w:t>8    SUMMARY</w:t>
         <w:tab/>
-        <w:t>78</w:t>
+        <w:t>80</w:t>
       </w:r>
     </w:p>
     <w:p>
@@ -1744,7 +2004,7 @@
       <w:r>
         <w:t>8.1 Key Results</w:t>
         <w:tab/>
-        <w:t>78</w:t>
+        <w:t>80</w:t>
       </w:r>
     </w:p>
     <w:p>
@@ -1758,7 +2018,7 @@
       <w:r>
         <w:t>8.2 Honest Negatives</w:t>
         <w:tab/>
-        <w:t>79</w:t>
+        <w:t>81</w:t>
       </w:r>
     </w:p>
     <w:p>
@@ -1772,7 +2032,7 @@
       <w:r>
         <w:t>8.3 Lessons</w:t>
         <w:tab/>
-        <w:t>79</w:t>
+        <w:t>81</w:t>
       </w:r>
     </w:p>
     <w:p>
@@ -1786,7 +2046,7 @@
       <w:r>
         <w:t>8.4 Recommendations and Future Work</w:t>
         <w:tab/>
-        <w:t>79</w:t>
+        <w:t>81</w:t>
       </w:r>
     </w:p>
     <w:p>
@@ -1804,7 +2064,7 @@
         <w:lastRenderedPageBreak/>
         <w:t>9    REFERENCES</w:t>
         <w:tab/>
-        <w:t>81</w:t>
+        <w:t>83</w:t>
       </w:r>
     </w:p>
     <w:p>
@@ -1867,12 +2127,6 @@
         <w:gridCol w:w="1100"/>
       </w:tblGrid>
       <w:tr>
-        <w:tblPrEx>
-          <w:tblCellMar>
-            <w:top w:w="0" w:type="dxa"/>
-            <w:bottom w:w="0" w:type="dxa"/>
-          </w:tblCellMar>
-        </w:tblPrEx>
         <w:trPr>
           <w:tblHeader/>
         </w:trPr>
@@ -1974,12 +2228,6 @@
         </w:tc>
       </w:tr>
       <w:tr>
-        <w:tblPrEx>
-          <w:tblCellMar>
-            <w:top w:w="0" w:type="dxa"/>
-            <w:bottom w:w="0" w:type="dxa"/>
-          </w:tblCellMar>
-        </w:tblPrEx>
         <w:trPr>
           <w:cantSplit/>
         </w:trPr>
@@ -2038,7 +2286,7 @@
                 <w:sz w:val="22"/>
                 <w:szCs w:val="22"/>
               </w:rPr>
-              <w:t xml:space="preserve">The Three Research Camps and the Gap BlastRadius Fills</w:t>
+              <w:t>The Three Research Camps and the Gap BlastRadius Fills</w:t>
             </w:r>
           </w:p>
         </w:tc>
@@ -2074,12 +2322,6 @@
         </w:tc>
       </w:tr>
       <w:tr>
-        <w:tblPrEx>
-          <w:tblCellMar>
-            <w:top w:w="0" w:type="dxa"/>
-            <w:bottom w:w="0" w:type="dxa"/>
-          </w:tblCellMar>
-        </w:tblPrEx>
         <w:trPr>
           <w:cantSplit/>
         </w:trPr>
@@ -2174,12 +2416,6 @@
         </w:tc>
       </w:tr>
       <w:tr>
-        <w:tblPrEx>
-          <w:tblCellMar>
-            <w:top w:w="0" w:type="dxa"/>
-            <w:bottom w:w="0" w:type="dxa"/>
-          </w:tblCellMar>
-        </w:tblPrEx>
         <w:trPr>
           <w:cantSplit/>
         </w:trPr>
@@ -2274,12 +2510,6 @@
         </w:tc>
       </w:tr>
       <w:tr>
-        <w:tblPrEx>
-          <w:tblCellMar>
-            <w:top w:w="0" w:type="dxa"/>
-            <w:bottom w:w="0" w:type="dxa"/>
-          </w:tblCellMar>
-        </w:tblPrEx>
         <w:trPr>
           <w:cantSplit/>
         </w:trPr>
@@ -2338,7 +2568,7 @@
                 <w:sz w:val="22"/>
                 <w:szCs w:val="22"/>
               </w:rPr>
-              <w:t xml:space="preserve">Layered View of the BlastRadius Software Stack</w:t>
+              <w:t>Layered View of the BlastRadius Software Stack</w:t>
             </w:r>
           </w:p>
         </w:tc>
@@ -2368,18 +2598,12 @@
                 <w:sz w:val="22"/>
                 <w:szCs w:val="22"/>
               </w:rPr>
-              <w:t>18</w:t>
+              <w:t>20</w:t>
             </w:r>
           </w:p>
         </w:tc>
       </w:tr>
       <w:tr>
-        <w:tblPrEx>
-          <w:tblCellMar>
-            <w:top w:w="0" w:type="dxa"/>
-            <w:bottom w:w="0" w:type="dxa"/>
-          </w:tblCellMar>
-        </w:tblPrEx>
         <w:trPr>
           <w:cantSplit/>
         </w:trPr>
@@ -2474,12 +2698,6 @@
         </w:tc>
       </w:tr>
       <w:tr>
-        <w:tblPrEx>
-          <w:tblCellMar>
-            <w:top w:w="0" w:type="dxa"/>
-            <w:bottom w:w="0" w:type="dxa"/>
-          </w:tblCellMar>
-        </w:tblPrEx>
         <w:trPr>
           <w:cantSplit/>
         </w:trPr>
@@ -2538,7 +2756,7 @@
                 <w:sz w:val="22"/>
                 <w:szCs w:val="22"/>
               </w:rPr>
-              <w:t xml:space="preserve">System Architecture of BlastRadius</w:t>
+              <w:t>System Architecture of BlastRadius</w:t>
             </w:r>
           </w:p>
         </w:tc>
@@ -2568,18 +2786,12 @@
                 <w:sz w:val="22"/>
                 <w:szCs w:val="22"/>
               </w:rPr>
-              <w:t>25</w:t>
+              <w:t>27</w:t>
             </w:r>
           </w:p>
         </w:tc>
       </w:tr>
       <w:tr>
-        <w:tblPrEx>
-          <w:tblCellMar>
-            <w:top w:w="0" w:type="dxa"/>
-            <w:bottom w:w="0" w:type="dxa"/>
-          </w:tblCellMar>
-        </w:tblPrEx>
         <w:trPr>
           <w:cantSplit/>
         </w:trPr>
@@ -2674,12 +2886,6 @@
         </w:tc>
       </w:tr>
       <w:tr>
-        <w:tblPrEx>
-          <w:tblCellMar>
-            <w:top w:w="0" w:type="dxa"/>
-            <w:bottom w:w="0" w:type="dxa"/>
-          </w:tblCellMar>
-        </w:tblPrEx>
         <w:trPr>
           <w:cantSplit/>
         </w:trPr>
@@ -2774,12 +2980,6 @@
         </w:tc>
       </w:tr>
       <w:tr>
-        <w:tblPrEx>
-          <w:tblCellMar>
-            <w:top w:w="0" w:type="dxa"/>
-            <w:bottom w:w="0" w:type="dxa"/>
-          </w:tblCellMar>
-        </w:tblPrEx>
         <w:trPr>
           <w:cantSplit/>
         </w:trPr>
@@ -2874,12 +3074,6 @@
         </w:tc>
       </w:tr>
       <w:tr>
-        <w:tblPrEx>
-          <w:tblCellMar>
-            <w:top w:w="0" w:type="dxa"/>
-            <w:bottom w:w="0" w:type="dxa"/>
-          </w:tblCellMar>
-        </w:tblPrEx>
         <w:trPr>
           <w:cantSplit/>
         </w:trPr>
@@ -2974,12 +3168,6 @@
         </w:tc>
       </w:tr>
       <w:tr>
-        <w:tblPrEx>
-          <w:tblCellMar>
-            <w:top w:w="0" w:type="dxa"/>
-            <w:bottom w:w="0" w:type="dxa"/>
-          </w:tblCellMar>
-        </w:tblPrEx>
         <w:trPr>
           <w:cantSplit/>
         </w:trPr>
@@ -3074,12 +3262,6 @@
         </w:tc>
       </w:tr>
       <w:tr>
-        <w:tblPrEx>
-          <w:tblCellMar>
-            <w:top w:w="0" w:type="dxa"/>
-            <w:bottom w:w="0" w:type="dxa"/>
-          </w:tblCellMar>
-        </w:tblPrEx>
         <w:trPr>
           <w:cantSplit/>
         </w:trPr>
@@ -3174,12 +3356,6 @@
         </w:tc>
       </w:tr>
       <w:tr>
-        <w:tblPrEx>
-          <w:tblCellMar>
-            <w:top w:w="0" w:type="dxa"/>
-            <w:bottom w:w="0" w:type="dxa"/>
-          </w:tblCellMar>
-        </w:tblPrEx>
         <w:trPr>
           <w:cantSplit/>
         </w:trPr>
@@ -3274,12 +3450,6 @@
         </w:tc>
       </w:tr>
       <w:tr>
-        <w:tblPrEx>
-          <w:tblCellMar>
-            <w:top w:w="0" w:type="dxa"/>
-            <w:bottom w:w="0" w:type="dxa"/>
-          </w:tblCellMar>
-        </w:tblPrEx>
         <w:trPr>
           <w:cantSplit/>
         </w:trPr>
@@ -3374,12 +3544,6 @@
         </w:tc>
       </w:tr>
       <w:tr>
-        <w:tblPrEx>
-          <w:tblCellMar>
-            <w:top w:w="0" w:type="dxa"/>
-            <w:bottom w:w="0" w:type="dxa"/>
-          </w:tblCellMar>
-        </w:tblPrEx>
         <w:trPr>
           <w:cantSplit/>
         </w:trPr>
@@ -3474,12 +3638,6 @@
         </w:tc>
       </w:tr>
       <w:tr>
-        <w:tblPrEx>
-          <w:tblCellMar>
-            <w:top w:w="0" w:type="dxa"/>
-            <w:bottom w:w="0" w:type="dxa"/>
-          </w:tblCellMar>
-        </w:tblPrEx>
         <w:trPr>
           <w:cantSplit/>
         </w:trPr>
@@ -3574,12 +3732,6 @@
         </w:tc>
       </w:tr>
       <w:tr>
-        <w:tblPrEx>
-          <w:tblCellMar>
-            <w:top w:w="0" w:type="dxa"/>
-            <w:bottom w:w="0" w:type="dxa"/>
-          </w:tblCellMar>
-        </w:tblPrEx>
         <w:trPr>
           <w:cantSplit/>
         </w:trPr>
@@ -3674,12 +3826,6 @@
         </w:tc>
       </w:tr>
       <w:tr>
-        <w:tblPrEx>
-          <w:tblCellMar>
-            <w:top w:w="0" w:type="dxa"/>
-            <w:bottom w:w="0" w:type="dxa"/>
-          </w:tblCellMar>
-        </w:tblPrEx>
         <w:trPr>
           <w:cantSplit/>
         </w:trPr>
@@ -3774,12 +3920,6 @@
         </w:tc>
       </w:tr>
       <w:tr>
-        <w:tblPrEx>
-          <w:tblCellMar>
-            <w:top w:w="0" w:type="dxa"/>
-            <w:bottom w:w="0" w:type="dxa"/>
-          </w:tblCellMar>
-        </w:tblPrEx>
         <w:trPr>
           <w:cantSplit/>
         </w:trPr>
@@ -3874,12 +4014,6 @@
         </w:tc>
       </w:tr>
       <w:tr>
-        <w:tblPrEx>
-          <w:tblCellMar>
-            <w:top w:w="0" w:type="dxa"/>
-            <w:bottom w:w="0" w:type="dxa"/>
-          </w:tblCellMar>
-        </w:tblPrEx>
         <w:trPr>
           <w:cantSplit/>
         </w:trPr>
@@ -3974,12 +4108,6 @@
         </w:tc>
       </w:tr>
       <w:tr>
-        <w:tblPrEx>
-          <w:tblCellMar>
-            <w:top w:w="0" w:type="dxa"/>
-            <w:bottom w:w="0" w:type="dxa"/>
-          </w:tblCellMar>
-        </w:tblPrEx>
         <w:trPr>
           <w:cantSplit/>
         </w:trPr>
@@ -4038,7 +4166,7 @@
                 <w:sz w:val="22"/>
                 <w:szCs w:val="22"/>
               </w:rPr>
-              <w:t xml:space="preserve">Streamlit Corpus Dashboard Panels</w:t>
+              <w:t>Streamlit Corpus Dashboard Panels</w:t>
             </w:r>
           </w:p>
         </w:tc>
@@ -4068,18 +4196,12 @@
                 <w:sz w:val="22"/>
                 <w:szCs w:val="22"/>
               </w:rPr>
-              <w:t>48</w:t>
+              <w:t>55</w:t>
             </w:r>
           </w:p>
         </w:tc>
       </w:tr>
       <w:tr>
-        <w:tblPrEx>
-          <w:tblCellMar>
-            <w:top w:w="0" w:type="dxa"/>
-            <w:bottom w:w="0" w:type="dxa"/>
-          </w:tblCellMar>
-        </w:tblPrEx>
         <w:trPr>
           <w:cantSplit/>
         </w:trPr>
@@ -4174,12 +4296,6 @@
         </w:tc>
       </w:tr>
       <w:tr>
-        <w:tblPrEx>
-          <w:tblCellMar>
-            <w:top w:w="0" w:type="dxa"/>
-            <w:bottom w:w="0" w:type="dxa"/>
-          </w:tblCellMar>
-        </w:tblPrEx>
         <w:trPr>
           <w:cantSplit/>
         </w:trPr>
@@ -4274,12 +4390,6 @@
         </w:tc>
       </w:tr>
       <w:tr>
-        <w:tblPrEx>
-          <w:tblCellMar>
-            <w:top w:w="0" w:type="dxa"/>
-            <w:bottom w:w="0" w:type="dxa"/>
-          </w:tblCellMar>
-        </w:tblPrEx>
         <w:trPr>
           <w:cantSplit/>
         </w:trPr>
@@ -4374,12 +4484,6 @@
         </w:tc>
       </w:tr>
       <w:tr>
-        <w:tblPrEx>
-          <w:tblCellMar>
-            <w:top w:w="0" w:type="dxa"/>
-            <w:bottom w:w="0" w:type="dxa"/>
-          </w:tblCellMar>
-        </w:tblPrEx>
         <w:trPr>
           <w:cantSplit/>
         </w:trPr>
@@ -4474,12 +4578,6 @@
         </w:tc>
       </w:tr>
       <w:tr>
-        <w:tblPrEx>
-          <w:tblCellMar>
-            <w:top w:w="0" w:type="dxa"/>
-            <w:bottom w:w="0" w:type="dxa"/>
-          </w:tblCellMar>
-        </w:tblPrEx>
         <w:trPr>
           <w:cantSplit/>
         </w:trPr>
@@ -4574,12 +4672,6 @@
         </w:tc>
       </w:tr>
       <w:tr>
-        <w:tblPrEx>
-          <w:tblCellMar>
-            <w:top w:w="0" w:type="dxa"/>
-            <w:bottom w:w="0" w:type="dxa"/>
-          </w:tblCellMar>
-        </w:tblPrEx>
         <w:trPr>
           <w:cantSplit/>
         </w:trPr>
@@ -4674,12 +4766,6 @@
         </w:tc>
       </w:tr>
       <w:tr>
-        <w:tblPrEx>
-          <w:tblCellMar>
-            <w:top w:w="0" w:type="dxa"/>
-            <w:bottom w:w="0" w:type="dxa"/>
-          </w:tblCellMar>
-        </w:tblPrEx>
         <w:trPr>
           <w:cantSplit/>
         </w:trPr>
@@ -4768,18 +4854,12 @@
                 <w:sz w:val="22"/>
                 <w:szCs w:val="22"/>
               </w:rPr>
-              <w:t>62</w:t>
+              <w:t>63</w:t>
             </w:r>
           </w:p>
         </w:tc>
       </w:tr>
       <w:tr>
-        <w:tblPrEx>
-          <w:tblCellMar>
-            <w:top w:w="0" w:type="dxa"/>
-            <w:bottom w:w="0" w:type="dxa"/>
-          </w:tblCellMar>
-        </w:tblPrEx>
         <w:trPr>
           <w:cantSplit/>
         </w:trPr>
@@ -4868,18 +4948,12 @@
                 <w:sz w:val="22"/>
                 <w:szCs w:val="22"/>
               </w:rPr>
-              <w:t>63</w:t>
+              <w:t>64</w:t>
             </w:r>
           </w:p>
         </w:tc>
       </w:tr>
       <w:tr>
-        <w:tblPrEx>
-          <w:tblCellMar>
-            <w:top w:w="0" w:type="dxa"/>
-            <w:bottom w:w="0" w:type="dxa"/>
-          </w:tblCellMar>
-        </w:tblPrEx>
         <w:trPr>
           <w:cantSplit/>
         </w:trPr>
@@ -4968,18 +5042,12 @@
                 <w:sz w:val="22"/>
                 <w:szCs w:val="22"/>
               </w:rPr>
-              <w:t>65</w:t>
+              <w:t>66</w:t>
             </w:r>
           </w:p>
         </w:tc>
       </w:tr>
       <w:tr>
-        <w:tblPrEx>
-          <w:tblCellMar>
-            <w:top w:w="0" w:type="dxa"/>
-            <w:bottom w:w="0" w:type="dxa"/>
-          </w:tblCellMar>
-        </w:tblPrEx>
         <w:trPr>
           <w:cantSplit/>
         </w:trPr>
@@ -5068,18 +5136,12 @@
                 <w:sz w:val="22"/>
                 <w:szCs w:val="22"/>
               </w:rPr>
-              <w:t>66</w:t>
+              <w:t>67</w:t>
             </w:r>
           </w:p>
         </w:tc>
       </w:tr>
       <w:tr>
-        <w:tblPrEx>
-          <w:tblCellMar>
-            <w:top w:w="0" w:type="dxa"/>
-            <w:bottom w:w="0" w:type="dxa"/>
-          </w:tblCellMar>
-        </w:tblPrEx>
         <w:trPr>
           <w:cantSplit/>
         </w:trPr>
@@ -5168,18 +5230,12 @@
                 <w:sz w:val="22"/>
                 <w:szCs w:val="22"/>
               </w:rPr>
-              <w:t>67</w:t>
+              <w:t>68</w:t>
             </w:r>
           </w:p>
         </w:tc>
       </w:tr>
       <w:tr>
-        <w:tblPrEx>
-          <w:tblCellMar>
-            <w:top w:w="0" w:type="dxa"/>
-            <w:bottom w:w="0" w:type="dxa"/>
-          </w:tblCellMar>
-        </w:tblPrEx>
         <w:trPr>
           <w:cantSplit/>
         </w:trPr>
@@ -5209,6 +5265,7 @@
                 <w:sz w:val="22"/>
                 <w:szCs w:val="22"/>
               </w:rPr>
+              <w:lastRenderedPageBreak/>
               <w:t>7.6</w:t>
             </w:r>
           </w:p>
@@ -5268,18 +5325,12 @@
                 <w:sz w:val="22"/>
                 <w:szCs w:val="22"/>
               </w:rPr>
-              <w:t>68</w:t>
+              <w:t>69</w:t>
             </w:r>
           </w:p>
         </w:tc>
       </w:tr>
       <w:tr>
-        <w:tblPrEx>
-          <w:tblCellMar>
-            <w:top w:w="0" w:type="dxa"/>
-            <w:bottom w:w="0" w:type="dxa"/>
-          </w:tblCellMar>
-        </w:tblPrEx>
         <w:trPr>
           <w:cantSplit/>
         </w:trPr>
@@ -5368,18 +5419,12 @@
                 <w:sz w:val="22"/>
                 <w:szCs w:val="22"/>
               </w:rPr>
-              <w:t>69</w:t>
+              <w:t>70</w:t>
             </w:r>
           </w:p>
         </w:tc>
       </w:tr>
       <w:tr>
-        <w:tblPrEx>
-          <w:tblCellMar>
-            <w:top w:w="0" w:type="dxa"/>
-            <w:bottom w:w="0" w:type="dxa"/>
-          </w:tblCellMar>
-        </w:tblPrEx>
         <w:trPr>
           <w:cantSplit/>
         </w:trPr>
@@ -5409,7 +5454,6 @@
                 <w:sz w:val="22"/>
                 <w:szCs w:val="22"/>
               </w:rPr>
-              <w:lastRenderedPageBreak/>
               <w:t>7.8</w:t>
             </w:r>
           </w:p>
@@ -5439,7 +5483,7 @@
                 <w:sz w:val="22"/>
                 <w:szCs w:val="22"/>
               </w:rPr>
-              <w:t xml:space="preserve">Graph Query Latency per Repository Against the 100 ms Budget</w:t>
+              <w:t>Graph Query Latency per Repository Against the 100 ms Budget</w:t>
             </w:r>
           </w:p>
         </w:tc>
@@ -5469,18 +5513,12 @@
                 <w:sz w:val="22"/>
                 <w:szCs w:val="22"/>
               </w:rPr>
-              <w:t>58</w:t>
+              <w:t>71</w:t>
             </w:r>
           </w:p>
         </w:tc>
       </w:tr>
       <w:tr>
-        <w:tblPrEx>
-          <w:tblCellMar>
-            <w:top w:w="0" w:type="dxa"/>
-            <w:bottom w:w="0" w:type="dxa"/>
-          </w:tblCellMar>
-        </w:tblPrEx>
         <w:trPr>
           <w:cantSplit/>
         </w:trPr>
@@ -5569,18 +5607,12 @@
                 <w:sz w:val="22"/>
                 <w:szCs w:val="22"/>
               </w:rPr>
-              <w:t>71</w:t>
+              <w:t>73</w:t>
             </w:r>
           </w:p>
         </w:tc>
       </w:tr>
       <w:tr>
-        <w:tblPrEx>
-          <w:tblCellMar>
-            <w:top w:w="0" w:type="dxa"/>
-            <w:bottom w:w="0" w:type="dxa"/>
-          </w:tblCellMar>
-        </w:tblPrEx>
         <w:trPr>
           <w:cantSplit/>
         </w:trPr>
@@ -5669,18 +5701,12 @@
                 <w:sz w:val="22"/>
                 <w:szCs w:val="22"/>
               </w:rPr>
-              <w:t>74</w:t>
+              <w:t>76</w:t>
             </w:r>
           </w:p>
         </w:tc>
       </w:tr>
       <w:tr>
-        <w:tblPrEx>
-          <w:tblCellMar>
-            <w:top w:w="0" w:type="dxa"/>
-            <w:bottom w:w="0" w:type="dxa"/>
-          </w:tblCellMar>
-        </w:tblPrEx>
         <w:trPr>
           <w:cantSplit/>
         </w:trPr>
@@ -5769,7 +5795,7 @@
                 <w:sz w:val="22"/>
                 <w:szCs w:val="22"/>
               </w:rPr>
-              <w:t>75</w:t>
+              <w:t>77</w:t>
             </w:r>
           </w:p>
         </w:tc>
@@ -5819,12 +5845,6 @@
         <w:gridCol w:w="1100"/>
       </w:tblGrid>
       <w:tr>
-        <w:tblPrEx>
-          <w:tblCellMar>
-            <w:top w:w="0" w:type="dxa"/>
-            <w:bottom w:w="0" w:type="dxa"/>
-          </w:tblCellMar>
-        </w:tblPrEx>
         <w:trPr>
           <w:tblHeader/>
         </w:trPr>
@@ -5926,12 +5946,6 @@
         </w:tc>
       </w:tr>
       <w:tr>
-        <w:tblPrEx>
-          <w:tblCellMar>
-            <w:top w:w="0" w:type="dxa"/>
-            <w:bottom w:w="0" w:type="dxa"/>
-          </w:tblCellMar>
-        </w:tblPrEx>
         <w:trPr>
           <w:cantSplit/>
         </w:trPr>
@@ -5990,7 +6004,7 @@
                 <w:sz w:val="22"/>
                 <w:szCs w:val="22"/>
               </w:rPr>
-              <w:t xml:space="preserve">Comparison of the Approved Literature with BlastRadius</w:t>
+              <w:t>Comparison of the Approved Literature with BlastRadius</w:t>
             </w:r>
           </w:p>
         </w:tc>
@@ -6020,18 +6034,12 @@
                 <w:sz w:val="22"/>
                 <w:szCs w:val="22"/>
               </w:rPr>
-              <w:t>11</w:t>
+              <w:t>12</w:t>
             </w:r>
           </w:p>
         </w:tc>
       </w:tr>
       <w:tr>
-        <w:tblPrEx>
-          <w:tblCellMar>
-            <w:top w:w="0" w:type="dxa"/>
-            <w:bottom w:w="0" w:type="dxa"/>
-          </w:tblCellMar>
-        </w:tblPrEx>
         <w:trPr>
           <w:cantSplit/>
         </w:trPr>
@@ -6126,12 +6134,6 @@
         </w:tc>
       </w:tr>
       <w:tr>
-        <w:tblPrEx>
-          <w:tblCellMar>
-            <w:top w:w="0" w:type="dxa"/>
-            <w:bottom w:w="0" w:type="dxa"/>
-          </w:tblCellMar>
-        </w:tblPrEx>
         <w:trPr>
           <w:cantSplit/>
         </w:trPr>
@@ -6226,12 +6228,6 @@
         </w:tc>
       </w:tr>
       <w:tr>
-        <w:tblPrEx>
-          <w:tblCellMar>
-            <w:top w:w="0" w:type="dxa"/>
-            <w:bottom w:w="0" w:type="dxa"/>
-          </w:tblCellMar>
-        </w:tblPrEx>
         <w:trPr>
           <w:cantSplit/>
         </w:trPr>
@@ -6326,12 +6322,6 @@
         </w:tc>
       </w:tr>
       <w:tr>
-        <w:tblPrEx>
-          <w:tblCellMar>
-            <w:top w:w="0" w:type="dxa"/>
-            <w:bottom w:w="0" w:type="dxa"/>
-          </w:tblCellMar>
-        </w:tblPrEx>
         <w:trPr>
           <w:cantSplit/>
         </w:trPr>
@@ -6426,12 +6416,6 @@
         </w:tc>
       </w:tr>
       <w:tr>
-        <w:tblPrEx>
-          <w:tblCellMar>
-            <w:top w:w="0" w:type="dxa"/>
-            <w:bottom w:w="0" w:type="dxa"/>
-          </w:tblCellMar>
-        </w:tblPrEx>
         <w:trPr>
           <w:cantSplit/>
         </w:trPr>
@@ -6526,12 +6510,6 @@
         </w:tc>
       </w:tr>
       <w:tr>
-        <w:tblPrEx>
-          <w:tblCellMar>
-            <w:top w:w="0" w:type="dxa"/>
-            <w:bottom w:w="0" w:type="dxa"/>
-          </w:tblCellMar>
-        </w:tblPrEx>
         <w:trPr>
           <w:cantSplit/>
         </w:trPr>
@@ -6626,12 +6604,6 @@
         </w:tc>
       </w:tr>
       <w:tr>
-        <w:tblPrEx>
-          <w:tblCellMar>
-            <w:top w:w="0" w:type="dxa"/>
-            <w:bottom w:w="0" w:type="dxa"/>
-          </w:tblCellMar>
-        </w:tblPrEx>
         <w:trPr>
           <w:cantSplit/>
         </w:trPr>
@@ -6726,12 +6698,6 @@
         </w:tc>
       </w:tr>
       <w:tr>
-        <w:tblPrEx>
-          <w:tblCellMar>
-            <w:top w:w="0" w:type="dxa"/>
-            <w:bottom w:w="0" w:type="dxa"/>
-          </w:tblCellMar>
-        </w:tblPrEx>
         <w:trPr>
           <w:cantSplit/>
         </w:trPr>
@@ -6826,12 +6792,6 @@
         </w:tc>
       </w:tr>
       <w:tr>
-        <w:tblPrEx>
-          <w:tblCellMar>
-            <w:top w:w="0" w:type="dxa"/>
-            <w:bottom w:w="0" w:type="dxa"/>
-          </w:tblCellMar>
-        </w:tblPrEx>
         <w:trPr>
           <w:cantSplit/>
         </w:trPr>
@@ -6926,12 +6886,6 @@
         </w:tc>
       </w:tr>
       <w:tr>
-        <w:tblPrEx>
-          <w:tblCellMar>
-            <w:top w:w="0" w:type="dxa"/>
-            <w:bottom w:w="0" w:type="dxa"/>
-          </w:tblCellMar>
-        </w:tblPrEx>
         <w:trPr>
           <w:cantSplit/>
         </w:trPr>
@@ -7026,12 +6980,6 @@
         </w:tc>
       </w:tr>
       <w:tr>
-        <w:tblPrEx>
-          <w:tblCellMar>
-            <w:top w:w="0" w:type="dxa"/>
-            <w:bottom w:w="0" w:type="dxa"/>
-          </w:tblCellMar>
-        </w:tblPrEx>
         <w:trPr>
           <w:cantSplit/>
         </w:trPr>
@@ -7126,12 +7074,6 @@
         </w:tc>
       </w:tr>
       <w:tr>
-        <w:tblPrEx>
-          <w:tblCellMar>
-            <w:top w:w="0" w:type="dxa"/>
-            <w:bottom w:w="0" w:type="dxa"/>
-          </w:tblCellMar>
-        </w:tblPrEx>
         <w:trPr>
           <w:cantSplit/>
         </w:trPr>
@@ -7226,12 +7168,6 @@
         </w:tc>
       </w:tr>
       <w:tr>
-        <w:tblPrEx>
-          <w:tblCellMar>
-            <w:top w:w="0" w:type="dxa"/>
-            <w:bottom w:w="0" w:type="dxa"/>
-          </w:tblCellMar>
-        </w:tblPrEx>
         <w:trPr>
           <w:cantSplit/>
         </w:trPr>
@@ -7326,12 +7262,6 @@
         </w:tc>
       </w:tr>
       <w:tr>
-        <w:tblPrEx>
-          <w:tblCellMar>
-            <w:top w:w="0" w:type="dxa"/>
-            <w:bottom w:w="0" w:type="dxa"/>
-          </w:tblCellMar>
-        </w:tblPrEx>
         <w:trPr>
           <w:cantSplit/>
         </w:trPr>
@@ -7426,12 +7356,6 @@
         </w:tc>
       </w:tr>
       <w:tr>
-        <w:tblPrEx>
-          <w:tblCellMar>
-            <w:top w:w="0" w:type="dxa"/>
-            <w:bottom w:w="0" w:type="dxa"/>
-          </w:tblCellMar>
-        </w:tblPrEx>
         <w:trPr>
           <w:cantSplit/>
         </w:trPr>
@@ -7526,12 +7450,6 @@
         </w:tc>
       </w:tr>
       <w:tr>
-        <w:tblPrEx>
-          <w:tblCellMar>
-            <w:top w:w="0" w:type="dxa"/>
-            <w:bottom w:w="0" w:type="dxa"/>
-          </w:tblCellMar>
-        </w:tblPrEx>
         <w:trPr>
           <w:cantSplit/>
         </w:trPr>
@@ -7626,12 +7544,6 @@
         </w:tc>
       </w:tr>
       <w:tr>
-        <w:tblPrEx>
-          <w:tblCellMar>
-            <w:top w:w="0" w:type="dxa"/>
-            <w:bottom w:w="0" w:type="dxa"/>
-          </w:tblCellMar>
-        </w:tblPrEx>
         <w:trPr>
           <w:cantSplit/>
         </w:trPr>
@@ -7726,12 +7638,6 @@
         </w:tc>
       </w:tr>
       <w:tr>
-        <w:tblPrEx>
-          <w:tblCellMar>
-            <w:top w:w="0" w:type="dxa"/>
-            <w:bottom w:w="0" w:type="dxa"/>
-          </w:tblCellMar>
-        </w:tblPrEx>
         <w:trPr>
           <w:cantSplit/>
         </w:trPr>
@@ -7826,12 +7732,6 @@
         </w:tc>
       </w:tr>
       <w:tr>
-        <w:tblPrEx>
-          <w:tblCellMar>
-            <w:top w:w="0" w:type="dxa"/>
-            <w:bottom w:w="0" w:type="dxa"/>
-          </w:tblCellMar>
-        </w:tblPrEx>
         <w:trPr>
           <w:cantSplit/>
         </w:trPr>
@@ -7920,18 +7820,12 @@
                 <w:sz w:val="22"/>
                 <w:szCs w:val="22"/>
               </w:rPr>
-              <w:t>62</w:t>
+              <w:t>63</w:t>
             </w:r>
           </w:p>
         </w:tc>
       </w:tr>
       <w:tr>
-        <w:tblPrEx>
-          <w:tblCellMar>
-            <w:top w:w="0" w:type="dxa"/>
-            <w:bottom w:w="0" w:type="dxa"/>
-          </w:tblCellMar>
-        </w:tblPrEx>
         <w:trPr>
           <w:cantSplit/>
         </w:trPr>
@@ -8020,18 +7914,12 @@
                 <w:sz w:val="22"/>
                 <w:szCs w:val="22"/>
               </w:rPr>
-              <w:t>64</w:t>
+              <w:t>65</w:t>
             </w:r>
           </w:p>
         </w:tc>
       </w:tr>
       <w:tr>
-        <w:tblPrEx>
-          <w:tblCellMar>
-            <w:top w:w="0" w:type="dxa"/>
-            <w:bottom w:w="0" w:type="dxa"/>
-          </w:tblCellMar>
-        </w:tblPrEx>
         <w:trPr>
           <w:cantSplit/>
         </w:trPr>
@@ -8120,18 +8008,12 @@
                 <w:sz w:val="22"/>
                 <w:szCs w:val="22"/>
               </w:rPr>
-              <w:t>65</w:t>
+              <w:t>66</w:t>
             </w:r>
           </w:p>
         </w:tc>
       </w:tr>
       <w:tr>
-        <w:tblPrEx>
-          <w:tblCellMar>
-            <w:top w:w="0" w:type="dxa"/>
-            <w:bottom w:w="0" w:type="dxa"/>
-          </w:tblCellMar>
-        </w:tblPrEx>
         <w:trPr>
           <w:cantSplit/>
         </w:trPr>
@@ -8220,18 +8102,12 @@
                 <w:sz w:val="22"/>
                 <w:szCs w:val="22"/>
               </w:rPr>
-              <w:t>67</w:t>
+              <w:t>68</w:t>
             </w:r>
           </w:p>
         </w:tc>
       </w:tr>
       <w:tr>
-        <w:tblPrEx>
-          <w:tblCellMar>
-            <w:top w:w="0" w:type="dxa"/>
-            <w:bottom w:w="0" w:type="dxa"/>
-          </w:tblCellMar>
-        </w:tblPrEx>
         <w:trPr>
           <w:cantSplit/>
         </w:trPr>
@@ -8320,18 +8196,12 @@
                 <w:sz w:val="22"/>
                 <w:szCs w:val="22"/>
               </w:rPr>
-              <w:t>68</w:t>
+              <w:t>69</w:t>
             </w:r>
           </w:p>
         </w:tc>
       </w:tr>
       <w:tr>
-        <w:tblPrEx>
-          <w:tblCellMar>
-            <w:top w:w="0" w:type="dxa"/>
-            <w:bottom w:w="0" w:type="dxa"/>
-          </w:tblCellMar>
-        </w:tblPrEx>
         <w:trPr>
           <w:cantSplit/>
         </w:trPr>
@@ -8420,18 +8290,12 @@
                 <w:sz w:val="22"/>
                 <w:szCs w:val="22"/>
               </w:rPr>
-              <w:t>69</w:t>
+              <w:t>70</w:t>
             </w:r>
           </w:p>
         </w:tc>
       </w:tr>
       <w:tr>
-        <w:tblPrEx>
-          <w:tblCellMar>
-            <w:top w:w="0" w:type="dxa"/>
-            <w:bottom w:w="0" w:type="dxa"/>
-          </w:tblCellMar>
-        </w:tblPrEx>
         <w:trPr>
           <w:cantSplit/>
         </w:trPr>
@@ -8520,18 +8384,12 @@
                 <w:sz w:val="22"/>
                 <w:szCs w:val="22"/>
               </w:rPr>
-              <w:t>72</w:t>
+              <w:t>74</w:t>
             </w:r>
           </w:p>
         </w:tc>
       </w:tr>
       <w:tr>
-        <w:tblPrEx>
-          <w:tblCellMar>
-            <w:top w:w="0" w:type="dxa"/>
-            <w:bottom w:w="0" w:type="dxa"/>
-          </w:tblCellMar>
-        </w:tblPrEx>
         <w:trPr>
           <w:cantSplit/>
         </w:trPr>
@@ -8620,7 +8478,7 @@
                 <w:sz w:val="22"/>
                 <w:szCs w:val="22"/>
               </w:rPr>
-              <w:t>73</w:t>
+              <w:t>75</w:t>
             </w:r>
           </w:p>
         </w:tc>
@@ -8669,12 +8527,6 @@
         <w:gridCol w:w="6106"/>
       </w:tblGrid>
       <w:tr>
-        <w:tblPrEx>
-          <w:tblCellMar>
-            <w:top w:w="0" w:type="dxa"/>
-            <w:bottom w:w="0" w:type="dxa"/>
-          </w:tblCellMar>
-        </w:tblPrEx>
         <w:trPr>
           <w:cantSplit/>
         </w:trPr>
@@ -8739,12 +8591,6 @@
         </w:tc>
       </w:tr>
       <w:tr>
-        <w:tblPrEx>
-          <w:tblCellMar>
-            <w:top w:w="0" w:type="dxa"/>
-            <w:bottom w:w="0" w:type="dxa"/>
-          </w:tblCellMar>
-        </w:tblPrEx>
         <w:trPr>
           <w:cantSplit/>
         </w:trPr>
@@ -8809,12 +8655,6 @@
         </w:tc>
       </w:tr>
       <w:tr>
-        <w:tblPrEx>
-          <w:tblCellMar>
-            <w:top w:w="0" w:type="dxa"/>
-            <w:bottom w:w="0" w:type="dxa"/>
-          </w:tblCellMar>
-        </w:tblPrEx>
         <w:trPr>
           <w:cantSplit/>
         </w:trPr>
@@ -8873,18 +8713,12 @@
                 <w:sz w:val="22"/>
                 <w:szCs w:val="22"/>
               </w:rPr>
-              <w:t xml:space="preserve">BlastRadius Benchmark (the released dataset)</w:t>
+              <w:t>BlastRadius Benchmark (the released dataset)</w:t>
             </w:r>
           </w:p>
         </w:tc>
       </w:tr>
       <w:tr>
-        <w:tblPrEx>
-          <w:tblCellMar>
-            <w:top w:w="0" w:type="dxa"/>
-            <w:bottom w:w="0" w:type="dxa"/>
-          </w:tblCellMar>
-        </w:tblPrEx>
         <w:trPr>
           <w:cantSplit/>
         </w:trPr>
@@ -8949,12 +8783,6 @@
         </w:tc>
       </w:tr>
       <w:tr>
-        <w:tblPrEx>
-          <w:tblCellMar>
-            <w:top w:w="0" w:type="dxa"/>
-            <w:bottom w:w="0" w:type="dxa"/>
-          </w:tblCellMar>
-        </w:tblPrEx>
         <w:trPr>
           <w:cantSplit/>
         </w:trPr>
@@ -9019,12 +8847,6 @@
         </w:tc>
       </w:tr>
       <w:tr>
-        <w:tblPrEx>
-          <w:tblCellMar>
-            <w:top w:w="0" w:type="dxa"/>
-            <w:bottom w:w="0" w:type="dxa"/>
-          </w:tblCellMar>
-        </w:tblPrEx>
         <w:trPr>
           <w:cantSplit/>
         </w:trPr>
@@ -9089,12 +8911,6 @@
         </w:tc>
       </w:tr>
       <w:tr>
-        <w:tblPrEx>
-          <w:tblCellMar>
-            <w:top w:w="0" w:type="dxa"/>
-            <w:bottom w:w="0" w:type="dxa"/>
-          </w:tblCellMar>
-        </w:tblPrEx>
         <w:trPr>
           <w:cantSplit/>
         </w:trPr>
@@ -9159,12 +8975,6 @@
         </w:tc>
       </w:tr>
       <w:tr>
-        <w:tblPrEx>
-          <w:tblCellMar>
-            <w:top w:w="0" w:type="dxa"/>
-            <w:bottom w:w="0" w:type="dxa"/>
-          </w:tblCellMar>
-        </w:tblPrEx>
         <w:trPr>
           <w:cantSplit/>
         </w:trPr>
@@ -9229,12 +9039,6 @@
         </w:tc>
       </w:tr>
       <w:tr>
-        <w:tblPrEx>
-          <w:tblCellMar>
-            <w:top w:w="0" w:type="dxa"/>
-            <w:bottom w:w="0" w:type="dxa"/>
-          </w:tblCellMar>
-        </w:tblPrEx>
         <w:trPr>
           <w:cantSplit/>
         </w:trPr>
@@ -9299,12 +9103,6 @@
         </w:tc>
       </w:tr>
       <w:tr>
-        <w:tblPrEx>
-          <w:tblCellMar>
-            <w:top w:w="0" w:type="dxa"/>
-            <w:bottom w:w="0" w:type="dxa"/>
-          </w:tblCellMar>
-        </w:tblPrEx>
         <w:trPr>
           <w:cantSplit/>
         </w:trPr>
@@ -9369,12 +9167,6 @@
         </w:tc>
       </w:tr>
       <w:tr>
-        <w:tblPrEx>
-          <w:tblCellMar>
-            <w:top w:w="0" w:type="dxa"/>
-            <w:bottom w:w="0" w:type="dxa"/>
-          </w:tblCellMar>
-        </w:tblPrEx>
         <w:trPr>
           <w:cantSplit/>
         </w:trPr>
@@ -9439,12 +9231,6 @@
         </w:tc>
       </w:tr>
       <w:tr>
-        <w:tblPrEx>
-          <w:tblCellMar>
-            <w:top w:w="0" w:type="dxa"/>
-            <w:bottom w:w="0" w:type="dxa"/>
-          </w:tblCellMar>
-        </w:tblPrEx>
         <w:trPr>
           <w:cantSplit/>
         </w:trPr>
@@ -9509,12 +9295,6 @@
         </w:tc>
       </w:tr>
       <w:tr>
-        <w:tblPrEx>
-          <w:tblCellMar>
-            <w:top w:w="0" w:type="dxa"/>
-            <w:bottom w:w="0" w:type="dxa"/>
-          </w:tblCellMar>
-        </w:tblPrEx>
         <w:trPr>
           <w:cantSplit/>
         </w:trPr>
@@ -9579,12 +9359,6 @@
         </w:tc>
       </w:tr>
       <w:tr>
-        <w:tblPrEx>
-          <w:tblCellMar>
-            <w:top w:w="0" w:type="dxa"/>
-            <w:bottom w:w="0" w:type="dxa"/>
-          </w:tblCellMar>
-        </w:tblPrEx>
         <w:trPr>
           <w:cantSplit/>
         </w:trPr>
@@ -9649,12 +9423,6 @@
         </w:tc>
       </w:tr>
       <w:tr>
-        <w:tblPrEx>
-          <w:tblCellMar>
-            <w:top w:w="0" w:type="dxa"/>
-            <w:bottom w:w="0" w:type="dxa"/>
-          </w:tblCellMar>
-        </w:tblPrEx>
         <w:trPr>
           <w:cantSplit/>
         </w:trPr>
@@ -9719,12 +9487,6 @@
         </w:tc>
       </w:tr>
       <w:tr>
-        <w:tblPrEx>
-          <w:tblCellMar>
-            <w:top w:w="0" w:type="dxa"/>
-            <w:bottom w:w="0" w:type="dxa"/>
-          </w:tblCellMar>
-        </w:tblPrEx>
         <w:trPr>
           <w:cantSplit/>
         </w:trPr>
@@ -9789,12 +9551,6 @@
         </w:tc>
       </w:tr>
       <w:tr>
-        <w:tblPrEx>
-          <w:tblCellMar>
-            <w:top w:w="0" w:type="dxa"/>
-            <w:bottom w:w="0" w:type="dxa"/>
-          </w:tblCellMar>
-        </w:tblPrEx>
         <w:trPr>
           <w:cantSplit/>
         </w:trPr>
@@ -9859,12 +9615,6 @@
         </w:tc>
       </w:tr>
       <w:tr>
-        <w:tblPrEx>
-          <w:tblCellMar>
-            <w:top w:w="0" w:type="dxa"/>
-            <w:bottom w:w="0" w:type="dxa"/>
-          </w:tblCellMar>
-        </w:tblPrEx>
         <w:trPr>
           <w:cantSplit/>
         </w:trPr>
@@ -9929,12 +9679,6 @@
         </w:tc>
       </w:tr>
       <w:tr>
-        <w:tblPrEx>
-          <w:tblCellMar>
-            <w:top w:w="0" w:type="dxa"/>
-            <w:bottom w:w="0" w:type="dxa"/>
-          </w:tblCellMar>
-        </w:tblPrEx>
         <w:trPr>
           <w:cantSplit/>
         </w:trPr>
@@ -9999,12 +9743,6 @@
         </w:tc>
       </w:tr>
       <w:tr>
-        <w:tblPrEx>
-          <w:tblCellMar>
-            <w:top w:w="0" w:type="dxa"/>
-            <w:bottom w:w="0" w:type="dxa"/>
-          </w:tblCellMar>
-        </w:tblPrEx>
         <w:trPr>
           <w:cantSplit/>
         </w:trPr>
@@ -10069,12 +9807,6 @@
         </w:tc>
       </w:tr>
       <w:tr>
-        <w:tblPrEx>
-          <w:tblCellMar>
-            <w:top w:w="0" w:type="dxa"/>
-            <w:bottom w:w="0" w:type="dxa"/>
-          </w:tblCellMar>
-        </w:tblPrEx>
         <w:trPr>
           <w:cantSplit/>
         </w:trPr>
@@ -10139,12 +9871,6 @@
         </w:tc>
       </w:tr>
       <w:tr>
-        <w:tblPrEx>
-          <w:tblCellMar>
-            <w:top w:w="0" w:type="dxa"/>
-            <w:bottom w:w="0" w:type="dxa"/>
-          </w:tblCellMar>
-        </w:tblPrEx>
         <w:trPr>
           <w:cantSplit/>
         </w:trPr>
@@ -10252,12 +9978,6 @@
         <w:gridCol w:w="5306"/>
       </w:tblGrid>
       <w:tr>
-        <w:tblPrEx>
-          <w:tblCellMar>
-            <w:top w:w="0" w:type="dxa"/>
-            <w:bottom w:w="0" w:type="dxa"/>
-          </w:tblCellMar>
-        </w:tblPrEx>
         <w:trPr>
           <w:cantSplit/>
         </w:trPr>
@@ -10322,12 +10042,6 @@
         </w:tc>
       </w:tr>
       <w:tr>
-        <w:tblPrEx>
-          <w:tblCellMar>
-            <w:top w:w="0" w:type="dxa"/>
-            <w:bottom w:w="0" w:type="dxa"/>
-          </w:tblCellMar>
-        </w:tblPrEx>
         <w:trPr>
           <w:cantSplit/>
         </w:trPr>
@@ -10392,12 +10106,6 @@
         </w:tc>
       </w:tr>
       <w:tr>
-        <w:tblPrEx>
-          <w:tblCellMar>
-            <w:top w:w="0" w:type="dxa"/>
-            <w:bottom w:w="0" w:type="dxa"/>
-          </w:tblCellMar>
-        </w:tblPrEx>
         <w:trPr>
           <w:cantSplit/>
         </w:trPr>
@@ -10462,12 +10170,6 @@
         </w:tc>
       </w:tr>
       <w:tr>
-        <w:tblPrEx>
-          <w:tblCellMar>
-            <w:top w:w="0" w:type="dxa"/>
-            <w:bottom w:w="0" w:type="dxa"/>
-          </w:tblCellMar>
-        </w:tblPrEx>
         <w:trPr>
           <w:cantSplit/>
         </w:trPr>
@@ -10532,12 +10234,6 @@
         </w:tc>
       </w:tr>
       <w:tr>
-        <w:tblPrEx>
-          <w:tblCellMar>
-            <w:top w:w="0" w:type="dxa"/>
-            <w:bottom w:w="0" w:type="dxa"/>
-          </w:tblCellMar>
-        </w:tblPrEx>
         <w:trPr>
           <w:cantSplit/>
         </w:trPr>
@@ -10602,12 +10298,6 @@
         </w:tc>
       </w:tr>
       <w:tr>
-        <w:tblPrEx>
-          <w:tblCellMar>
-            <w:top w:w="0" w:type="dxa"/>
-            <w:bottom w:w="0" w:type="dxa"/>
-          </w:tblCellMar>
-        </w:tblPrEx>
         <w:trPr>
           <w:cantSplit/>
         </w:trPr>
@@ -10672,12 +10362,6 @@
         </w:tc>
       </w:tr>
       <w:tr>
-        <w:tblPrEx>
-          <w:tblCellMar>
-            <w:top w:w="0" w:type="dxa"/>
-            <w:bottom w:w="0" w:type="dxa"/>
-          </w:tblCellMar>
-        </w:tblPrEx>
         <w:trPr>
           <w:cantSplit/>
         </w:trPr>
@@ -10742,12 +10426,6 @@
         </w:tc>
       </w:tr>
       <w:tr>
-        <w:tblPrEx>
-          <w:tblCellMar>
-            <w:top w:w="0" w:type="dxa"/>
-            <w:bottom w:w="0" w:type="dxa"/>
-          </w:tblCellMar>
-        </w:tblPrEx>
         <w:trPr>
           <w:cantSplit/>
         </w:trPr>
@@ -10937,7 +10615,7 @@
         <w:t>fail</w:t>
       </w:r>
       <w:r>
-        <w:t xml:space="preserve">, using real CI outcomes as the label. PTS uses the right label, but the published work comes from Meta and Google and relies on proprietary data that no one outside those organisations can access.</w:t>
+        <w:t>, using real CI outcomes as the label. PTS uses the right label, but the published work comes from Meta and Google and relies on proprietary data that no one outside those organisations can access.</w:t>
       </w:r>
     </w:p>
     <w:p>
@@ -11030,7 +10708,7 @@
           <w:sz w:val="20"/>
           <w:szCs w:val="20"/>
         </w:rPr>
-        <w:t xml:space="preserve">The Three Research Camps and the Gap BlastRadius Fills</w:t>
+        <w:t>The Three Research Camps and the Gap BlastRadius Fills</w:t>
       </w:r>
     </w:p>
     <w:p>
@@ -11060,7 +10738,7 @@
         <w:t>Execution-Grounded Change Impact Prediction for Modern CI</w:t>
       </w:r>
       <w:r>
-        <w:t xml:space="preserve">. The approved abstract already committed the project to evaluation against CI/CD test outcomes; during the semester the team prioritised that half of the evaluation, because that is where the gap in the literature lies. This report describes the resulting data pipeline, the labelling methodology, the commit-pinned code-property graph layer built as the dependency-analysis substrate, and the results measured on the canonical rebuild of the dataset in October 2026.</w:t>
+        <w:t>. The approved abstract already committed the project to evaluation against CI/CD test outcomes; during the semester the team prioritised that half of the evaluation, because that is where the gap in the literature lies. This report describes the resulting data pipeline, the labelling methodology, the commit-pinned code-property graph layer built as the dependency-analysis substrate, and the results measured on the canonical rebuild of the dataset in October 2026.</w:t>
       </w:r>
     </w:p>
     <w:p>
@@ -11237,7 +10915,7 @@
         <w:jc w:val="both"/>
       </w:pPr>
       <w:r>
-        <w:t xml:space="preserve">The first motivation is cost. Running the full test suite on every change is slow and expensive, and in large projects the suite can take far longer than the change took to write. Teams therefore want to run only the tests that matter for a given change, and to run the most likely failures first so that a broken change is reported quickly. Every technique that tries to do this, whether it is called impact analysis, test selection or test prioritisation, depends on some notion of which tests a change affects.</w:t>
+        <w:t>The first motivation is cost. Running the full test suite on every change is slow and expensive, and in large projects the suite can take far longer than the change took to write. Teams therefore want to run only the tests that matter for a given change, and to run the most likely failures first so that a broken change is reported quickly. Every technique that tries to do this, whether it is called impact analysis, test selection or test prioritisation, depends on some notion of which tests a change affects.</w:t>
       </w:r>
     </w:p>
     <w:p>
@@ -11249,7 +10927,7 @@
       <w:r>
         <w:t xml:space="preserve">The second motivation is evaluation. Impact-analysis research has been evaluated for decades against labels that do not record test failures. Co-change labels say that two files were edited in the same commit; they say nothing about whether editing one of them broke anything. Reachability labels say that a test could execute the changed code; they do not say whether it did, or whether the change altered its </w:t>
         <w:lastRenderedPageBreak/>
-        <w:t xml:space="preserve">outcome. As a result it is genuinely unknown how well the methods of the field predict real regressions. A method that scores well against co-change could be poor at finding failing tests, and the field has had no public instrument to check.</w:t>
+        <w:t>outcome. As a result it is genuinely unknown how well the methods of the field predict real regressions. A method that scores well against co-change could be poor at finding failing tests, and the field has had no public instrument to check.</w:t>
       </w:r>
     </w:p>
     <w:p>
@@ -11259,7 +10937,7 @@
         <w:jc w:val="both"/>
       </w:pPr>
       <w:r>
-        <w:t xml:space="preserve">The third motivation is replication. Meta reported that its predictive test selection system caught 99.9% of regressions while running about a third of the impacted tests. The result is striking, but because the data is proprietary it has never been replicated on open-source software. A public dataset with the same kind of label would allow researchers to test whether results of this kind hold outside a single industrial monorepo, and to compare learned predictors with the static and historical proxies on equal terms.</w:t>
+        <w:t>The third motivation is replication. Meta reported that its predictive test selection system caught 99.9% of regressions while running about a third of the impacted tests. The result is striking, but because the data is proprietary it has never been replicated on open-source software. A public dataset with the same kind of label would allow researchers to test whether results of this kind hold outside a single industrial monorepo, and to compare learned predictors with the static and historical proxies on equal terms.</w:t>
       </w:r>
     </w:p>
     <w:p>
@@ -11279,7 +10957,7 @@
         <w:t>expire after 90 days</w:t>
       </w:r>
       <w:r>
-        <w:t xml:space="preserve">. Run metadata such as conclusions and commit hashes persists, but the per-test detail lives only in the logs and artifacts. Data that is not captured now is lost permanently. For this reason the harvester, the component that captures raw CI data, was treated as the most time-critical part of the project and was built first, before any parser, label or graph.</w:t>
+        <w:t>. Run metadata such as conclusions and commit hashes persists, but the per-test detail lives only in the logs and artifacts. Data that is not captured now is lost permanently. For this reason the harvester, the component that captures raw CI data, was treated as the most time-critical part of the project and was built first, before any parser, label or graph.</w:t>
       </w:r>
     </w:p>
     <w:p>
@@ -11535,7 +11213,7 @@
         <w:jc w:val="both"/>
       </w:pPr>
       <w:r>
-        <w:t xml:space="preserve">An important consequence follows. If one looks only at the final merge commit of a PR, the CI pipeline is almost always green, because developers fix failures before merging. The interesting failures live in the intermediate pushes. The unit of observation in BlastRadius is therefore the pair (head SHA, workflow run), not the pull request as a whole, so that red runs on intermediate commits are retained as evidence.</w:t>
+        <w:t>An important consequence follows. If one looks only at the final merge commit of a PR, the CI pipeline is almost always green, because developers fix failures before merging. The interesting failures live in the intermediate pushes. The unit of observation in BlastRadius is therefore the pair (head SHA, workflow run), not the pull request as a whole, so that red runs on intermediate commits are retained as evidence.</w:t>
       </w:r>
     </w:p>
     <w:p>
@@ -11647,7 +11325,7 @@
         <w:jc w:val="both"/>
       </w:pPr>
       <w:r>
-        <w:t xml:space="preserve">A flaky test is a test that passes and fails on the same code. Flakiness arises from timing assumptions, concurrency, test-order dependence, network access, randomness and resource limits on shared CI machines. Flaky failures contaminate any label derived from CI outcomes, because a failure that would have happened without the change is wrongly attributed to it. The most direct evidence of flakiness is a test that produces different verdicts on two runs of the identical commit. BlastRadius treats flakiness as a first-class problem: it filters same-commit flips, compares against the base run, tracks flip rates and reports headline numbers on a strict, flake-filtered split.</w:t>
+        <w:t>A flaky test is a test that passes and fails on the same code. Flakiness arises from timing assumptions, concurrency, test-order dependence, network access, randomness and resource limits on shared CI machines. Flaky failures contaminate any label derived from CI outcomes, because a failure that would have happened without the change is wrongly attributed to it. The most direct evidence of flakiness is a test that produces different verdicts on two runs of the identical commit. BlastRadius treats flakiness as a first-class problem: it filters same-commit flips, compares against the base run, tracks flip rates and reports headline numbers on a strict, flake-filtered split.</w:t>
       </w:r>
     </w:p>
     <w:p>
@@ -11727,9 +11405,9 @@
         <w:t>code-property graph</w:t>
       </w:r>
       <w:r>
-        <w:t xml:space="preserve">: nodes for files, classes, methods and tests, and typed edges for containment (a file contains a class, a class contains a method), calls, imports and test-to-code relationships. Graph queries such as shortest-path distance or k-hop neighbourhood </w:t>
+        <w:t xml:space="preserve">: nodes for files, classes, methods and tests, and typed edges for containment (a file contains a class, a class contains a method), calls, imports and test-to-code </w:t>
         <w:lastRenderedPageBreak/>
-        <w:t>then express how close a test is to a changed element. Because the graph is built without compiling the code, it is necessarily unsound in known ways, for example with dynamic dispatch and reflection; Chapter 4 states which unsoundness was accepted and why.</w:t>
+        <w:t>relationships. Graph queries such as shortest-path distance or k-hop neighbourhood then express how close a test is to a changed element. Because the graph is built without compiling the code, it is necessarily unsound in known ways, for example with dynamic dispatch and reflection; Chapter 4 states which unsoundness was accepted and why.</w:t>
       </w:r>
     </w:p>
     <w:p>
@@ -11749,7 +11427,7 @@
         <w:jc w:val="both"/>
       </w:pPr>
       <w:r>
-        <w:t xml:space="preserve">Mining Software Repositories (MSR) is the research community that studies software development by analysing the data that development leaves behind: version histories, issue trackers, code review records and CI logs. Its annual conference includes a Data and Tool Showcase track for reusable datasets and tools. Work in this community is judged heavily on the provenance, reproducibility and documentation of its data, which is why BlastRadius places so much weight on deterministic rebuilds, recorded design decisions and published datasheets.</w:t>
+        <w:t>Mining Software Repositories (MSR) is the research community that studies software development by analysing the data that development leaves behind: version histories, issue trackers, code review records and CI logs. Its annual conference includes a Data and Tool Showcase track for reusable datasets and tools. Work in this community is judged heavily on the provenance, reproducibility and documentation of its data, which is why BlastRadius places so much weight on deterministic rebuilds, recorded design decisions and published datasheets.</w:t>
       </w:r>
     </w:p>
     <w:p>
@@ -11759,7 +11437,7 @@
         <w:spacing w:before="240" w:after="120" w:line="360" w:lineRule="auto"/>
       </w:pPr>
       <w:r>
-        <w:t xml:space="preserve">1.4 Organisation of the Report</w:t>
+        <w:t>1.4 Organisation of the Report</w:t>
       </w:r>
     </w:p>
     <w:p>
@@ -11769,7 +11447,7 @@
         <w:jc w:val="both"/>
       </w:pPr>
       <w:r>
-        <w:t xml:space="preserve">Chapter 2 surveys the literature approved at the Zeroth Review and the closest related datasets, states the research gap and research questions, and summarises the goals and their status. Chapter 3 gives the technical specification: the software stack, resource constraints, scope decisions and data artifacts. Chapter 4 presents the design approach in detail, including the architecture, the harvester, the parsers, the test-identifier normaliser, the labelling engine with base-run resolution, the graph layer, the applicable codes and standards, and the trade-offs considered. Chapter 5 gives the schedule and milestones, Chapter 6 describes the project demonstration, and Chapter 7 reports the results and discusses them, including results that did not meet their targets. Chapter 8 summarises the work and outlines future directions, Chapter 9 lists the references, and Appendix A contains sample code and supporting material.</w:t>
+        <w:t>Chapter 2 surveys the literature approved at the Zeroth Review and the closest related datasets, states the research gap and research questions, and summarises the goals and their status. Chapter 3 gives the technical specification: the software stack, resource constraints, scope decisions and data artifacts. Chapter 4 presents the design approach in detail, including the architecture, the harvester, the parsers, the test-identifier normaliser, the labelling engine with base-run resolution, the graph layer, the applicable codes and standards, and the trade-offs considered. Chapter 5 gives the schedule and milestones, Chapter 6 describes the project demonstration, and Chapter 7 reports the results and discusses them, including results that did not meet their targets. Chapter 8 summarises the work and outlines future directions, Chapter 9 lists the references, and Appendix A contains sample code and supporting material.</w:t>
       </w:r>
     </w:p>
     <w:p>
@@ -11805,7 +11483,7 @@
         <w:jc w:val="both"/>
       </w:pPr>
       <w:r>
-        <w:t xml:space="preserve">This chapter positions BlastRadius within the existing literature, states the gap that the project addresses, and describes the system and its goals. Section 2.1 reviews the seven references approved at the Zeroth Review. Section 2.2 discusses the closest related work outside that list, including the datasets and tools that a reviewer would most likely compare BR-Bench against. Sections 2.3 to 2.6 state the research gap, describe the project, list the research questions and summarise the status of each goal.</w:t>
+        <w:t>This chapter positions BlastRadius within the existing literature, states the gap that the project addresses, and describes the system and its goals. Section 2.1 reviews the seven references approved at the Zeroth Review. Section 2.2 discusses the closest related work outside that list, including the datasets and tools that a reviewer would most likely compare BR-Bench against. Sections 2.3 to 2.6 state the research gap, describe the project, list the research questions and summarise the status of each goal.</w:t>
       </w:r>
     </w:p>
     <w:p>
@@ -11825,7 +11503,7 @@
         <w:jc w:val="both"/>
       </w:pPr>
       <w:r>
-        <w:t xml:space="preserve">The seven references approved at the Zeroth Review span more than two decades of change impact analysis. They differ in language, granularity and technique, but they share one property that matters for this project: none of them validates its impact set against the tests that actually failed in a real CI pipeline. Each is summarised below, followed by a statement of how BlastRadius differs.</w:t>
+        <w:t>The seven references approved at the Zeroth Review span more than two decades of change impact analysis. They differ in language, granularity and technique, but they share one property that matters for this project: none of them validates its impact set against the tests that actually failed in a real CI pipeline. Each is summarised below, followed by a statement of how BlastRadius differs.</w:t>
       </w:r>
     </w:p>
     <w:p>
@@ -11835,7 +11513,7 @@
         <w:spacing w:before="180" w:after="100" w:line="360" w:lineRule="auto"/>
       </w:pPr>
       <w:r>
-        <w:t xml:space="preserve">2.1.1 Borg, Wnuk, Regnell and Runeson (2017)</w:t>
+        <w:t>2.1.1 Borg, Wnuk, Regnell and Runeson (2017)</w:t>
       </w:r>
     </w:p>
     <w:p>
@@ -11855,7 +11533,7 @@
         <w:jc w:val="both"/>
       </w:pPr>
       <w:r>
-        <w:t xml:space="preserve">BlastRadius differs in its ground truth and its reproducibility. Our ground truth is observed CI test failure on a public, multi-project corpus, whereas theirs is a single proprietary system that cannot be reproduced outside the organisation. Their label records what engineers believed was impacted; ours records which tests went red. The two are complementary, but only the latter can be shared and re-measured by other researchers.</w:t>
+        <w:t>BlastRadius differs in its ground truth and its reproducibility. Our ground truth is observed CI test failure on a public, multi-project corpus, whereas theirs is a single proprietary system that cannot be reproduced outside the organisation. Their label records what engineers believed was impacted; ours records which tests went red. The two are complementary, but only the latter can be shared and re-measured by other researchers.</w:t>
       </w:r>
     </w:p>
     <w:p>
@@ -11876,7 +11554,7 @@
         <w:jc w:val="both"/>
       </w:pPr>
       <w:r>
-        <w:t xml:space="preserve">Huang et al. propose change-patterns mapping, a way of boosting existing change impact analysis tools by mining historical change patterns, that is, the coupling between entities that were changed together, and mapping them onto the current analysis task in a cross-project setting. Entities in the initial impact set that exhibit a change pattern similar to the mapped one have their impact confidence increased. The authors report accuracy improvements when the method is applied on top of established tools such as ImpactMiner, JRipples and ROSE.</w:t>
+        <w:t>Huang et al. propose change-patterns mapping, a way of boosting existing change impact analysis tools by mining historical change patterns, that is, the coupling between entities that were changed together, and mapping them onto the current analysis task in a cross-project setting. Entities in the initial impact set that exhibit a change pattern similar to the mapped one have their impact confidence increased. The authors report accuracy improvements when the method is applied on top of established tools such as ImpactMiner, JRipples and ROSE.</w:t>
       </w:r>
     </w:p>
     <w:p>
@@ -11886,7 +11564,7 @@
         <w:jc w:val="both"/>
       </w:pPr>
       <w:r>
-        <w:t xml:space="preserve">The key difference is the dependent variable. Change-patterns mapping predicts what changes together; BlastRadius records which tests fail. Their label class, co-change, is precisely one of the proxies that our measurement compares against observed failures. A method that is excellent at predicting co-change is not necessarily good at predicting regressions, and BR-Bench is designed to measure the size of that difference.</w:t>
+        <w:t>The key difference is the dependent variable. Change-patterns mapping predicts what changes together; BlastRadius records which tests fail. Their label class, co-change, is precisely one of the proxies that our measurement compares against observed failures. A method that is excellent at predicting co-change is not necessarily good at predicting regressions, and BR-Bench is designed to measure the size of that difference.</w:t>
       </w:r>
     </w:p>
     <w:p>
@@ -11916,7 +11594,7 @@
         <w:jc w:val="both"/>
       </w:pPr>
       <w:r>
-        <w:t xml:space="preserve">BlastRadius differs in language, validation and output. The work targets C and is static-only, with no validation against CI outcomes and no test-level output. Our graph layer is build-free and targets Java and Python, and our labels are validated against execution: a test is labelled only when CI observed it failing at the head commit and not at the base.</w:t>
+        <w:t>BlastRadius differs in language, validation and output. The work targets C and is static-only, with no validation against CI outcomes and no test-level output. Our graph layer is build-free and targets Java and Python, and our labels are validated against execution: a test is labelled only when CI observed it failing at the head commit and not at the base.</w:t>
       </w:r>
     </w:p>
     <w:p>
@@ -11936,7 +11614,7 @@
         <w:jc w:val="both"/>
       </w:pPr>
       <w:r>
-        <w:t xml:space="preserve">Zhao et al. support architectural evolution through architectural slicing. They analyse a formal description of a software architecture and compute which components and connectors are affected by a change, so that architects can reason about impact before implementation. The analysis is component-level and analytical rather than empirical.</w:t>
+        <w:t>Zhao et al. support architectural evolution through architectural slicing. They analyse a formal description of a software architecture and compute which components and connectors are affected by a change, so that architects can reason about impact before implementation. The analysis is component-level and analytical rather than empirical.</w:t>
       </w:r>
     </w:p>
     <w:p>
@@ -11948,7 +11626,7 @@
       <w:r>
         <w:t xml:space="preserve">This work is a conceptual ancestor of dependency-based impact analysis: the idea that impact propagates along explicit structural relationships is the same idea that </w:t>
         <w:lastRenderedPageBreak/>
-        <w:t xml:space="preserve">underlies our code-property graph. The difference is scale and evidence. Zhao et al. work at the architecture level on models; BlastRadius works at the method level on real source code and checks its labels against what CI observed.</w:t>
+        <w:t>underlies our code-property graph. The difference is scale and evidence. Zhao et al. work at the architecture level on models; BlastRadius works at the method level on real source code and checks its labels against what CI observed.</w:t>
       </w:r>
     </w:p>
     <w:p>
@@ -11958,7 +11636,7 @@
         <w:spacing w:before="180" w:after="100" w:line="360" w:lineRule="auto"/>
       </w:pPr>
       <w:r>
-        <w:t xml:space="preserve">2.1.5 Angerer, Prähofer and Grünbacher (2016)</w:t>
+        <w:t>2.1.5 Angerer, Prähofer and Grünbacher (2016)</w:t>
       </w:r>
     </w:p>
     <w:p>
@@ -11968,7 +11646,7 @@
         <w:jc w:val="both"/>
       </w:pPr>
       <w:r>
-        <w:t xml:space="preserve">Angerer et al. address change impact analysis for configurable software, in which a single code base yields many product variants depending on configuration options. A change can affect some variants and not others, so impact must be computed over the configuration space as well as over code. The authors propose a modular, variability-aware analysis that avoids analysing every variant separately.</w:t>
+        <w:t>Angerer et al. address change impact analysis for configurable software, in which a single code base yields many product variants depending on configuration options. A change can affect some variants and not others, so impact must be computed over the configuration space as well as over code. The authors propose a modular, variability-aware analysis that avoids analysing every variant separately.</w:t>
       </w:r>
     </w:p>
     <w:p>
@@ -11978,7 +11656,7 @@
         <w:jc w:val="both"/>
       </w:pPr>
       <w:r>
-        <w:t xml:space="preserve">The problem is orthogonal to ours: BlastRadius analyses a single repository at a single commit, as built by its CI configuration. Their insight is nevertheless a useful lens. A change to build or CI configuration can alter which tests run at all, and matrix builds in GitHub Actions are a lightweight form of variability. Our labelling engine handles the latter explicitly by taking the union of failures across matrix legs and recording the number of legs.</w:t>
+        <w:t>The problem is orthogonal to ours: BlastRadius analyses a single repository at a single commit, as built by its CI configuration. Their insight is nevertheless a useful lens. A change to build or CI configuration can alter which tests run at all, and matrix builds in GitHub Actions are a lightweight form of variability. Our labelling engine handles the latter explicitly by taking the union of failures across matrix legs and recording the number of legs.</w:t>
       </w:r>
     </w:p>
     <w:p>
@@ -11998,7 +11676,7 @@
         <w:jc w:val="both"/>
       </w:pPr>
       <w:r>
-        <w:t xml:space="preserve">Zhang et al. analyse change impact in AspectJ programs. They decompose the difference between two program versions into atomic changes, such as an added method, a changed method body or a changed advice, and compute which tests are affected by each atomic change. The approach extends the atomic-change idea from object-oriented programs to aspect-oriented ones, where advice can alter behaviour far from the point of definition.</w:t>
+        <w:t>Zhang et al. analyse change impact in AspectJ programs. They decompose the difference between two program versions into atomic changes, such as an added method, a changed method body or a changed advice, and compute which tests are affected by each atomic change. The approach extends the atomic-change idea from object-oriented programs to aspect-oriented ones, where advice can alter behaviour far from the point of definition.</w:t>
       </w:r>
     </w:p>
     <w:p>
@@ -12008,7 +11686,7 @@
         <w:jc w:val="both"/>
       </w:pPr>
       <w:r>
-        <w:t xml:space="preserve">Their atomic-change taxonomy informs how BlastRadius thinks about change types, for example distinguishing a change to a test file from a change to production code. The difference is validation: their impact sets were not validated against execution in a real CI pipeline, whereas every positive label in BR-Bench corresponds to an observed failure.</w:t>
+        <w:t>Their atomic-change taxonomy informs how BlastRadius thinks about change types, for example distinguishing a change to a test file from a change to production code. The difference is validation: their impact sets were not validated against execution in a real CI pipeline, whereas every positive label in BR-Bench corresponds to an observed failure.</w:t>
       </w:r>
     </w:p>
     <w:p>
@@ -12040,7 +11718,7 @@
         <w:jc w:val="both"/>
       </w:pPr>
       <w:r>
-        <w:t xml:space="preserve">This is the closest of the seven in output shape, because BlastRadius also aims, in its future predictor, to produce a ranking. However, their approach was validated on small examples without CI outcomes, and it ranks functions rather than tests. BR-Bench provides exactly the missing element: a set of tests that actually failed, against which a ranking can be scored.</w:t>
+        <w:t>This is the closest of the seven in output shape, because BlastRadius also aims, in its future predictor, to produce a ranking. However, their approach was validated on small examples without CI outcomes, and it ranks functions rather than tests. BR-Bench provides exactly the missing element: a set of tests that actually failed, against which a ranking can be scored.</w:t>
       </w:r>
     </w:p>
     <w:p>
@@ -12093,7 +11771,7 @@
           <w:sz w:val="20"/>
           <w:szCs w:val="20"/>
         </w:rPr>
-        <w:t xml:space="preserve">Comparison of the Approved Literature with BlastRadius</w:t>
+        <w:t>Comparison of the Approved Literature with BlastRadius</w:t>
       </w:r>
     </w:p>
     <w:tbl>
@@ -12121,12 +11799,6 @@
         <w:gridCol w:w="3106"/>
       </w:tblGrid>
       <w:tr>
-        <w:tblPrEx>
-          <w:tblCellMar>
-            <w:top w:w="0" w:type="dxa"/>
-            <w:bottom w:w="0" w:type="dxa"/>
-          </w:tblCellMar>
-        </w:tblPrEx>
         <w:trPr>
           <w:tblHeader/>
           <w:jc w:val="center"/>
@@ -12263,18 +11935,12 @@
                 <w:sz w:val="20"/>
                 <w:szCs w:val="20"/>
               </w:rPr>
-              <w:t xml:space="preserve">How BlastRadius differs</w:t>
+              <w:t>How BlastRadius differs</w:t>
             </w:r>
           </w:p>
         </w:tc>
       </w:tr>
       <w:tr>
-        <w:tblPrEx>
-          <w:tblCellMar>
-            <w:top w:w="0" w:type="dxa"/>
-            <w:bottom w:w="0" w:type="dxa"/>
-          </w:tblCellMar>
-        </w:tblPrEx>
         <w:trPr>
           <w:cantSplit/>
           <w:jc w:val="center"/>
@@ -12401,12 +12067,6 @@
         </w:tc>
       </w:tr>
       <w:tr>
-        <w:tblPrEx>
-          <w:tblCellMar>
-            <w:top w:w="0" w:type="dxa"/>
-            <w:bottom w:w="0" w:type="dxa"/>
-          </w:tblCellMar>
-        </w:tblPrEx>
         <w:trPr>
           <w:cantSplit/>
           <w:jc w:val="center"/>
@@ -12527,18 +12187,12 @@
                 <w:sz w:val="20"/>
                 <w:szCs w:val="20"/>
               </w:rPr>
-              <w:t xml:space="preserve">Different dependent variable: they predict co-change, we record which tests go red; co-change is one of the proxies we measure</w:t>
+              <w:t>Different dependent variable: they predict co-change, we record which tests go red; co-change is one of the proxies we measure</w:t>
             </w:r>
           </w:p>
         </w:tc>
       </w:tr>
       <w:tr>
-        <w:tblPrEx>
-          <w:tblCellMar>
-            <w:top w:w="0" w:type="dxa"/>
-            <w:bottom w:w="0" w:type="dxa"/>
-          </w:tblCellMar>
-        </w:tblPrEx>
         <w:trPr>
           <w:cantSplit/>
           <w:jc w:val="center"/>
@@ -12665,12 +12319,6 @@
         </w:tc>
       </w:tr>
       <w:tr>
-        <w:tblPrEx>
-          <w:tblCellMar>
-            <w:top w:w="0" w:type="dxa"/>
-            <w:bottom w:w="0" w:type="dxa"/>
-          </w:tblCellMar>
-        </w:tblPrEx>
         <w:trPr>
           <w:cantSplit/>
           <w:jc w:val="center"/>
@@ -12797,12 +12445,6 @@
         </w:tc>
       </w:tr>
       <w:tr>
-        <w:tblPrEx>
-          <w:tblCellMar>
-            <w:top w:w="0" w:type="dxa"/>
-            <w:bottom w:w="0" w:type="dxa"/>
-          </w:tblCellMar>
-        </w:tblPrEx>
         <w:trPr>
           <w:cantSplit/>
           <w:jc w:val="center"/>
@@ -12863,7 +12505,7 @@
                 <w:sz w:val="20"/>
                 <w:szCs w:val="20"/>
               </w:rPr>
-              <w:t xml:space="preserve">Angerer et al. (2016), ICSME</w:t>
+              <w:t>Angerer et al. (2016), ICSME</w:t>
             </w:r>
           </w:p>
         </w:tc>
@@ -12929,12 +12571,6 @@
         </w:tc>
       </w:tr>
       <w:tr>
-        <w:tblPrEx>
-          <w:tblCellMar>
-            <w:top w:w="0" w:type="dxa"/>
-            <w:bottom w:w="0" w:type="dxa"/>
-          </w:tblCellMar>
-        </w:tblPrEx>
         <w:trPr>
           <w:cantSplit/>
           <w:jc w:val="center"/>
@@ -13061,12 +12697,6 @@
         </w:tc>
       </w:tr>
       <w:tr>
-        <w:tblPrEx>
-          <w:tblCellMar>
-            <w:top w:w="0" w:type="dxa"/>
-            <w:bottom w:w="0" w:type="dxa"/>
-          </w:tblCellMar>
-        </w:tblPrEx>
         <w:trPr>
           <w:cantSplit/>
           <w:jc w:val="center"/>
@@ -13157,7 +12787,7 @@
                 <w:sz w:val="20"/>
                 <w:szCs w:val="20"/>
               </w:rPr>
-              <w:t xml:space="preserve">Computes and prioritises impacted functions</w:t>
+              <w:t>Computes and prioritises impacted functions</w:t>
             </w:r>
           </w:p>
         </w:tc>
@@ -13308,7 +12938,7 @@
         <w:jc w:val="both"/>
       </w:pPr>
       <w:r>
-        <w:t xml:space="preserve">Machalica et al. (2019) describe predictive test selection at Meta: a model trained on historical CI outcomes chooses which tests to run for each change. This uses the right label, observed failures, and reported strong results on a proprietary monorepo with an internal build system. No public artifact was released, so the result cannot be replicated or compared on open-source software. BR-Bench is intended to provide the data that makes such replication possible.</w:t>
+        <w:t>Machalica et al. (2019) describe predictive test selection at Meta: a model trained on historical CI outcomes chooses which tests to run for each change. This uses the right label, observed failures, and reported strong results on a proprietary monorepo with an internal build system. No public artifact was released, so the result cannot be replicated or compared on open-source software. BR-Bench is intended to provide the data that makes such replication possible.</w:t>
       </w:r>
     </w:p>
     <w:p>
@@ -13318,7 +12948,7 @@
         <w:spacing w:before="180" w:after="100" w:line="360" w:lineRule="auto"/>
       </w:pPr>
       <w:r>
-        <w:t xml:space="preserve">2.2.2 RTPTorrent</w:t>
+        <w:t>2.2.2 RTPTorrent</w:t>
       </w:r>
     </w:p>
     <w:p>
@@ -13330,7 +12960,7 @@
       <w:r>
         <w:t xml:space="preserve">RTPTorrent (Mattis et al., 2020) is an open dataset for evaluating regression test prioritisation, built from Java projects on Travis CI. It does contain test outcomes, which makes it the closest public precedent. It differs from BR-Bench in four ways: it predates the GitHub Actions era and the decline of Travis CI for open-source projects, it covers a single language, it is organised by build job rather than by pull request with </w:t>
         <w:lastRenderedPageBreak/>
-        <w:t xml:space="preserve">an explicit diff, and it was built for prioritisation rather than for linking a changed file to a failing test.</w:t>
+        <w:t>an explicit diff, and it was built for prioritisation rather than for linking a changed file to a failing test.</w:t>
       </w:r>
     </w:p>
     <w:p>
@@ -13340,7 +12970,7 @@
         <w:spacing w:before="180" w:after="100" w:line="360" w:lineRule="auto"/>
       </w:pPr>
       <w:r>
-        <w:t xml:space="preserve">2.2.3 GHALogs</w:t>
+        <w:t>2.2.3 GHALogs</w:t>
       </w:r>
     </w:p>
     <w:p>
@@ -13350,7 +12980,7 @@
         <w:jc w:val="both"/>
       </w:pPr>
       <w:r>
-        <w:t xml:space="preserve">GHALogs (Moriconi et al., 2025) is a large public corpus of raw GitHub Actions run logs presented at the MSR 2025 Data and Tool Showcase. It is an excellent substrate, but it stops at the log: it does not parse per-test verdicts, does not link runs to pull-request diffs, does not de-flake, and does not label fault revelation. The gap between having the logs and having labelled (change, failing test) pairs is the entire engineering contribution of BlastRadius.</w:t>
+        <w:t>GHALogs (Moriconi et al., 2025) is a large public corpus of raw GitHub Actions run logs presented at the MSR 2025 Data and Tool Showcase. It is an excellent substrate, but it stops at the log: it does not parse per-test verdicts, does not link runs to pull-request diffs, does not de-flake, and does not label fault revelation. The gap between having the logs and having labelled (change, failing test) pairs is the entire engineering contribution of BlastRadius.</w:t>
       </w:r>
     </w:p>
     <w:p>
@@ -13370,7 +13000,7 @@
         <w:jc w:val="both"/>
       </w:pPr>
       <w:r>
-        <w:t xml:space="preserve">Several further strands of work are relevant. The SWE-bench family of benchmarks evaluates whether an agent can fix a bug given a failing test; these are agent-evaluation benchmarks, whereas BR-Bench is a prediction benchmark that asks which tests a diff will turn red. Ekstazi (Gligoric et al., 2015) and STARTS (Legunsen et al., 2017) are regression test selection tools for Java that select tests by dynamic file dependencies and static class dependencies respectively; both are safe over-approximations rather than observations.</w:t>
+        <w:t>Several further strands of work are relevant. The SWE-bench family of benchmarks evaluates whether an agent can fix a bug given a failing test; these are agent-evaluation benchmarks, whereas BR-Bench is a prediction benchmark that asks which tests a diff will turn red. Ekstazi (Gligoric et al., 2015) and STARTS (Legunsen et al., 2017) are regression test selection tools for Java that select tests by dynamic file dependencies and static class dependencies respectively; both are safe over-approximations rather than observations.</w:t>
       </w:r>
     </w:p>
     <w:p>
@@ -13380,7 +13010,7 @@
         <w:jc w:val="both"/>
       </w:pPr>
       <w:r>
-        <w:t xml:space="preserve">DeFlaker (Bell et al., 2018) detects flaky tests by checking whether a failing test executed any changed code; its heuristic informs the flakiness filters of BlastRadius. Graphify is the open-source code-graph extractor that the project forked for its graph layer; its zero-hop proximity heuristic is a useful baseline concept for graph-based impact. Finally, Chianti (Ren et al., 2004) is a classical change impact analysis tool for Java that decomposes edits into atomic changes and determines affected tests using call graphs. Chianti requires a build and JVM instrumentation at every analysed commit, which is impractical when the corpus spans many repositories and hundreds of historical commits each; this is the main reason BlastRadius uses a build-free static graph.</w:t>
+        <w:t>DeFlaker (Bell et al., 2018) detects flaky tests by checking whether a failing test executed any changed code; its heuristic informs the flakiness filters of BlastRadius. Graphify is the open-source code-graph extractor that the project forked for its graph layer; its zero-hop proximity heuristic is a useful baseline concept for graph-based impact. Finally, Chianti (Ren et al., 2004) is a classical change impact analysis tool for Java that decomposes edits into atomic changes and determines affected tests using call graphs. Chianti requires a build and JVM instrumentation at every analysed commit, which is impractical when the corpus spans many repositories and hundreds of historical commits each; this is the main reason BlastRadius uses a build-free static graph.</w:t>
       </w:r>
     </w:p>
     <w:p>
@@ -13396,7 +13026,6 @@
           <w:sz w:val="20"/>
           <w:szCs w:val="20"/>
         </w:rPr>
-        <w:lastRenderedPageBreak/>
         <w:t xml:space="preserve">Table 2.2 </w:t>
       </w:r>
       <w:r>
@@ -13432,12 +13061,6 @@
         <w:gridCol w:w="2306"/>
       </w:tblGrid>
       <w:tr>
-        <w:tblPrEx>
-          <w:tblCellMar>
-            <w:top w:w="0" w:type="dxa"/>
-            <w:bottom w:w="0" w:type="dxa"/>
-          </w:tblCellMar>
-        </w:tblPrEx>
         <w:trPr>
           <w:tblHeader/>
           <w:jc w:val="center"/>
@@ -13580,12 +13203,6 @@
         </w:tc>
       </w:tr>
       <w:tr>
-        <w:tblPrEx>
-          <w:tblCellMar>
-            <w:top w:w="0" w:type="dxa"/>
-            <w:bottom w:w="0" w:type="dxa"/>
-          </w:tblCellMar>
-        </w:tblPrEx>
         <w:trPr>
           <w:cantSplit/>
           <w:jc w:val="center"/>
@@ -13616,7 +13233,7 @@
                 <w:sz w:val="20"/>
                 <w:szCs w:val="20"/>
               </w:rPr>
-              <w:t xml:space="preserve">Meta PTS (Machalica et al., 2019)</w:t>
+              <w:t>Meta PTS (Machalica et al., 2019)</w:t>
             </w:r>
           </w:p>
         </w:tc>
@@ -13676,7 +13293,7 @@
                 <w:sz w:val="20"/>
                 <w:szCs w:val="20"/>
               </w:rPr>
-              <w:t xml:space="preserve">Proprietary monorepo</w:t>
+              <w:t>Proprietary monorepo</w:t>
             </w:r>
           </w:p>
         </w:tc>
@@ -13712,12 +13329,6 @@
         </w:tc>
       </w:tr>
       <w:tr>
-        <w:tblPrEx>
-          <w:tblCellMar>
-            <w:top w:w="0" w:type="dxa"/>
-            <w:bottom w:w="0" w:type="dxa"/>
-          </w:tblCellMar>
-        </w:tblPrEx>
         <w:trPr>
           <w:cantSplit/>
           <w:jc w:val="center"/>
@@ -13748,7 +13359,8 @@
                 <w:sz w:val="20"/>
                 <w:szCs w:val="20"/>
               </w:rPr>
-              <w:t xml:space="preserve">RTPTorrent (Mattis et al., 2020)</w:t>
+              <w:lastRenderedPageBreak/>
+              <w:t>RTPTorrent (Mattis et al., 2020)</w:t>
             </w:r>
           </w:p>
         </w:tc>
@@ -13778,7 +13390,7 @@
                 <w:sz w:val="20"/>
                 <w:szCs w:val="20"/>
               </w:rPr>
-              <w:t xml:space="preserve">Test outcomes for prioritisation</w:t>
+              <w:t>Test outcomes for prioritisation</w:t>
             </w:r>
           </w:p>
         </w:tc>
@@ -13838,18 +13450,12 @@
                 <w:sz w:val="20"/>
                 <w:szCs w:val="20"/>
               </w:rPr>
-              <w:t xml:space="preserve">Pre-GitHub-Actions; single language; organised by build job, not PR diff</w:t>
+              <w:t>Pre-GitHub-Actions; single language; organised by build job, not PR diff</w:t>
             </w:r>
           </w:p>
         </w:tc>
       </w:tr>
       <w:tr>
-        <w:tblPrEx>
-          <w:tblCellMar>
-            <w:top w:w="0" w:type="dxa"/>
-            <w:bottom w:w="0" w:type="dxa"/>
-          </w:tblCellMar>
-        </w:tblPrEx>
         <w:trPr>
           <w:cantSplit/>
           <w:jc w:val="center"/>
@@ -13880,7 +13486,7 @@
                 <w:sz w:val="20"/>
                 <w:szCs w:val="20"/>
               </w:rPr>
-              <w:t xml:space="preserve">GHALogs (Moriconi et al., 2025)</w:t>
+              <w:t>GHALogs (Moriconi et al., 2025)</w:t>
             </w:r>
           </w:p>
         </w:tc>
@@ -13976,12 +13582,6 @@
         </w:tc>
       </w:tr>
       <w:tr>
-        <w:tblPrEx>
-          <w:tblCellMar>
-            <w:top w:w="0" w:type="dxa"/>
-            <w:bottom w:w="0" w:type="dxa"/>
-          </w:tblCellMar>
-        </w:tblPrEx>
         <w:trPr>
           <w:cantSplit/>
           <w:jc w:val="center"/>
@@ -14108,12 +13708,6 @@
         </w:tc>
       </w:tr>
       <w:tr>
-        <w:tblPrEx>
-          <w:tblCellMar>
-            <w:top w:w="0" w:type="dxa"/>
-            <w:bottom w:w="0" w:type="dxa"/>
-          </w:tblCellMar>
-        </w:tblPrEx>
         <w:trPr>
           <w:cantSplit/>
           <w:jc w:val="center"/>
@@ -14144,7 +13738,7 @@
                 <w:sz w:val="20"/>
                 <w:szCs w:val="20"/>
               </w:rPr>
-              <w:t xml:space="preserve">DeFlaker (Bell et al., 2018)</w:t>
+              <w:t>DeFlaker (Bell et al., 2018)</w:t>
             </w:r>
           </w:p>
         </w:tc>
@@ -14240,12 +13834,6 @@
         </w:tc>
       </w:tr>
       <w:tr>
-        <w:tblPrEx>
-          <w:tblCellMar>
-            <w:top w:w="0" w:type="dxa"/>
-            <w:bottom w:w="0" w:type="dxa"/>
-          </w:tblCellMar>
-        </w:tblPrEx>
         <w:trPr>
           <w:cantSplit/>
           <w:jc w:val="center"/>
@@ -14372,12 +13960,6 @@
         </w:tc>
       </w:tr>
       <w:tr>
-        <w:tblPrEx>
-          <w:tblCellMar>
-            <w:top w:w="0" w:type="dxa"/>
-            <w:bottom w:w="0" w:type="dxa"/>
-          </w:tblCellMar>
-        </w:tblPrEx>
         <w:trPr>
           <w:cantSplit/>
           <w:jc w:val="center"/>
@@ -14596,7 +14178,7 @@
         <w:jc w:val="both"/>
       </w:pPr>
       <w:r>
-        <w:t xml:space="preserve">The problem is also defined by what it is not. BlastRadius does not claim to be a safe regression test selection tool; it makes no safety guarantee. It does not claim a state-of-the-art predictor. It does not attempt cross-repository impact, in which a change in one repository breaks tests in another. Stating these non-goals is part of defining the problem, because each of them would require a different corpus and a different ground truth.</w:t>
+        <w:t>The problem is also defined by what it is not. BlastRadius does not claim to be a safe regression test selection tool; it makes no safety guarantee. It does not claim a state-of-the-art predictor. It does not attempt cross-repository impact, in which a change in one repository breaks tests in another. Stating these non-goals is part of defining the problem, because each of them would require a different corpus and a different ground truth.</w:t>
       </w:r>
     </w:p>
     <w:p>
@@ -14617,7 +14199,7 @@
         <w:jc w:val="both"/>
       </w:pPr>
       <w:r>
-        <w:t xml:space="preserve">BlastRadius is a data pipeline plus an analysis layer. It consists of seven components, each of which is described in detail in Chapter 4:</w:t>
+        <w:t>BlastRadius is a data pipeline plus an analysis layer. It consists of seven components, each of which is described in detail in Chapter 4:</w:t>
       </w:r>
     </w:p>
     <w:p>
@@ -14677,7 +14259,7 @@
           <w:b/>
           <w:bCs/>
         </w:rPr>
-        <w:t xml:space="preserve">Test-identifier normaliser.</w:t>
+        <w:t>Test-identifier normaliser.</w:t>
       </w:r>
       <w:r>
         <w:t xml:space="preserve"> Maps every test to one canonical </w:t>
@@ -14807,7 +14389,7 @@
         <w:jc w:val="both"/>
       </w:pPr>
       <w:r>
-        <w:t xml:space="preserve">The components form a strict pipeline: each consumes only the validated output of the previous one, and no stage is allowed to run ahead of the data it depends on. This ordering, harvester first, then parsers, labels, graph and analysis, was a deliberate rule of the project. It ensured that effort was never spent on a model or a visualisation while the data beneath it was still unverified.</w:t>
+        <w:t>The components form a strict pipeline: each consumes only the validated output of the previous one, and no stage is allowed to run ahead of the data it depends on. This ordering, harvester first, then parsers, labels, graph and analysis, was a deliberate rule of the project. It ensured that effort was never spent on a model or a visualisation while the data beneath it was still unverified.</w:t>
       </w:r>
     </w:p>
     <w:p>
@@ -15395,7 +14977,7 @@
         <w:jc w:val="both"/>
       </w:pPr>
       <w:r>
-        <w:t xml:space="preserve">This question is answered by the dataset figures, the binding rates, the parser-fix case study and the parser precision on the development corpora. An independent parser-precision figure was not measured (decision D-53); Chapter 7 states this plainly.</w:t>
+        <w:t>This question is answered by the dataset figures, the binding rates, the parser-fix case study and the parser precision on the development corpora. An independent parser-precision figure was not measured (decision D-53); Chapter 7 states this plainly.</w:t>
       </w:r>
     </w:p>
     <w:p>
@@ -15464,12 +15046,6 @@
         <w:gridCol w:w="4406"/>
       </w:tblGrid>
       <w:tr>
-        <w:tblPrEx>
-          <w:tblCellMar>
-            <w:top w:w="0" w:type="dxa"/>
-            <w:bottom w:w="0" w:type="dxa"/>
-          </w:tblCellMar>
-        </w:tblPrEx>
         <w:trPr>
           <w:tblHeader/>
           <w:jc w:val="center"/>
@@ -15504,7 +15080,7 @@
                 <w:sz w:val="20"/>
                 <w:szCs w:val="20"/>
               </w:rPr>
-              <w:t xml:space="preserve">Goal</w:t>
+              <w:t>Goal</w:t>
             </w:r>
           </w:p>
         </w:tc>
@@ -15538,18 +15114,12 @@
                 <w:sz w:val="20"/>
                 <w:szCs w:val="20"/>
               </w:rPr>
-              <w:t xml:space="preserve">Status</w:t>
+              <w:t>Status</w:t>
             </w:r>
           </w:p>
         </w:tc>
       </w:tr>
       <w:tr>
-        <w:tblPrEx>
-          <w:tblCellMar>
-            <w:top w:w="0" w:type="dxa"/>
-            <w:bottom w:w="0" w:type="dxa"/>
-          </w:tblCellMar>
-        </w:tblPrEx>
         <w:trPr>
           <w:cantSplit/>
           <w:jc w:val="center"/>
@@ -15580,7 +15150,7 @@
                 <w:sz w:val="20"/>
                 <w:szCs w:val="20"/>
               </w:rPr>
-              <w:t xml:space="preserve">Harvester and raw corpus</w:t>
+              <w:t>Harvester and raw corpus</w:t>
             </w:r>
           </w:p>
         </w:tc>
@@ -15610,18 +15180,12 @@
                 <w:sz w:val="20"/>
                 <w:szCs w:val="20"/>
               </w:rPr>
-              <w:t xml:space="preserve">Done</w:t>
+              <w:t>Done</w:t>
             </w:r>
           </w:p>
         </w:tc>
       </w:tr>
       <w:tr>
-        <w:tblPrEx>
-          <w:tblCellMar>
-            <w:top w:w="0" w:type="dxa"/>
-            <w:bottom w:w="0" w:type="dxa"/>
-          </w:tblCellMar>
-        </w:tblPrEx>
         <w:trPr>
           <w:cantSplit/>
           <w:jc w:val="center"/>
@@ -15652,7 +15216,7 @@
                 <w:sz w:val="20"/>
                 <w:szCs w:val="20"/>
               </w:rPr>
-              <w:t xml:space="preserve">Parsers (Gradle, Maven, pytest) and canonical test_id</w:t>
+              <w:t>Parsers (Gradle, Maven, pytest) and canonical test_id</w:t>
             </w:r>
           </w:p>
         </w:tc>
@@ -15682,18 +15246,12 @@
                 <w:sz w:val="20"/>
                 <w:szCs w:val="20"/>
               </w:rPr>
-              <w:t xml:space="preserve">Done; a parameter-type parsing defect was found and fixed in October (Section 7.2)</w:t>
+              <w:t>Done; a parameter-type parsing defect was found and fixed in October (Section 7.2)</w:t>
             </w:r>
           </w:p>
         </w:tc>
       </w:tr>
       <w:tr>
-        <w:tblPrEx>
-          <w:tblCellMar>
-            <w:top w:w="0" w:type="dxa"/>
-            <w:bottom w:w="0" w:type="dxa"/>
-          </w:tblCellMar>
-        </w:tblPrEx>
         <w:trPr>
           <w:cantSplit/>
           <w:jc w:val="center"/>
@@ -15724,7 +15282,7 @@
                 <w:sz w:val="20"/>
                 <w:szCs w:val="20"/>
               </w:rPr>
-              <w:t xml:space="preserve">Labelling engine with base-run resolution</w:t>
+              <w:t>Labelling engine with base-run resolution</w:t>
             </w:r>
           </w:p>
         </w:tc>
@@ -15754,18 +15312,12 @@
                 <w:sz w:val="20"/>
                 <w:szCs w:val="20"/>
               </w:rPr>
-              <w:t xml:space="preserve">Done; rebuilt from raw data in October (decision D-49)</w:t>
+              <w:t>Done; rebuilt from raw data in October (decision D-49)</w:t>
             </w:r>
           </w:p>
         </w:tc>
       </w:tr>
       <w:tr>
-        <w:tblPrEx>
-          <w:tblCellMar>
-            <w:top w:w="0" w:type="dxa"/>
-            <w:bottom w:w="0" w:type="dxa"/>
-          </w:tblCellMar>
-        </w:tblPrEx>
         <w:trPr>
           <w:cantSplit/>
           <w:jc w:val="center"/>
@@ -15796,7 +15348,7 @@
                 <w:sz w:val="20"/>
                 <w:szCs w:val="20"/>
               </w:rPr>
-              <w:t xml:space="preserve">Reproducible tables (make tables) with a freshness guard</w:t>
+              <w:t>Reproducible tables (make tables) with a freshness guard</w:t>
             </w:r>
           </w:p>
         </w:tc>
@@ -15826,18 +15378,12 @@
                 <w:sz w:val="20"/>
                 <w:szCs w:val="20"/>
               </w:rPr>
-              <w:t xml:space="preserve">Done</w:t>
+              <w:t>Done</w:t>
             </w:r>
           </w:p>
         </w:tc>
       </w:tr>
       <w:tr>
-        <w:tblPrEx>
-          <w:tblCellMar>
-            <w:top w:w="0" w:type="dxa"/>
-            <w:bottom w:w="0" w:type="dxa"/>
-          </w:tblCellMar>
-        </w:tblPrEx>
         <w:trPr>
           <w:cantSplit/>
           <w:jc w:val="center"/>
@@ -15868,7 +15414,7 @@
                 <w:sz w:val="20"/>
                 <w:szCs w:val="20"/>
               </w:rPr>
-              <w:t xml:space="preserve">Graph layer (commit-pinned graphs, test binding, query API)</w:t>
+              <w:t>Graph layer (commit-pinned graphs, test binding, query API)</w:t>
             </w:r>
           </w:p>
         </w:tc>
@@ -15898,18 +15444,12 @@
                 <w:sz w:val="20"/>
                 <w:szCs w:val="20"/>
               </w:rPr>
-              <w:t xml:space="preserve">Done for a 3-repository mini-corpus (decision D-48)</w:t>
+              <w:t>Done for a 3-repository mini-corpus (decision D-48)</w:t>
             </w:r>
           </w:p>
         </w:tc>
       </w:tr>
       <w:tr>
-        <w:tblPrEx>
-          <w:tblCellMar>
-            <w:top w:w="0" w:type="dxa"/>
-            <w:bottom w:w="0" w:type="dxa"/>
-          </w:tblCellMar>
-        </w:tblPrEx>
         <w:trPr>
           <w:cantSplit/>
           <w:jc w:val="center"/>
@@ -15940,7 +15480,7 @@
                 <w:sz w:val="20"/>
                 <w:szCs w:val="20"/>
               </w:rPr>
-              <w:t xml:space="preserve">Local release bundle, pseudonymisation, datasheet draft</w:t>
+              <w:t>Local release bundle, pseudonymisation, datasheet draft</w:t>
             </w:r>
           </w:p>
         </w:tc>
@@ -15970,18 +15510,12 @@
                 <w:sz w:val="20"/>
                 <w:szCs w:val="20"/>
               </w:rPr>
-              <w:t xml:space="preserve">Done locally; public upload pending</w:t>
+              <w:t>Published on Zenodo (v0.1); v0.2 built and validated, deposit pending</w:t>
             </w:r>
           </w:p>
         </w:tc>
       </w:tr>
       <w:tr>
-        <w:tblPrEx>
-          <w:tblCellMar>
-            <w:top w:w="0" w:type="dxa"/>
-            <w:bottom w:w="0" w:type="dxa"/>
-          </w:tblCellMar>
-        </w:tblPrEx>
         <w:trPr>
           <w:cantSplit/>
           <w:jc w:val="center"/>
@@ -16012,7 +15546,8 @@
                 <w:sz w:val="20"/>
                 <w:szCs w:val="20"/>
               </w:rPr>
-              <w:t xml:space="preserve">One-command reproduction (make all)</w:t>
+              <w:lastRenderedPageBreak/>
+              <w:t>One-command reproduction (make all)</w:t>
             </w:r>
           </w:p>
         </w:tc>
@@ -16042,18 +15577,12 @@
                 <w:sz w:val="20"/>
                 <w:szCs w:val="20"/>
               </w:rPr>
-              <w:t xml:space="preserve">Done: mini-corpus reproduction 511.09 s of its 900 s budget; whole make all 16 min 35 s including tests; make tables about eight minutes</w:t>
+              <w:t>Done: mini-corpus reproduction 511.09 s of its 900 s budget; whole make all 16 min 35 s including tests; make tables about eight minutes</w:t>
             </w:r>
           </w:p>
         </w:tc>
       </w:tr>
       <w:tr>
-        <w:tblPrEx>
-          <w:tblCellMar>
-            <w:top w:w="0" w:type="dxa"/>
-            <w:bottom w:w="0" w:type="dxa"/>
-          </w:tblCellMar>
-        </w:tblPrEx>
         <w:trPr>
           <w:cantSplit/>
           <w:jc w:val="center"/>
@@ -16084,7 +15613,7 @@
                 <w:sz w:val="20"/>
                 <w:szCs w:val="20"/>
               </w:rPr>
-              <w:t xml:space="preserve">Independent parser precision (holdout v5)</w:t>
+              <w:t>Independent parser precision (holdout v5)</w:t>
             </w:r>
           </w:p>
         </w:tc>
@@ -16114,18 +15643,12 @@
                 <w:sz w:val="20"/>
                 <w:szCs w:val="20"/>
               </w:rPr>
-              <w:t xml:space="preserve">Not measured: no blind human labels were completed; v5 left unscored (decision D-53)</w:t>
+              <w:t>Not measured: no blind human labels were completed; v5 left unscored (decision D-53)</w:t>
             </w:r>
           </w:p>
         </w:tc>
       </w:tr>
       <w:tr>
-        <w:tblPrEx>
-          <w:tblCellMar>
-            <w:top w:w="0" w:type="dxa"/>
-            <w:bottom w:w="0" w:type="dxa"/>
-          </w:tblCellMar>
-        </w:tblPrEx>
         <w:trPr>
           <w:cantSplit/>
           <w:jc w:val="center"/>
@@ -16156,7 +15679,7 @@
                 <w:sz w:val="20"/>
                 <w:szCs w:val="20"/>
               </w:rPr>
-              <w:t xml:space="preserve">RQ1 measurement (co-change and baselines)</w:t>
+              <w:t>RQ1 measurement (co-change and baselines)</w:t>
             </w:r>
           </w:p>
         </w:tc>
@@ -16186,18 +15709,12 @@
                 <w:sz w:val="20"/>
                 <w:szCs w:val="20"/>
               </w:rPr>
-              <w:t xml:space="preserve">Done: scored on 576 instances at k = 10 after the D-52 corrections; numbers frozen at paper-numbers-v1.1</w:t>
+              <w:t>Done: scored on 576 instances at k = 10 after the D-52 corrections; numbers frozen at paper-numbers-v1.1</w:t>
             </w:r>
           </w:p>
         </w:tc>
       </w:tr>
       <w:tr>
-        <w:tblPrEx>
-          <w:tblCellMar>
-            <w:top w:w="0" w:type="dxa"/>
-            <w:bottom w:w="0" w:type="dxa"/>
-          </w:tblCellMar>
-        </w:tblPrEx>
         <w:trPr>
           <w:cantSplit/>
           <w:jc w:val="center"/>
@@ -16228,7 +15745,7 @@
                 <w:sz w:val="20"/>
                 <w:szCs w:val="20"/>
               </w:rPr>
-              <w:t xml:space="preserve">Learned predictor, GNN, GitHub Action</w:t>
+              <w:t>Learned predictor, GNN, GitHub Action</w:t>
             </w:r>
           </w:p>
         </w:tc>
@@ -16258,18 +15775,12 @@
                 <w:sz w:val="20"/>
                 <w:szCs w:val="20"/>
               </w:rPr>
-              <w:t xml:space="preserve">Not built: cut from scope</w:t>
+              <w:t>Not built: cut from scope</w:t>
             </w:r>
           </w:p>
         </w:tc>
       </w:tr>
       <w:tr>
-        <w:tblPrEx>
-          <w:tblCellMar>
-            <w:top w:w="0" w:type="dxa"/>
-            <w:bottom w:w="0" w:type="dxa"/>
-          </w:tblCellMar>
-        </w:tblPrEx>
         <w:trPr>
           <w:cantSplit/>
           <w:jc w:val="center"/>
@@ -16300,7 +15811,7 @@
                 <w:sz w:val="20"/>
                 <w:szCs w:val="20"/>
               </w:rPr>
-              <w:t xml:space="preserve">Demo site (static replay)</w:t>
+              <w:t>Demo site (static replay)</w:t>
             </w:r>
           </w:p>
         </w:tc>
@@ -16330,7 +15841,7 @@
                 <w:sz w:val="20"/>
                 <w:szCs w:val="20"/>
               </w:rPr>
-              <w:t xml:space="preserve">Built: Overview, Live run (with a blast-radius picture) and Results views over exported data; make demo runs the walkthrough live. Further chart panels in progress</w:t>
+              <w:t>Built: Overview, Live run (with a blast-radius picture) and Results views over exported data; make demo runs the walkthrough live. Further chart panels in progress</w:t>
             </w:r>
           </w:p>
         </w:tc>
@@ -16374,7 +15885,7 @@
         <w:jc w:val="both"/>
       </w:pPr>
       <w:r>
-        <w:t xml:space="preserve">This chapter specifies the technical environment of BlastRadius: the software stack actually used, the hardware and external resource constraints, the external interface to GitHub, the scope decisions that bound the system, the data artifacts it produces, and the functional and non-functional requirements against which it is evaluated. Where a choice was the subject of a recorded design decision, the decision number is given so that the rationale can be traced in the decision log.</w:t>
+        <w:t>This chapter specifies the technical environment of BlastRadius: the software stack actually used, the hardware and external resource constraints, the external interface to GitHub, the scope decisions that bound the system, the data artifacts it produces, and the functional and non-functional requirements against which it is evaluated. Where a choice was the subject of a recorded design decision, the decision number is given so that the rationale can be traced in the decision log.</w:t>
       </w:r>
     </w:p>
     <w:p>
@@ -16443,12 +15954,6 @@
         <w:gridCol w:w="5706"/>
       </w:tblGrid>
       <w:tr>
-        <w:tblPrEx>
-          <w:tblCellMar>
-            <w:top w:w="0" w:type="dxa"/>
-            <w:bottom w:w="0" w:type="dxa"/>
-          </w:tblCellMar>
-        </w:tblPrEx>
         <w:trPr>
           <w:tblHeader/>
           <w:jc w:val="center"/>
@@ -16523,12 +16028,6 @@
         </w:tc>
       </w:tr>
       <w:tr>
-        <w:tblPrEx>
-          <w:tblCellMar>
-            <w:top w:w="0" w:type="dxa"/>
-            <w:bottom w:w="0" w:type="dxa"/>
-          </w:tblCellMar>
-        </w:tblPrEx>
         <w:trPr>
           <w:cantSplit/>
           <w:jc w:val="center"/>
@@ -16595,12 +16094,6 @@
         </w:tc>
       </w:tr>
       <w:tr>
-        <w:tblPrEx>
-          <w:tblCellMar>
-            <w:top w:w="0" w:type="dxa"/>
-            <w:bottom w:w="0" w:type="dxa"/>
-          </w:tblCellMar>
-        </w:tblPrEx>
         <w:trPr>
           <w:cantSplit/>
           <w:jc w:val="center"/>
@@ -16667,12 +16160,6 @@
         </w:tc>
       </w:tr>
       <w:tr>
-        <w:tblPrEx>
-          <w:tblCellMar>
-            <w:top w:w="0" w:type="dxa"/>
-            <w:bottom w:w="0" w:type="dxa"/>
-          </w:tblCellMar>
-        </w:tblPrEx>
         <w:trPr>
           <w:cantSplit/>
           <w:jc w:val="center"/>
@@ -16733,18 +16220,12 @@
                 <w:sz w:val="20"/>
                 <w:szCs w:val="20"/>
               </w:rPr>
-              <w:t xml:space="preserve">uv (lockfile-based)</w:t>
+              <w:t>uv (lockfile-based)</w:t>
             </w:r>
           </w:p>
         </w:tc>
       </w:tr>
       <w:tr>
-        <w:tblPrEx>
-          <w:tblCellMar>
-            <w:top w:w="0" w:type="dxa"/>
-            <w:bottom w:w="0" w:type="dxa"/>
-          </w:tblCellMar>
-        </w:tblPrEx>
         <w:trPr>
           <w:cantSplit/>
           <w:jc w:val="center"/>
@@ -16805,18 +16286,12 @@
                 <w:sz w:val="20"/>
                 <w:szCs w:val="20"/>
               </w:rPr>
-              <w:t xml:space="preserve">pandas, pyarrow (Parquet), requests</w:t>
+              <w:t>pandas, pyarrow (Parquet), requests</w:t>
             </w:r>
           </w:p>
         </w:tc>
       </w:tr>
       <w:tr>
-        <w:tblPrEx>
-          <w:tblCellMar>
-            <w:top w:w="0" w:type="dxa"/>
-            <w:bottom w:w="0" w:type="dxa"/>
-          </w:tblCellMar>
-        </w:tblPrEx>
         <w:trPr>
           <w:cantSplit/>
           <w:jc w:val="center"/>
@@ -16877,18 +16352,12 @@
                 <w:sz w:val="20"/>
                 <w:szCs w:val="20"/>
               </w:rPr>
-              <w:t xml:space="preserve">Parquet files + DuckDB (embedded SQL, no server; decision D-06)</w:t>
+              <w:t>Parquet files + DuckDB (embedded SQL, no server; decision D-06)</w:t>
             </w:r>
           </w:p>
         </w:tc>
       </w:tr>
       <w:tr>
-        <w:tblPrEx>
-          <w:tblCellMar>
-            <w:top w:w="0" w:type="dxa"/>
-            <w:bottom w:w="0" w:type="dxa"/>
-          </w:tblCellMar>
-        </w:tblPrEx>
         <w:trPr>
           <w:cantSplit/>
           <w:jc w:val="center"/>
@@ -16949,18 +16418,12 @@
                 <w:sz w:val="20"/>
                 <w:szCs w:val="20"/>
               </w:rPr>
-              <w:t xml:space="preserve">tree-sitter grammars via a stripped fork of Graphify (vendored as graphifyy 0.9.45, Apache-2.0 with MIT-licensed portions)</w:t>
+              <w:t>tree-sitter grammars via a stripped fork of Graphify (vendored as graphifyy 0.9.45, Apache-2.0 with MIT-licensed portions)</w:t>
             </w:r>
           </w:p>
         </w:tc>
       </w:tr>
       <w:tr>
-        <w:tblPrEx>
-          <w:tblCellMar>
-            <w:top w:w="0" w:type="dxa"/>
-            <w:bottom w:w="0" w:type="dxa"/>
-          </w:tblCellMar>
-        </w:tblPrEx>
         <w:trPr>
           <w:cantSplit/>
           <w:jc w:val="center"/>
@@ -17021,18 +16484,12 @@
                 <w:sz w:val="20"/>
                 <w:szCs w:val="20"/>
               </w:rPr>
-              <w:t xml:space="preserve">NetworkX (MultiDiGraph)</w:t>
+              <w:t>NetworkX (MultiDiGraph)</w:t>
             </w:r>
           </w:p>
         </w:tc>
       </w:tr>
       <w:tr>
-        <w:tblPrEx>
-          <w:tblCellMar>
-            <w:top w:w="0" w:type="dxa"/>
-            <w:bottom w:w="0" w:type="dxa"/>
-          </w:tblCellMar>
-        </w:tblPrEx>
         <w:trPr>
           <w:cantSplit/>
           <w:jc w:val="center"/>
@@ -17099,12 +16556,6 @@
         </w:tc>
       </w:tr>
       <w:tr>
-        <w:tblPrEx>
-          <w:tblCellMar>
-            <w:top w:w="0" w:type="dxa"/>
-            <w:bottom w:w="0" w:type="dxa"/>
-          </w:tblCellMar>
-        </w:tblPrEx>
         <w:trPr>
           <w:cantSplit/>
           <w:jc w:val="center"/>
@@ -17165,18 +16616,12 @@
                 <w:sz w:val="20"/>
                 <w:szCs w:val="20"/>
               </w:rPr>
-              <w:t xml:space="preserve">Streamlit (8 read-only panels for corpus monitoring)</w:t>
+              <w:t>Streamlit (8 read-only panels for corpus monitoring)</w:t>
             </w:r>
           </w:p>
         </w:tc>
       </w:tr>
       <w:tr>
-        <w:tblPrEx>
-          <w:tblCellMar>
-            <w:top w:w="0" w:type="dxa"/>
-            <w:bottom w:w="0" w:type="dxa"/>
-          </w:tblCellMar>
-        </w:tblPrEx>
         <w:trPr>
           <w:cantSplit/>
           <w:jc w:val="center"/>
@@ -17243,12 +16688,6 @@
         </w:tc>
       </w:tr>
       <w:tr>
-        <w:tblPrEx>
-          <w:tblCellMar>
-            <w:top w:w="0" w:type="dxa"/>
-            <w:bottom w:w="0" w:type="dxa"/>
-          </w:tblCellMar>
-        </w:tblPrEx>
         <w:trPr>
           <w:cantSplit/>
           <w:jc w:val="center"/>
@@ -17315,12 +16754,6 @@
         </w:tc>
       </w:tr>
       <w:tr>
-        <w:tblPrEx>
-          <w:tblCellMar>
-            <w:top w:w="0" w:type="dxa"/>
-            <w:bottom w:w="0" w:type="dxa"/>
-          </w:tblCellMar>
-        </w:tblPrEx>
         <w:trPr>
           <w:cantSplit/>
           <w:jc w:val="center"/>
@@ -17462,7 +16895,7 @@
           <w:sz w:val="20"/>
           <w:szCs w:val="20"/>
         </w:rPr>
-        <w:t xml:space="preserve">Layered View of the BlastRadius Software Stack</w:t>
+        <w:t>Layered View of the BlastRadius Software Stack</w:t>
       </w:r>
     </w:p>
     <w:p>
@@ -17493,7 +16926,7 @@
         <w:t>uv</w:t>
       </w:r>
       <w:r>
-        <w:t xml:space="preserve">, whose lockfile records the precise version of every package. A fresh environment created from the lockfile is therefore identical to the one used to produce the reported numbers.</w:t>
+        <w:t>, whose lockfile records the precise version of every package. A fresh environment created from the lockfile is therefore identical to the one used to produce the reported numbers.</w:t>
       </w:r>
     </w:p>
     <w:p>
@@ -17513,7 +16946,7 @@
         <w:jc w:val="both"/>
       </w:pPr>
       <w:r>
-        <w:t xml:space="preserve">Raw API responses are stored as compressed files in an immutable raw store. All derived data is stored as Apache Parquet, a columnar format that is compact, typed and readable by pandas, pyarrow and DuckDB. DuckDB is an embedded analytical SQL engine: it runs inside the Python process, reads Parquet files directly and needs no server. Decision D-06 chose this combination over server databases such as MongoDB or Postgres and over graph databases such as Neo4j, because it is laptop-scale, has no operational overhead and is standard in the MSR community.</w:t>
+        <w:t>Raw API responses are stored as compressed files in an immutable raw store. All derived data is stored as Apache Parquet, a columnar format that is compact, typed and readable by pandas, pyarrow and DuckDB. DuckDB is an embedded analytical SQL engine: it runs inside the Python process, reads Parquet files directly and needs no server. Decision D-06 chose this combination over server databases such as MongoDB or Postgres and over graph databases such as Neo4j, because it is laptop-scale, has no operational overhead and is standard in the MSR community.</w:t>
       </w:r>
     </w:p>
     <w:p>
@@ -17607,7 +17040,7 @@
         <w:jc w:val="both"/>
       </w:pPr>
       <w:r>
-        <w:t xml:space="preserve">The project used AI-assisted agentic coding with Claude Code, but under a strict division of roles. An architect role decided what to build next and how it would be proven; the coding agent executed one scoped, testable task at a time; and a human operator ran the task, inspected the raw output, verified claims personally and authorised every commit. Every commit was authored by a student operator. This loop exists to prevent a specific failure: an agent that is fully capable of a task but unscoped, producing plausible output that nobody verified. Section 4.1.11 describes the verification discipline in more detail.</w:t>
+        <w:t>The project used AI-assisted agentic coding with Claude Code, but under a strict division of roles. An architect role decided what to build next and how it would be proven; the coding agent executed one scoped, testable task at a time; and a human operator ran the task, inspected the raw output, verified claims personally and authorised every commit. Every commit was authored by a student operator. This loop exists to prevent a specific failure: an agent that is fully capable of a task but unscoped, producing plausible output that nobody verified. Section 4.1.11 describes the verification discipline in more detail.</w:t>
       </w:r>
     </w:p>
     <w:p>
@@ -17764,7 +17197,7 @@
         <w:jc w:val="both"/>
       </w:pPr>
       <w:r>
-        <w:t xml:space="preserve">BlastRadius interacts with exactly one external system, the GitHub REST API. The harvester walks the API from the coarsest to the finest object: it lists pull requests in each repository, lists every commit in each pull request, finds the workflow runs for each head commit, lists the jobs of each run, and finally fetches the check runs and their annotations, the uploaded artifacts and the job logs. Each response is written to the raw store unmodified, and parsing happens later, outside the capture loop. This separation, capture wide and parse narrow, means that a parsing bug can always be fixed by re-parsing, whereas a capture that never happened cannot be recovered after the logs expire.</w:t>
+        <w:t>BlastRadius interacts with exactly one external system, the GitHub REST API. The harvester walks the API from the coarsest to the finest object: it lists pull requests in each repository, lists every commit in each pull request, finds the workflow runs for each head commit, lists the jobs of each run, and finally fetches the check runs and their annotations, the uploaded artifacts and the job logs. Each response is written to the raw store unmodified, and parsing happens later, outside the capture loop. This separation, capture wide and parse narrow, means that a parsing bug can always be fixed by re-parsing, whereas a capture that never happened cannot be recovered after the logs expire.</w:t>
       </w:r>
     </w:p>
     <w:p>
@@ -17814,12 +17247,6 @@
         <w:gridCol w:w="2206"/>
       </w:tblGrid>
       <w:tr>
-        <w:tblPrEx>
-          <w:tblCellMar>
-            <w:top w:w="0" w:type="dxa"/>
-            <w:bottom w:w="0" w:type="dxa"/>
-          </w:tblCellMar>
-        </w:tblPrEx>
         <w:trPr>
           <w:tblHeader/>
           <w:jc w:val="center"/>
@@ -17928,12 +17355,6 @@
         </w:tc>
       </w:tr>
       <w:tr>
-        <w:tblPrEx>
-          <w:tblCellMar>
-            <w:top w:w="0" w:type="dxa"/>
-            <w:bottom w:w="0" w:type="dxa"/>
-          </w:tblCellMar>
-        </w:tblPrEx>
         <w:trPr>
           <w:cantSplit/>
           <w:jc w:val="center"/>
@@ -18030,12 +17451,6 @@
         </w:tc>
       </w:tr>
       <w:tr>
-        <w:tblPrEx>
-          <w:tblCellMar>
-            <w:top w:w="0" w:type="dxa"/>
-            <w:bottom w:w="0" w:type="dxa"/>
-          </w:tblCellMar>
-        </w:tblPrEx>
         <w:trPr>
           <w:cantSplit/>
           <w:jc w:val="center"/>
@@ -18132,12 +17547,6 @@
         </w:tc>
       </w:tr>
       <w:tr>
-        <w:tblPrEx>
-          <w:tblCellMar>
-            <w:top w:w="0" w:type="dxa"/>
-            <w:bottom w:w="0" w:type="dxa"/>
-          </w:tblCellMar>
-        </w:tblPrEx>
         <w:trPr>
           <w:cantSplit/>
           <w:jc w:val="center"/>
@@ -18234,12 +17643,6 @@
         </w:tc>
       </w:tr>
       <w:tr>
-        <w:tblPrEx>
-          <w:tblCellMar>
-            <w:top w:w="0" w:type="dxa"/>
-            <w:bottom w:w="0" w:type="dxa"/>
-          </w:tblCellMar>
-        </w:tblPrEx>
         <w:trPr>
           <w:cantSplit/>
           <w:jc w:val="center"/>
@@ -18336,12 +17739,6 @@
         </w:tc>
       </w:tr>
       <w:tr>
-        <w:tblPrEx>
-          <w:tblCellMar>
-            <w:top w:w="0" w:type="dxa"/>
-            <w:bottom w:w="0" w:type="dxa"/>
-          </w:tblCellMar>
-        </w:tblPrEx>
         <w:trPr>
           <w:cantSplit/>
           <w:jc w:val="center"/>
@@ -18439,12 +17836,6 @@
         </w:tc>
       </w:tr>
       <w:tr>
-        <w:tblPrEx>
-          <w:tblCellMar>
-            <w:top w:w="0" w:type="dxa"/>
-            <w:bottom w:w="0" w:type="dxa"/>
-          </w:tblCellMar>
-        </w:tblPrEx>
         <w:trPr>
           <w:cantSplit/>
           <w:jc w:val="center"/>
@@ -18541,12 +17932,6 @@
         </w:tc>
       </w:tr>
       <w:tr>
-        <w:tblPrEx>
-          <w:tblCellMar>
-            <w:top w:w="0" w:type="dxa"/>
-            <w:bottom w:w="0" w:type="dxa"/>
-          </w:tblCellMar>
-        </w:tblPrEx>
         <w:trPr>
           <w:cantSplit/>
           <w:jc w:val="center"/>
@@ -18840,12 +18225,6 @@
         <w:gridCol w:w="4865"/>
       </w:tblGrid>
       <w:tr>
-        <w:tblPrEx>
-          <w:tblCellMar>
-            <w:top w:w="0" w:type="dxa"/>
-            <w:bottom w:w="0" w:type="dxa"/>
-          </w:tblCellMar>
-        </w:tblPrEx>
         <w:trPr>
           <w:tblHeader/>
           <w:jc w:val="center"/>
@@ -18920,12 +18299,6 @@
         </w:tc>
       </w:tr>
       <w:tr>
-        <w:tblPrEx>
-          <w:tblCellMar>
-            <w:top w:w="0" w:type="dxa"/>
-            <w:bottom w:w="0" w:type="dxa"/>
-          </w:tblCellMar>
-        </w:tblPrEx>
         <w:trPr>
           <w:cantSplit/>
           <w:jc w:val="center"/>
@@ -18992,12 +18365,6 @@
         </w:tc>
       </w:tr>
       <w:tr>
-        <w:tblPrEx>
-          <w:tblCellMar>
-            <w:top w:w="0" w:type="dxa"/>
-            <w:bottom w:w="0" w:type="dxa"/>
-          </w:tblCellMar>
-        </w:tblPrEx>
         <w:trPr>
           <w:cantSplit/>
           <w:jc w:val="center"/>
@@ -19064,12 +18431,6 @@
         </w:tc>
       </w:tr>
       <w:tr>
-        <w:tblPrEx>
-          <w:tblCellMar>
-            <w:top w:w="0" w:type="dxa"/>
-            <w:bottom w:w="0" w:type="dxa"/>
-          </w:tblCellMar>
-        </w:tblPrEx>
         <w:trPr>
           <w:cantSplit/>
           <w:jc w:val="center"/>
@@ -19136,12 +18497,6 @@
         </w:tc>
       </w:tr>
       <w:tr>
-        <w:tblPrEx>
-          <w:tblCellMar>
-            <w:top w:w="0" w:type="dxa"/>
-            <w:bottom w:w="0" w:type="dxa"/>
-          </w:tblCellMar>
-        </w:tblPrEx>
         <w:trPr>
           <w:cantSplit/>
           <w:jc w:val="center"/>
@@ -19172,7 +18527,7 @@
                 <w:sz w:val="20"/>
                 <w:szCs w:val="20"/>
               </w:rPr>
-              <w:t xml:space="preserve">outcomes.parquet / instances</w:t>
+              <w:t>outcomes.parquet / instances</w:t>
             </w:r>
           </w:p>
         </w:tc>
@@ -19202,18 +18557,12 @@
                 <w:sz w:val="20"/>
                 <w:szCs w:val="20"/>
               </w:rPr>
-              <w:t xml:space="preserve">One row per (instance, test) observation, and one row per (head_sha, workflow_run) instance</w:t>
+              <w:t>One row per (instance, test) observation, and one row per (head_sha, workflow_run) instance</w:t>
             </w:r>
           </w:p>
         </w:tc>
       </w:tr>
       <w:tr>
-        <w:tblPrEx>
-          <w:tblCellMar>
-            <w:top w:w="0" w:type="dxa"/>
-            <w:bottom w:w="0" w:type="dxa"/>
-          </w:tblCellMar>
-        </w:tblPrEx>
         <w:trPr>
           <w:cantSplit/>
           <w:jc w:val="center"/>
@@ -19274,18 +18623,12 @@
                 <w:sz w:val="20"/>
                 <w:szCs w:val="20"/>
               </w:rPr>
-              <w:t xml:space="preserve">Binding of each test_id to a test file in the repository</w:t>
+              <w:t>Binding of each test_id to a test file in the repository</w:t>
             </w:r>
           </w:p>
         </w:tc>
       </w:tr>
       <w:tr>
-        <w:tblPrEx>
-          <w:tblCellMar>
-            <w:top w:w="0" w:type="dxa"/>
-            <w:bottom w:w="0" w:type="dxa"/>
-          </w:tblCellMar>
-        </w:tblPrEx>
         <w:trPr>
           <w:cantSplit/>
           <w:jc w:val="center"/>
@@ -19352,12 +18695,6 @@
         </w:tc>
       </w:tr>
       <w:tr>
-        <w:tblPrEx>
-          <w:tblCellMar>
-            <w:top w:w="0" w:type="dxa"/>
-            <w:bottom w:w="0" w:type="dxa"/>
-          </w:tblCellMar>
-        </w:tblPrEx>
         <w:trPr>
           <w:cantSplit/>
           <w:jc w:val="center"/>
@@ -19424,12 +18761,6 @@
         </w:tc>
       </w:tr>
       <w:tr>
-        <w:tblPrEx>
-          <w:tblCellMar>
-            <w:top w:w="0" w:type="dxa"/>
-            <w:bottom w:w="0" w:type="dxa"/>
-          </w:tblCellMar>
-        </w:tblPrEx>
         <w:trPr>
           <w:cantSplit/>
           <w:jc w:val="center"/>
@@ -19496,12 +18827,6 @@
         </w:tc>
       </w:tr>
       <w:tr>
-        <w:tblPrEx>
-          <w:tblCellMar>
-            <w:top w:w="0" w:type="dxa"/>
-            <w:bottom w:w="0" w:type="dxa"/>
-          </w:tblCellMar>
-        </w:tblPrEx>
         <w:trPr>
           <w:cantSplit/>
           <w:jc w:val="center"/>
@@ -19562,7 +18887,7 @@
                 <w:sz w:val="20"/>
                 <w:szCs w:val="20"/>
               </w:rPr>
-              <w:t xml:space="preserve">Pseudonymised BR-Bench bundle with SHA-256 checksum manifest</w:t>
+              <w:t>Pseudonymised BR-Bench bundle with SHA-256 checksum manifest</w:t>
             </w:r>
           </w:p>
         </w:tc>
@@ -19723,7 +19048,7 @@
         <w:jc w:val="both"/>
       </w:pPr>
       <w:r>
-        <w:t xml:space="preserve">Parse Gradle, Maven and pytest output into per-test records with a status of pass or fail, a job and run reference and a canonical test identifier.</w:t>
+        <w:t>Parse Gradle, Maven and pytest output into per-test records with a status of pass or fail, a job and run reference and a canonical test identifier.</w:t>
       </w:r>
     </w:p>
     <w:p>
@@ -19779,7 +19104,7 @@
         <w:jc w:val="both"/>
       </w:pPr>
       <w:r>
-        <w:t xml:space="preserve">Build a code-property graph for a given repository and commit, bind its test nodes to canonical identifiers and answer distance and neighbourhood queries.</w:t>
+        <w:t>Build a code-property graph for a given repository and commit, bind its test nodes to canonical identifiers and answer distance and neighbourhood queries.</w:t>
       </w:r>
     </w:p>
     <w:p>
@@ -19807,7 +19132,7 @@
         <w:jc w:val="both"/>
       </w:pPr>
       <w:r>
-        <w:t xml:space="preserve">Produce a release bundle with pseudonymised author identities, a secret scan, a canary check and a checksum manifest.</w:t>
+        <w:t>Produce a release bundle with pseudonymised author identities, a secret scan, a canary check and a checksum manifest.</w:t>
       </w:r>
     </w:p>
     <w:p>
@@ -19866,12 +19191,6 @@
         <w:gridCol w:w="5106"/>
       </w:tblGrid>
       <w:tr>
-        <w:tblPrEx>
-          <w:tblCellMar>
-            <w:top w:w="0" w:type="dxa"/>
-            <w:bottom w:w="0" w:type="dxa"/>
-          </w:tblCellMar>
-        </w:tblPrEx>
         <w:trPr>
           <w:tblHeader/>
           <w:jc w:val="center"/>
@@ -19946,12 +19265,6 @@
         </w:tc>
       </w:tr>
       <w:tr>
-        <w:tblPrEx>
-          <w:tblCellMar>
-            <w:top w:w="0" w:type="dxa"/>
-            <w:bottom w:w="0" w:type="dxa"/>
-          </w:tblCellMar>
-        </w:tblPrEx>
         <w:trPr>
           <w:cantSplit/>
           <w:jc w:val="center"/>
@@ -20012,18 +19325,12 @@
                 <w:sz w:val="20"/>
                 <w:szCs w:val="20"/>
               </w:rPr>
-              <w:t xml:space="preserve">Every reported number regenerates from raw logs with make tables</w:t>
+              <w:t>Every reported number regenerates from raw logs with make tables</w:t>
             </w:r>
           </w:p>
         </w:tc>
       </w:tr>
       <w:tr>
-        <w:tblPrEx>
-          <w:tblCellMar>
-            <w:top w:w="0" w:type="dxa"/>
-            <w:bottom w:w="0" w:type="dxa"/>
-          </w:tblCellMar>
-        </w:tblPrEx>
         <w:trPr>
           <w:cantSplit/>
           <w:jc w:val="center"/>
@@ -20090,12 +19397,6 @@
         </w:tc>
       </w:tr>
       <w:tr>
-        <w:tblPrEx>
-          <w:tblCellMar>
-            <w:top w:w="0" w:type="dxa"/>
-            <w:bottom w:w="0" w:type="dxa"/>
-          </w:tblCellMar>
-        </w:tblPrEx>
         <w:trPr>
           <w:cantSplit/>
           <w:jc w:val="center"/>
@@ -20156,18 +19457,12 @@
                 <w:sz w:val="20"/>
                 <w:szCs w:val="20"/>
               </w:rPr>
-              <w:t xml:space="preserve">≤ 100 ms per query</w:t>
+              <w:t>≤ 100 ms per query</w:t>
             </w:r>
           </w:p>
         </w:tc>
       </w:tr>
       <w:tr>
-        <w:tblPrEx>
-          <w:tblCellMar>
-            <w:top w:w="0" w:type="dxa"/>
-            <w:bottom w:w="0" w:type="dxa"/>
-          </w:tblCellMar>
-        </w:tblPrEx>
         <w:trPr>
           <w:cantSplit/>
           <w:jc w:val="center"/>
@@ -20234,12 +19529,6 @@
         </w:tc>
       </w:tr>
       <w:tr>
-        <w:tblPrEx>
-          <w:tblCellMar>
-            <w:top w:w="0" w:type="dxa"/>
-            <w:bottom w:w="0" w:type="dxa"/>
-          </w:tblCellMar>
-        </w:tblPrEx>
         <w:trPr>
           <w:cantSplit/>
           <w:jc w:val="center"/>
@@ -20306,12 +19595,6 @@
         </w:tc>
       </w:tr>
       <w:tr>
-        <w:tblPrEx>
-          <w:tblCellMar>
-            <w:top w:w="0" w:type="dxa"/>
-            <w:bottom w:w="0" w:type="dxa"/>
-          </w:tblCellMar>
-        </w:tblPrEx>
         <w:trPr>
           <w:cantSplit/>
           <w:jc w:val="center"/>
@@ -20378,12 +19661,6 @@
         </w:tc>
       </w:tr>
       <w:tr>
-        <w:tblPrEx>
-          <w:tblCellMar>
-            <w:top w:w="0" w:type="dxa"/>
-            <w:bottom w:w="0" w:type="dxa"/>
-          </w:tblCellMar>
-        </w:tblPrEx>
         <w:trPr>
           <w:cantSplit/>
           <w:jc w:val="center"/>
@@ -20444,18 +19721,12 @@
                 <w:sz w:val="20"/>
                 <w:szCs w:val="20"/>
               </w:rPr>
-              <w:t xml:space="preserve">Author logins pseudonymised with keyed HMAC-SHA256; key never committed</w:t>
+              <w:t>Author logins pseudonymised with keyed HMAC-SHA256; key never committed</w:t>
             </w:r>
           </w:p>
         </w:tc>
       </w:tr>
       <w:tr>
-        <w:tblPrEx>
-          <w:tblCellMar>
-            <w:top w:w="0" w:type="dxa"/>
-            <w:bottom w:w="0" w:type="dxa"/>
-          </w:tblCellMar>
-        </w:tblPrEx>
         <w:trPr>
           <w:cantSplit/>
           <w:jc w:val="center"/>
@@ -20571,7 +19842,7 @@
         <w:jc w:val="both"/>
       </w:pPr>
       <w:r>
-        <w:t xml:space="preserve">This chapter describes how BlastRadius is designed and why. Section 4.1 presents the design approach and methods, starting from the overall architecture and following the data through each stage of the pipeline, then describing the graph layer and the release builder. Section 4.2 lists the codes and standards the project follows, and Section 4.3 discusses the constraints, the alternatives considered and the trade-offs accepted.</w:t>
+        <w:t>This chapter describes how BlastRadius is designed and why. Section 4.1 presents the design approach and methods, starting from the overall architecture and following the data through each stage of the pipeline, then describing the graph layer and the release builder. Section 4.2 lists the codes and standards the project follows, and Section 4.3 discusses the constraints, the alternatives considered and the trade-offs accepted.</w:t>
       </w:r>
     </w:p>
     <w:p>
@@ -20674,7 +19945,7 @@
           <w:sz w:val="20"/>
           <w:szCs w:val="20"/>
         </w:rPr>
-        <w:t xml:space="preserve">System Architecture of BlastRadius</w:t>
+        <w:t>System Architecture of BlastRadius</w:t>
       </w:r>
     </w:p>
     <w:p>
@@ -20735,7 +20006,7 @@
         <w:jc w:val="both"/>
       </w:pPr>
       <w:r>
-        <w:t xml:space="preserve">The candidate repositories were drawn from SEART GitHub Search, a published sampling instrument for MSR studies that indexes GitHub repositories by many characteristics (Dabic et al., 2021). Using a citable instrument with a recorded query is materially stronger than selecting popular repositories by hand, because another researcher can reproduce the frame. The query selected Java and Python repositories that were active, licensed, not forks and receiving pull requests. A second stage filtered the frame for CI liveness through the GitHub API, keeping repositories with recent workflow runs and at least one workflow whose name or steps indicate that it runs tests, and excluding workflows that only release, deploy, publish documentation or lint.</w:t>
+        <w:t>The candidate repositories were drawn from SEART GitHub Search, a published sampling instrument for MSR studies that indexes GitHub repositories by many characteristics (Dabic et al., 2021). Using a citable instrument with a recorded query is materially stronger than selecting popular repositories by hand, because another researcher can reproduce the frame. The query selected Java and Python repositories that were active, licensed, not forks and receiving pull requests. A second stage filtered the frame for CI liveness through the GitHub API, keeping repositories with recent workflow runs and at least one workflow whose name or steps indicate that it runs tests, and excluding workflows that only release, deploy, publish documentation or lint.</w:t>
       </w:r>
     </w:p>
     <w:p>
@@ -20941,7 +20212,7 @@
         <w:jc w:val="both"/>
       </w:pPr>
       <w:r>
-        <w:t xml:space="preserve">The same test failure can often be recovered from several sources, and they differ greatly in reliability. BlastRadius prefers sources in the order shown in Fig. 4.3. Check-run annotations come first because they are structured, one per failing test, and persist beyond the 90-day window. JUnit XML artifacts come next because they are machine-readable reports produced by the test framework itself. Raw job logs are the fallback: they are always present while unexpired, but they must be parsed with framework-specific rules. Docker re-execution, in which base and head commits are rebuilt and re-tested in a fixed environment, was planned only for a small gold subset and was not built.</w:t>
+        <w:t>The same test failure can often be recovered from several sources, and they differ greatly in reliability. BlastRadius prefers sources in the order shown in Fig. 4.3. Check-run annotations come first because they are structured, one per failing test, and persist beyond the 90-day window. JUnit XML artifacts come next because they are machine-readable reports produced by the test framework itself. Raw job logs are the fallback: they are always present while unexpired, but they must be parsed with framework-specific rules. Docker re-execution, in which base and head commits are rebuilt and re-tested in a fixed environment, was planned only for a small gold subset and was not built.</w:t>
       </w:r>
     </w:p>
     <w:p>
@@ -21148,7 +20419,7 @@
         <w:jc w:val="both"/>
       </w:pPr>
       <w:r>
-        <w:t xml:space="preserve">Framework-specific parsers then recognise test results. The Gradle parser reads the failure blocks and summary that Gradle prints for its test task; the Maven parser reads Surefire's per-class summaries and error lines; and the pytest parser reads the short test summary and the per-test status lines. Each parser emits the same record type, so the stages after parsing do not need to know which framework produced a record.</w:t>
+        <w:t>Framework-specific parsers then recognise test results. The Gradle parser reads the failure blocks and summary that Gradle prints for its test task; the Maven parser reads Surefire's per-class summaries and error lines; and the pytest parser reads the short test summary and the per-test status lines. Each parser emits the same record type, so the stages after parsing do not need to know which framework produced a record.</w:t>
       </w:r>
     </w:p>
     <w:p>
@@ -21164,7 +20435,7 @@
         <w:rPr>
           <w:b/>
         </w:rPr>
-        <w:t xml:space="preserve">holdout</w:t>
+        <w:t>holdout</w:t>
       </w:r>
       <w:r>
         <w:t xml:space="preserve"> that is never used during development, to be labelled blind by hand from the full logs with no parser output visible (decision D-38) and scored exactly once (decision D-37). That independent labelling was not completed, so holdout v5 stays unscored (decision D-53) and the reported precision comes from development corpora only, marked as not independent. An earlier holdout, v4, was voided because its expected test classes had been derived by rule rather than labelled by hand. During the October parser fix described in Section 7.2, all holdout rows were quarantined so that no holdout log was used to debug the fix.</w:t>
@@ -21177,7 +20448,8 @@
         <w:spacing w:before="180" w:after="100" w:line="360" w:lineRule="auto"/>
       </w:pPr>
       <w:r>
-        <w:t xml:space="preserve">4.1.6 Test Identity and the Normaliser</w:t>
+        <w:lastRenderedPageBreak/>
+        <w:t>4.1.6 Test Identity and the Normaliser</w:t>
       </w:r>
     </w:p>
     <w:p>
@@ -21198,16 +20470,14 @@
         <w:t>test_id</w:t>
       </w:r>
       <w:r>
-        <w:t xml:space="preserve">. The parsers produce it, the labelling engine groups by it, the binding stage maps it to files </w:t>
-        <w:lastRenderedPageBreak/>
-        <w:t xml:space="preserve">and the graph layer binds test nodes to it. If two stages produced different identifiers for the same test, every join between them would silently lose rows. Decision D-09 therefore mandates a </w:t>
+        <w:t xml:space="preserve">. The parsers produce it, the labelling engine groups by it, the binding stage maps it to files and the graph layer binds test nodes to it. If two stages produced different identifiers for the same test, every join between them would silently lose rows. Decision D-09 therefore mandates a </w:t>
       </w:r>
       <w:r>
         <w:rPr>
           <w:b/>
           <w:bCs/>
         </w:rPr>
-        <w:t xml:space="preserve">single normaliser</w:t>
+        <w:t>single normaliser</w:t>
       </w:r>
       <w:r>
         <w:t xml:space="preserve">, </w:t>
@@ -21221,7 +20491,7 @@
         <w:t>normalize_test_id()</w:t>
       </w:r>
       <w:r>
-        <w:t xml:space="preserve">, which extends the identifier module of the vendored Graphify code rather than introducing a second implementation (Fig. 4.5).</w:t>
+        <w:t>, which extends the identifier module of the vendored Graphify code rather than introducing a second implementation (Fig. 4.5).</w:t>
       </w:r>
     </w:p>
     <w:p>
@@ -21334,7 +20604,9 @@
         <w:jc w:val="both"/>
       </w:pPr>
       <w:r>
-        <w:t xml:space="preserve">The ground truth of BR-Bench is defined by a single set expression. For an instance consisting of a head commit and a workflow run, let T_head_fail be the set of tests failing at the head, T_base_fail the set failing in the resolved base run, and T_flaky the set of tests that flip verdict on an identical commit. The fault-revealing set is:</w:t>
+        <w:t xml:space="preserve">The ground truth of BR-Bench is defined by a single set expression. For an instance consisting of a head commit and a workflow run, let T_head_fail be the set of </w:t>
+        <w:lastRenderedPageBreak/>
+        <w:t>tests failing at the head, T_base_fail the set failing in the resolved base run, and T_flaky the set of tests that flip verdict on an identical commit. The fault-revealing set is:</w:t>
       </w:r>
     </w:p>
     <w:p>
@@ -21445,7 +20717,6 @@
         <w:jc w:val="both"/>
       </w:pPr>
       <w:r>
-        <w:lastRenderedPageBreak/>
         <w:t xml:space="preserve">In Eqn. 4.1 the backslash denotes set difference. A test is </w:t>
       </w:r>
       <w:r>
@@ -21538,7 +20809,7 @@
         <w:jc w:val="both"/>
       </w:pPr>
       <w:r>
-        <w:t xml:space="preserve">Computing T_base_fail requires a base run, and finding one is the hardest correctness problem in the project. The base commit of a pull request may never have been run by the same workflow, the workflow may have been renamed, or the base run may itself have been cancelled. The labelling engine resolves the base run with the procedure in Fig. 4.7 and Algorithm 4.1.</w:t>
+        <w:t>Computing T_base_fail requires a base run, and finding one is the hardest correctness problem in the project. The base commit of a pull request may never have been run by the same workflow, the workflow may have been renamed, or the base run may itself have been cancelled. The labelling engine resolves the base run with the procedure in Fig. 4.7 and Algorithm 4.1.</w:t>
       </w:r>
     </w:p>
     <w:p>
@@ -21646,7 +20917,7 @@
           <w:sz w:val="18"/>
           <w:szCs w:val="18"/>
         </w:rPr>
-        <w:t xml:space="preserve">for each instance (head_sha, workflow_run):</w:t>
+        <w:t>for each instance (head_sha, workflow_run):</w:t>
       </w:r>
     </w:p>
     <w:p>
@@ -22030,12 +21301,6 @@
         <w:gridCol w:w="4606"/>
       </w:tblGrid>
       <w:tr>
-        <w:tblPrEx>
-          <w:tblCellMar>
-            <w:top w:w="0" w:type="dxa"/>
-            <w:bottom w:w="0" w:type="dxa"/>
-          </w:tblCellMar>
-        </w:tblPrEx>
         <w:trPr>
           <w:tblHeader/>
           <w:jc w:val="center"/>
@@ -22110,12 +21375,6 @@
         </w:tc>
       </w:tr>
       <w:tr>
-        <w:tblPrEx>
-          <w:tblCellMar>
-            <w:top w:w="0" w:type="dxa"/>
-            <w:bottom w:w="0" w:type="dxa"/>
-          </w:tblCellMar>
-        </w:tblPrEx>
         <w:trPr>
           <w:cantSplit/>
           <w:jc w:val="center"/>
@@ -22182,12 +21441,6 @@
         </w:tc>
       </w:tr>
       <w:tr>
-        <w:tblPrEx>
-          <w:tblCellMar>
-            <w:top w:w="0" w:type="dxa"/>
-            <w:bottom w:w="0" w:type="dxa"/>
-          </w:tblCellMar>
-        </w:tblPrEx>
         <w:trPr>
           <w:cantSplit/>
           <w:jc w:val="center"/>
@@ -22248,18 +21501,12 @@
                 <w:sz w:val="20"/>
                 <w:szCs w:val="20"/>
               </w:rPr>
-              <w:t xml:space="preserve">Not fault-revealing (new_test = True)</w:t>
+              <w:t>Not fault-revealing (new_test = True)</w:t>
             </w:r>
           </w:p>
         </w:tc>
       </w:tr>
       <w:tr>
-        <w:tblPrEx>
-          <w:tblCellMar>
-            <w:top w:w="0" w:type="dxa"/>
-            <w:bottom w:w="0" w:type="dxa"/>
-          </w:tblCellMar>
-        </w:tblPrEx>
         <w:trPr>
           <w:cantSplit/>
           <w:jc w:val="center"/>
@@ -22326,12 +21573,6 @@
         </w:tc>
       </w:tr>
       <w:tr>
-        <w:tblPrEx>
-          <w:tblCellMar>
-            <w:top w:w="0" w:type="dxa"/>
-            <w:bottom w:w="0" w:type="dxa"/>
-          </w:tblCellMar>
-        </w:tblPrEx>
         <w:trPr>
           <w:cantSplit/>
           <w:jc w:val="center"/>
@@ -22392,18 +21633,12 @@
                 <w:sz w:val="20"/>
                 <w:szCs w:val="20"/>
               </w:rPr>
-              <w:t xml:space="preserve">Union of failures across legs; n_matrix_legs recorded (D-12)</w:t>
+              <w:t>Union of failures across legs; n_matrix_legs recorded (D-12)</w:t>
             </w:r>
           </w:p>
         </w:tc>
       </w:tr>
       <w:tr>
-        <w:tblPrEx>
-          <w:tblCellMar>
-            <w:top w:w="0" w:type="dxa"/>
-            <w:bottom w:w="0" w:type="dxa"/>
-          </w:tblCellMar>
-        </w:tblPrEx>
         <w:trPr>
           <w:cantSplit/>
           <w:jc w:val="center"/>
@@ -22434,7 +21669,7 @@
                 <w:sz w:val="20"/>
                 <w:szCs w:val="20"/>
               </w:rPr>
-              <w:t xml:space="preserve">base_run_distance &gt; 0</w:t>
+              <w:t>base_run_distance &gt; 0</w:t>
             </w:r>
           </w:p>
         </w:tc>
@@ -22470,12 +21705,6 @@
         </w:tc>
       </w:tr>
       <w:tr>
-        <w:tblPrEx>
-          <w:tblCellMar>
-            <w:top w:w="0" w:type="dxa"/>
-            <w:bottom w:w="0" w:type="dxa"/>
-          </w:tblCellMar>
-        </w:tblPrEx>
         <w:trPr>
           <w:cantSplit/>
           <w:jc w:val="center"/>
@@ -22862,7 +22091,7 @@
         <w:jc w:val="both"/>
       </w:pPr>
       <w:r>
-        <w:t xml:space="preserve">The most dangerous failures in a data pipeline are silent: the pipeline runs, produces numbers and reports no error, but the numbers are wrong. The absence of an exception is not evidence that a run worked. BlastRadius therefore pairs each known silent failure with an explicit detector whose output is inspected after every relevant run (Table 4.2).</w:t>
+        <w:t>The most dangerous failures in a data pipeline are silent: the pipeline runs, produces numbers and reports no error, but the numbers are wrong. The absence of an exception is not evidence that a run worked. BlastRadius therefore pairs each known silent failure with an explicit detector whose output is inspected after every relevant run (Table 4.2).</w:t>
       </w:r>
     </w:p>
     <w:p>
@@ -22912,12 +22141,6 @@
         <w:gridCol w:w="3706"/>
       </w:tblGrid>
       <w:tr>
-        <w:tblPrEx>
-          <w:tblCellMar>
-            <w:top w:w="0" w:type="dxa"/>
-            <w:bottom w:w="0" w:type="dxa"/>
-          </w:tblCellMar>
-        </w:tblPrEx>
         <w:trPr>
           <w:tblHeader/>
           <w:jc w:val="center"/>
@@ -23026,12 +22249,6 @@
         </w:tc>
       </w:tr>
       <w:tr>
-        <w:tblPrEx>
-          <w:tblCellMar>
-            <w:top w:w="0" w:type="dxa"/>
-            <w:bottom w:w="0" w:type="dxa"/>
-          </w:tblCellMar>
-        </w:tblPrEx>
         <w:trPr>
           <w:cantSplit/>
           <w:jc w:val="center"/>
@@ -23128,12 +22345,6 @@
         </w:tc>
       </w:tr>
       <w:tr>
-        <w:tblPrEx>
-          <w:tblCellMar>
-            <w:top w:w="0" w:type="dxa"/>
-            <w:bottom w:w="0" w:type="dxa"/>
-          </w:tblCellMar>
-        </w:tblPrEx>
         <w:trPr>
           <w:cantSplit/>
           <w:jc w:val="center"/>
@@ -23164,7 +22375,7 @@
                 <w:sz w:val="20"/>
                 <w:szCs w:val="20"/>
               </w:rPr>
-              <w:t xml:space="preserve">no_base read as green</w:t>
+              <w:t>no_base read as green</w:t>
             </w:r>
           </w:p>
         </w:tc>
@@ -23224,18 +22435,12 @@
                 <w:sz w:val="20"/>
                 <w:szCs w:val="20"/>
               </w:rPr>
-              <w:t xml:space="preserve">Assert the status field; publish the no_base rate and base_run_distance distribution</w:t>
+              <w:t>Assert the status field; publish the no_base rate and base_run_distance distribution</w:t>
             </w:r>
           </w:p>
         </w:tc>
       </w:tr>
       <w:tr>
-        <w:tblPrEx>
-          <w:tblCellMar>
-            <w:top w:w="0" w:type="dxa"/>
-            <w:bottom w:w="0" w:type="dxa"/>
-          </w:tblCellMar>
-        </w:tblPrEx>
         <w:trPr>
           <w:cantSplit/>
           <w:jc w:val="center"/>
@@ -23333,12 +22538,6 @@
         </w:tc>
       </w:tr>
       <w:tr>
-        <w:tblPrEx>
-          <w:tblCellMar>
-            <w:top w:w="0" w:type="dxa"/>
-            <w:bottom w:w="0" w:type="dxa"/>
-          </w:tblCellMar>
-        </w:tblPrEx>
         <w:trPr>
           <w:cantSplit/>
           <w:jc w:val="center"/>
@@ -23435,12 +22634,6 @@
         </w:tc>
       </w:tr>
       <w:tr>
-        <w:tblPrEx>
-          <w:tblCellMar>
-            <w:top w:w="0" w:type="dxa"/>
-            <w:bottom w:w="0" w:type="dxa"/>
-          </w:tblCellMar>
-        </w:tblPrEx>
         <w:trPr>
           <w:cantSplit/>
           <w:jc w:val="center"/>
@@ -23537,12 +22730,6 @@
         </w:tc>
       </w:tr>
       <w:tr>
-        <w:tblPrEx>
-          <w:tblCellMar>
-            <w:top w:w="0" w:type="dxa"/>
-            <w:bottom w:w="0" w:type="dxa"/>
-          </w:tblCellMar>
-        </w:tblPrEx>
         <w:trPr>
           <w:cantSplit/>
           <w:jc w:val="center"/>
@@ -23639,12 +22826,6 @@
         </w:tc>
       </w:tr>
       <w:tr>
-        <w:tblPrEx>
-          <w:tblCellMar>
-            <w:top w:w="0" w:type="dxa"/>
-            <w:bottom w:w="0" w:type="dxa"/>
-          </w:tblCellMar>
-        </w:tblPrEx>
         <w:trPr>
           <w:cantSplit/>
           <w:jc w:val="center"/>
@@ -23735,18 +22916,12 @@
                 <w:sz w:val="20"/>
                 <w:szCs w:val="20"/>
               </w:rPr>
-              <w:t xml:space="preserve">Assert n_matrix_legs present; union rule (D-12)</w:t>
+              <w:t>Assert n_matrix_legs present; union rule (D-12)</w:t>
             </w:r>
           </w:p>
         </w:tc>
       </w:tr>
       <w:tr>
-        <w:tblPrEx>
-          <w:tblCellMar>
-            <w:top w:w="0" w:type="dxa"/>
-            <w:bottom w:w="0" w:type="dxa"/>
-          </w:tblCellMar>
-        </w:tblPrEx>
         <w:trPr>
           <w:cantSplit/>
           <w:jc w:val="center"/>
@@ -23855,7 +23030,7 @@
         <w:jc w:val="both"/>
       </w:pPr>
       <w:r>
-        <w:t xml:space="preserve">The verification discipline extends to how work was done. Each change to the code was a single scoped task with one measurable acceptance condition. The coding agent was required to report raw artifacts, such as test output, diffs and specific field values, rather than prose claims that tests had passed. Where a test had hand-computable expected values, those values were treated as ground truth: if the test failed, the code was fixed, never the test. A human operator inspected every report before authorising a commit. Several of the defects reported in Chapter 7 were caught precisely because this discipline demanded evidence where an error message was absent.</w:t>
+        <w:t>The verification discipline extends to how work was done. Each change to the code was a single scoped task with one measurable acceptance condition. The coding agent was required to report raw artifacts, such as test output, diffs and specific field values, rather than prose claims that tests had passed. Where a test had hand-computable expected values, those values were treated as ground truth: if the test failed, the code was fixed, never the test. A human operator inspected every report before authorising a commit. Several of the defects reported in Chapter 7 were caught precisely because this discipline demanded evidence where an error message was absent.</w:t>
       </w:r>
     </w:p>
     <w:p>
@@ -24389,12 +23564,6 @@
         <w:gridCol w:w="5106"/>
       </w:tblGrid>
       <w:tr>
-        <w:tblPrEx>
-          <w:tblCellMar>
-            <w:top w:w="0" w:type="dxa"/>
-            <w:bottom w:w="0" w:type="dxa"/>
-          </w:tblCellMar>
-        </w:tblPrEx>
         <w:trPr>
           <w:tblHeader/>
           <w:jc w:val="center"/>
@@ -24469,12 +23638,6 @@
         </w:tc>
       </w:tr>
       <w:tr>
-        <w:tblPrEx>
-          <w:tblCellMar>
-            <w:top w:w="0" w:type="dxa"/>
-            <w:bottom w:w="0" w:type="dxa"/>
-          </w:tblCellMar>
-        </w:tblPrEx>
         <w:trPr>
           <w:cantSplit/>
           <w:jc w:val="center"/>
@@ -24541,12 +23704,6 @@
         </w:tc>
       </w:tr>
       <w:tr>
-        <w:tblPrEx>
-          <w:tblCellMar>
-            <w:top w:w="0" w:type="dxa"/>
-            <w:bottom w:w="0" w:type="dxa"/>
-          </w:tblCellMar>
-        </w:tblPrEx>
         <w:trPr>
           <w:cantSplit/>
           <w:jc w:val="center"/>
@@ -24613,12 +23770,6 @@
         </w:tc>
       </w:tr>
       <w:tr>
-        <w:tblPrEx>
-          <w:tblCellMar>
-            <w:top w:w="0" w:type="dxa"/>
-            <w:bottom w:w="0" w:type="dxa"/>
-          </w:tblCellMar>
-        </w:tblPrEx>
         <w:trPr>
           <w:cantSplit/>
           <w:jc w:val="center"/>
@@ -24685,12 +23836,6 @@
         </w:tc>
       </w:tr>
       <w:tr>
-        <w:tblPrEx>
-          <w:tblCellMar>
-            <w:top w:w="0" w:type="dxa"/>
-            <w:bottom w:w="0" w:type="dxa"/>
-          </w:tblCellMar>
-        </w:tblPrEx>
         <w:trPr>
           <w:cantSplit/>
           <w:jc w:val="center"/>
@@ -24757,12 +23902,6 @@
         </w:tc>
       </w:tr>
       <w:tr>
-        <w:tblPrEx>
-          <w:tblCellMar>
-            <w:top w:w="0" w:type="dxa"/>
-            <w:bottom w:w="0" w:type="dxa"/>
-          </w:tblCellMar>
-        </w:tblPrEx>
         <w:trPr>
           <w:cantSplit/>
           <w:jc w:val="center"/>
@@ -24868,7 +24007,7 @@
         <w:t>imprecise</w:t>
       </w:r>
       <w:r>
-        <w:t xml:space="preserve">: matching calls by name can create edges that never occur at run time, especially in dynamically typed Python. Regression test selection tools aim for safety, the guarantee that no affected test is omitted; BlastRadius explicitly does not. Its graph produces evidence to be measured against observed CI outcomes, and that measurement is only possible because the dataset exists.</w:t>
+        <w:t>: matching calls by name can create edges that never occur at run time, especially in dynamically typed Python. Regression test selection tools aim for safety, the guarantee that no affected test is omitted; BlastRadius explicitly does not. Its graph produces evidence to be measured against observed CI outcomes, and that measurement is only possible because the dataset exists.</w:t>
       </w:r>
     </w:p>
     <w:p>
@@ -24907,7 +24046,7 @@
         <w:jc w:val="both"/>
       </w:pPr>
       <w:r>
-        <w:t xml:space="preserve">The release builder assembles the BR-Bench bundle from the derived tables. Because the data contains GitHub author logins, it pseudonymises them with keyed HMAC-SHA256: each login is replaced by a keyed hash, so that the same author maps to the same pseudonym across the dataset without the login being recoverable by anyone who does not hold the key. The key is never committed, and the build refuses to run without it, a requirement added after an earlier build had shipped live logins locally; that build was never published. The builder also runs a secret scan over the bundle, verifies a canary string and writes a SHA-256 checksum manifest so that users can verify the integrity of the files they download.</w:t>
+        <w:t>The release builder assembles the BR-Bench bundle from the derived tables. Because the data contains GitHub author logins, it pseudonymises them with keyed HMAC-SHA256: each login is replaced by a keyed hash, so that the same author maps to the same pseudonym across the dataset without the login being recoverable by anyone who does not hold the key. The key is never committed, and the build refuses to run without it, a requirement added after an earlier build had shipped live logins locally; that build was never published. The builder also runs a secret scan over the bundle, verifies a canary string and writes a SHA-256 checksum manifest so that users can verify the integrity of the files they download.</w:t>
       </w:r>
     </w:p>
     <w:p>
@@ -24927,7 +24066,7 @@
         <w:jc w:val="both"/>
       </w:pPr>
       <w:r>
-        <w:t xml:space="preserve">BlastRadius follows the codes and standards listed in Table 4.4. Most are conventions of the open-source and research-data communities rather than formal standards, but each was applied consistently and is checked by tooling where possible.</w:t>
+        <w:t>BlastRadius follows the codes and standards listed in Table 4.4. Most are conventions of the open-source and research-data communities rather than formal standards, but each was applied consistently and is checked by tooling where possible.</w:t>
       </w:r>
     </w:p>
     <w:p>
@@ -24976,12 +24115,6 @@
         <w:gridCol w:w="5906"/>
       </w:tblGrid>
       <w:tr>
-        <w:tblPrEx>
-          <w:tblCellMar>
-            <w:top w:w="0" w:type="dxa"/>
-            <w:bottom w:w="0" w:type="dxa"/>
-          </w:tblCellMar>
-        </w:tblPrEx>
         <w:trPr>
           <w:tblHeader/>
           <w:jc w:val="center"/>
@@ -25056,12 +24189,6 @@
         </w:tc>
       </w:tr>
       <w:tr>
-        <w:tblPrEx>
-          <w:tblCellMar>
-            <w:top w:w="0" w:type="dxa"/>
-            <w:bottom w:w="0" w:type="dxa"/>
-          </w:tblCellMar>
-        </w:tblPrEx>
         <w:trPr>
           <w:cantSplit/>
           <w:jc w:val="center"/>
@@ -25122,18 +24249,12 @@
                 <w:sz w:val="20"/>
                 <w:szCs w:val="20"/>
               </w:rPr>
-              <w:t xml:space="preserve">pyproject.toml with a uv lockfile</w:t>
+              <w:t>pyproject.toml with a uv lockfile</w:t>
             </w:r>
           </w:p>
         </w:tc>
       </w:tr>
       <w:tr>
-        <w:tblPrEx>
-          <w:tblCellMar>
-            <w:top w:w="0" w:type="dxa"/>
-            <w:bottom w:w="0" w:type="dxa"/>
-          </w:tblCellMar>
-        </w:tblPrEx>
         <w:trPr>
           <w:cantSplit/>
           <w:jc w:val="center"/>
@@ -25194,18 +24315,12 @@
                 <w:sz w:val="20"/>
                 <w:szCs w:val="20"/>
               </w:rPr>
-              <w:t xml:space="preserve">Conventional prefixes (feat:, fix:, docs:, data:, build:); every commit authored by the student operator</w:t>
+              <w:t>Conventional prefixes (feat:, fix:, docs:, data:, build:); every commit authored by the student operator</w:t>
             </w:r>
           </w:p>
         </w:tc>
       </w:tr>
       <w:tr>
-        <w:tblPrEx>
-          <w:tblCellMar>
-            <w:top w:w="0" w:type="dxa"/>
-            <w:bottom w:w="0" w:type="dxa"/>
-          </w:tblCellMar>
-        </w:tblPrEx>
         <w:trPr>
           <w:cantSplit/>
           <w:jc w:val="center"/>
@@ -25272,12 +24387,6 @@
         </w:tc>
       </w:tr>
       <w:tr>
-        <w:tblPrEx>
-          <w:tblCellMar>
-            <w:top w:w="0" w:type="dxa"/>
-            <w:bottom w:w="0" w:type="dxa"/>
-          </w:tblCellMar>
-        </w:tblPrEx>
         <w:trPr>
           <w:cantSplit/>
           <w:jc w:val="center"/>
@@ -25344,12 +24453,6 @@
         </w:tc>
       </w:tr>
       <w:tr>
-        <w:tblPrEx>
-          <w:tblCellMar>
-            <w:top w:w="0" w:type="dxa"/>
-            <w:bottom w:w="0" w:type="dxa"/>
-          </w:tblCellMar>
-        </w:tblPrEx>
         <w:trPr>
           <w:cantSplit/>
           <w:jc w:val="center"/>
@@ -25410,18 +24513,12 @@
                 <w:sz w:val="20"/>
                 <w:szCs w:val="20"/>
               </w:rPr>
-              <w:t xml:space="preserve">Author logins pseudonymised with keyed HMAC-SHA256; key never committed</w:t>
+              <w:t>Author logins pseudonymised with keyed HMAC-SHA256; key never committed</w:t>
             </w:r>
           </w:p>
         </w:tc>
       </w:tr>
       <w:tr>
-        <w:tblPrEx>
-          <w:tblCellMar>
-            <w:top w:w="0" w:type="dxa"/>
-            <w:bottom w:w="0" w:type="dxa"/>
-          </w:tblCellMar>
-        </w:tblPrEx>
         <w:trPr>
           <w:cantSplit/>
           <w:jc w:val="center"/>
@@ -25482,18 +24579,12 @@
                 <w:sz w:val="20"/>
                 <w:szCs w:val="20"/>
               </w:rPr>
-              <w:t xml:space="preserve">Code MIT; data CC BY 4.0 (decided 9 October 2026); vendored Graphify Apache-2.0 with MIT portions</w:t>
+              <w:t>Code MIT; data CC BY 4.0 (decided 9 October 2026); vendored Graphify Apache-2.0 with MIT portions</w:t>
             </w:r>
           </w:p>
         </w:tc>
       </w:tr>
       <w:tr>
-        <w:tblPrEx>
-          <w:tblCellMar>
-            <w:top w:w="0" w:type="dxa"/>
-            <w:bottom w:w="0" w:type="dxa"/>
-          </w:tblCellMar>
-        </w:tblPrEx>
         <w:trPr>
           <w:cantSplit/>
           <w:jc w:val="center"/>
@@ -25560,12 +24651,6 @@
         </w:tc>
       </w:tr>
       <w:tr>
-        <w:tblPrEx>
-          <w:tblCellMar>
-            <w:top w:w="0" w:type="dxa"/>
-            <w:bottom w:w="0" w:type="dxa"/>
-          </w:tblCellMar>
-        </w:tblPrEx>
         <w:trPr>
           <w:cantSplit/>
           <w:jc w:val="center"/>
@@ -25716,12 +24801,6 @@
         <w:gridCol w:w="3506"/>
       </w:tblGrid>
       <w:tr>
-        <w:tblPrEx>
-          <w:tblCellMar>
-            <w:top w:w="0" w:type="dxa"/>
-            <w:bottom w:w="0" w:type="dxa"/>
-          </w:tblCellMar>
-        </w:tblPrEx>
         <w:trPr>
           <w:tblHeader/>
           <w:jc w:val="center"/>
@@ -25830,12 +24909,6 @@
         </w:tc>
       </w:tr>
       <w:tr>
-        <w:tblPrEx>
-          <w:tblCellMar>
-            <w:top w:w="0" w:type="dxa"/>
-            <w:bottom w:w="0" w:type="dxa"/>
-          </w:tblCellMar>
-        </w:tblPrEx>
         <w:trPr>
           <w:cantSplit/>
           <w:jc w:val="center"/>
@@ -25866,7 +24939,7 @@
                 <w:sz w:val="20"/>
                 <w:szCs w:val="20"/>
               </w:rPr>
-              <w:t xml:space="preserve">DuckDB + Parquet (D-06)</w:t>
+              <w:t>DuckDB + Parquet (D-06)</w:t>
             </w:r>
           </w:p>
         </w:tc>
@@ -25932,12 +25005,6 @@
         </w:tc>
       </w:tr>
       <w:tr>
-        <w:tblPrEx>
-          <w:tblCellMar>
-            <w:top w:w="0" w:type="dxa"/>
-            <w:bottom w:w="0" w:type="dxa"/>
-          </w:tblCellMar>
-        </w:tblPrEx>
         <w:trPr>
           <w:cantSplit/>
           <w:jc w:val="center"/>
@@ -26034,12 +25101,6 @@
         </w:tc>
       </w:tr>
       <w:tr>
-        <w:tblPrEx>
-          <w:tblCellMar>
-            <w:top w:w="0" w:type="dxa"/>
-            <w:bottom w:w="0" w:type="dxa"/>
-          </w:tblCellMar>
-        </w:tblPrEx>
         <w:trPr>
           <w:cantSplit/>
           <w:jc w:val="center"/>
@@ -26070,7 +25131,7 @@
                 <w:sz w:val="20"/>
                 <w:szCs w:val="20"/>
               </w:rPr>
-              <w:t xml:space="preserve">Fork Graphify</w:t>
+              <w:t>Fork Graphify</w:t>
             </w:r>
           </w:p>
         </w:tc>
@@ -26136,12 +25197,6 @@
         </w:tc>
       </w:tr>
       <w:tr>
-        <w:tblPrEx>
-          <w:tblCellMar>
-            <w:top w:w="0" w:type="dxa"/>
-            <w:bottom w:w="0" w:type="dxa"/>
-          </w:tblCellMar>
-        </w:tblPrEx>
         <w:trPr>
           <w:cantSplit/>
           <w:jc w:val="center"/>
@@ -26202,7 +25257,7 @@
                 <w:sz w:val="20"/>
                 <w:szCs w:val="20"/>
               </w:rPr>
-              <w:t xml:space="preserve">Running builds at every commit (as Chianti or Ekstazi need)</w:t>
+              <w:t>Running builds at every commit (as Chianti or Ekstazi need)</w:t>
             </w:r>
           </w:p>
         </w:tc>
@@ -26238,12 +25293,6 @@
         </w:tc>
       </w:tr>
       <w:tr>
-        <w:tblPrEx>
-          <w:tblCellMar>
-            <w:top w:w="0" w:type="dxa"/>
-            <w:bottom w:w="0" w:type="dxa"/>
-          </w:tblCellMar>
-        </w:tblPrEx>
         <w:trPr>
           <w:cantSplit/>
           <w:jc w:val="center"/>
@@ -26340,12 +25389,6 @@
         </w:tc>
       </w:tr>
       <w:tr>
-        <w:tblPrEx>
-          <w:tblCellMar>
-            <w:top w:w="0" w:type="dxa"/>
-            <w:bottom w:w="0" w:type="dxa"/>
-          </w:tblCellMar>
-        </w:tblPrEx>
         <w:trPr>
           <w:cantSplit/>
           <w:jc w:val="center"/>
@@ -26442,12 +25485,6 @@
         </w:tc>
       </w:tr>
       <w:tr>
-        <w:tblPrEx>
-          <w:tblCellMar>
-            <w:top w:w="0" w:type="dxa"/>
-            <w:bottom w:w="0" w:type="dxa"/>
-          </w:tblCellMar>
-        </w:tblPrEx>
         <w:trPr>
           <w:cantSplit/>
           <w:jc w:val="center"/>
@@ -26544,12 +25581,6 @@
         </w:tc>
       </w:tr>
       <w:tr>
-        <w:tblPrEx>
-          <w:tblCellMar>
-            <w:top w:w="0" w:type="dxa"/>
-            <w:bottom w:w="0" w:type="dxa"/>
-          </w:tblCellMar>
-        </w:tblPrEx>
         <w:trPr>
           <w:cantSplit/>
           <w:jc w:val="center"/>
@@ -26715,7 +25746,7 @@
         <w:jc w:val="both"/>
       </w:pPr>
       <w:r>
-        <w:t xml:space="preserve">BlastRadius was planned around one immovable deadline, the 90-day expiry of GitHub Actions logs, and two academic deadlines: the BITE497J reviews and the MSR 2027 Data and Tool Showcase submission. This chapter presents the schedule as it was executed, the phases of work, the go/no-go gates that governed progress, the division of responsibilities among the team and the main risks that the schedule had to absorb.</w:t>
+        <w:t>BlastRadius was planned around one immovable deadline, the 90-day expiry of GitHub Actions logs, and two academic deadlines: the BITE497J reviews and the MSR 2027 Data and Tool Showcase submission. This chapter presents the schedule as it was executed, the phases of work, the go/no-go gates that governed progress, the division of responsibilities among the team and the main risks that the schedule had to absorb.</w:t>
       </w:r>
     </w:p>
     <w:p>
@@ -26784,12 +25815,6 @@
         <w:gridCol w:w="5906"/>
       </w:tblGrid>
       <w:tr>
-        <w:tblPrEx>
-          <w:tblCellMar>
-            <w:top w:w="0" w:type="dxa"/>
-            <w:bottom w:w="0" w:type="dxa"/>
-          </w:tblCellMar>
-        </w:tblPrEx>
         <w:trPr>
           <w:tblHeader/>
           <w:jc w:val="center"/>
@@ -26864,12 +25889,6 @@
         </w:tc>
       </w:tr>
       <w:tr>
-        <w:tblPrEx>
-          <w:tblCellMar>
-            <w:top w:w="0" w:type="dxa"/>
-            <w:bottom w:w="0" w:type="dxa"/>
-          </w:tblCellMar>
-        </w:tblPrEx>
         <w:trPr>
           <w:cantSplit/>
           <w:jc w:val="center"/>
@@ -26936,12 +25955,6 @@
         </w:tc>
       </w:tr>
       <w:tr>
-        <w:tblPrEx>
-          <w:tblCellMar>
-            <w:top w:w="0" w:type="dxa"/>
-            <w:bottom w:w="0" w:type="dxa"/>
-          </w:tblCellMar>
-        </w:tblPrEx>
         <w:trPr>
           <w:cantSplit/>
           <w:jc w:val="center"/>
@@ -27008,12 +26021,6 @@
         </w:tc>
       </w:tr>
       <w:tr>
-        <w:tblPrEx>
-          <w:tblCellMar>
-            <w:top w:w="0" w:type="dxa"/>
-            <w:bottom w:w="0" w:type="dxa"/>
-          </w:tblCellMar>
-        </w:tblPrEx>
         <w:trPr>
           <w:cantSplit/>
           <w:jc w:val="center"/>
@@ -27080,12 +26087,6 @@
         </w:tc>
       </w:tr>
       <w:tr>
-        <w:tblPrEx>
-          <w:tblCellMar>
-            <w:top w:w="0" w:type="dxa"/>
-            <w:bottom w:w="0" w:type="dxa"/>
-          </w:tblCellMar>
-        </w:tblPrEx>
         <w:trPr>
           <w:cantSplit/>
           <w:jc w:val="center"/>
@@ -27146,18 +26147,12 @@
                 <w:sz w:val="20"/>
                 <w:szCs w:val="20"/>
               </w:rPr>
-              <w:t xml:space="preserve">Phase 1: parsers, test_id normaliser, labelling engine, base resolution, co-change mining</w:t>
+              <w:t>Phase 1: parsers, test_id normaliser, labelling engine, base resolution, co-change mining</w:t>
             </w:r>
           </w:p>
         </w:tc>
       </w:tr>
       <w:tr>
-        <w:tblPrEx>
-          <w:tblCellMar>
-            <w:top w:w="0" w:type="dxa"/>
-            <w:bottom w:w="0" w:type="dxa"/>
-          </w:tblCellMar>
-        </w:tblPrEx>
         <w:trPr>
           <w:cantSplit/>
           <w:jc w:val="center"/>
@@ -27224,12 +26219,6 @@
         </w:tc>
       </w:tr>
       <w:tr>
-        <w:tblPrEx>
-          <w:tblCellMar>
-            <w:top w:w="0" w:type="dxa"/>
-            <w:bottom w:w="0" w:type="dxa"/>
-          </w:tblCellMar>
-        </w:tblPrEx>
         <w:trPr>
           <w:cantSplit/>
           <w:jc w:val="center"/>
@@ -27296,12 +26285,6 @@
         </w:tc>
       </w:tr>
       <w:tr>
-        <w:tblPrEx>
-          <w:tblCellMar>
-            <w:top w:w="0" w:type="dxa"/>
-            <w:bottom w:w="0" w:type="dxa"/>
-          </w:tblCellMar>
-        </w:tblPrEx>
         <w:trPr>
           <w:cantSplit/>
           <w:jc w:val="center"/>
@@ -27368,12 +26351,6 @@
         </w:tc>
       </w:tr>
       <w:tr>
-        <w:tblPrEx>
-          <w:tblCellMar>
-            <w:top w:w="0" w:type="dxa"/>
-            <w:bottom w:w="0" w:type="dxa"/>
-          </w:tblCellMar>
-        </w:tblPrEx>
         <w:trPr>
           <w:cantSplit/>
           <w:jc w:val="center"/>
@@ -27440,12 +26417,6 @@
         </w:tc>
       </w:tr>
       <w:tr>
-        <w:tblPrEx>
-          <w:tblCellMar>
-            <w:top w:w="0" w:type="dxa"/>
-            <w:bottom w:w="0" w:type="dxa"/>
-          </w:tblCellMar>
-        </w:tblPrEx>
         <w:trPr>
           <w:cantSplit/>
           <w:jc w:val="center"/>
@@ -27512,12 +26483,6 @@
         </w:tc>
       </w:tr>
       <w:tr>
-        <w:tblPrEx>
-          <w:tblCellMar>
-            <w:top w:w="0" w:type="dxa"/>
-            <w:bottom w:w="0" w:type="dxa"/>
-          </w:tblCellMar>
-        </w:tblPrEx>
         <w:trPr>
           <w:cantSplit/>
           <w:jc w:val="center"/>
@@ -27584,12 +26549,6 @@
         </w:tc>
       </w:tr>
       <w:tr>
-        <w:tblPrEx>
-          <w:tblCellMar>
-            <w:top w:w="0" w:type="dxa"/>
-            <w:bottom w:w="0" w:type="dxa"/>
-          </w:tblCellMar>
-        </w:tblPrEx>
         <w:trPr>
           <w:cantSplit/>
           <w:jc w:val="center"/>
@@ -27656,12 +26615,6 @@
         </w:tc>
       </w:tr>
       <w:tr>
-        <w:tblPrEx>
-          <w:tblCellMar>
-            <w:top w:w="0" w:type="dxa"/>
-            <w:bottom w:w="0" w:type="dxa"/>
-          </w:tblCellMar>
-        </w:tblPrEx>
         <w:trPr>
           <w:cantSplit/>
           <w:jc w:val="center"/>
@@ -27728,12 +26681,6 @@
         </w:tc>
       </w:tr>
       <w:tr>
-        <w:tblPrEx>
-          <w:tblCellMar>
-            <w:top w:w="0" w:type="dxa"/>
-            <w:bottom w:w="0" w:type="dxa"/>
-          </w:tblCellMar>
-        </w:tblPrEx>
         <w:trPr>
           <w:cantSplit/>
           <w:jc w:val="center"/>
@@ -27925,7 +26872,7 @@
         <w:jc w:val="both"/>
       </w:pPr>
       <w:r>
-        <w:t xml:space="preserve">Phase 1, in August and September, turned raw data into labels. It produced the parser suite for Gradle, Maven and pytest, the canonical test-identifier normaliser, the labelling engine with base-run resolution and flakiness handling, and the co-change mining that provides the comparison arm of the measurement. Much of the work in this phase was verification: defects were found in parsers and in instrumentation, and several were fixed with recorded decisions (Section 5.5).</w:t>
+        <w:t>Phase 1, in August and September, turned raw data into labels. It produced the parser suite for Gradle, Maven and pytest, the canonical test-identifier normaliser, the labelling engine with base-run resolution and flakiness handling, and the co-change mining that provides the comparison arm of the measurement. Much of the work in this phase was verification: defects were found in parsers and in instrumentation, and several were fixed with recorded decisions (Section 5.5).</w:t>
       </w:r>
     </w:p>
     <w:p>
@@ -27947,7 +26894,7 @@
       <w:r>
         <w:t xml:space="preserve">The graph layer was originally part of the paper's plan. On 31 August it was cut from the paper's scope because the time available before submission was better spent on the dataset. It remained a BITE497J deliverable, which decision D-48 recorded at </w:t>
         <w:lastRenderedPageBreak/>
-        <w:t xml:space="preserve">the handover on 27–28 September. Between 28 September and 2 October the layer was built end to end: the Graphify strip, the commit-pinned builder, the incremental-versus-cold equivalence test, test-node binding, the query API and a technical write-up.</w:t>
+        <w:t>the handover on 27–28 September. Between 28 September and 2 October the layer was built end to end: the Graphify strip, the commit-pinned builder, the incremental-versus-cold equivalence test, test-node binding, the query API and a technical write-up.</w:t>
       </w:r>
     </w:p>
     <w:p>
@@ -28048,12 +26995,6 @@
         <w:gridCol w:w="4006"/>
       </w:tblGrid>
       <w:tr>
-        <w:tblPrEx>
-          <w:tblCellMar>
-            <w:top w:w="0" w:type="dxa"/>
-            <w:bottom w:w="0" w:type="dxa"/>
-          </w:tblCellMar>
-        </w:tblPrEx>
         <w:trPr>
           <w:tblHeader/>
           <w:jc w:val="center"/>
@@ -28162,12 +27103,6 @@
         </w:tc>
       </w:tr>
       <w:tr>
-        <w:tblPrEx>
-          <w:tblCellMar>
-            <w:top w:w="0" w:type="dxa"/>
-            <w:bottom w:w="0" w:type="dxa"/>
-          </w:tblCellMar>
-        </w:tblPrEx>
         <w:trPr>
           <w:cantSplit/>
           <w:jc w:val="center"/>
@@ -28264,12 +27199,6 @@
         </w:tc>
       </w:tr>
       <w:tr>
-        <w:tblPrEx>
-          <w:tblCellMar>
-            <w:top w:w="0" w:type="dxa"/>
-            <w:bottom w:w="0" w:type="dxa"/>
-          </w:tblCellMar>
-        </w:tblPrEx>
         <w:trPr>
           <w:cantSplit/>
           <w:jc w:val="center"/>
@@ -28366,12 +27295,6 @@
         </w:tc>
       </w:tr>
       <w:tr>
-        <w:tblPrEx>
-          <w:tblCellMar>
-            <w:top w:w="0" w:type="dxa"/>
-            <w:bottom w:w="0" w:type="dxa"/>
-          </w:tblCellMar>
-        </w:tblPrEx>
         <w:trPr>
           <w:cantSplit/>
           <w:jc w:val="center"/>
@@ -28468,12 +27391,6 @@
         </w:tc>
       </w:tr>
       <w:tr>
-        <w:tblPrEx>
-          <w:tblCellMar>
-            <w:top w:w="0" w:type="dxa"/>
-            <w:bottom w:w="0" w:type="dxa"/>
-          </w:tblCellMar>
-        </w:tblPrEx>
         <w:trPr>
           <w:cantSplit/>
           <w:jc w:val="center"/>
@@ -28642,12 +27559,6 @@
         <w:gridCol w:w="5306"/>
       </w:tblGrid>
       <w:tr>
-        <w:tblPrEx>
-          <w:tblCellMar>
-            <w:top w:w="0" w:type="dxa"/>
-            <w:bottom w:w="0" w:type="dxa"/>
-          </w:tblCellMar>
-        </w:tblPrEx>
         <w:trPr>
           <w:tblHeader/>
           <w:jc w:val="center"/>
@@ -28722,12 +27633,6 @@
         </w:tc>
       </w:tr>
       <w:tr>
-        <w:tblPrEx>
-          <w:tblCellMar>
-            <w:top w:w="0" w:type="dxa"/>
-            <w:bottom w:w="0" w:type="dxa"/>
-          </w:tblCellMar>
-        </w:tblPrEx>
         <w:trPr>
           <w:cantSplit/>
           <w:jc w:val="center"/>
@@ -28794,12 +27699,6 @@
         </w:tc>
       </w:tr>
       <w:tr>
-        <w:tblPrEx>
-          <w:tblCellMar>
-            <w:top w:w="0" w:type="dxa"/>
-            <w:bottom w:w="0" w:type="dxa"/>
-          </w:tblCellMar>
-        </w:tblPrEx>
         <w:trPr>
           <w:cantSplit/>
           <w:jc w:val="center"/>
@@ -28866,12 +27765,6 @@
         </w:tc>
       </w:tr>
       <w:tr>
-        <w:tblPrEx>
-          <w:tblCellMar>
-            <w:top w:w="0" w:type="dxa"/>
-            <w:bottom w:w="0" w:type="dxa"/>
-          </w:tblCellMar>
-        </w:tblPrEx>
         <w:trPr>
           <w:cantSplit/>
           <w:jc w:val="center"/>
@@ -28950,7 +27843,7 @@
         <w:jc w:val="both"/>
       </w:pPr>
       <w:r>
-        <w:t xml:space="preserve">The team worked in a loop with three roles. An architect role decided what to build next and how it would be proven; a coding agent executed one scoped task at a time; and a human operator ran the task, pasted the raw output back for review and authorised commits. Integration was planned around a regular checkpoint at which all branches were merged, the full pipeline was run on the mini-corpus, the dashboard was reviewed and the test-identifier contract test was confirmed green. Keeping branches short-lived prevented the divergence that makes late integration painful.</w:t>
+        <w:t>The team worked in a loop with three roles. An architect role decided what to build next and how it would be proven; a coding agent executed one scoped task at a time; and a human operator ran the task, pasted the raw output back for review and authorised commits. Integration was planned around a regular checkpoint at which all branches were merged, the full pipeline was run on the mini-corpus, the dashboard was reviewed and the test-identifier contract test was confirmed green. Keeping branches short-lived prevented the divergence that makes late integration painful.</w:t>
       </w:r>
     </w:p>
     <w:p>
@@ -28970,7 +27863,7 @@
         <w:jc w:val="both"/>
       </w:pPr>
       <w:r>
-        <w:t xml:space="preserve">The decision log grew from D-01 to D-53 over the semester (D-51 was never assigned). Several decisions changed the project's direction or its reported numbers, and they are summarised in Table 5.4 because they explain why the results in Chapter 7 look the way they do.</w:t>
+        <w:t>The decision log grew from D-01 to D-53 over the semester (D-51 was never assigned). Several decisions changed the project's direction or its reported numbers, and they are summarised in Table 5.4 because they explain why the results in Chapter 7 look the way they do.</w:t>
       </w:r>
     </w:p>
     <w:p>
@@ -29019,12 +27912,6 @@
         <w:gridCol w:w="6506"/>
       </w:tblGrid>
       <w:tr>
-        <w:tblPrEx>
-          <w:tblCellMar>
-            <w:top w:w="0" w:type="dxa"/>
-            <w:bottom w:w="0" w:type="dxa"/>
-          </w:tblCellMar>
-        </w:tblPrEx>
         <w:trPr>
           <w:tblHeader/>
           <w:jc w:val="center"/>
@@ -29059,7 +27946,7 @@
                 <w:sz w:val="20"/>
                 <w:szCs w:val="20"/>
               </w:rPr>
-              <w:t xml:space="preserve">Decision</w:t>
+              <w:t>Decision</w:t>
             </w:r>
           </w:p>
         </w:tc>
@@ -29093,18 +27980,12 @@
                 <w:sz w:val="20"/>
                 <w:szCs w:val="20"/>
               </w:rPr>
-              <w:t xml:space="preserve">Summary</w:t>
+              <w:t>Summary</w:t>
             </w:r>
           </w:p>
         </w:tc>
       </w:tr>
       <w:tr>
-        <w:tblPrEx>
-          <w:tblCellMar>
-            <w:top w:w="0" w:type="dxa"/>
-            <w:bottom w:w="0" w:type="dxa"/>
-          </w:tblCellMar>
-        </w:tblPrEx>
         <w:trPr>
           <w:cantSplit/>
           <w:jc w:val="center"/>
@@ -29135,7 +28016,7 @@
                 <w:sz w:val="20"/>
                 <w:szCs w:val="20"/>
               </w:rPr>
-              <w:t xml:space="preserve">D-02</w:t>
+              <w:t>D-02</w:t>
             </w:r>
           </w:p>
         </w:tc>
@@ -29165,18 +28046,12 @@
                 <w:sz w:val="20"/>
                 <w:szCs w:val="20"/>
               </w:rPr>
-              <w:t xml:space="preserve">The contribution is the dataset and the measurement, not a new predictor</w:t>
+              <w:t>The contribution is the dataset and the measurement, not a new predictor</w:t>
             </w:r>
           </w:p>
         </w:tc>
       </w:tr>
       <w:tr>
-        <w:tblPrEx>
-          <w:tblCellMar>
-            <w:top w:w="0" w:type="dxa"/>
-            <w:bottom w:w="0" w:type="dxa"/>
-          </w:tblCellMar>
-        </w:tblPrEx>
         <w:trPr>
           <w:cantSplit/>
           <w:jc w:val="center"/>
@@ -29207,7 +28082,7 @@
                 <w:sz w:val="20"/>
                 <w:szCs w:val="20"/>
               </w:rPr>
-              <w:t xml:space="preserve">D-03</w:t>
+              <w:t>D-03</w:t>
             </w:r>
           </w:p>
         </w:tc>
@@ -29237,18 +28112,12 @@
                 <w:sz w:val="20"/>
                 <w:szCs w:val="20"/>
               </w:rPr>
-              <w:t xml:space="preserve">Java and Python only; TypeScript cut</w:t>
+              <w:t>Java and Python only; TypeScript cut</w:t>
             </w:r>
           </w:p>
         </w:tc>
       </w:tr>
       <w:tr>
-        <w:tblPrEx>
-          <w:tblCellMar>
-            <w:top w:w="0" w:type="dxa"/>
-            <w:bottom w:w="0" w:type="dxa"/>
-          </w:tblCellMar>
-        </w:tblPrEx>
         <w:trPr>
           <w:cantSplit/>
           <w:jc w:val="center"/>
@@ -29279,7 +28148,7 @@
                 <w:sz w:val="20"/>
                 <w:szCs w:val="20"/>
               </w:rPr>
-              <w:t xml:space="preserve">D-06</w:t>
+              <w:t>D-06</w:t>
             </w:r>
           </w:p>
         </w:tc>
@@ -29309,18 +28178,12 @@
                 <w:sz w:val="20"/>
                 <w:szCs w:val="20"/>
               </w:rPr>
-              <w:t xml:space="preserve">DuckDB + Parquet; no database server</w:t>
+              <w:t>DuckDB + Parquet; no database server</w:t>
             </w:r>
           </w:p>
         </w:tc>
       </w:tr>
       <w:tr>
-        <w:tblPrEx>
-          <w:tblCellMar>
-            <w:top w:w="0" w:type="dxa"/>
-            <w:bottom w:w="0" w:type="dxa"/>
-          </w:tblCellMar>
-        </w:tblPrEx>
         <w:trPr>
           <w:cantSplit/>
           <w:jc w:val="center"/>
@@ -29351,7 +28214,7 @@
                 <w:sz w:val="20"/>
                 <w:szCs w:val="20"/>
               </w:rPr>
-              <w:t xml:space="preserve">D-08</w:t>
+              <w:t>D-08</w:t>
             </w:r>
           </w:p>
         </w:tc>
@@ -29381,18 +28244,12 @@
                 <w:sz w:val="20"/>
                 <w:szCs w:val="20"/>
               </w:rPr>
-              <w:t xml:space="preserve">Project name BlastRadius; dataset name BR-Bench</w:t>
+              <w:t>Project name BlastRadius; dataset name BR-Bench</w:t>
             </w:r>
           </w:p>
         </w:tc>
       </w:tr>
       <w:tr>
-        <w:tblPrEx>
-          <w:tblCellMar>
-            <w:top w:w="0" w:type="dxa"/>
-            <w:bottom w:w="0" w:type="dxa"/>
-          </w:tblCellMar>
-        </w:tblPrEx>
         <w:trPr>
           <w:cantSplit/>
           <w:jc w:val="center"/>
@@ -29423,7 +28280,7 @@
                 <w:sz w:val="20"/>
                 <w:szCs w:val="20"/>
               </w:rPr>
-              <w:t xml:space="preserve">D-09</w:t>
+              <w:t>D-09</w:t>
             </w:r>
           </w:p>
         </w:tc>
@@ -29453,18 +28310,12 @@
                 <w:sz w:val="20"/>
                 <w:szCs w:val="20"/>
               </w:rPr>
-              <w:t xml:space="preserve">One test-identifier normaliser, extending the vendored identifier module</w:t>
+              <w:t>One test-identifier normaliser, extending the vendored identifier module</w:t>
             </w:r>
           </w:p>
         </w:tc>
       </w:tr>
       <w:tr>
-        <w:tblPrEx>
-          <w:tblCellMar>
-            <w:top w:w="0" w:type="dxa"/>
-            <w:bottom w:w="0" w:type="dxa"/>
-          </w:tblCellMar>
-        </w:tblPrEx>
         <w:trPr>
           <w:cantSplit/>
           <w:jc w:val="center"/>
@@ -29495,7 +28346,7 @@
                 <w:sz w:val="20"/>
                 <w:szCs w:val="20"/>
               </w:rPr>
-              <w:t xml:space="preserve">D-12</w:t>
+              <w:t>D-12</w:t>
             </w:r>
           </w:p>
         </w:tc>
@@ -29525,18 +28376,12 @@
                 <w:sz w:val="20"/>
                 <w:szCs w:val="20"/>
               </w:rPr>
-              <w:t xml:space="preserve">Matrix builds: union of failures across legs; number of legs recorded</w:t>
+              <w:t>Matrix builds: union of failures across legs; number of legs recorded</w:t>
             </w:r>
           </w:p>
         </w:tc>
       </w:tr>
       <w:tr>
-        <w:tblPrEx>
-          <w:tblCellMar>
-            <w:top w:w="0" w:type="dxa"/>
-            <w:bottom w:w="0" w:type="dxa"/>
-          </w:tblCellMar>
-        </w:tblPrEx>
         <w:trPr>
           <w:cantSplit/>
           <w:jc w:val="center"/>
@@ -29567,7 +28412,7 @@
                 <w:sz w:val="20"/>
                 <w:szCs w:val="20"/>
               </w:rPr>
-              <w:t xml:space="preserve">D-17</w:t>
+              <w:t>D-17</w:t>
             </w:r>
           </w:p>
         </w:tc>
@@ -29597,18 +28442,12 @@
                 <w:sz w:val="20"/>
                 <w:szCs w:val="20"/>
               </w:rPr>
-              <w:t xml:space="preserve">No LLM in the reproducible core</w:t>
+              <w:t>No LLM in the reproducible core</w:t>
             </w:r>
           </w:p>
         </w:tc>
       </w:tr>
       <w:tr>
-        <w:tblPrEx>
-          <w:tblCellMar>
-            <w:top w:w="0" w:type="dxa"/>
-            <w:bottom w:w="0" w:type="dxa"/>
-          </w:tblCellMar>
-        </w:tblPrEx>
         <w:trPr>
           <w:cantSplit/>
           <w:jc w:val="center"/>
@@ -29639,7 +28478,7 @@
                 <w:sz w:val="20"/>
                 <w:szCs w:val="20"/>
               </w:rPr>
-              <w:t xml:space="preserve">D-37 / D-38</w:t>
+              <w:t>D-37 / D-38</w:t>
             </w:r>
           </w:p>
         </w:tc>
@@ -29669,18 +28508,12 @@
                 <w:sz w:val="20"/>
                 <w:szCs w:val="20"/>
               </w:rPr>
-              <w:t xml:space="preserve">Holdout scored exactly once; labelled by hand from full logs with no parser output visible; holdout v4 voided</w:t>
+              <w:t>Holdout scored exactly once; labelled by hand from full logs with no parser output visible; holdout v4 voided</w:t>
             </w:r>
           </w:p>
         </w:tc>
       </w:tr>
       <w:tr>
-        <w:tblPrEx>
-          <w:tblCellMar>
-            <w:top w:w="0" w:type="dxa"/>
-            <w:bottom w:w="0" w:type="dxa"/>
-          </w:tblCellMar>
-        </w:tblPrEx>
         <w:trPr>
           <w:cantSplit/>
           <w:jc w:val="center"/>
@@ -29711,7 +28544,7 @@
                 <w:sz w:val="20"/>
                 <w:szCs w:val="20"/>
               </w:rPr>
-              <w:t xml:space="preserve">D-46</w:t>
+              <w:t>D-46</w:t>
             </w:r>
           </w:p>
         </w:tc>
@@ -29741,18 +28574,12 @@
                 <w:sz w:val="20"/>
                 <w:szCs w:val="20"/>
               </w:rPr>
-              <w:t xml:space="preserve">Parser defects fixed</w:t>
+              <w:t>Parser defects fixed</w:t>
             </w:r>
           </w:p>
         </w:tc>
       </w:tr>
       <w:tr>
-        <w:tblPrEx>
-          <w:tblCellMar>
-            <w:top w:w="0" w:type="dxa"/>
-            <w:bottom w:w="0" w:type="dxa"/>
-          </w:tblCellMar>
-        </w:tblPrEx>
         <w:trPr>
           <w:cantSplit/>
           <w:jc w:val="center"/>
@@ -29783,7 +28610,7 @@
                 <w:sz w:val="20"/>
                 <w:szCs w:val="20"/>
               </w:rPr>
-              <w:t xml:space="preserve">D-47</w:t>
+              <w:t>D-47</w:t>
             </w:r>
           </w:p>
         </w:tc>
@@ -29813,18 +28640,12 @@
                 <w:sz w:val="20"/>
                 <w:szCs w:val="20"/>
               </w:rPr>
-              <w:t xml:space="preserve">Binding reported as two numbers: combined and full confidence</w:t>
+              <w:t>Binding reported as two numbers: combined and full confidence</w:t>
             </w:r>
           </w:p>
         </w:tc>
       </w:tr>
       <w:tr>
-        <w:tblPrEx>
-          <w:tblCellMar>
-            <w:top w:w="0" w:type="dxa"/>
-            <w:bottom w:w="0" w:type="dxa"/>
-          </w:tblCellMar>
-        </w:tblPrEx>
         <w:trPr>
           <w:cantSplit/>
           <w:jc w:val="center"/>
@@ -29855,7 +28676,7 @@
                 <w:sz w:val="20"/>
                 <w:szCs w:val="20"/>
               </w:rPr>
-              <w:t xml:space="preserve">D-48</w:t>
+              <w:t>D-48</w:t>
             </w:r>
           </w:p>
         </w:tc>
@@ -29885,18 +28706,12 @@
                 <w:sz w:val="20"/>
                 <w:szCs w:val="20"/>
               </w:rPr>
-              <w:t xml:space="preserve">Graph layer is a BITE497J deliverable; graph numbers not used in the paper</w:t>
+              <w:t>Graph layer is a BITE497J deliverable; graph numbers not used in the paper</w:t>
             </w:r>
           </w:p>
         </w:tc>
       </w:tr>
       <w:tr>
-        <w:tblPrEx>
-          <w:tblCellMar>
-            <w:top w:w="0" w:type="dxa"/>
-            <w:bottom w:w="0" w:type="dxa"/>
-          </w:tblCellMar>
-        </w:tblPrEx>
         <w:trPr>
           <w:cantSplit/>
           <w:jc w:val="center"/>
@@ -29927,7 +28742,7 @@
                 <w:sz w:val="20"/>
                 <w:szCs w:val="20"/>
               </w:rPr>
-              <w:t xml:space="preserve">D-49</w:t>
+              <w:t>D-49</w:t>
             </w:r>
           </w:p>
         </w:tc>
@@ -29957,18 +28772,12 @@
                 <w:sz w:val="20"/>
                 <w:szCs w:val="20"/>
               </w:rPr>
-              <w:t xml:space="preserve">All interim artifacts rebuilt from raw logs after the stale-artifact discovery</w:t>
+              <w:t>All interim artifacts rebuilt from raw logs after the stale-artifact discovery</w:t>
             </w:r>
           </w:p>
         </w:tc>
       </w:tr>
       <w:tr>
-        <w:tblPrEx>
-          <w:tblCellMar>
-            <w:top w:w="0" w:type="dxa"/>
-            <w:bottom w:w="0" w:type="dxa"/>
-          </w:tblCellMar>
-        </w:tblPrEx>
         <w:trPr>
           <w:cantSplit/>
           <w:jc w:val="center"/>
@@ -29999,7 +28808,7 @@
                 <w:sz w:val="20"/>
                 <w:szCs w:val="20"/>
               </w:rPr>
-              <w:t xml:space="preserve">D-50</w:t>
+              <w:t>D-50</w:t>
             </w:r>
           </w:p>
         </w:tc>
@@ -30029,18 +28838,12 @@
                 <w:sz w:val="20"/>
                 <w:szCs w:val="20"/>
               </w:rPr>
-              <w:t xml:space="preserve">Binding performed against pinned clone commits</w:t>
+              <w:t>Binding performed against pinned clone commits</w:t>
             </w:r>
           </w:p>
         </w:tc>
       </w:tr>
       <w:tr>
-        <w:tblPrEx>
-          <w:tblCellMar>
-            <w:top w:w="0" w:type="dxa"/>
-            <w:bottom w:w="0" w:type="dxa"/>
-          </w:tblCellMar>
-        </w:tblPrEx>
         <w:trPr>
           <w:cantSplit/>
           <w:jc w:val="center"/>
@@ -30071,7 +28874,8 @@
                 <w:sz w:val="20"/>
                 <w:szCs w:val="20"/>
               </w:rPr>
-              <w:t xml:space="preserve">D-52</w:t>
+              <w:lastRenderedPageBreak/>
+              <w:t>D-52</w:t>
             </w:r>
           </w:p>
         </w:tc>
@@ -30101,18 +28905,12 @@
                 <w:sz w:val="20"/>
                 <w:szCs w:val="20"/>
               </w:rPr>
-              <w:t xml:space="preserve">RQ1 method corrections after the leakage audit: co-change mined per instance from commits strictly before the run, symmetric partner lookup, historical baseline counted once per (test, instance)</w:t>
+              <w:t>RQ1 method corrections after the leakage audit: co-change mined per instance from commits strictly before the run, symmetric partner lookup, historical baseline counted once per (test, instance)</w:t>
             </w:r>
           </w:p>
         </w:tc>
       </w:tr>
       <w:tr>
-        <w:tblPrEx>
-          <w:tblCellMar>
-            <w:top w:w="0" w:type="dxa"/>
-            <w:bottom w:w="0" w:type="dxa"/>
-          </w:tblCellMar>
-        </w:tblPrEx>
         <w:trPr>
           <w:cantSplit/>
           <w:jc w:val="center"/>
@@ -30143,7 +28941,7 @@
                 <w:sz w:val="20"/>
                 <w:szCs w:val="20"/>
               </w:rPr>
-              <w:t xml:space="preserve">D-53</w:t>
+              <w:t>D-53</w:t>
             </w:r>
           </w:p>
         </w:tc>
@@ -30173,7 +28971,7 @@
                 <w:sz w:val="20"/>
                 <w:szCs w:val="20"/>
               </w:rPr>
-              <w:t xml:space="preserve">Independent parser precision not measured for the MSR 2027 submission; holdout v5 left unscored; development-corpus figures reported as not independent</w:t>
+              <w:t>Independent parser precision not measured for the MSR 2027 submission; holdout v5 left unscored; development-corpus figures reported as not independent</w:t>
             </w:r>
           </w:p>
         </w:tc>
@@ -30191,7 +28989,6 @@
         <w:spacing w:before="240" w:after="120" w:line="360" w:lineRule="auto"/>
       </w:pPr>
       <w:r>
-        <w:lastRenderedPageBreak/>
         <w:t>5.6 Risks and Their Treatment</w:t>
       </w:r>
     </w:p>
@@ -30252,12 +29049,6 @@
         <w:gridCol w:w="3406"/>
       </w:tblGrid>
       <w:tr>
-        <w:tblPrEx>
-          <w:tblCellMar>
-            <w:top w:w="0" w:type="dxa"/>
-            <w:bottom w:w="0" w:type="dxa"/>
-          </w:tblCellMar>
-        </w:tblPrEx>
         <w:trPr>
           <w:tblHeader/>
           <w:jc w:val="center"/>
@@ -30366,12 +29157,6 @@
         </w:tc>
       </w:tr>
       <w:tr>
-        <w:tblPrEx>
-          <w:tblCellMar>
-            <w:top w:w="0" w:type="dxa"/>
-            <w:bottom w:w="0" w:type="dxa"/>
-          </w:tblCellMar>
-        </w:tblPrEx>
         <w:trPr>
           <w:cantSplit/>
           <w:jc w:val="center"/>
@@ -30468,12 +29253,6 @@
         </w:tc>
       </w:tr>
       <w:tr>
-        <w:tblPrEx>
-          <w:tblCellMar>
-            <w:top w:w="0" w:type="dxa"/>
-            <w:bottom w:w="0" w:type="dxa"/>
-          </w:tblCellMar>
-        </w:tblPrEx>
         <w:trPr>
           <w:cantSplit/>
           <w:jc w:val="center"/>
@@ -30570,12 +29349,6 @@
         </w:tc>
       </w:tr>
       <w:tr>
-        <w:tblPrEx>
-          <w:tblCellMar>
-            <w:top w:w="0" w:type="dxa"/>
-            <w:bottom w:w="0" w:type="dxa"/>
-          </w:tblCellMar>
-        </w:tblPrEx>
         <w:trPr>
           <w:cantSplit/>
           <w:jc w:val="center"/>
@@ -30672,12 +29445,6 @@
         </w:tc>
       </w:tr>
       <w:tr>
-        <w:tblPrEx>
-          <w:tblCellMar>
-            <w:top w:w="0" w:type="dxa"/>
-            <w:bottom w:w="0" w:type="dxa"/>
-          </w:tblCellMar>
-        </w:tblPrEx>
         <w:trPr>
           <w:cantSplit/>
           <w:jc w:val="center"/>
@@ -30774,12 +29541,6 @@
         </w:tc>
       </w:tr>
       <w:tr>
-        <w:tblPrEx>
-          <w:tblCellMar>
-            <w:top w:w="0" w:type="dxa"/>
-            <w:bottom w:w="0" w:type="dxa"/>
-          </w:tblCellMar>
-        </w:tblPrEx>
         <w:trPr>
           <w:cantSplit/>
           <w:jc w:val="center"/>
@@ -30876,12 +29637,6 @@
         </w:tc>
       </w:tr>
       <w:tr>
-        <w:tblPrEx>
-          <w:tblCellMar>
-            <w:top w:w="0" w:type="dxa"/>
-            <w:bottom w:w="0" w:type="dxa"/>
-          </w:tblCellMar>
-        </w:tblPrEx>
         <w:trPr>
           <w:cantSplit/>
           <w:jc w:val="center"/>
@@ -30978,12 +29733,6 @@
         </w:tc>
       </w:tr>
       <w:tr>
-        <w:tblPrEx>
-          <w:tblCellMar>
-            <w:top w:w="0" w:type="dxa"/>
-            <w:bottom w:w="0" w:type="dxa"/>
-          </w:tblCellMar>
-        </w:tblPrEx>
         <w:trPr>
           <w:cantSplit/>
           <w:jc w:val="center"/>
@@ -31226,7 +29975,7 @@
         <w:rPr>
           <w:b/>
         </w:rPr>
-        <w:t xml:space="preserve">511.09 s</w:t>
+        <w:t>511.09 s</w:t>
       </w:r>
       <w:r>
         <w:t xml:space="preserve"> of its 900 s budget (T5.6b met), and make all as a whole exited 0 in </w:t>
@@ -31235,10 +29984,12 @@
         <w:rPr>
           <w:b/>
         </w:rPr>
-        <w:t xml:space="preserve">16 min 35 s</w:t>
-      </w:r>
-      <w:r>
-        <w:t xml:space="preserve">, because the 787 tests run first (787 passed, 1 skipped in 528.38 s when run on their own). An earlier run on another machine took 9 min 47.23 s in total (655 passed, 1 skipped, after a graph-query performance fix), and the first run took 13 min 59.96 s (632 passed, 12 skipped). make tables alone regenerates every reported number offline in about eight minutes. Because make all takes well over ten minutes, a prepared recording is shown during the review rather than running it live, and the terminal summary is shown as a still image.</w:t>
+        <w:t>16 min 35 s</w:t>
+      </w:r>
+      <w:r>
+        <w:t xml:space="preserve">, because the 787 tests run first (787 passed, 1 skipped in 528.38 s when run on their own). An earlier run on another machine took 9 min 47.23 s in total (655 passed, 1 skipped, after a graph-query performance fix), and the first run took 13 min 59.96 s (632 passed, 12 skipped). make tables alone regenerates every reported number offline in about eight minutes. Because </w:t>
+        <w:lastRenderedPageBreak/>
+        <w:t>make all takes well over ten minutes, a prepared recording is shown during the review rather than running it live, and the terminal summary is shown as a still image.</w:t>
       </w:r>
     </w:p>
     <w:p>
@@ -31316,7 +30067,7 @@
           <w:noProof/>
         </w:rPr>
         <w:drawing>
-          <wp:inline distT="0" distB="0" distL="0" distR="0">
+          <wp:inline distT="0" distB="0" distL="0" distR="0" wp14:anchorId="52FE5D94" wp14:editId="0358D541">
             <wp:extent cx="5486400" cy="3034331"/>
             <wp:effectExtent l="0" t="0" r="0" b="0"/>
             <wp:docPr id="9721" name="fig6_2_make_all" descr="fig6_2_make_all"/>
@@ -31333,7 +30084,7 @@
                     </pic:cNvPicPr>
                   </pic:nvPicPr>
                   <pic:blipFill>
-                    <a:blip r:embed="rIdBRfig6_2_make_all"/>
+                    <a:blip r:embed="rId28"/>
                     <a:stretch>
                       <a:fillRect/>
                     </a:stretch>
@@ -31435,7 +30186,7 @@
           <w:noProof/>
         </w:rPr>
         <w:drawing>
-          <wp:inline distT="0" distB="0" distL="0" distR="0">
+          <wp:inline distT="0" distB="0" distL="0" distR="0" wp14:anchorId="01F9D3F7" wp14:editId="68456ACB">
             <wp:extent cx="5486400" cy="2586232"/>
             <wp:effectExtent l="0" t="0" r="0" b="0"/>
             <wp:docPr id="9892" name="fig6_3_freshness_guard" descr="fig6_3_freshness_guard"/>
@@ -31452,7 +30203,7 @@
                     </pic:cNvPicPr>
                   </pic:nvPicPr>
                   <pic:blipFill>
-                    <a:blip r:embed="rIdBRfig6_3_freshness_guard"/>
+                    <a:blip r:embed="rId29"/>
                     <a:stretch>
                       <a:fillRect/>
                     </a:stretch>
@@ -31512,7 +30263,7 @@
         <w:jc w:val="both"/>
       </w:pPr>
       <w:r>
-        <w:t xml:space="preserve">The third item is the Streamlit corpus dashboard. Its eight read-only panels summarise the corpus so that any team member can check its health without running scripts. During the demonstration the panels are used to show the size and composition of the corpus and to explain how monitoring during the harvest made it possible to notice problems, such as repositories that produce no parseable outcomes, while there was still time to act.</w:t>
+        <w:t>The third item is the Streamlit corpus dashboard. Its eight read-only panels summarise the corpus so that any team member can check its health without running scripts. During the demonstration the panels are used to show the size and composition of the corpus and to explain how monitoring during the harvest made it possible to notice problems, such as repositories that produce no parseable outcomes, while there was still time to act.</w:t>
       </w:r>
     </w:p>
     <w:p>
@@ -31532,7 +30283,7 @@
           <w:noProof/>
         </w:rPr>
         <w:drawing>
-          <wp:inline distT="0" distB="0" distL="0" distR="0">
+          <wp:inline distT="0" distB="0" distL="0" distR="0" wp14:anchorId="4A1ED333" wp14:editId="1B993A20">
             <wp:extent cx="4206240" cy="3250276"/>
             <wp:effectExtent l="0" t="0" r="0" b="0"/>
             <wp:docPr id="9769" name="fig6_4_dashboard_p1" descr="fig6_4_dashboard_p1"/>
@@ -31549,7 +30300,7 @@
                     </pic:cNvPicPr>
                   </pic:nvPicPr>
                   <pic:blipFill>
-                    <a:blip r:embed="rIdBRfig6_4_dashboard_p1"/>
+                    <a:blip r:embed="rId30"/>
                     <a:stretch>
                       <a:fillRect/>
                     </a:stretch>
@@ -31581,7 +30332,7 @@
           <w:noProof/>
         </w:rPr>
         <w:drawing>
-          <wp:inline distT="0" distB="0" distL="0" distR="0">
+          <wp:inline distT="0" distB="0" distL="0" distR="0" wp14:anchorId="605794FF" wp14:editId="1AFBDD65">
             <wp:extent cx="4206240" cy="3250276"/>
             <wp:effectExtent l="0" t="0" r="0" b="0"/>
             <wp:docPr id="9934" name="fig6_4_dashboard_p2" descr="fig6_4_dashboard_p2"/>
@@ -31598,7 +30349,7 @@
                     </pic:cNvPicPr>
                   </pic:nvPicPr>
                   <pic:blipFill>
-                    <a:blip r:embed="rIdBRfig6_4_dashboard_p2"/>
+                    <a:blip r:embed="rId31"/>
                     <a:stretch>
                       <a:fillRect/>
                     </a:stretch>
@@ -31629,8 +30380,9 @@
         <w:rPr>
           <w:noProof/>
         </w:rPr>
+        <w:lastRenderedPageBreak/>
         <w:drawing>
-          <wp:inline distT="0" distB="0" distL="0" distR="0">
+          <wp:inline distT="0" distB="0" distL="0" distR="0" wp14:anchorId="4B692E9A" wp14:editId="1D2DABA7">
             <wp:extent cx="4206240" cy="3250276"/>
             <wp:effectExtent l="0" t="0" r="0" b="0"/>
             <wp:docPr id="9399" name="fig6_4_dashboard_p3" descr="fig6_4_dashboard_p3"/>
@@ -31647,7 +30399,7 @@
                     </pic:cNvPicPr>
                   </pic:nvPicPr>
                   <pic:blipFill>
-                    <a:blip r:embed="rIdBRfig6_4_dashboard_p3"/>
+                    <a:blip r:embed="rId32"/>
                     <a:stretch>
                       <a:fillRect/>
                     </a:stretch>
@@ -31679,7 +30431,7 @@
           <w:noProof/>
         </w:rPr>
         <w:drawing>
-          <wp:inline distT="0" distB="0" distL="0" distR="0">
+          <wp:inline distT="0" distB="0" distL="0" distR="0" wp14:anchorId="7C1EFA1C" wp14:editId="4B6DF936">
             <wp:extent cx="4206240" cy="3250276"/>
             <wp:effectExtent l="0" t="0" r="0" b="0"/>
             <wp:docPr id="9564" name="fig6_4_dashboard_p4" descr="fig6_4_dashboard_p4"/>
@@ -31696,7 +30448,7 @@
                     </pic:cNvPicPr>
                   </pic:nvPicPr>
                   <pic:blipFill>
-                    <a:blip r:embed="rIdBRfig6_4_dashboard_p4"/>
+                    <a:blip r:embed="rId33"/>
                     <a:stretch>
                       <a:fillRect/>
                     </a:stretch>
@@ -31736,7 +30488,7 @@
           <w:sz w:val="20"/>
           <w:szCs w:val="20"/>
         </w:rPr>
-        <w:t xml:space="preserve">Streamlit Corpus Dashboard Panels</w:t>
+        <w:t>Streamlit Corpus Dashboard Panels</w:t>
       </w:r>
     </w:p>
     <w:p>
@@ -31767,7 +30519,9 @@
         <w:t>test_id</w:t>
       </w:r>
       <w:r>
-        <w:t xml:space="preserve"> values and the type of edge that connects them to source code, which makes visible the difference between direct, convention-based and layout-based bindings.</w:t>
+        <w:t xml:space="preserve"> values </w:t>
+        <w:lastRenderedPageBreak/>
+        <w:t>and the type of edge that connects them to source code, which makes visible the difference between direct, convention-based and layout-based bindings.</w:t>
       </w:r>
     </w:p>
     <w:p>
@@ -31787,7 +30541,7 @@
           <w:noProof/>
         </w:rPr>
         <w:drawing>
-          <wp:inline distT="0" distB="0" distL="0" distR="0">
+          <wp:inline distT="0" distB="0" distL="0" distR="0" wp14:anchorId="54FE5BF7" wp14:editId="3D1AFA48">
             <wp:extent cx="5486400" cy="1339312"/>
             <wp:effectExtent l="0" t="0" r="0" b="0"/>
             <wp:docPr id="9359" name="fig6_5_graph_listing" descr="fig6_5_graph_listing"/>
@@ -31804,7 +30558,7 @@
                     </pic:cNvPicPr>
                   </pic:nvPicPr>
                   <pic:blipFill>
-                    <a:blip r:embed="rIdBRfig6_5_graph_listing"/>
+                    <a:blip r:embed="rId34"/>
                     <a:stretch>
                       <a:fillRect/>
                     </a:stretch>
@@ -31836,7 +30590,7 @@
           <w:noProof/>
         </w:rPr>
         <w:drawing>
-          <wp:inline distT="0" distB="0" distL="0" distR="0">
+          <wp:inline distT="0" distB="0" distL="0" distR="0" wp14:anchorId="4F00770B" wp14:editId="5FE3C77F">
             <wp:extent cx="5486400" cy="2802960"/>
             <wp:effectExtent l="0" t="0" r="0" b="0"/>
             <wp:docPr id="9936" name="fig6_5_graph_json" descr="fig6_5_graph_json"/>
@@ -31853,7 +30607,7 @@
                     </pic:cNvPicPr>
                   </pic:nvPicPr>
                   <pic:blipFill>
-                    <a:blip r:embed="rIdBRfig6_5_graph_json"/>
+                    <a:blip r:embed="rId35"/>
                     <a:stretch>
                       <a:fillRect/>
                     </a:stretch>
@@ -31913,7 +30667,7 @@
           <w:noProof/>
         </w:rPr>
         <w:drawing>
-          <wp:inline distT="0" distB="0" distL="0" distR="0">
+          <wp:inline distT="0" distB="0" distL="0" distR="0" wp14:anchorId="40693F8F" wp14:editId="20B8246C">
             <wp:extent cx="5486400" cy="1379898"/>
             <wp:effectExtent l="0" t="0" r="0" b="0"/>
             <wp:docPr id="9909" name="fig6_6_graph_query" descr="fig6_6_graph_query"/>
@@ -31930,7 +30684,7 @@
                     </pic:cNvPicPr>
                   </pic:nvPicPr>
                   <pic:blipFill>
-                    <a:blip r:embed="rIdBRfig6_6_graph_query"/>
+                    <a:blip r:embed="rId36"/>
                     <a:stretch>
                       <a:fillRect/>
                     </a:stretch>
@@ -31990,7 +30744,9 @@
         <w:jc w:val="both"/>
       </w:pPr>
       <w:r>
-        <w:t xml:space="preserve">The fifth item opens the local release bundle. It shows the SHA-256 checksum manifest, the pseudonymised author column in which logins are replaced by keyed hashes, and the results of the secret scan and the canary check. It also shows that the build refuses to run when the pseudonymisation key is absent, which is the guard added after an earlier unpublished build had included live logins.</w:t>
+        <w:t xml:space="preserve">The fifth item opens the local release bundle. It shows the SHA-256 checksum manifest, the pseudonymised author column in which logins are replaced by keyed hashes, and the results of the secret scan and the canary check. It also shows that the </w:t>
+        <w:lastRenderedPageBreak/>
+        <w:t>build refuses to run when the pseudonymisation key is absent, which is the guard added after an earlier unpublished build had included live logins.</w:t>
       </w:r>
     </w:p>
     <w:p>
@@ -32010,7 +30766,7 @@
           <w:noProof/>
         </w:rPr>
         <w:drawing>
-          <wp:inline distT="0" distB="0" distL="0" distR="0">
+          <wp:inline distT="0" distB="0" distL="0" distR="0" wp14:anchorId="535A040C" wp14:editId="3F5A1EC5">
             <wp:extent cx="2194560" cy="1122281"/>
             <wp:effectExtent l="0" t="0" r="0" b="0"/>
             <wp:docPr id="9524" name="fig6_7_release_tree" descr="fig6_7_release_tree"/>
@@ -32027,7 +30783,7 @@
                     </pic:cNvPicPr>
                   </pic:nvPicPr>
                   <pic:blipFill>
-                    <a:blip r:embed="rIdBRfig6_7_release_tree"/>
+                    <a:blip r:embed="rId37"/>
                     <a:stretch>
                       <a:fillRect/>
                     </a:stretch>
@@ -32059,10 +30815,10 @@
           <w:noProof/>
         </w:rPr>
         <w:drawing>
-          <wp:inline distT="0" distB="0" distL="0" distR="0">
+          <wp:inline distT="0" distB="0" distL="0" distR="0" wp14:anchorId="7F5B404F" wp14:editId="6ABF013F">
             <wp:extent cx="5486400" cy="1198179"/>
             <wp:effectExtent l="0" t="0" r="0" b="0"/>
-            <wp:docPr id="9892" name="fig6_7_release_manifest" descr="fig6_7_release_manifest"/>
+            <wp:docPr id="911377558" name="fig6_7_release_manifest" descr="fig6_7_release_manifest"/>
             <wp:cNvGraphicFramePr>
               <a:graphicFrameLocks xmlns:a="http://schemas.openxmlformats.org/drawingml/2006/main" noChangeAspect="1"/>
             </wp:cNvGraphicFramePr>
@@ -32076,7 +30832,7 @@
                     </pic:cNvPicPr>
                   </pic:nvPicPr>
                   <pic:blipFill>
-                    <a:blip r:embed="rIdBRfig6_7_release_manifest"/>
+                    <a:blip r:embed="rId38"/>
                     <a:stretch>
                       <a:fillRect/>
                     </a:stretch>
@@ -32214,7 +30970,6 @@
         <w:jc w:val="both"/>
       </w:pPr>
       <w:r>
-        <w:lastRenderedPageBreak/>
         <w:t xml:space="preserve">Show the resolved base run for the instance, its </w:t>
       </w:r>
       <w:r>
@@ -32275,7 +31030,9 @@
         <w:jc w:val="both"/>
       </w:pPr>
       <w:r>
-        <w:t>Walking through a real example answers most questions about the dataset more convincingly than aggregate statistics do. It shows that every label has a provenance chain back to an observed log line, and it shows where each guard in the pipeline applies.</w:t>
+        <w:t xml:space="preserve">Walking through a real example answers most questions about the dataset more convincingly than aggregate statistics do. It shows that every label has a provenance </w:t>
+        <w:lastRenderedPageBreak/>
+        <w:t>chain back to an observed log line, and it shows where each guard in the pipeline applies.</w:t>
       </w:r>
     </w:p>
     <w:p>
@@ -32295,7 +31052,7 @@
         <w:jc w:val="both"/>
       </w:pPr>
       <w:r>
-        <w:t xml:space="preserve">Finally, the test-suite summary is shown. The main suite grew from 451 passing tests at the graph-layer baseline to 655 at the end of the October run, to 782 at the paper-numbers-v1 freeze and to 787 passing (1 skipped) on the latest full run (8 October 2026). Every data-touching function is tested against real fixtures checked into the repository rather than against mocks.</w:t>
+        <w:t>Finally, the test-suite summary is shown. The main suite grew from 451 passing tests at the graph-layer baseline to 655 at the end of the October run, to 782 at the paper-numbers-v1 freeze and to 787 passing (1 skipped) on the full run of 8 October 2026, and to 821 passing (3 skipped) on 9 October, after the v0.2 release builder, the agent workflow and the reachability scaffold were added. Every data-touching function is tested against real fixtures checked into the repository rather than against mocks.</w:t>
       </w:r>
     </w:p>
     <w:p>
@@ -32315,7 +31072,7 @@
           <w:noProof/>
         </w:rPr>
         <w:drawing>
-          <wp:inline distT="0" distB="0" distL="0" distR="0">
+          <wp:inline distT="0" distB="0" distL="0" distR="0" wp14:anchorId="3C9FB31E" wp14:editId="55A74895">
             <wp:extent cx="5486400" cy="844369"/>
             <wp:effectExtent l="0" t="0" r="0" b="0"/>
             <wp:docPr id="9685" name="fig6_8_test_suite" descr="fig6_8_test_suite"/>
@@ -32332,7 +31089,7 @@
                     </pic:cNvPicPr>
                   </pic:nvPicPr>
                   <pic:blipFill>
-                    <a:blip r:embed="rIdBRfig6_8_test_suite"/>
+                    <a:blip r:embed="rId39"/>
                     <a:stretch>
                       <a:fillRect/>
                     </a:stretch>
@@ -32432,12 +31189,6 @@
         <w:gridCol w:w="2706"/>
       </w:tblGrid>
       <w:tr>
-        <w:tblPrEx>
-          <w:tblCellMar>
-            <w:top w:w="0" w:type="dxa"/>
-            <w:bottom w:w="0" w:type="dxa"/>
-          </w:tblCellMar>
-        </w:tblPrEx>
         <w:trPr>
           <w:tblHeader/>
           <w:jc w:val="center"/>
@@ -32472,7 +31223,7 @@
                 <w:sz w:val="20"/>
                 <w:szCs w:val="20"/>
               </w:rPr>
-              <w:t xml:space="preserve">Item</w:t>
+              <w:t>Item</w:t>
             </w:r>
           </w:p>
         </w:tc>
@@ -32506,7 +31257,7 @@
                 <w:sz w:val="20"/>
                 <w:szCs w:val="20"/>
               </w:rPr>
-              <w:t xml:space="preserve">Shown as</w:t>
+              <w:t>Shown as</w:t>
             </w:r>
           </w:p>
         </w:tc>
@@ -32540,18 +31291,12 @@
                 <w:sz w:val="20"/>
                 <w:szCs w:val="20"/>
               </w:rPr>
-              <w:t xml:space="preserve">Fallback</w:t>
+              <w:t>Fallback</w:t>
             </w:r>
           </w:p>
         </w:tc>
       </w:tr>
       <w:tr>
-        <w:tblPrEx>
-          <w:tblCellMar>
-            <w:top w:w="0" w:type="dxa"/>
-            <w:bottom w:w="0" w:type="dxa"/>
-          </w:tblCellMar>
-        </w:tblPrEx>
         <w:trPr>
           <w:cantSplit/>
           <w:jc w:val="center"/>
@@ -32582,7 +31327,7 @@
                 <w:sz w:val="20"/>
                 <w:szCs w:val="20"/>
               </w:rPr>
-              <w:t xml:space="preserve">make all</w:t>
+              <w:t>make all</w:t>
             </w:r>
           </w:p>
         </w:tc>
@@ -32612,7 +31357,7 @@
                 <w:sz w:val="20"/>
                 <w:szCs w:val="20"/>
               </w:rPr>
-              <w:t xml:space="preserve">Prepared recording + still summary</w:t>
+              <w:t>Prepared recording + still summary</w:t>
             </w:r>
           </w:p>
         </w:tc>
@@ -32642,18 +31387,12 @@
                 <w:sz w:val="20"/>
                 <w:szCs w:val="20"/>
               </w:rPr>
-              <w:t xml:space="preserve">Still image of terminal summary</w:t>
+              <w:t>Still image of terminal summary</w:t>
             </w:r>
           </w:p>
         </w:tc>
       </w:tr>
       <w:tr>
-        <w:tblPrEx>
-          <w:tblCellMar>
-            <w:top w:w="0" w:type="dxa"/>
-            <w:bottom w:w="0" w:type="dxa"/>
-          </w:tblCellMar>
-        </w:tblPrEx>
         <w:trPr>
           <w:cantSplit/>
           <w:jc w:val="center"/>
@@ -32684,7 +31423,7 @@
                 <w:sz w:val="20"/>
                 <w:szCs w:val="20"/>
               </w:rPr>
-              <w:t xml:space="preserve">make tables and freshness guard</w:t>
+              <w:t>make tables and freshness guard</w:t>
             </w:r>
           </w:p>
         </w:tc>
@@ -32714,7 +31453,7 @@
                 <w:sz w:val="20"/>
                 <w:szCs w:val="20"/>
               </w:rPr>
-              <w:t xml:space="preserve">Live</w:t>
+              <w:t>Live</w:t>
             </w:r>
           </w:p>
         </w:tc>
@@ -32744,18 +31483,12 @@
                 <w:sz w:val="20"/>
                 <w:szCs w:val="20"/>
               </w:rPr>
-              <w:t xml:space="preserve">Recording</w:t>
+              <w:t>Recording</w:t>
             </w:r>
           </w:p>
         </w:tc>
       </w:tr>
       <w:tr>
-        <w:tblPrEx>
-          <w:tblCellMar>
-            <w:top w:w="0" w:type="dxa"/>
-            <w:bottom w:w="0" w:type="dxa"/>
-          </w:tblCellMar>
-        </w:tblPrEx>
         <w:trPr>
           <w:cantSplit/>
           <w:jc w:val="center"/>
@@ -32786,7 +31519,7 @@
                 <w:sz w:val="20"/>
                 <w:szCs w:val="20"/>
               </w:rPr>
-              <w:t xml:space="preserve">Corpus dashboard</w:t>
+              <w:t>Corpus dashboard</w:t>
             </w:r>
           </w:p>
         </w:tc>
@@ -32816,7 +31549,7 @@
                 <w:sz w:val="20"/>
                 <w:szCs w:val="20"/>
               </w:rPr>
-              <w:t xml:space="preserve">Live (local Streamlit)</w:t>
+              <w:t>Live (local Streamlit)</w:t>
             </w:r>
           </w:p>
         </w:tc>
@@ -32846,18 +31579,12 @@
                 <w:sz w:val="20"/>
                 <w:szCs w:val="20"/>
               </w:rPr>
-              <w:t xml:space="preserve">Screenshots</w:t>
+              <w:t>Screenshots</w:t>
             </w:r>
           </w:p>
         </w:tc>
       </w:tr>
       <w:tr>
-        <w:tblPrEx>
-          <w:tblCellMar>
-            <w:top w:w="0" w:type="dxa"/>
-            <w:bottom w:w="0" w:type="dxa"/>
-          </w:tblCellMar>
-        </w:tblPrEx>
         <w:trPr>
           <w:cantSplit/>
           <w:jc w:val="center"/>
@@ -32888,7 +31615,7 @@
                 <w:sz w:val="20"/>
                 <w:szCs w:val="20"/>
               </w:rPr>
-              <w:t xml:space="preserve">Graph build and queries</w:t>
+              <w:t>Graph build and queries</w:t>
             </w:r>
           </w:p>
         </w:tc>
@@ -32918,7 +31645,7 @@
                 <w:sz w:val="20"/>
                 <w:szCs w:val="20"/>
               </w:rPr>
-              <w:t xml:space="preserve">Live on one commit</w:t>
+              <w:t>Live on one commit</w:t>
             </w:r>
           </w:p>
         </w:tc>
@@ -32948,18 +31675,12 @@
                 <w:sz w:val="20"/>
                 <w:szCs w:val="20"/>
               </w:rPr>
-              <w:t xml:space="preserve">Saved query output</w:t>
+              <w:t>Saved query output</w:t>
             </w:r>
           </w:p>
         </w:tc>
       </w:tr>
       <w:tr>
-        <w:tblPrEx>
-          <w:tblCellMar>
-            <w:top w:w="0" w:type="dxa"/>
-            <w:bottom w:w="0" w:type="dxa"/>
-          </w:tblCellMar>
-        </w:tblPrEx>
         <w:trPr>
           <w:cantSplit/>
           <w:jc w:val="center"/>
@@ -32990,7 +31711,7 @@
                 <w:sz w:val="20"/>
                 <w:szCs w:val="20"/>
               </w:rPr>
-              <w:t xml:space="preserve">Release bundle</w:t>
+              <w:t>Release bundle</w:t>
             </w:r>
           </w:p>
         </w:tc>
@@ -33020,7 +31741,7 @@
                 <w:sz w:val="20"/>
                 <w:szCs w:val="20"/>
               </w:rPr>
-              <w:t xml:space="preserve">Live file browser</w:t>
+              <w:t>Live file browser</w:t>
             </w:r>
           </w:p>
         </w:tc>
@@ -33050,18 +31771,12 @@
                 <w:sz w:val="20"/>
                 <w:szCs w:val="20"/>
               </w:rPr>
-              <w:t xml:space="preserve">Screenshot of manifest</w:t>
+              <w:t>Screenshot of manifest</w:t>
             </w:r>
           </w:p>
         </w:tc>
       </w:tr>
       <w:tr>
-        <w:tblPrEx>
-          <w:tblCellMar>
-            <w:top w:w="0" w:type="dxa"/>
-            <w:bottom w:w="0" w:type="dxa"/>
-          </w:tblCellMar>
-        </w:tblPrEx>
         <w:trPr>
           <w:cantSplit/>
           <w:jc w:val="center"/>
@@ -33092,7 +31807,7 @@
                 <w:sz w:val="20"/>
                 <w:szCs w:val="20"/>
               </w:rPr>
-              <w:t xml:space="preserve">Worked example</w:t>
+              <w:t>Worked example</w:t>
             </w:r>
           </w:p>
         </w:tc>
@@ -33122,7 +31837,7 @@
                 <w:sz w:val="20"/>
                 <w:szCs w:val="20"/>
               </w:rPr>
-              <w:t xml:space="preserve">Live, prepared instance</w:t>
+              <w:t>Live, prepared instance</w:t>
             </w:r>
           </w:p>
         </w:tc>
@@ -33152,18 +31867,12 @@
                 <w:sz w:val="20"/>
                 <w:szCs w:val="20"/>
               </w:rPr>
-              <w:t xml:space="preserve">Annotated slides</w:t>
+              <w:t>Annotated slides</w:t>
             </w:r>
           </w:p>
         </w:tc>
       </w:tr>
       <w:tr>
-        <w:tblPrEx>
-          <w:tblCellMar>
-            <w:top w:w="0" w:type="dxa"/>
-            <w:bottom w:w="0" w:type="dxa"/>
-          </w:tblCellMar>
-        </w:tblPrEx>
         <w:trPr>
           <w:cantSplit/>
           <w:jc w:val="center"/>
@@ -33194,7 +31903,7 @@
                 <w:sz w:val="20"/>
                 <w:szCs w:val="20"/>
               </w:rPr>
-              <w:t xml:space="preserve">Demo site and make demo</w:t>
+              <w:t>Demo site and make demo</w:t>
             </w:r>
           </w:p>
         </w:tc>
@@ -33224,7 +31933,7 @@
                 <w:sz w:val="20"/>
                 <w:szCs w:val="20"/>
               </w:rPr>
-              <w:t xml:space="preserve">Live (local Next.js replay site) and make demo in a second terminal</w:t>
+              <w:t>Live (local Next.js replay site) and make demo in a second terminal</w:t>
             </w:r>
           </w:p>
         </w:tc>
@@ -33254,7 +31963,7 @@
                 <w:sz w:val="20"/>
                 <w:szCs w:val="20"/>
               </w:rPr>
-              <w:t xml:space="preserve">Screenshots of the Overview and Live run views</w:t>
+              <w:t>Screenshots of the Overview and Live run views</w:t>
             </w:r>
           </w:p>
         </w:tc>
@@ -33282,7 +31991,9 @@
         <w:jc w:val="both"/>
       </w:pPr>
       <w:r>
-        <w:t xml:space="preserve">The final review also includes a demo site that replays one real instance through the pipeline stages. Its Overview view shows the scale of the corpus and the headline RQ1 finding, and its Live run view draws the code-graph neighbourhood of a change (changed files at the centre, dependants in rings by distance) with the tests that actually failed and the files each predictor selected marked on it. It is a static replay of exported data (Figs. A.1 to A.3 in Appendix A show it), so every number on it is read from the same generated tables as this report; make demo runs the same walkthrough live in the terminal.</w:t>
+        <w:t xml:space="preserve">The final review also includes a demo site that replays one real instance through the pipeline stages. Its Overview view shows the scale of the corpus and the headline </w:t>
+        <w:lastRenderedPageBreak/>
+        <w:t>RQ1 finding, and its Live run view draws the code-graph neighbourhood of a change (changed files at the centre, dependants in rings by distance) with the tests that actually failed and the files each predictor selected marked on it. It is a static replay of exported data (Figs. A.1 to A.3 in Appendix A show it), so every number on it is read from the same generated tables as this report; make demo runs the same walkthrough live in the terminal.</w:t>
       </w:r>
     </w:p>
     <w:p>
@@ -33302,7 +32013,7 @@
         <w:jc w:val="both"/>
       </w:pPr>
       <w:r>
-        <w:t xml:space="preserve">After the pre-final review the project gained an agentic workflow that carries the impact analysis into the everyday path of a change. Five agents hand work to each other, from a user story to a deployed, regression-tested change (Table 6.2). The workflow lives in src/agents/ and is a separate demonstration path (decision D-55): the agents may call a language model, so nothing in the reproducible pipeline imports them, and no number they produce appears in Chapter 7, in the release bundle or in the paper.</w:t>
+        <w:t>After the pre-final review the project gained an agentic workflow that carries the impact analysis into the everyday path of a change. Five agents hand work to each other, from a user story to a deployed, regression-tested change (Table 6.2). The workflow lives in src/agents/ and is a separate demonstration path (decision D-55): the agents may call a language model, so nothing in the reproducible pipeline imports them, and no number they produce appears in Chapter 7, in the release bundle or in the paper.</w:t>
       </w:r>
     </w:p>
     <w:p>
@@ -33387,7 +32098,7 @@
                 <w:sz w:val="20"/>
                 <w:szCs w:val="20"/>
               </w:rPr>
-              <w:t xml:space="preserve">Agent</w:t>
+              <w:t>Agent</w:t>
             </w:r>
           </w:p>
         </w:tc>
@@ -33421,7 +32132,7 @@
                 <w:sz w:val="20"/>
                 <w:szCs w:val="20"/>
               </w:rPr>
-              <w:t xml:space="preserve">Input</w:t>
+              <w:t>Input</w:t>
             </w:r>
           </w:p>
         </w:tc>
@@ -33455,7 +32166,7 @@
                 <w:sz w:val="20"/>
                 <w:szCs w:val="20"/>
               </w:rPr>
-              <w:t xml:space="preserve">What it does</w:t>
+              <w:t>What it does</w:t>
             </w:r>
           </w:p>
         </w:tc>
@@ -33489,7 +32200,7 @@
                 <w:sz w:val="20"/>
                 <w:szCs w:val="20"/>
               </w:rPr>
-              <w:t xml:space="preserve">Output</w:t>
+              <w:t>Output</w:t>
             </w:r>
           </w:p>
         </w:tc>
@@ -33519,14 +32230,13 @@
           <w:p>
             <w:pPr>
               <w:spacing w:line="252" w:lineRule="auto"/>
-              <w:jc w:val="left"/>
-            </w:pPr>
-            <w:r>
-              <w:rPr>
-                <w:sz w:val="20"/>
-                <w:szCs w:val="20"/>
-              </w:rPr>
-              <w:t xml:space="preserve">1. Impact Analysis</w:t>
+            </w:pPr>
+            <w:r>
+              <w:rPr>
+                <w:sz w:val="20"/>
+                <w:szCs w:val="20"/>
+              </w:rPr>
+              <w:t>1. Impact Analysis</w:t>
             </w:r>
           </w:p>
         </w:tc>
@@ -33550,14 +32260,13 @@
           <w:p>
             <w:pPr>
               <w:spacing w:line="252" w:lineRule="auto"/>
-              <w:jc w:val="left"/>
-            </w:pPr>
-            <w:r>
-              <w:rPr>
-                <w:sz w:val="20"/>
-                <w:szCs w:val="20"/>
-              </w:rPr>
-              <w:t xml:space="preserve">User story, codebase</w:t>
+            </w:pPr>
+            <w:r>
+              <w:rPr>
+                <w:sz w:val="20"/>
+                <w:szCs w:val="20"/>
+              </w:rPr>
+              <w:t>User story, codebase</w:t>
             </w:r>
           </w:p>
         </w:tc>
@@ -33581,14 +32290,13 @@
           <w:p>
             <w:pPr>
               <w:spacing w:line="252" w:lineRule="auto"/>
-              <w:jc w:val="left"/>
-            </w:pPr>
-            <w:r>
-              <w:rPr>
-                <w:sz w:val="20"/>
-                <w:szCs w:val="20"/>
-              </w:rPr>
-              <w:t xml:space="preserve">Matches the story to source files, builds the commit-pinned code graph (Section 4.1.12) and finds the tests that depend on those files by reverse reachability; raises the risk of tests that failed before</w:t>
+            </w:pPr>
+            <w:r>
+              <w:rPr>
+                <w:sz w:val="20"/>
+                <w:szCs w:val="20"/>
+              </w:rPr>
+              <w:t>Matches the story to source files, builds the commit-pinned code graph (Section 4.1.12) and finds the tests that depend on those files by reverse reachability; raises the risk of tests that failed before</w:t>
             </w:r>
           </w:p>
         </w:tc>
@@ -33612,14 +32320,13 @@
           <w:p>
             <w:pPr>
               <w:spacing w:line="252" w:lineRule="auto"/>
-              <w:jc w:val="left"/>
-            </w:pPr>
-            <w:r>
-              <w:rPr>
-                <w:sz w:val="20"/>
-                <w:szCs w:val="20"/>
-              </w:rPr>
-              <w:t xml:space="preserve">Impact analysis document (impact.md) and impact.json</w:t>
+            </w:pPr>
+            <w:r>
+              <w:rPr>
+                <w:sz w:val="20"/>
+                <w:szCs w:val="20"/>
+              </w:rPr>
+              <w:t>Impact analysis document (impact.md) and impact.json</w:t>
             </w:r>
           </w:p>
         </w:tc>
@@ -33649,14 +32356,13 @@
           <w:p>
             <w:pPr>
               <w:spacing w:line="252" w:lineRule="auto"/>
-              <w:jc w:val="left"/>
-            </w:pPr>
-            <w:r>
-              <w:rPr>
-                <w:sz w:val="20"/>
-                <w:szCs w:val="20"/>
-              </w:rPr>
-              <w:t xml:space="preserve">2. Coding</w:t>
+            </w:pPr>
+            <w:r>
+              <w:rPr>
+                <w:sz w:val="20"/>
+                <w:szCs w:val="20"/>
+              </w:rPr>
+              <w:t>2. Coding</w:t>
             </w:r>
           </w:p>
         </w:tc>
@@ -33680,14 +32386,13 @@
           <w:p>
             <w:pPr>
               <w:spacing w:line="252" w:lineRule="auto"/>
-              <w:jc w:val="left"/>
-            </w:pPr>
-            <w:r>
-              <w:rPr>
-                <w:sz w:val="20"/>
-                <w:szCs w:val="20"/>
-              </w:rPr>
-              <w:t xml:space="preserve">Impact analysis, codebase</w:t>
+            </w:pPr>
+            <w:r>
+              <w:rPr>
+                <w:sz w:val="20"/>
+                <w:szCs w:val="20"/>
+              </w:rPr>
+              <w:t>Impact analysis, codebase</w:t>
             </w:r>
           </w:p>
         </w:tc>
@@ -33711,14 +32416,13 @@
           <w:p>
             <w:pPr>
               <w:spacing w:line="252" w:lineRule="auto"/>
-              <w:jc w:val="left"/>
-            </w:pPr>
-            <w:r>
-              <w:rPr>
-                <w:sz w:val="20"/>
-                <w:szCs w:val="20"/>
-              </w:rPr>
-              <w:t xml:space="preserve">Writes the change on a new branch, with a language model or a recorded change set offline; every changed Python file must compile</w:t>
+            </w:pPr>
+            <w:r>
+              <w:rPr>
+                <w:sz w:val="20"/>
+                <w:szCs w:val="20"/>
+              </w:rPr>
+              <w:t>Writes the change on a new branch, with a language model or a recorded change set offline; every changed Python file must compile</w:t>
             </w:r>
           </w:p>
         </w:tc>
@@ -33742,14 +32446,13 @@
           <w:p>
             <w:pPr>
               <w:spacing w:line="252" w:lineRule="auto"/>
-              <w:jc w:val="left"/>
-            </w:pPr>
-            <w:r>
-              <w:rPr>
-                <w:sz w:val="20"/>
-                <w:szCs w:val="20"/>
-              </w:rPr>
-              <w:t xml:space="preserve">Changed files, commit, pull request</w:t>
+            </w:pPr>
+            <w:r>
+              <w:rPr>
+                <w:sz w:val="20"/>
+                <w:szCs w:val="20"/>
+              </w:rPr>
+              <w:t>Changed files, commit, pull request</w:t>
             </w:r>
           </w:p>
         </w:tc>
@@ -33779,14 +32482,13 @@
           <w:p>
             <w:pPr>
               <w:spacing w:line="252" w:lineRule="auto"/>
-              <w:jc w:val="left"/>
-            </w:pPr>
-            <w:r>
-              <w:rPr>
-                <w:sz w:val="20"/>
-                <w:szCs w:val="20"/>
-              </w:rPr>
-              <w:t xml:space="preserve">3. PR Reviewer</w:t>
+            </w:pPr>
+            <w:r>
+              <w:rPr>
+                <w:sz w:val="20"/>
+                <w:szCs w:val="20"/>
+              </w:rPr>
+              <w:t>3. PR Reviewer</w:t>
             </w:r>
           </w:p>
         </w:tc>
@@ -33810,14 +32512,13 @@
           <w:p>
             <w:pPr>
               <w:spacing w:line="252" w:lineRule="auto"/>
-              <w:jc w:val="left"/>
-            </w:pPr>
-            <w:r>
-              <w:rPr>
-                <w:sz w:val="20"/>
-                <w:szCs w:val="20"/>
-              </w:rPr>
-              <w:t xml:space="preserve">Pull request, impact analysis</w:t>
+            </w:pPr>
+            <w:r>
+              <w:rPr>
+                <w:sz w:val="20"/>
+                <w:szCs w:val="20"/>
+              </w:rPr>
+              <w:t>Pull request, impact analysis</w:t>
             </w:r>
           </w:p>
         </w:tc>
@@ -33841,14 +32542,13 @@
           <w:p>
             <w:pPr>
               <w:spacing w:line="252" w:lineRule="auto"/>
-              <w:jc w:val="left"/>
-            </w:pPr>
-            <w:r>
-              <w:rPr>
-                <w:sz w:val="20"/>
-                <w:szCs w:val="20"/>
-              </w:rPr>
-              <w:t xml:space="preserve">Checks that the changed files lie inside the impact scope, compiles them, runs the tests at risk and reads the CI status</w:t>
+            </w:pPr>
+            <w:r>
+              <w:rPr>
+                <w:sz w:val="20"/>
+                <w:szCs w:val="20"/>
+              </w:rPr>
+              <w:t>Checks that the changed files lie inside the impact scope, compiles them, runs the tests at risk and reads the CI status</w:t>
             </w:r>
           </w:p>
         </w:tc>
@@ -33872,14 +32572,13 @@
           <w:p>
             <w:pPr>
               <w:spacing w:line="252" w:lineRule="auto"/>
-              <w:jc w:val="left"/>
-            </w:pPr>
-            <w:r>
-              <w:rPr>
-                <w:sz w:val="20"/>
-                <w:szCs w:val="20"/>
-              </w:rPr>
-              <w:t xml:space="preserve">Review; on approval it merges and returns the merge commit id</w:t>
+            </w:pPr>
+            <w:r>
+              <w:rPr>
+                <w:sz w:val="20"/>
+                <w:szCs w:val="20"/>
+              </w:rPr>
+              <w:t>Review; on approval it merges and returns the merge commit id</w:t>
             </w:r>
           </w:p>
         </w:tc>
@@ -33909,14 +32608,13 @@
           <w:p>
             <w:pPr>
               <w:spacing w:line="252" w:lineRule="auto"/>
-              <w:jc w:val="left"/>
-            </w:pPr>
-            <w:r>
-              <w:rPr>
-                <w:sz w:val="20"/>
-                <w:szCs w:val="20"/>
-              </w:rPr>
-              <w:t xml:space="preserve">4. Build &amp; Deploy</w:t>
+            </w:pPr>
+            <w:r>
+              <w:rPr>
+                <w:sz w:val="20"/>
+                <w:szCs w:val="20"/>
+              </w:rPr>
+              <w:t>4. Build &amp; Deploy</w:t>
             </w:r>
           </w:p>
         </w:tc>
@@ -33940,14 +32638,13 @@
           <w:p>
             <w:pPr>
               <w:spacing w:line="252" w:lineRule="auto"/>
-              <w:jc w:val="left"/>
-            </w:pPr>
-            <w:r>
-              <w:rPr>
-                <w:sz w:val="20"/>
-                <w:szCs w:val="20"/>
-              </w:rPr>
-              <w:t xml:space="preserve">Commit id, branch</w:t>
+            </w:pPr>
+            <w:r>
+              <w:rPr>
+                <w:sz w:val="20"/>
+                <w:szCs w:val="20"/>
+              </w:rPr>
+              <w:t>Commit id, branch</w:t>
             </w:r>
           </w:p>
         </w:tc>
@@ -33971,14 +32668,13 @@
           <w:p>
             <w:pPr>
               <w:spacing w:line="252" w:lineRule="auto"/>
-              <w:jc w:val="left"/>
-            </w:pPr>
-            <w:r>
-              <w:rPr>
-                <w:sz w:val="20"/>
-                <w:szCs w:val="20"/>
-              </w:rPr>
-              <w:t xml:space="preserve">Builds at the commit (full test suite, Maven or Gradle), packages and deploys; on GitHub it dispatches a workflow</w:t>
+            </w:pPr>
+            <w:r>
+              <w:rPr>
+                <w:sz w:val="20"/>
+                <w:szCs w:val="20"/>
+              </w:rPr>
+              <w:t>Builds at the commit (full test suite, Maven or Gradle), packages and deploys; on GitHub it dispatches a workflow</w:t>
             </w:r>
           </w:p>
         </w:tc>
@@ -34002,14 +32698,13 @@
           <w:p>
             <w:pPr>
               <w:spacing w:line="252" w:lineRule="auto"/>
-              <w:jc w:val="left"/>
-            </w:pPr>
-            <w:r>
-              <w:rPr>
-                <w:sz w:val="20"/>
-                <w:szCs w:val="20"/>
-              </w:rPr>
-              <w:t xml:space="preserve">Deployed package, or a notification when the build fails</w:t>
+            </w:pPr>
+            <w:r>
+              <w:rPr>
+                <w:sz w:val="20"/>
+                <w:szCs w:val="20"/>
+              </w:rPr>
+              <w:t>Deployed package, or a notification when the build fails</w:t>
             </w:r>
           </w:p>
         </w:tc>
@@ -34039,14 +32734,13 @@
           <w:p>
             <w:pPr>
               <w:spacing w:line="252" w:lineRule="auto"/>
-              <w:jc w:val="left"/>
-            </w:pPr>
-            <w:r>
-              <w:rPr>
-                <w:sz w:val="20"/>
-                <w:szCs w:val="20"/>
-              </w:rPr>
-              <w:t xml:space="preserve">5. Regression Suite</w:t>
+            </w:pPr>
+            <w:r>
+              <w:rPr>
+                <w:sz w:val="20"/>
+                <w:szCs w:val="20"/>
+              </w:rPr>
+              <w:t>5. Regression Suite</w:t>
             </w:r>
           </w:p>
         </w:tc>
@@ -34070,14 +32764,13 @@
           <w:p>
             <w:pPr>
               <w:spacing w:line="252" w:lineRule="auto"/>
-              <w:jc w:val="left"/>
-            </w:pPr>
-            <w:r>
-              <w:rPr>
-                <w:sz w:val="20"/>
-                <w:szCs w:val="20"/>
-              </w:rPr>
-              <w:t xml:space="preserve">Impact analysis, regression suite</w:t>
+            </w:pPr>
+            <w:r>
+              <w:rPr>
+                <w:sz w:val="20"/>
+                <w:szCs w:val="20"/>
+              </w:rPr>
+              <w:t>Impact analysis, regression suite</w:t>
             </w:r>
           </w:p>
         </w:tc>
@@ -34101,14 +32794,13 @@
           <w:p>
             <w:pPr>
               <w:spacing w:line="252" w:lineRule="auto"/>
-              <w:jc w:val="left"/>
-            </w:pPr>
-            <w:r>
-              <w:rPr>
-                <w:sz w:val="20"/>
-                <w:szCs w:val="20"/>
-              </w:rPr>
-              <w:t xml:space="preserve">Runs the selected scope and the full suite</w:t>
+            </w:pPr>
+            <w:r>
+              <w:rPr>
+                <w:sz w:val="20"/>
+                <w:szCs w:val="20"/>
+              </w:rPr>
+              <w:t>Runs the selected scope and the full suite</w:t>
             </w:r>
           </w:p>
         </w:tc>
@@ -34132,24 +32824,19 @@
           <w:p>
             <w:pPr>
               <w:spacing w:line="252" w:lineRule="auto"/>
-              <w:jc w:val="left"/>
-            </w:pPr>
-            <w:r>
-              <w:rPr>
-                <w:sz w:val="20"/>
-                <w:szCs w:val="20"/>
-              </w:rPr>
-              <w:t xml:space="preserve">Test report with impact recall</w:t>
+            </w:pPr>
+            <w:r>
+              <w:rPr>
+                <w:sz w:val="20"/>
+                <w:szCs w:val="20"/>
+              </w:rPr>
+              <w:t>Test report with impact recall</w:t>
             </w:r>
           </w:p>
         </w:tc>
       </w:tr>
     </w:tbl>
-    <w:p>
-      <w:pPr>
-        <w:spacing w:after="0"/>
-      </w:pPr>
-    </w:p>
+    <w:p/>
     <w:p>
       <w:pPr>
         <w:spacing w:after="120" w:line="360" w:lineRule="auto"/>
@@ -34157,7 +32844,9 @@
         <w:jc w:val="both"/>
       </w:pPr>
       <w:r>
-        <w:t xml:space="preserve">The Impact Analysis Agent applies the project's own finding. In RQ1 (Section 7.7) historical failure frequency recovered 519 of the 1,316 tests that actually failed (39.44%) and co-change recovered 61 (4.64%). The agent therefore scores a test at risk as 0.55 × graph proximity + 0.15 × the overlap between the story and the test's name + 0.3 × the test's past failure rate, and reports co-change only as a weak hint. The failure history comes from the Regression Suite Agent's earlier reports, so the workflow learns from its own runs.</w:t>
+        <w:t xml:space="preserve">The Impact Analysis Agent applies the project's own finding. In RQ1 (Section 7.7) historical failure frequency recovered 519 of the 1,316 tests that actually failed (39.44%) and co-change recovered 61 (4.64%). The agent therefore scores a test at risk </w:t>
+        <w:lastRenderedPageBreak/>
+        <w:t>as 0.55 × graph proximity + 0.15 × the overlap between the story and the test's name + 0.3 × the test's past failure rate, and reports co-change only as a weak hint. The failure history comes from the Regression Suite Agent's earlier reports, so the workflow learns from its own runs.</w:t>
       </w:r>
     </w:p>
     <w:p>
@@ -34167,7 +32856,7 @@
         <w:jc w:val="both"/>
       </w:pPr>
       <w:r>
-        <w:t xml:space="preserve">Fig. 6.9 shows the Agents tab of the demo site, which replays three recorded scenarios on a small sample library (shopcart, 15 tests). The user story is the same in each: “As a shopper, I want to apply the discount code FESTIVE20 at checkout to get 20% off my cart total, capped at Rs 500.” The Impact Analysis Agent puts 7 of the 15 tests at risk, the pricing and cart tests, and leaves the tax, catalogue, inventory and receipt tests out.</w:t>
+        <w:t>Fig. 6.9 shows the Agents tab of the demo site, which replays three recorded scenarios on a small sample library (shopcart, 15 tests). The user story is the same in each: “As a shopper, I want to apply the discount code FESTIVE20 at checkout to get 20% off my cart total, capped at Rs 500.” The Impact Analysis Agent puts 7 of the 15 tests at risk, the pricing and cart tests, and leaves the tax, catalogue, inventory and receipt tests out.</w:t>
       </w:r>
     </w:p>
     <w:p>
@@ -34181,7 +32870,7 @@
           <w:noProof/>
         </w:rPr>
         <w:drawing>
-          <wp:inline distT="0" distB="0" distL="0" distR="0">
+          <wp:inline distT="0" distB="0" distL="0" distR="0" wp14:anchorId="0D986F4C" wp14:editId="2BF2710E">
             <wp:extent cx="5486400" cy="2598821"/>
             <wp:effectExtent l="0" t="0" r="0" b="0"/>
             <wp:docPr id="9701" name="fig6_9_agents" descr="fig6_9_agents"/>
@@ -34198,7 +32887,7 @@
                     </pic:cNvPicPr>
                   </pic:nvPicPr>
                   <pic:blipFill>
-                    <a:blip r:embed="rIdBRfig6_9_agents"/>
+                    <a:blip r:embed="rId40"/>
                     <a:stretch>
                       <a:fillRect/>
                     </a:stretch>
@@ -34255,7 +32944,7 @@
         <w:t xml:space="preserve">Clean change. </w:t>
       </w:r>
       <w:r>
-        <w:t xml:space="preserve">The change edits pricing.py and adds three tests. The reviewer approves and merges, the build passes and the package is deployed, and the regression report passes with 10 of 18 tests selected and 18 of 18 passing in the full suite.</w:t>
+        <w:t>The change edits pricing.py and adds three tests. The reviewer approves and merges, the build passes and the package is deployed, and the regression report passes with 10 of 18 tests selected and 18 of 18 passing in the full suite.</w:t>
       </w:r>
     </w:p>
     <w:p>
@@ -34272,7 +32961,7 @@
         <w:t xml:space="preserve">Out-of-scope change. </w:t>
       </w:r>
       <w:r>
-        <w:t xml:space="preserve">The change also rewrites receipt formatting, which the story did not ask for. The reviewer's scope check fails and it requests changes, so nothing is merged.</w:t>
+        <w:t>The change also rewrites receipt formatting, which the story did not ask for. The reviewer's scope check fails and it requests changes, so nothing is merged.</w:t>
       </w:r>
     </w:p>
     <w:p>
@@ -34289,7 +32978,7 @@
         <w:t xml:space="preserve">Reviewer in warn mode. </w:t>
       </w:r>
       <w:r>
-        <w:t xml:space="preserve">The same change meets a reviewer that only warns. It merges, the full build fails on the two receipt tests, the Build &amp; Deploy Agent sends a build_failed notification and deploys nothing, and the regression report shows an impact recall of 0/2, because both failures lie outside the predicted scope (Fig. 6.10).</w:t>
+        <w:t>The same change meets a reviewer that only warns. It merges, the full build fails on the two receipt tests, the Build &amp; Deploy Agent sends a build_failed notification and deploys nothing, and the regression report shows an impact recall of 0/2, because both failures lie outside the predicted scope (Fig. 6.10).</w:t>
       </w:r>
     </w:p>
     <w:p>
@@ -34302,8 +32991,9 @@
         <w:rPr>
           <w:noProof/>
         </w:rPr>
+        <w:lastRenderedPageBreak/>
         <w:drawing>
-          <wp:inline distT="0" distB="0" distL="0" distR="0">
+          <wp:inline distT="0" distB="0" distL="0" distR="0" wp14:anchorId="0EE7F3A4" wp14:editId="737A8DFA">
             <wp:extent cx="4937760" cy="3616692"/>
             <wp:effectExtent l="0" t="0" r="0" b="0"/>
             <wp:docPr id="9702" name="fig6_10_agents" descr="fig6_10_agents"/>
@@ -34320,7 +33010,7 @@
                     </pic:cNvPicPr>
                   </pic:nvPicPr>
                   <pic:blipFill>
-                    <a:blip r:embed="rIdBRfig6_10_agents"/>
+                    <a:blip r:embed="rId41"/>
                     <a:stretch>
                       <a:fillRect/>
                     </a:stretch>
@@ -34370,7 +33060,17 @@
         <w:jc w:val="both"/>
       </w:pPr>
       <w:r>
-        <w:t xml:space="preserve">The demonstration runs fully offline with make agents-demo. Without a language model the story is matched to code by keywords, the Coding Agent replays recorded change sets, and pull requests live in a local forge whose merges are real git merges. With an API key the model interprets the story and writes the code; with a GitHub token the agents open and merge real pull requests and dispatch build workflows. Eleven tests run all three scenarios on the checked-in sample repository. Static reachability cannot see dynamic dispatch or reflection, so the impact scope is a ranked scope rather than a safety guarantee; the full-suite build and the regression report are the checks on it.</w:t>
+        <w:t>The demonstration runs fully offline with make agents-demo. Without a language model the story is matched to code by keywords, the Coding Agent replays recorded change sets, and pull requests live in a local forge whose merges are real git merges. With an API key the model interprets the story and writes the code; with a GitHub token the agents open and merge real pull requests and dispatch build workflows. Eleven tests run all three scenarios on the checked-in sample repository. Static reachability cannot see dynamic dispatch or reflection, so the impact scope is a ranked scope rather than a safety guarantee; the full-suite build and the regression report are the checks on it.</w:t>
+      </w:r>
+    </w:p>
+    <w:p>
+      <w:pPr>
+        <w:spacing w:after="120" w:line="360" w:lineRule="auto"/>
+        <w:ind w:firstLine="720"/>
+        <w:jc w:val="both"/>
+      </w:pPr>
+      <w:r>
+        <w:t xml:space="preserve">The same impact analysis also runs on any public repository. The Analyze a repo tab of the demo site, and its command-line twin make analyze REPO=&lt;url&gt; STORY="...", shallow-clones a GitHub repository, builds its commit-pinned code graph and returns the impact analysis document for the given story. The route accepts only github.com URLs, serves only localhost, and supports Python and Java repositories. On three public repositories tried during development it returned a result in 2 to 7 seconds: pallets/itsdangerous (2 of 37 tests at risk), pallets/markupsafe (26 of 26) and apache/commons-cli (457 of 576), the last two showing how far static reachability spreads in small, tightly connected code bases.</w:t>
       </w:r>
     </w:p>
     <w:p>
@@ -34406,7 +33106,7 @@
         <w:jc w:val="both"/>
       </w:pPr>
       <w:r>
-        <w:t xml:space="preserve">This chapter reports what BlastRadius measured on the frozen rebuild (numbers snapshot paper-numbers-v1.1, October 2026) and discusses what the measurements mean. All figures come from regenerable scripts. Rates are written as n/d with both numerator and denominator, and wherever a figure replaced an earlier one, the earlier value is stated alongside it. Results that did not meet their targets are reported in the same way as those that did, and values that were not measured are stated as not measured rather than estimated.</w:t>
+        <w:t>This chapter reports what BlastRadius measured on the frozen rebuild (numbers snapshot paper-numbers-v1.1, October 2026) and discusses what the measurements mean. All figures come from regenerable scripts. Rates are written as n/d with both numerator and denominator, and wherever a figure replaced an earlier one, the earlier value is stated alongside it. Results that did not meet their targets are reported in the same way as those that did, and values that were not measured are stated as not measured rather than estimated.</w:t>
       </w:r>
     </w:p>
     <w:p>
@@ -34476,12 +33176,6 @@
         <w:gridCol w:w="2106"/>
       </w:tblGrid>
       <w:tr>
-        <w:tblPrEx>
-          <w:tblCellMar>
-            <w:top w:w="0" w:type="dxa"/>
-            <w:bottom w:w="0" w:type="dxa"/>
-          </w:tblCellMar>
-        </w:tblPrEx>
         <w:trPr>
           <w:tblHeader/>
           <w:jc w:val="center"/>
@@ -34590,12 +33284,6 @@
         </w:tc>
       </w:tr>
       <w:tr>
-        <w:tblPrEx>
-          <w:tblCellMar>
-            <w:top w:w="0" w:type="dxa"/>
-            <w:bottom w:w="0" w:type="dxa"/>
-          </w:tblCellMar>
-        </w:tblPrEx>
         <w:trPr>
           <w:cantSplit/>
           <w:jc w:val="center"/>
@@ -34692,12 +33380,6 @@
         </w:tc>
       </w:tr>
       <w:tr>
-        <w:tblPrEx>
-          <w:tblCellMar>
-            <w:top w:w="0" w:type="dxa"/>
-            <w:bottom w:w="0" w:type="dxa"/>
-          </w:tblCellMar>
-        </w:tblPrEx>
         <w:trPr>
           <w:cantSplit/>
           <w:jc w:val="center"/>
@@ -34794,12 +33476,6 @@
         </w:tc>
       </w:tr>
       <w:tr>
-        <w:tblPrEx>
-          <w:tblCellMar>
-            <w:top w:w="0" w:type="dxa"/>
-            <w:bottom w:w="0" w:type="dxa"/>
-          </w:tblCellMar>
-        </w:tblPrEx>
         <w:trPr>
           <w:cantSplit/>
           <w:jc w:val="center"/>
@@ -34929,7 +33605,7 @@
                     </pic:cNvPicPr>
                   </pic:nvPicPr>
                   <pic:blipFill>
-                    <a:blip r:embed="rId28"/>
+                    <a:blip r:embed="rId42"/>
                     <a:srcRect/>
                     <a:stretch>
                       <a:fillRect/>
@@ -34980,13 +33656,14 @@
         <w:jc w:val="both"/>
       </w:pPr>
       <w:r>
+        <w:lastRenderedPageBreak/>
         <w:t xml:space="preserve">On the canonical rebuild the dataset contains </w:t>
       </w:r>
       <w:r>
         <w:rPr>
           <w:b/>
         </w:rPr>
-        <w:t xml:space="preserve">4,168 fault-revealing labels</w:t>
+        <w:t>4,168 fault-revealing labels</w:t>
       </w:r>
       <w:r>
         <w:t xml:space="preserve"> on </w:t>
@@ -34995,7 +33672,7 @@
         <w:rPr>
           <w:b/>
         </w:rPr>
-        <w:t xml:space="preserve">762 strict, flake-filtered instances</w:t>
+        <w:t>762 strict, flake-filtered instances</w:t>
       </w:r>
       <w:r>
         <w:t xml:space="preserve"> covering 2,466 distinct tests. Counting every split it is 897 instances and 4,384 labels; the relaxed split has 770 instances and 4,214 labels. Gate 1 required at least 5,000 positives. </w:t>
@@ -35004,10 +33681,10 @@
         <w:rPr>
           <w:b/>
         </w:rPr>
-        <w:t xml:space="preserve">Gate 1 is therefore not met in either form</w:t>
-      </w:r>
-      <w:r>
-        <w:t xml:space="preserve">: 4,168 / 5,000 labels (the primary reading, D-44) and 762 / 5,000 instances (Fig. 7.2).</w:t>
+        <w:t>Gate 1 is therefore not met in either form</w:t>
+      </w:r>
+      <w:r>
+        <w:t>: 4,168 / 5,000 labels (the primary reading, D-44) and 762 / 5,000 instances (Fig. 7.2).</w:t>
       </w:r>
     </w:p>
     <w:p>
@@ -35038,7 +33715,7 @@
                     </pic:cNvPicPr>
                   </pic:nvPicPr>
                   <pic:blipFill>
-                    <a:blip r:embed="rId29"/>
+                    <a:blip r:embed="rId43"/>
                     <a:srcRect/>
                     <a:stretch>
                       <a:fillRect/>
@@ -35130,9 +33807,8 @@
         <w:jc w:val="both"/>
       </w:pPr>
       <w:r>
-        <w:t xml:space="preserve">The shortfall against Gate 1 has two consequences. First, the dataset is smaller than planned for training a learned model, which reinforces the decision to make the </w:t>
         <w:lastRenderedPageBreak/>
-        <w:t>dataset and the measurement the contribution. Second, the strict split, on which headline numbers are reported, is much smaller than the full positive set, which shows how much of the raw failure signal is removed by the flakiness and base-comparison filters. That ratio is itself a finding about how noisy raw CI failures are as labels.</w:t>
+        <w:t>The shortfall against Gate 1 has two consequences. First, the dataset is smaller than planned for training a learned model, which reinforces the decision to make the dataset and the measurement the contribution. Second, the strict split, on which headline numbers are reported, is much smaller than the full positive set, which shows how much of the raw failure signal is removed by the flakiness and base-comparison filters. That ratio is itself a finding about how noisy raw CI failures are as labels.</w:t>
       </w:r>
     </w:p>
     <w:p>
@@ -35145,7 +33821,7 @@
         <w:rPr>
           <w:b/>
         </w:rPr>
-        <w:t xml:space="preserve">Data quality and attrition.</w:t>
+        <w:t>Data quality and attrition.</w:t>
       </w:r>
       <w:r>
         <w:t xml:space="preserve"> Same-commit flakiness is low: 62 / 11,557 runs (0.54%) contained a test that flipped on the same commit. The larger loss is the base run: 5,520 / 12,581 failed runs (43.88%) have no usable base run and are excluded rather than labelled; where a base run was found, its distance from the head has median 0, 90th percentile 2 and maximum 10 commits. The repository funnel runs 3,671 (SEART export) → 2,646 (CI-live) → 2,333 (test-intent workflow) → 300 (sampled) → 76 (swept) → 37 (with a strict instance). The run funnel runs 165,349 (runs discovered) → 12,581 (failed) → 6,586 (failed-job log on disk) → 1,774 (parsed head failure) → 1,348 (base resolved) → 897 (known base failure set) → 762 (strict instances). Only 0.46% of discovered runs become a strict instance, which is the practical cost of requiring execution-grounded, base-checked labels.</w:t>
@@ -35161,7 +33837,7 @@
         <w:rPr>
           <w:b/>
         </w:rPr>
-        <w:t xml:space="preserve">Failure classes.</w:t>
+        <w:t>Failure classes.</w:t>
       </w:r>
       <w:r>
         <w:t xml:space="preserve"> The 4,168 strict labels were classified by a regular expression on the recorded failure message. 729 (17.49%) are code-level assertion failures, 89 (2.14%) are environment failures such as an unavailable GPU, 112 (2.69%) are timeouts and 3,238 (77.69%) are unknown, mostly because no message was recorded. The environment and timeout labels are reported, not removed, and the classification is a lower bound.</w:t>
@@ -35298,12 +33974,6 @@
         <w:gridCol w:w="4506"/>
       </w:tblGrid>
       <w:tr>
-        <w:tblPrEx>
-          <w:tblCellMar>
-            <w:top w:w="0" w:type="dxa"/>
-            <w:bottom w:w="0" w:type="dxa"/>
-          </w:tblCellMar>
-        </w:tblPrEx>
         <w:trPr>
           <w:tblHeader/>
           <w:jc w:val="center"/>
@@ -35378,12 +34048,6 @@
         </w:tc>
       </w:tr>
       <w:tr>
-        <w:tblPrEx>
-          <w:tblCellMar>
-            <w:top w:w="0" w:type="dxa"/>
-            <w:bottom w:w="0" w:type="dxa"/>
-          </w:tblCellMar>
-        </w:tblPrEx>
         <w:trPr>
           <w:cantSplit/>
           <w:jc w:val="center"/>
@@ -35450,12 +34114,6 @@
         </w:tc>
       </w:tr>
       <w:tr>
-        <w:tblPrEx>
-          <w:tblCellMar>
-            <w:top w:w="0" w:type="dxa"/>
-            <w:bottom w:w="0" w:type="dxa"/>
-          </w:tblCellMar>
-        </w:tblPrEx>
         <w:trPr>
           <w:cantSplit/>
           <w:jc w:val="center"/>
@@ -35486,6 +34144,7 @@
                 <w:sz w:val="20"/>
                 <w:szCs w:val="20"/>
               </w:rPr>
+              <w:lastRenderedPageBreak/>
               <w:t>Affected distinct test IDs</w:t>
             </w:r>
           </w:p>
@@ -35522,12 +34181,6 @@
         </w:tc>
       </w:tr>
       <w:tr>
-        <w:tblPrEx>
-          <w:tblCellMar>
-            <w:top w:w="0" w:type="dxa"/>
-            <w:bottom w:w="0" w:type="dxa"/>
-          </w:tblCellMar>
-        </w:tblPrEx>
         <w:trPr>
           <w:cantSplit/>
           <w:jc w:val="center"/>
@@ -35594,12 +34247,6 @@
         </w:tc>
       </w:tr>
       <w:tr>
-        <w:tblPrEx>
-          <w:tblCellMar>
-            <w:top w:w="0" w:type="dxa"/>
-            <w:bottom w:w="0" w:type="dxa"/>
-          </w:tblCellMar>
-        </w:tblPrEx>
         <w:trPr>
           <w:cantSplit/>
           <w:jc w:val="center"/>
@@ -35699,7 +34346,7 @@
                     </pic:cNvPicPr>
                   </pic:nvPicPr>
                   <pic:blipFill>
-                    <a:blip r:embed="rId30"/>
+                    <a:blip r:embed="rId44"/>
                     <a:srcRect/>
                     <a:stretch>
                       <a:fillRect/>
@@ -35750,7 +34397,7 @@
         <w:jc w:val="both"/>
       </w:pPr>
       <w:r>
-        <w:t xml:space="preserve">Four repositories were affected: Stirling-Tools/Stirling-PDF with 12 IDs, sirixdb/sirix with 4, apple/servicetalk with 4 and diffplug/spotless with 1 (Fig. 7.3). After the fix, no rows were affected. The 21 incorrect IDs were withdrawn and 21 corrected IDs were introduced, one to one, and 5,964 IDs were unchanged. During the fix all 152 holdout rows across 122 holdout logs were quarantined, so that no holdout log was used to debug the change and the unconsumed v5 corpus stays untouched.</w:t>
+        <w:t>Four repositories were affected: Stirling-Tools/Stirling-PDF with 12 IDs, sirixdb/sirix with 4, apple/servicetalk with 4 and diffplug/spotless with 1 (Fig. 7.3). After the fix, no rows were affected. The 21 incorrect IDs were withdrawn and 21 corrected IDs were introduced, one to one, and 5,964 IDs were unchanged. During the fix all 152 holdout rows across 122 holdout logs were quarantined, so that no holdout log was used to debug the change and the unconsumed v5 corpus stays untouched.</w:t>
       </w:r>
     </w:p>
     <w:p>
@@ -35760,7 +34407,6 @@
         <w:jc w:val="both"/>
       </w:pPr>
       <w:r>
-        <w:lastRenderedPageBreak/>
         <w:t>The defect is small in proportion, 60 rows out of 20,299, but it is instructive. It did not cause any error, and the instance count kept rising while it was present. It was found only because identifiers were inspected directly. The one-to-one replacement of withdrawn and corrected IDs is the evidence that the fix changed exactly what it intended to change and nothing else.</w:t>
       </w:r>
     </w:p>
@@ -35830,12 +34476,6 @@
         <w:gridCol w:w="4506"/>
       </w:tblGrid>
       <w:tr>
-        <w:tblPrEx>
-          <w:tblCellMar>
-            <w:top w:w="0" w:type="dxa"/>
-            <w:bottom w:w="0" w:type="dxa"/>
-          </w:tblCellMar>
-        </w:tblPrEx>
         <w:trPr>
           <w:tblHeader/>
           <w:jc w:val="center"/>
@@ -35870,7 +34510,7 @@
                 <w:sz w:val="20"/>
                 <w:szCs w:val="20"/>
               </w:rPr>
-              <w:t xml:space="preserve">Measure</w:t>
+              <w:t>Measure</w:t>
             </w:r>
           </w:p>
         </w:tc>
@@ -35904,18 +34544,12 @@
                 <w:sz w:val="20"/>
                 <w:szCs w:val="20"/>
               </w:rPr>
-              <w:t xml:space="preserve">Value</w:t>
+              <w:t>Value</w:t>
             </w:r>
           </w:p>
         </w:tc>
       </w:tr>
       <w:tr>
-        <w:tblPrEx>
-          <w:tblCellMar>
-            <w:top w:w="0" w:type="dxa"/>
-            <w:bottom w:w="0" w:type="dxa"/>
-          </w:tblCellMar>
-        </w:tblPrEx>
         <w:trPr>
           <w:cantSplit/>
           <w:jc w:val="center"/>
@@ -35946,7 +34580,7 @@
                 <w:sz w:val="20"/>
                 <w:szCs w:val="20"/>
               </w:rPr>
-              <w:t xml:space="preserve">Binding rows</w:t>
+              <w:t>Binding rows</w:t>
             </w:r>
           </w:p>
         </w:tc>
@@ -35976,18 +34610,12 @@
                 <w:sz w:val="20"/>
                 <w:szCs w:val="20"/>
               </w:rPr>
-              <w:t xml:space="preserve">5,985</w:t>
+              <w:t>5,985</w:t>
             </w:r>
           </w:p>
         </w:tc>
       </w:tr>
       <w:tr>
-        <w:tblPrEx>
-          <w:tblCellMar>
-            <w:top w:w="0" w:type="dxa"/>
-            <w:bottom w:w="0" w:type="dxa"/>
-          </w:tblCellMar>
-        </w:tblPrEx>
         <w:trPr>
           <w:cantSplit/>
           <w:jc w:val="center"/>
@@ -36018,7 +34646,8 @@
                 <w:sz w:val="20"/>
                 <w:szCs w:val="20"/>
               </w:rPr>
-              <w:t xml:space="preserve">Combined (exact + suffix match)</w:t>
+              <w:lastRenderedPageBreak/>
+              <w:t>Combined (exact + suffix match)</w:t>
             </w:r>
           </w:p>
         </w:tc>
@@ -36048,18 +34677,12 @@
                 <w:sz w:val="20"/>
                 <w:szCs w:val="20"/>
               </w:rPr>
-              <w:t xml:space="preserve">5,643 / 5,985 = 94.29%</w:t>
+              <w:t>5,643 / 5,985 = 94.29%</w:t>
             </w:r>
           </w:p>
         </w:tc>
       </w:tr>
       <w:tr>
-        <w:tblPrEx>
-          <w:tblCellMar>
-            <w:top w:w="0" w:type="dxa"/>
-            <w:bottom w:w="0" w:type="dxa"/>
-          </w:tblCellMar>
-        </w:tblPrEx>
         <w:trPr>
           <w:cantSplit/>
           <w:jc w:val="center"/>
@@ -36090,7 +34713,7 @@
                 <w:sz w:val="20"/>
                 <w:szCs w:val="20"/>
               </w:rPr>
-              <w:t xml:space="preserve">Full confidence (exact)</w:t>
+              <w:t>Full confidence (exact)</w:t>
             </w:r>
           </w:p>
         </w:tc>
@@ -36120,18 +34743,12 @@
                 <w:sz w:val="20"/>
                 <w:szCs w:val="20"/>
               </w:rPr>
-              <w:t xml:space="preserve">3,820 / 5,985 = 63.83%</w:t>
+              <w:t>3,820 / 5,985 = 63.83%</w:t>
             </w:r>
           </w:p>
         </w:tc>
       </w:tr>
       <w:tr>
-        <w:tblPrEx>
-          <w:tblCellMar>
-            <w:top w:w="0" w:type="dxa"/>
-            <w:bottom w:w="0" w:type="dxa"/>
-          </w:tblCellMar>
-        </w:tblPrEx>
         <w:trPr>
           <w:cantSplit/>
           <w:jc w:val="center"/>
@@ -36162,7 +34779,7 @@
                 <w:sz w:val="20"/>
                 <w:szCs w:val="20"/>
               </w:rPr>
-              <w:t xml:space="preserve">Clones</w:t>
+              <w:t>Clones</w:t>
             </w:r>
           </w:p>
         </w:tc>
@@ -36192,18 +34809,12 @@
                 <w:sz w:val="20"/>
                 <w:szCs w:val="20"/>
               </w:rPr>
-              <w:t xml:space="preserve">43 / 43 repositories, pinned commits</w:t>
+              <w:t>43 / 43 repositories, pinned commits</w:t>
             </w:r>
           </w:p>
         </w:tc>
       </w:tr>
       <w:tr>
-        <w:tblPrEx>
-          <w:tblCellMar>
-            <w:top w:w="0" w:type="dxa"/>
-            <w:bottom w:w="0" w:type="dxa"/>
-          </w:tblCellMar>
-        </w:tblPrEx>
         <w:trPr>
           <w:cantSplit/>
           <w:jc w:val="center"/>
@@ -36234,7 +34845,7 @@
                 <w:sz w:val="20"/>
                 <w:szCs w:val="20"/>
               </w:rPr>
-              <w:t xml:space="preserve">Superseded</w:t>
+              <w:t>Superseded</w:t>
             </w:r>
           </w:p>
         </w:tc>
@@ -36264,7 +34875,7 @@
                 <w:sz w:val="20"/>
                 <w:szCs w:val="20"/>
               </w:rPr>
-              <w:t xml:space="preserve">D-47: 5,622 / 5,985 combined, 3,819 / 5,985 full confidence; another machine: 5,623 and 3,801</w:t>
+              <w:t>D-47: 5,622 / 5,985 combined, 3,819 / 5,985 full confidence; another machine: 5,623 and 3,801</w:t>
             </w:r>
           </w:p>
         </w:tc>
@@ -36303,7 +34914,7 @@
                     </pic:cNvPicPr>
                   </pic:nvPicPr>
                   <pic:blipFill>
-                    <a:blip r:embed="rId31"/>
+                    <a:blip r:embed="rId45"/>
                     <a:srcRect/>
                     <a:stretch>
                       <a:fillRect/>
@@ -36360,7 +34971,7 @@
         <w:rPr>
           <w:b/>
         </w:rPr>
-        <w:t xml:space="preserve">It is met on the combined measure (94.29%) and not met at full confidence (63.83%).</w:t>
+        <w:t>It is met on the combined measure (94.29%) and not met at full confidence (63.83%).</w:t>
       </w:r>
       <w:r>
         <w:t xml:space="preserve"> Following decision D-47, both numbers are always reported together, because either one alone would mislead. The combined figure shows that most test identifiers can be connected to a file; the full-confidence figure shows that a substantial share of those connections rely on suffix matching rather than an exact path.</w:t>
@@ -36373,7 +34984,7 @@
         <w:jc w:val="both"/>
       </w:pPr>
       <w:r>
-        <w:t xml:space="preserve">The movement from the superseded figures is small (combined 5,622 → 5,643; full confidence 3,819 → 3,820) but its cause matters. Binding previously used each clone's live HEAD, so the figure was a property of when a machine last fetched: three machines gave 5,622 / 3,819, 5,623 / 3,801 and 5,643 / 3,820. Pinning each clone to a fixed commit (D-50) makes the figures permanent and reproducible. While re-cloning, a guard was also added to reject incomplete or corrupt clones, after an interrupted clone had caused git to resolve to the BlastRadius repository itself.</w:t>
+        <w:t>The movement from the superseded figures is small (combined 5,622 → 5,643; full confidence 3,819 → 3,820) but its cause matters. Binding previously used each clone's live HEAD, so the figure was a property of when a machine last fetched: three machines gave 5,622 / 3,819, 5,623 / 3,801 and 5,643 / 3,820. Pinning each clone to a fixed commit (D-50) makes the figures permanent and reproducible. While re-cloning, a guard was also added to reject incomplete or corrupt clones, after an interrupted clone had caused git to resolve to the BlastRadius repository itself.</w:t>
       </w:r>
     </w:p>
     <w:p>
@@ -36383,7 +34994,9 @@
         <w:jc w:val="both"/>
       </w:pPr>
       <w:r>
-        <w:t>The gap between combined and full-confidence binding is largely explained by logs that do not carry full package names. In Gradle logs from some repositories, such as Stirling-PDF, tests are reported without packages (D-39), so the binding stage can only match the trailing part of the class name. Section 7.4 shows the same effect in the graph layer.</w:t>
+        <w:t xml:space="preserve">The gap between combined and full-confidence binding is largely explained by logs that do not carry full package names. In Gradle logs from some repositories, such </w:t>
+        <w:lastRenderedPageBreak/>
+        <w:t>as Stirling-PDF, tests are reported without packages (D-39), so the binding stage can only match the trailing part of the class name. Section 7.4 shows the same effect in the graph layer.</w:t>
       </w:r>
     </w:p>
     <w:p>
@@ -36453,12 +35066,6 @@
         <w:gridCol w:w="2506"/>
       </w:tblGrid>
       <w:tr>
-        <w:tblPrEx>
-          <w:tblCellMar>
-            <w:top w:w="0" w:type="dxa"/>
-            <w:bottom w:w="0" w:type="dxa"/>
-          </w:tblCellMar>
-        </w:tblPrEx>
         <w:trPr>
           <w:tblHeader/>
           <w:jc w:val="center"/>
@@ -36567,12 +35174,6 @@
         </w:tc>
       </w:tr>
       <w:tr>
-        <w:tblPrEx>
-          <w:tblCellMar>
-            <w:top w:w="0" w:type="dxa"/>
-            <w:bottom w:w="0" w:type="dxa"/>
-          </w:tblCellMar>
-        </w:tblPrEx>
         <w:trPr>
           <w:cantSplit/>
           <w:jc w:val="center"/>
@@ -36669,12 +35270,6 @@
         </w:tc>
       </w:tr>
       <w:tr>
-        <w:tblPrEx>
-          <w:tblCellMar>
-            <w:top w:w="0" w:type="dxa"/>
-            <w:bottom w:w="0" w:type="dxa"/>
-          </w:tblCellMar>
-        </w:tblPrEx>
         <w:trPr>
           <w:cantSplit/>
           <w:jc w:val="center"/>
@@ -36771,12 +35366,6 @@
         </w:tc>
       </w:tr>
       <w:tr>
-        <w:tblPrEx>
-          <w:tblCellMar>
-            <w:top w:w="0" w:type="dxa"/>
-            <w:bottom w:w="0" w:type="dxa"/>
-          </w:tblCellMar>
-        </w:tblPrEx>
         <w:trPr>
           <w:cantSplit/>
           <w:jc w:val="center"/>
@@ -36888,7 +35477,6 @@
         <w:rPr>
           <w:noProof/>
         </w:rPr>
-        <w:lastRenderedPageBreak/>
         <w:drawing>
           <wp:inline distT="0" distB="0" distL="0" distR="0" wp14:anchorId="7A5EC985" wp14:editId="2165E2E3">
             <wp:extent cx="4937760" cy="2650674"/>
@@ -36907,7 +35495,7 @@
                     </pic:cNvPicPr>
                   </pic:nvPicPr>
                   <pic:blipFill>
-                    <a:blip r:embed="rId32"/>
+                    <a:blip r:embed="rId46"/>
                     <a:srcRect/>
                     <a:stretch>
                       <a:fillRect/>
@@ -37028,7 +35616,9 @@
         <w:t>207 spurious nodes and 1,443 wrong edges</w:t>
       </w:r>
       <w:r>
-        <w:t xml:space="preserve">. The cause was that Graphify's Java import resolver only indexes the files extracted in the same call, so a subgraph extracted from a few changed files resolved imports differently from a full extraction. The fix passes the full file list to every extraction and takes incrementality from the SHA-256 content cache instead. The equivalence test now passes exactly (Fig. 7.6).</w:t>
+        <w:t xml:space="preserve">. </w:t>
+        <w:lastRenderedPageBreak/>
+        <w:t>The cause was that Graphify's Java import resolver only indexes the files extracted in the same call, so a subgraph extracted from a few changed files resolved imports differently from a full extraction. The fix passes the full file list to every extraction and takes incrementality from the SHA-256 content cache instead. The equivalence test now passes exactly (Fig. 7.6).</w:t>
       </w:r>
     </w:p>
     <w:p>
@@ -37041,7 +35631,6 @@
         <w:rPr>
           <w:noProof/>
         </w:rPr>
-        <w:lastRenderedPageBreak/>
         <w:drawing>
           <wp:inline distT="0" distB="0" distL="0" distR="0" wp14:anchorId="5CBDE3C6" wp14:editId="7BD7FD71">
             <wp:extent cx="5486400" cy="2298700"/>
@@ -37060,7 +35649,7 @@
                     </pic:cNvPicPr>
                   </pic:nvPicPr>
                   <pic:blipFill>
-                    <a:blip r:embed="rId33"/>
+                    <a:blip r:embed="rId47"/>
                     <a:srcRect/>
                     <a:stretch>
                       <a:fillRect/>
@@ -37236,12 +35825,6 @@
         <w:gridCol w:w="1606"/>
       </w:tblGrid>
       <w:tr>
-        <w:tblPrEx>
-          <w:tblCellMar>
-            <w:top w:w="0" w:type="dxa"/>
-            <w:bottom w:w="0" w:type="dxa"/>
-          </w:tblCellMar>
-        </w:tblPrEx>
         <w:trPr>
           <w:tblHeader/>
           <w:jc w:val="center"/>
@@ -37418,12 +36001,6 @@
         </w:tc>
       </w:tr>
       <w:tr>
-        <w:tblPrEx>
-          <w:tblCellMar>
-            <w:top w:w="0" w:type="dxa"/>
-            <w:bottom w:w="0" w:type="dxa"/>
-          </w:tblCellMar>
-        </w:tblPrEx>
         <w:trPr>
           <w:cantSplit/>
           <w:jc w:val="center"/>
@@ -37580,12 +36157,6 @@
         </w:tc>
       </w:tr>
       <w:tr>
-        <w:tblPrEx>
-          <w:tblCellMar>
-            <w:top w:w="0" w:type="dxa"/>
-            <w:bottom w:w="0" w:type="dxa"/>
-          </w:tblCellMar>
-        </w:tblPrEx>
         <w:trPr>
           <w:cantSplit/>
           <w:jc w:val="center"/>
@@ -37742,12 +36313,6 @@
         </w:tc>
       </w:tr>
       <w:tr>
-        <w:tblPrEx>
-          <w:tblCellMar>
-            <w:top w:w="0" w:type="dxa"/>
-            <w:bottom w:w="0" w:type="dxa"/>
-          </w:tblCellMar>
-        </w:tblPrEx>
         <w:trPr>
           <w:cantSplit/>
           <w:jc w:val="center"/>
@@ -37938,7 +36503,7 @@
                     </pic:cNvPicPr>
                   </pic:nvPicPr>
                   <pic:blipFill>
-                    <a:blip r:embed="rId34"/>
+                    <a:blip r:embed="rId48"/>
                     <a:srcRect/>
                     <a:stretch>
                       <a:fillRect/>
@@ -37989,7 +36554,7 @@
         <w:jc w:val="both"/>
       </w:pPr>
       <w:r>
-        <w:t xml:space="preserve">The pytest and Maven repositories bind almost entirely exactly. Stirling-PDF binds 275 of 307 test IDs, but only 4 exactly and 271 through loose suffix matches, because its Gradle logs carry no package names (D-39). The graph layer therefore inherits the same limitation as file-level binding, and for the same reason. The last column shows that typed-graph coverage is partial for Stirling-PDF and saiku: not every built graph carried the test typing used for binding.</w:t>
+        <w:t>The pytest and Maven repositories bind almost entirely exactly. Stirling-PDF binds 275 of 307 test IDs, but only 4 exactly and 271 through loose suffix matches, because its Gradle logs carry no package names (D-39). The graph layer therefore inherits the same limitation as file-level binding, and for the same reason. The last column shows that typed-graph coverage is partial for Stirling-PDF and saiku: not every built graph carried the test typing used for binding.</w:t>
       </w:r>
     </w:p>
     <w:p>
@@ -38059,12 +36624,6 @@
         <w:gridCol w:w="2000"/>
       </w:tblGrid>
       <w:tr>
-        <w:tblPrEx>
-          <w:tblCellMar>
-            <w:top w:w="0" w:type="dxa"/>
-            <w:bottom w:w="0" w:type="dxa"/>
-          </w:tblCellMar>
-        </w:tblPrEx>
         <w:trPr>
           <w:tblHeader/>
           <w:jc w:val="center"/>
@@ -38173,12 +36732,6 @@
         </w:tc>
       </w:tr>
       <w:tr>
-        <w:tblPrEx>
-          <w:tblCellMar>
-            <w:top w:w="0" w:type="dxa"/>
-            <w:bottom w:w="0" w:type="dxa"/>
-          </w:tblCellMar>
-        </w:tblPrEx>
         <w:trPr>
           <w:cantSplit/>
           <w:jc w:val="center"/>
@@ -38209,7 +36762,7 @@
                 <w:sz w:val="20"/>
                 <w:szCs w:val="20"/>
               </w:rPr>
-              <w:t xml:space="preserve">Query latency ≤ 100 ms</w:t>
+              <w:t>Query latency ≤ 100 ms</w:t>
             </w:r>
           </w:p>
         </w:tc>
@@ -38239,7 +36792,7 @@
                 <w:sz w:val="20"/>
                 <w:szCs w:val="20"/>
               </w:rPr>
-              <w:t xml:space="preserve">47.7 / 99.7 / 43.5 ms per repository</w:t>
+              <w:t>47.7 / 99.7 / 43.5 ms per repository</w:t>
             </w:r>
           </w:p>
         </w:tc>
@@ -38269,18 +36822,12 @@
                 <w:sz w:val="20"/>
                 <w:szCs w:val="20"/>
               </w:rPr>
-              <w:t xml:space="preserve">Met (99.7 ms is at the limit)</w:t>
+              <w:t>Met (99.7 ms is at the limit)</w:t>
             </w:r>
           </w:p>
         </w:tc>
       </w:tr>
       <w:tr>
-        <w:tblPrEx>
-          <w:tblCellMar>
-            <w:top w:w="0" w:type="dxa"/>
-            <w:bottom w:w="0" w:type="dxa"/>
-          </w:tblCellMar>
-        </w:tblPrEx>
         <w:trPr>
           <w:cantSplit/>
           <w:jc w:val="center"/>
@@ -38377,12 +36924,6 @@
         </w:tc>
       </w:tr>
       <w:tr>
-        <w:tblPrEx>
-          <w:tblCellMar>
-            <w:top w:w="0" w:type="dxa"/>
-            <w:bottom w:w="0" w:type="dxa"/>
-          </w:tblCellMar>
-        </w:tblPrEx>
         <w:trPr>
           <w:cantSplit/>
           <w:jc w:val="center"/>
@@ -38513,7 +37054,7 @@
                     </pic:cNvPicPr>
                   </pic:nvPicPr>
                   <pic:blipFill>
-                    <a:blip r:embed="rId35"/>
+                    <a:blip r:embed="rId49"/>
                     <a:srcRect/>
                     <a:stretch>
                       <a:fillRect/>
@@ -38554,7 +37095,7 @@
           <w:sz w:val="20"/>
           <w:szCs w:val="20"/>
         </w:rPr>
-        <w:t xml:space="preserve">Graph Query Latency per Repository Against the 100 ms Budget</w:t>
+        <w:t>Graph Query Latency per Repository Against the 100 ms Budget</w:t>
       </w:r>
     </w:p>
     <w:p>
@@ -38574,7 +37115,7 @@
         <w:t>not met</w:t>
       </w:r>
       <w:r>
-        <w:t xml:space="preserve">: an incremental build takes 25–29 s even though only 4–7 of roughly 951 files are re-parsed. The time is dominated by passes over the whole corpus that run regardless of how many files changed, a direct consequence of the equivalence fix, which passes the full file list to every extraction. Correctness was chosen over speed here; making those passes incremental is future work. The cold-build budget was met on the mini-corpus, but the remaining repositories were not built, so it is reported as partial.</w:t>
+        <w:t>: an incremental build takes 25–29 s even though only 4–7 of roughly 951 files are re-parsed. The time is dominated by passes over the whole corpus that run regardless of how many files changed, a direct consequence of the equivalence fix, which passes the full file list to every extraction. Correctness was chosen over speed here; making those passes incremental is future work. The cold-build budget was met on the mini-corpus, but the remaining repositories were not built, so it is reported as partial.</w:t>
       </w:r>
     </w:p>
     <w:p>
@@ -38667,6 +37208,26 @@
     </w:p>
     <w:p>
       <w:pPr>
+        <w:pStyle w:val="Heading3"/>
+        <w:keepNext/>
+        <w:spacing w:before="180" w:after="100" w:line="360" w:lineRule="auto"/>
+      </w:pPr>
+      <w:r>
+        <w:t>7.4.7 Graph Reachability Against Real Failures</w:t>
+      </w:r>
+    </w:p>
+    <w:p>
+      <w:pPr>
+        <w:spacing w:after="120" w:line="360" w:lineRule="auto"/>
+        <w:ind w:firstLine="720"/>
+        <w:jc w:val="both"/>
+      </w:pPr>
+      <w:r>
+        <w:t xml:space="preserve">The project title promises graph-based change impact prediction, so the last step was to score the graph against the fault-revealing labels: for each strict instance in the mini-corpus, the tests that reach a changed file in the graph built at the instance’s base commit are compared with the tests that actually failed, next to co-change and failure history on the same instances (analysis/reachability_mini.py, with seven tests on a checked-in fixture). The population could not be formed offline. Of the 79 strict instances in the three repositories, 36 have a resolved base commit, but none of those 36 base commits could be checked out locally: the 22 for fla-org/flash-linear-attention are absent from the clone, and the 14 for spiculedata/saiku are present only without their file contents (a partial clone). The scoring code is therefore ready but has produced no numbers; fetching those commits and rerunning the script is the next step, and its result will be reported as n/d with the population at each filter.</w:t>
+      </w:r>
+    </w:p>
+    <w:p>
+      <w:pPr>
         <w:pStyle w:val="Heading2"/>
         <w:keepNext/>
         <w:spacing w:before="240" w:after="120" w:line="360" w:lineRule="auto"/>
@@ -38691,20 +37252,22 @@
       </w:r>
       <w:r>
         <w:rPr>
+          <w:rFonts w:ascii="Courier New" w:eastAsia="Courier New" w:hAnsi="Courier New" w:cs="Courier New"/>
           <w:b/>
+          <w:sz w:val="21"/>
+          <w:szCs w:val="21"/>
+        </w:rPr>
+        <w:t>511.09 s</w:t>
+      </w:r>
+      <w:r>
+        <w:rPr>
           <w:rFonts w:ascii="Courier New" w:eastAsia="Courier New" w:hAnsi="Courier New" w:cs="Courier New"/>
           <w:sz w:val="21"/>
           <w:szCs w:val="21"/>
         </w:rPr>
-        <w:t xml:space="preserve">511.09 s</w:t>
-      </w:r>
-      <w:r>
-        <w:rPr>
-          <w:rFonts w:ascii="Courier New" w:eastAsia="Courier New" w:hAnsi="Courier New" w:cs="Courier New"/>
-          <w:sz w:val="21"/>
-          <w:szCs w:val="21"/>
-        </w:rPr>
-        <w:t xml:space="preserve"> against its 900 s budget (T5.6b met) and the whole command took 16 min 35 s including the test suite (787 passed, 1 skipped). Earlier runs on another machine took 9 min 47.23 s in total (655 passed, 1 skipped) and, before a graph-query performance fix, 13 min 59.96 s (632 passed, 12 skipped). make tables regenerates every reported number offline in 7 min 43 s on the final code commit. This is the strongest single piece of evidence for the reproducibility claim: the full pipeline, from raw data to tables, runs with one command on a laptop, with the reproduction step inside its budget.</w:t>
+        <w:t xml:space="preserve"> against its 900 s budget (T5.6b met) and the whole command took 16 min 35 s including the </w:t>
+        <w:lastRenderedPageBreak/>
+        <w:t>test suite (787 passed, 1 skipped). Earlier runs on another machine took 9 min 47.23 s in total (655 passed, 1 skipped) and, before a graph-query performance fix, 13 min 59.96 s (632 passed, 12 skipped). make tables regenerates every reported number offline in 7 min 43 s on the final code commit. This is the strongest single piece of evidence for the reproducibility claim: the full pipeline, from raw data to tables, runs with one command on a laptop, with the reproduction step inside its budget.</w:t>
       </w:r>
     </w:p>
     <w:p>
@@ -38786,7 +37349,7 @@
                     </pic:cNvPicPr>
                   </pic:nvPicPr>
                   <pic:blipFill>
-                    <a:blip r:embed="rId36"/>
+                    <a:blip r:embed="rId50"/>
                     <a:srcRect/>
                     <a:stretch>
                       <a:fillRect/>
@@ -38843,10 +37406,10 @@
         <w:rPr>
           <w:b/>
         </w:rPr>
-        <w:t xml:space="preserve">pending</w:t>
-      </w:r>
-      <w:r>
-        <w:t xml:space="preserve">. Publishing is one-way, because a DOI cannot be withdrawn and the files in the record cannot change; corrections ship as a new version.</w:t>
+        <w:t>pending</w:t>
+      </w:r>
+      <w:r>
+        <w:t>. Publishing is one-way, because a DOI cannot be withdrawn and the files in the record cannot change; corrections ship as a new version.</w:t>
       </w:r>
     </w:p>
     <w:p>
@@ -38856,7 +37419,9 @@
         <w:jc w:val="both"/>
       </w:pPr>
       <w:r>
-        <w:t xml:space="preserve">The shipped schema is narrower than the design specification. In release v0.1 the instances table carries the base commit (base_sha) but base_run_id is null for all 165,349 rows, and the outcomes table carries only run_id, test_id and split, plus a leaked pandas index column. Base-run resolution, per-test head and base statuses, same-commit flip flags and the bound test file are computed by the pipeline and regenerated by make tables, but they are not shipped as columns; the datasheet records this as a limitation.</w:t>
+        <w:t xml:space="preserve">The shipped schema is narrower than the design specification. In release v0.1 the instances table carries the base commit (base_sha) but base_run_id is null for all 165,349 rows, and the outcomes table carries only run_id, test_id and split, plus a </w:t>
+        <w:lastRenderedPageBreak/>
+        <w:t>leaked pandas index column. Base-run resolution, per-test head and base statuses, same-commit flip flags and the bound test file are computed by the pipeline and regenerated by make tables, but they are not shipped as columns; the datasheet records this as a limitation. Release v0.2 (decision D-54) closes most of this gap without changing any row count or any reported number. It adds base_run_id for the 7,061 runs whose base was resolved, a base_status for all 165,349 runs (exact_green 4,245, exact 1,858, ancestor 591, branch_prior 367, no_base 5,520, not_attempted 152,768), base_run_distance, typed run_started_at timestamps and the changeset columns (null for the 17,364 runs without a changeset). The outcomes table gains the bound test_file, label_source, parser_confidence, status_head, the number of matrix legs aggregated (more than one for 690 of 4,384 pairs), binding_status, binding_confidence, duration_s and a failure-message hash, and loses the pandas index column. A schema validator (task T1.6a) checks every column, type, nullability and value domain: it passes on v0.2 and rejects v0.1 with 20 violations. Release v0.2 is built and validated locally and will be deposited as a new version of the same Zenodo record.</w:t>
       </w:r>
     </w:p>
     <w:p>
@@ -38882,7 +37447,7 @@
         <w:rPr>
           <w:b/>
         </w:rPr>
-        <w:t xml:space="preserve">Neither figure is independent of development.</w:t>
+        <w:t>Neither figure is independent of development.</w:t>
       </w:r>
       <w:r>
         <w:t xml:space="preserve"> The parsers were built and tuned against the fixture logs, and holdout v1 became a development set under D-37 because it drove three parser fixes, so its 100% is a fit number and may not be read as held-out performance.</w:t>
@@ -38901,10 +37466,10 @@
         <w:rPr>
           <w:b/>
         </w:rPr>
-        <w:t xml:space="preserve">not carried out</w:t>
-      </w:r>
-      <w:r>
-        <w:t xml:space="preserve">. No blind human labelling was completed in time; one attempt was machine-assisted, made from log excerpts only, and was discarded. The v5 corpus has never been scored and remains unconsumed, and its worksheet stays blank in the repository. Decision D-53 records this: the independent precision figure is reported as not measured. If a blind human labeller completes the worksheet from the full fixtures before the camera-ready deadline (24 January 2027), v5 will be scored once under D-37.</w:t>
+        <w:t>not carried out</w:t>
+      </w:r>
+      <w:r>
+        <w:t>. No blind human labelling was completed in time; one attempt was machine-assisted, made from log excerpts only, and was discarded. The v5 corpus has never been scored and remains unconsumed, and its worksheet stays blank in the repository. Decision D-53 records this: the independent precision figure is reported as not measured. If a blind human labeller completes the worksheet from the full fixtures before the camera-ready deadline (24 January 2027), v5 will be scored once under D-37.</w:t>
       </w:r>
     </w:p>
     <w:p>
@@ -38919,7 +37484,7 @@
           <w:sz w:val="20"/>
           <w:szCs w:val="20"/>
         </w:rPr>
-        <w:t xml:space="preserve">Table 7.7</w:t>
+        <w:t>Table 7.7</w:t>
       </w:r>
       <w:r>
         <w:rPr>
@@ -38954,12 +37519,6 @@
         <w:gridCol w:w="1806"/>
       </w:tblGrid>
       <w:tr>
-        <w:tblPrEx>
-          <w:tblCellMar>
-            <w:top w:w="0" w:type="dxa"/>
-            <w:bottom w:w="0" w:type="dxa"/>
-          </w:tblCellMar>
-        </w:tblPrEx>
         <w:trPr>
           <w:tblHeader/>
           <w:jc w:val="center"/>
@@ -38994,7 +37553,7 @@
                 <w:sz w:val="20"/>
                 <w:szCs w:val="20"/>
               </w:rPr>
-              <w:t xml:space="preserve">Corpus</w:t>
+              <w:t>Corpus</w:t>
             </w:r>
           </w:p>
         </w:tc>
@@ -39028,7 +37587,7 @@
                 <w:sz w:val="20"/>
                 <w:szCs w:val="20"/>
               </w:rPr>
-              <w:t xml:space="preserve">Expected IDs</w:t>
+              <w:t>Expected IDs</w:t>
             </w:r>
           </w:p>
         </w:tc>
@@ -39062,7 +37621,7 @@
                 <w:sz w:val="20"/>
                 <w:szCs w:val="20"/>
               </w:rPr>
-              <w:t xml:space="preserve">Precision (n/d)</w:t>
+              <w:t>Precision (n/d)</w:t>
             </w:r>
           </w:p>
         </w:tc>
@@ -39096,18 +37655,12 @@
                 <w:sz w:val="20"/>
                 <w:szCs w:val="20"/>
               </w:rPr>
-              <w:t xml:space="preserve">Independent of development?</w:t>
+              <w:t>Independent of development?</w:t>
             </w:r>
           </w:p>
         </w:tc>
       </w:tr>
       <w:tr>
-        <w:tblPrEx>
-          <w:tblCellMar>
-            <w:top w:w="0" w:type="dxa"/>
-            <w:bottom w:w="0" w:type="dxa"/>
-          </w:tblCellMar>
-        </w:tblPrEx>
         <w:trPr>
           <w:cantSplit/>
           <w:jc w:val="center"/>
@@ -39138,7 +37691,7 @@
                 <w:sz w:val="20"/>
                 <w:szCs w:val="20"/>
               </w:rPr>
-              <w:t xml:space="preserve">Fixture corpus (40 logs)</w:t>
+              <w:t>Fixture corpus (40 logs)</w:t>
             </w:r>
           </w:p>
         </w:tc>
@@ -39168,7 +37721,7 @@
                 <w:sz w:val="20"/>
                 <w:szCs w:val="20"/>
               </w:rPr>
-              <w:t xml:space="preserve">46</w:t>
+              <w:t>46</w:t>
             </w:r>
           </w:p>
         </w:tc>
@@ -39198,7 +37751,7 @@
                 <w:sz w:val="20"/>
                 <w:szCs w:val="20"/>
               </w:rPr>
-              <w:t xml:space="preserve">46 / 46 (100.00%)</w:t>
+              <w:t>46 / 46 (100.00%)</w:t>
             </w:r>
           </w:p>
         </w:tc>
@@ -39228,18 +37781,12 @@
                 <w:sz w:val="20"/>
                 <w:szCs w:val="20"/>
               </w:rPr>
-              <w:t xml:space="preserve">No (development)</w:t>
+              <w:t>No (development)</w:t>
             </w:r>
           </w:p>
         </w:tc>
       </w:tr>
       <w:tr>
-        <w:tblPrEx>
-          <w:tblCellMar>
-            <w:top w:w="0" w:type="dxa"/>
-            <w:bottom w:w="0" w:type="dxa"/>
-          </w:tblCellMar>
-        </w:tblPrEx>
         <w:trPr>
           <w:cantSplit/>
           <w:jc w:val="center"/>
@@ -39270,7 +37817,7 @@
                 <w:sz w:val="20"/>
                 <w:szCs w:val="20"/>
               </w:rPr>
-              <w:t xml:space="preserve">Holdout v1 (20 logs)</w:t>
+              <w:t>Holdout v1 (20 logs)</w:t>
             </w:r>
           </w:p>
         </w:tc>
@@ -39300,7 +37847,7 @@
                 <w:sz w:val="20"/>
                 <w:szCs w:val="20"/>
               </w:rPr>
-              <w:t xml:space="preserve">30</w:t>
+              <w:t>30</w:t>
             </w:r>
           </w:p>
         </w:tc>
@@ -39330,7 +37877,7 @@
                 <w:sz w:val="20"/>
                 <w:szCs w:val="20"/>
               </w:rPr>
-              <w:t xml:space="preserve">30 / 30 (100.00%)</w:t>
+              <w:t>30 / 30 (100.00%)</w:t>
             </w:r>
           </w:p>
         </w:tc>
@@ -39360,18 +37907,12 @@
                 <w:sz w:val="20"/>
                 <w:szCs w:val="20"/>
               </w:rPr>
-              <w:t xml:space="preserve">No (development, D-37)</w:t>
+              <w:t>No (development, D-37)</w:t>
             </w:r>
           </w:p>
         </w:tc>
       </w:tr>
       <w:tr>
-        <w:tblPrEx>
-          <w:tblCellMar>
-            <w:top w:w="0" w:type="dxa"/>
-            <w:bottom w:w="0" w:type="dxa"/>
-          </w:tblCellMar>
-        </w:tblPrEx>
         <w:trPr>
           <w:cantSplit/>
           <w:jc w:val="center"/>
@@ -39402,7 +37943,7 @@
                 <w:sz w:val="20"/>
                 <w:szCs w:val="20"/>
               </w:rPr>
-              <w:t xml:space="preserve">Holdout v5 (40 logs)</w:t>
+              <w:t>Holdout v5 (40 logs)</w:t>
             </w:r>
           </w:p>
         </w:tc>
@@ -39432,7 +37973,7 @@
                 <w:sz w:val="20"/>
                 <w:szCs w:val="20"/>
               </w:rPr>
-              <w:t xml:space="preserve">n/a</w:t>
+              <w:t>n/a</w:t>
             </w:r>
           </w:p>
         </w:tc>
@@ -39462,7 +38003,7 @@
                 <w:sz w:val="20"/>
                 <w:szCs w:val="20"/>
               </w:rPr>
-              <w:t xml:space="preserve">Not scored (D-53)</w:t>
+              <w:t>Not scored (D-53)</w:t>
             </w:r>
           </w:p>
         </w:tc>
@@ -39492,7 +38033,7 @@
                 <w:sz w:val="20"/>
                 <w:szCs w:val="20"/>
               </w:rPr>
-              <w:t xml:space="preserve">Not measured</w:t>
+              <w:t>Not measured</w:t>
             </w:r>
           </w:p>
         </w:tc>
@@ -39510,7 +38051,7 @@
         <w:jc w:val="both"/>
       </w:pPr>
       <w:r>
-        <w:t xml:space="preserve">The history of the holdout is part of the result. Holdout v4 was voided because its expected test classes had been derived by rule rather than labelled by hand, which would have made the precision measurement circular: a parser would have been scored against expectations produced by logic similar to its own. The v5 worksheet was prepared for blind hand labelling but never completed, and that is why no independent figure is claimed.</w:t>
+        <w:t>The history of the holdout is part of the result. Holdout v4 was voided because its expected test classes had been derived by rule rather than labelled by hand, which would have made the precision measurement circular: a parser would have been scored against expectations produced by logic similar to its own. The v5 worksheet was prepared for blind hand labelling but never completed, and that is why no independent figure is claimed.</w:t>
       </w:r>
     </w:p>
     <w:p>
@@ -39520,6 +38061,7 @@
         <w:spacing w:before="240" w:after="120" w:line="360" w:lineRule="auto"/>
       </w:pPr>
       <w:r>
+        <w:lastRenderedPageBreak/>
         <w:t>7.7 RQ1: Divergence Measurement</w:t>
       </w:r>
     </w:p>
@@ -39530,7 +38072,7 @@
         <w:jc w:val="both"/>
       </w:pPr>
       <w:r>
-        <w:t xml:space="preserve">RQ1 asks how far the co-change proxy diverges from the fault-revealing set. This section is a demonstration of what the dataset enables, not the main claim of the work. Following D-52, each method proposes up to k test files for a change and is scored against the strict fault-revealing test files of that instance. Of the 762 strict instances, 734 have ground truth bound to a test file, and the all-partner co-change proxy fires on 576 of them at k = 10 (78.47%); every method is scored on those same 576 instances. Co-change partners are mined per instance from commits strictly before the run started (trailing 365 days, support of at least 2, symmetric lookup), and the historical-frequency baseline uses only the strict labels of runs that started earlier, once per (test, instance). Static reachability depends on the graph layer, which is out of the paper (D-48), so RQ1 here compares co-change and two simple baselines with fault-revelation.</w:t>
+        <w:t>RQ1 asks how far the co-change proxy diverges from the fault-revealing set. This section is a demonstration of what the dataset enables, not the main claim of the work. Following D-52, each method proposes up to k test files for a change and is scored against the strict fault-revealing test files of that instance. Of the 762 strict instances, 734 have ground truth bound to a test file, and the all-partner co-change proxy fires on 576 of them at k = 10 (78.47%); every method is scored on those same 576 instances. Co-change partners are mined per instance from commits strictly before the run started (trailing 365 days, support of at least 2, symmetric lookup), and the historical-frequency baseline uses only the strict labels of runs that started earlier, once per (test, instance). Static reachability depends on the graph layer, which is out of the paper (D-48), so RQ1 here compares co-change and two simple baselines with fault-revelation.</w:t>
       </w:r>
     </w:p>
     <w:p>
@@ -39545,7 +38087,7 @@
           <w:sz w:val="20"/>
           <w:szCs w:val="20"/>
         </w:rPr>
-        <w:t xml:space="preserve">Table 7.8</w:t>
+        <w:t>Table 7.8</w:t>
       </w:r>
       <w:r>
         <w:rPr>
@@ -39581,12 +38123,6 @@
         <w:gridCol w:w="2406"/>
       </w:tblGrid>
       <w:tr>
-        <w:tblPrEx>
-          <w:tblCellMar>
-            <w:top w:w="0" w:type="dxa"/>
-            <w:bottom w:w="0" w:type="dxa"/>
-          </w:tblCellMar>
-        </w:tblPrEx>
         <w:trPr>
           <w:tblHeader/>
           <w:jc w:val="center"/>
@@ -39621,7 +38157,7 @@
                 <w:sz w:val="20"/>
                 <w:szCs w:val="20"/>
               </w:rPr>
-              <w:t xml:space="preserve">Predictor</w:t>
+              <w:t>Predictor</w:t>
             </w:r>
           </w:p>
         </w:tc>
@@ -39655,7 +38191,7 @@
                 <w:sz w:val="20"/>
                 <w:szCs w:val="20"/>
               </w:rPr>
-              <w:t xml:space="preserve">Mean P</w:t>
+              <w:t>Mean P</w:t>
             </w:r>
           </w:p>
         </w:tc>
@@ -39689,7 +38225,7 @@
                 <w:sz w:val="20"/>
                 <w:szCs w:val="20"/>
               </w:rPr>
-              <w:t xml:space="preserve">Mean R</w:t>
+              <w:t>Mean R</w:t>
             </w:r>
           </w:p>
         </w:tc>
@@ -39723,7 +38259,7 @@
                 <w:sz w:val="20"/>
                 <w:szCs w:val="20"/>
               </w:rPr>
-              <w:t xml:space="preserve">Mean J</w:t>
+              <w:t>Mean J</w:t>
             </w:r>
           </w:p>
         </w:tc>
@@ -39757,18 +38293,12 @@
                 <w:sz w:val="20"/>
                 <w:szCs w:val="20"/>
               </w:rPr>
-              <w:t xml:space="preserve">Micro recall (hits / actual)</w:t>
+              <w:t>Micro recall (hits / actual)</w:t>
             </w:r>
           </w:p>
         </w:tc>
       </w:tr>
       <w:tr>
-        <w:tblPrEx>
-          <w:tblCellMar>
-            <w:top w:w="0" w:type="dxa"/>
-            <w:bottom w:w="0" w:type="dxa"/>
-          </w:tblCellMar>
-        </w:tblPrEx>
         <w:trPr>
           <w:cantSplit/>
           <w:jc w:val="center"/>
@@ -39799,7 +38329,7 @@
                 <w:sz w:val="20"/>
                 <w:szCs w:val="20"/>
               </w:rPr>
-              <w:t xml:space="preserve">Co-change, all partner files</w:t>
+              <w:t>Co-change, all partner files</w:t>
             </w:r>
           </w:p>
         </w:tc>
@@ -39829,7 +38359,7 @@
                 <w:sz w:val="20"/>
                 <w:szCs w:val="20"/>
               </w:rPr>
-              <w:t xml:space="preserve">0.011</w:t>
+              <w:t>0.011</w:t>
             </w:r>
           </w:p>
         </w:tc>
@@ -39859,7 +38389,7 @@
                 <w:sz w:val="20"/>
                 <w:szCs w:val="20"/>
               </w:rPr>
-              <w:t xml:space="preserve">0.051</w:t>
+              <w:t>0.051</w:t>
             </w:r>
           </w:p>
         </w:tc>
@@ -39889,7 +38419,7 @@
                 <w:sz w:val="20"/>
                 <w:szCs w:val="20"/>
               </w:rPr>
-              <w:t xml:space="preserve">0.010</w:t>
+              <w:t>0.010</w:t>
             </w:r>
           </w:p>
         </w:tc>
@@ -39919,18 +38449,12 @@
                 <w:sz w:val="20"/>
                 <w:szCs w:val="20"/>
               </w:rPr>
-              <w:t xml:space="preserve">61 / 1,316 (4.64%)</w:t>
+              <w:t>61 / 1,316 (4.64%)</w:t>
             </w:r>
           </w:p>
         </w:tc>
       </w:tr>
       <w:tr>
-        <w:tblPrEx>
-          <w:tblCellMar>
-            <w:top w:w="0" w:type="dxa"/>
-            <w:bottom w:w="0" w:type="dxa"/>
-          </w:tblCellMar>
-        </w:tblPrEx>
         <w:trPr>
           <w:cantSplit/>
           <w:jc w:val="center"/>
@@ -39961,7 +38485,7 @@
                 <w:sz w:val="20"/>
                 <w:szCs w:val="20"/>
               </w:rPr>
-              <w:t xml:space="preserve">Co-change, conventional test files only</w:t>
+              <w:t>Co-change, conventional test files only</w:t>
             </w:r>
           </w:p>
         </w:tc>
@@ -39991,7 +38515,7 @@
                 <w:sz w:val="20"/>
                 <w:szCs w:val="20"/>
               </w:rPr>
-              <w:t xml:space="preserve">0.054</w:t>
+              <w:t>0.054</w:t>
             </w:r>
           </w:p>
         </w:tc>
@@ -40021,7 +38545,7 @@
                 <w:sz w:val="20"/>
                 <w:szCs w:val="20"/>
               </w:rPr>
-              <w:t xml:space="preserve">0.087</w:t>
+              <w:t>0.087</w:t>
             </w:r>
           </w:p>
         </w:tc>
@@ -40051,7 +38575,7 @@
                 <w:sz w:val="20"/>
                 <w:szCs w:val="20"/>
               </w:rPr>
-              <w:t xml:space="preserve">0.038</w:t>
+              <w:t>0.038</w:t>
             </w:r>
           </w:p>
         </w:tc>
@@ -40081,18 +38605,12 @@
                 <w:sz w:val="20"/>
                 <w:szCs w:val="20"/>
               </w:rPr>
-              <w:t xml:space="preserve">101 / 1,316 (7.67%)</w:t>
+              <w:t>101 / 1,316 (7.67%)</w:t>
             </w:r>
           </w:p>
         </w:tc>
       </w:tr>
       <w:tr>
-        <w:tblPrEx>
-          <w:tblCellMar>
-            <w:top w:w="0" w:type="dxa"/>
-            <w:bottom w:w="0" w:type="dxa"/>
-          </w:tblCellMar>
-        </w:tblPrEx>
         <w:trPr>
           <w:cantSplit/>
           <w:jc w:val="center"/>
@@ -40123,7 +38641,7 @@
                 <w:sz w:val="20"/>
                 <w:szCs w:val="20"/>
               </w:rPr>
-              <w:t xml:space="preserve">Changed files themselves (changeset baseline)</w:t>
+              <w:t>Changed files themselves (changeset baseline)</w:t>
             </w:r>
           </w:p>
         </w:tc>
@@ -40153,7 +38671,7 @@
                 <w:sz w:val="20"/>
                 <w:szCs w:val="20"/>
               </w:rPr>
-              <w:t xml:space="preserve">0.039</w:t>
+              <w:t>0.039</w:t>
             </w:r>
           </w:p>
         </w:tc>
@@ -40183,7 +38701,7 @@
                 <w:sz w:val="20"/>
                 <w:szCs w:val="20"/>
               </w:rPr>
-              <w:t xml:space="preserve">0.245</w:t>
+              <w:t>0.245</w:t>
             </w:r>
           </w:p>
         </w:tc>
@@ -40213,7 +38731,7 @@
                 <w:sz w:val="20"/>
                 <w:szCs w:val="20"/>
               </w:rPr>
-              <w:t xml:space="preserve">0.037</w:t>
+              <w:t>0.037</w:t>
             </w:r>
           </w:p>
         </w:tc>
@@ -40243,18 +38761,12 @@
                 <w:sz w:val="20"/>
                 <w:szCs w:val="20"/>
               </w:rPr>
-              <w:t xml:space="preserve">224 / 1,316 (17.02%)</w:t>
+              <w:t>224 / 1,316 (17.02%)</w:t>
             </w:r>
           </w:p>
         </w:tc>
       </w:tr>
       <w:tr>
-        <w:tblPrEx>
-          <w:tblCellMar>
-            <w:top w:w="0" w:type="dxa"/>
-            <w:bottom w:w="0" w:type="dxa"/>
-          </w:tblCellMar>
-        </w:tblPrEx>
         <w:trPr>
           <w:cantSplit/>
           <w:jc w:val="center"/>
@@ -40285,7 +38797,7 @@
                 <w:sz w:val="20"/>
                 <w:szCs w:val="20"/>
               </w:rPr>
-              <w:t xml:space="preserve">Historical failure frequency</w:t>
+              <w:t>Historical failure frequency</w:t>
             </w:r>
           </w:p>
         </w:tc>
@@ -40315,7 +38827,7 @@
                 <w:sz w:val="20"/>
                 <w:szCs w:val="20"/>
               </w:rPr>
-              <w:t xml:space="preserve">0.185</w:t>
+              <w:t>0.185</w:t>
             </w:r>
           </w:p>
         </w:tc>
@@ -40345,7 +38857,7 @@
                 <w:sz w:val="20"/>
                 <w:szCs w:val="20"/>
               </w:rPr>
-              <w:t xml:space="preserve">0.517</w:t>
+              <w:t>0.517</w:t>
             </w:r>
           </w:p>
         </w:tc>
@@ -40375,7 +38887,7 @@
                 <w:sz w:val="20"/>
                 <w:szCs w:val="20"/>
               </w:rPr>
-              <w:t xml:space="preserve">0.178</w:t>
+              <w:t>0.178</w:t>
             </w:r>
           </w:p>
         </w:tc>
@@ -40405,7 +38917,7 @@
                 <w:sz w:val="20"/>
                 <w:szCs w:val="20"/>
               </w:rPr>
-              <w:t xml:space="preserve">519 / 1,316 (39.44%)</w:t>
+              <w:t>519 / 1,316 (39.44%)</w:t>
             </w:r>
           </w:p>
         </w:tc>
@@ -40423,7 +38935,7 @@
         <w:jc w:val="both"/>
       </w:pPr>
       <w:r>
-        <w:t xml:space="preserve">As an example use of the dataset, co-change recovers about 5% of the test files that actually failed (61 / 1,316, 4.64%), while a simple historical failure-frequency baseline recovers 39.44% (519 / 1,316). Restricting co-change to conventional test files raises its mean recall only to 0.087, and merely proposing the changed files themselves reaches 0.245. The ordering holds for Java (mean recall 0.034 for co-change against 0.496 for history) and for Python (0.123 against 0.601). Co-change reflects which files developers edit together, not which tests break, and the gap is large.</w:t>
+        <w:t>As an example use of the dataset, co-change recovers about 5% of the test files that actually failed (61 / 1,316, 4.64%), while a simple historical failure-frequency baseline recovers 39.44% (519 / 1,316). Restricting co-change to conventional test files raises its mean recall only to 0.087, and merely proposing the changed files themselves reaches 0.245. The ordering holds for Java (mean recall 0.034 for co-change against 0.496 for history) and for Python (0.123 against 0.601). Co-change reflects which files developers edit together, not which tests break, and the gap is large.</w:t>
       </w:r>
     </w:p>
     <w:p>
@@ -40436,10 +38948,12 @@
         <w:rPr>
           <w:b/>
         </w:rPr>
-        <w:t xml:space="preserve">Audit.</w:t>
-      </w:r>
-      <w:r>
-        <w:t xml:space="preserve"> The first computation of RQ1 was wrong in three ways, found by a per-instance leakage audit and fixed under D-52. Co-change had leaked future commits: the static table was mined to 29 August 2026, so 713 / 713 audited instances were scored with a window ending after the run started, and 640 / 713 (89.76%) had a mined commit dated after the run began that touched a changed file. The historical baseline had counted each failure once per split, giving 224,758 evidence rows for 78,399 distinct (run, test) labels. And the co-change table was looked up in one direction only. After the fixes the audit finds 0 / 713 co-change violations and 0 / 762 baseline violations. At k = 10 the mean recall of co-change moved from 0.082 to 0.051 and that of history from 0.522 to 0.517, so the leak had flattered co-change and the correction widens the gap. Environment failures (89 / 4,168 labels, 2.14%) and timeouts (112 / 4,168, 2.69%) remain in the strict set; removing them does not change the ordering of the methods.</w:t>
+        <w:t>Audit.</w:t>
+      </w:r>
+      <w:r>
+        <w:t xml:space="preserve"> The first computation of RQ1 was wrong in three ways, found by a per-instance leakage audit and fixed under D-52. Co-change had leaked future commits: the static table was mined to 29 August 2026, so 713 / 713 audited instances were scored with a window ending after the run started, and 640 / 713 (89.76%) had a mined commit dated after the run began that touched a changed file. The historical baseline had </w:t>
+        <w:lastRenderedPageBreak/>
+        <w:t>counted each failure once per split, giving 224,758 evidence rows for 78,399 distinct (run, test) labels. And the co-change table was looked up in one direction only. After the fixes the audit finds 0 / 713 co-change violations and 0 / 762 baseline violations. At k = 10 the mean recall of co-change moved from 0.082 to 0.051 and that of history from 0.522 to 0.517, so the leak had flattered co-change and the correction widens the gap. Environment failures (89 / 4,168 labels, 2.14%) and timeouts (112 / 4,168, 2.69%) remain in the strict set; removing them does not change the ordering of the methods.</w:t>
       </w:r>
     </w:p>
     <w:p>
@@ -40449,7 +38963,7 @@
         <w:jc w:val="both"/>
       </w:pPr>
       <w:r>
-        <w:t xml:space="preserve">RQ1 is therefore measured, and Gate 2 is evaluated on that basis; the frozen tables contain no significance test, so this report treats Gate 2 as measured rather than as formally passed. Gate 3 is not applicable, because the model it would test was not built.</w:t>
+        <w:t>RQ1 is therefore measured, and Gate 2 is evaluated on that basis; the frozen tables contain no significance test, so this report treats Gate 2 as measured rather than as formally passed. Gate 3 is not applicable, because the model it would test was not built.</w:t>
       </w:r>
     </w:p>
     <w:p>
@@ -40469,7 +38983,7 @@
         <w:jc w:val="both"/>
       </w:pPr>
       <w:r>
-        <w:t xml:space="preserve">The implementation is evaluated not only by its outputs but by the evidence that those outputs are correct. The main suite grew from 451 passing tests at the graph-layer baseline to 655 at the end of the October run, to 782 at the paper-numbers-v1 freeze and to 787 passing (1 skipped) on the latest full run (Fig. 7.10). Every data-touching function is tested against real checked-in fixtures rather than mocks, so a test fails when the code mishandles real data and not merely when it deviates from a mocked expectation.</w:t>
+        <w:t>The implementation is evaluated not only by its outputs but by the evidence that those outputs are correct. The main suite grew from 451 passing tests at the graph-layer baseline to 655 at the end of the October run, to 782 at the paper-numbers-v1 freeze and to 787 passing (1 skipped) on 8 October (Fig. 7.10) and to 821 passing (3 skipped) on 9 October, after the v0.2 release builder, the agent workflow and the reachability scaffold were added. Every data-touching function is tested against real checked-in fixtures rather than mocks, so a test fails when the code mishandles real data and not merely when it deviates from a mocked expectation.</w:t>
       </w:r>
     </w:p>
     <w:p>
@@ -40482,7 +38996,6 @@
         <w:rPr>
           <w:noProof/>
         </w:rPr>
-        <w:lastRenderedPageBreak/>
         <w:drawing>
           <wp:inline distT="0" distB="0" distL="0" distR="0" wp14:anchorId="051C0BC9" wp14:editId="1FFCC8A8">
             <wp:extent cx="4206240" cy="2335530"/>
@@ -40501,7 +39014,7 @@
                     </pic:cNvPicPr>
                   </pic:nvPicPr>
                   <pic:blipFill>
-                    <a:blip r:embed="rId37"/>
+                    <a:blip r:embed="rId51"/>
                     <a:srcRect/>
                     <a:stretch>
                       <a:fillRect/>
@@ -40570,6 +39083,7 @@
           <w:b/>
           <w:bCs/>
         </w:rPr>
+        <w:lastRenderedPageBreak/>
         <w:t>Freshness guard</w:t>
       </w:r>
       <w:r>
@@ -40674,10 +39188,10 @@
         <w:rPr>
           <w:b/>
         </w:rPr>
-        <w:t xml:space="preserve">Per-instance leakage audit</w:t>
-      </w:r>
-      <w:r>
-        <w:t xml:space="preserve">, which found that co-change had read future commits and that the history baseline double-counted evidence (Section 7.7).</w:t>
+        <w:t>Per-instance leakage audit</w:t>
+      </w:r>
+      <w:r>
+        <w:t>, which found that co-change had read future commits and that the history baseline double-counted evidence (Section 7.7).</w:t>
       </w:r>
     </w:p>
     <w:p>
@@ -40707,7 +39221,7 @@
         <w:jc w:val="both"/>
       </w:pPr>
       <w:r>
-        <w:t xml:space="preserve">Fig. 7.11 summarises the gates. Gate 1 is not met in either form, Gate 1.5 is met on the combined measure and not at full confidence, Gate 2 is measured but not backed by a significance test, and Gate 3 is not applicable.</w:t>
+        <w:t>Fig. 7.11 summarises the gates. Gate 1 is not met in either form, Gate 1.5 is met on the combined measure and not at full confidence, Gate 2 is measured but not backed by a significance test, and Gate 3 is not applicable.</w:t>
       </w:r>
     </w:p>
     <w:p>
@@ -40720,7 +39234,6 @@
         <w:rPr>
           <w:noProof/>
         </w:rPr>
-        <w:lastRenderedPageBreak/>
         <w:drawing>
           <wp:inline distT="0" distB="0" distL="0" distR="0" wp14:anchorId="3FAA9612" wp14:editId="0E4BFD7E">
             <wp:extent cx="5577840" cy="2625386"/>
@@ -40739,7 +39252,7 @@
                     </pic:cNvPicPr>
                   </pic:nvPicPr>
                   <pic:blipFill>
-                    <a:blip r:embed="rId38"/>
+                    <a:blip r:embed="rId52"/>
                     <a:srcRect/>
                     <a:stretch>
                       <a:fillRect/>
@@ -40790,6 +39303,7 @@
         <w:spacing w:before="240" w:after="120" w:line="360" w:lineRule="auto"/>
       </w:pPr>
       <w:r>
+        <w:lastRenderedPageBreak/>
         <w:t>7.10 Threats to Validity</w:t>
       </w:r>
     </w:p>
@@ -40820,7 +39334,7 @@
         <w:jc w:val="both"/>
       </w:pPr>
       <w:r>
-        <w:t xml:space="preserve">Environment-related failures also remain in the strict set. By a regular expression on the failure message, 89 / 4,168 labels (2.14%) are environment failures and 112 / 4,168 (2.69%) are timeouts, but 3,238 / 4,168 (77.69%) are unclassified, so these are lower bounds. The corpus is also dominated by a few projects and contains only a small number of Python repositories, which limits what can be said by language.</w:t>
+        <w:t>Environment-related failures also remain in the strict set. By a regular expression on the failure message, 89 / 4,168 labels (2.14%) are environment failures and 112 / 4,168 (2.69%) are timeouts, but 3,238 / 4,168 (77.69%) are unclassified, so these are lower bounds. The corpus is also dominated by a few projects and contains only a small number of Python repositories, which limits what can be said by language.</w:t>
       </w:r>
     </w:p>
     <w:p>
@@ -40860,9 +39374,7 @@
         <w:jc w:val="both"/>
       </w:pPr>
       <w:r>
-        <w:t xml:space="preserve">The corpus consists of popular, actively maintained Java and Python projects that use GitHub Actions. Results may not transfer to other languages, to projects without CI, to private industrial code or to other CI systems. This population is, </w:t>
-        <w:lastRenderedPageBreak/>
-        <w:t xml:space="preserve">however, the one studied by the regression test selection and test prioritisation literature, so results remain comparable with that work.</w:t>
+        <w:t>The corpus consists of popular, actively maintained Java and Python projects that use GitHub Actions. Results may not transfer to other languages, to projects without CI, to private industrial code or to other CI systems. This population is, however, the one studied by the regression test selection and test prioritisation literature, so results remain comparable with that work.</w:t>
       </w:r>
     </w:p>
     <w:p>
@@ -40872,6 +39384,7 @@
         <w:spacing w:before="180" w:after="100" w:line="360" w:lineRule="auto"/>
       </w:pPr>
       <w:r>
+        <w:lastRenderedPageBreak/>
         <w:t>7.10.4 Reliability</w:t>
       </w:r>
     </w:p>
@@ -40944,7 +39457,7 @@
         <w:jc w:val="both"/>
       </w:pPr>
       <w:r>
-        <w:t xml:space="preserve">A third lesson concerns scope. Cutting the predictor and the graph layer's role in the paper was uncomfortable, but it concentrated effort on the part of the project that is genuinely new: a public, execution-grounded dataset. A fourth concerns measurement itself: the first RQ1 numbers were wrong because the co-change table had read future commits, and only a per-instance audit exposed it. The negative results reported here, the unmet Gate 1, the full-confidence binding below 70%, the missing independent parser precision and the incremental build over budget, are themselves useful findings for anyone building on BR-Bench.</w:t>
+        <w:t>A third lesson concerns scope. Cutting the predictor and the graph layer's role in the paper was uncomfortable, but it concentrated effort on the part of the project that is genuinely new: a public, execution-grounded dataset. A fourth concerns measurement itself: the first RQ1 numbers were wrong because the co-change table had read future commits, and only a per-instance audit exposed it. The negative results reported here, the unmet Gate 1, the full-confidence binding below 70%, the missing independent parser precision and the incremental build over budget, are themselves useful findings for anyone building on BR-Bench.</w:t>
       </w:r>
     </w:p>
     <w:p>
@@ -40980,7 +39493,7 @@
         <w:jc w:val="both"/>
       </w:pPr>
       <w:r>
-        <w:t xml:space="preserve">BlastRadius set out to answer a question that impact-analysis research has approached only indirectly: which tests does a change actually break? The project built a deterministic, reproducible pipeline that runs from raw GitHub Actions logs to a labelled, execution-grounded dataset, BR-Bench, linking code changes to the individual tests that failed in CI. It also built a commit-pinned code-property graph layer as the dependency-analysis substrate named in the approved title.</w:t>
+        <w:t>BlastRadius set out to answer a question that impact-analysis research has approached only indirectly: which tests does a change actually break? The project built a deterministic, reproducible pipeline that runs from raw GitHub Actions logs to a labelled, execution-grounded dataset, BR-Bench, linking code changes to the individual tests that failed in CI. It also built a commit-pinned code-property graph layer as the dependency-analysis substrate named in the approved title.</w:t>
       </w:r>
     </w:p>
     <w:p>
@@ -41007,7 +39520,7 @@
         <w:rPr>
           <w:b/>
         </w:rPr>
-        <w:t xml:space="preserve">4,168 fault-revealing labels</w:t>
+        <w:t>4,168 fault-revealing labels</w:t>
       </w:r>
       <w:r>
         <w:t xml:space="preserve"> on </w:t>
@@ -41016,7 +39529,7 @@
         <w:rPr>
           <w:b/>
         </w:rPr>
-        <w:t xml:space="preserve">762 strict, flake-filtered instances</w:t>
+        <w:t>762 strict, flake-filtered instances</w:t>
       </w:r>
       <w:r>
         <w:t xml:space="preserve"> (2,466 distinct tests); all splits together are 897 instances and 4,384 labels. This supersedes 4,194 and 778 from stale artifacts.</w:t>
@@ -41036,7 +39549,7 @@
         <w:rPr>
           <w:b/>
         </w:rPr>
-        <w:t xml:space="preserve">Test-identifier binding of 94.29%</w:t>
+        <w:t>Test-identifier binding of 94.29%</w:t>
       </w:r>
       <w:r>
         <w:t xml:space="preserve"> combined (5,643 / 5,985) and </w:t>
@@ -41045,7 +39558,7 @@
         <w:rPr>
           <w:b/>
         </w:rPr>
-        <w:t xml:space="preserve">63.83%</w:t>
+        <w:t>63.83%</w:t>
       </w:r>
       <w:r>
         <w:t xml:space="preserve"> at full confidence (3,820 / 5,985), at pinned clone commits across 43 repositories.</w:t>
@@ -41065,10 +39578,10 @@
         <w:rPr>
           <w:b/>
         </w:rPr>
-        <w:t xml:space="preserve">An RQ1 demonstration</w:t>
-      </w:r>
-      <w:r>
-        <w:t xml:space="preserve">: at k = 10 over 576 instances, co-change recovers 61 / 1,316 (4.64%) of the failing test files and historical failure frequency recovers 519 / 1,316 (39.44%), after a leakage fix and a double-counting fix that were found by audit.</w:t>
+        <w:t>An RQ1 demonstration</w:t>
+      </w:r>
+      <w:r>
+        <w:t>: at k = 10 over 576 instances, co-change recovers 61 / 1,316 (4.64%) of the failing test files and historical failure frequency recovers 519 / 1,316 (39.44%), after a leakage fix and a double-counting fix that were found by audit.</w:t>
       </w:r>
     </w:p>
     <w:p>
@@ -41106,10 +39619,10 @@
         <w:rPr>
           <w:b/>
         </w:rPr>
-        <w:t xml:space="preserve">One-command reproduction</w:t>
-      </w:r>
-      <w:r>
-        <w:t xml:space="preserve">: make all exits 0; the mini-corpus reproduction took 511.09 s of its 900 s budget and the whole command 16 min 35 s including 787 passing tests (1 skipped); make tables regenerates every reported number offline in about eight minutes.</w:t>
+        <w:t>One-command reproduction</w:t>
+      </w:r>
+      <w:r>
+        <w:t>: make all exits 0; the mini-corpus reproduction took 511.09 s of its 900 s budget and the whole command 16 min 35 s including the 787 tests of that run; the suite now has 821 passing tests (3 skipped); make tables regenerates every reported number offline in about eight minutes.</w:t>
       </w:r>
     </w:p>
     <w:p>
@@ -41126,7 +39639,7 @@
         <w:rPr>
           <w:b/>
         </w:rPr>
-        <w:t xml:space="preserve">A pseudonymised local release bundle</w:t>
+        <w:t>A pseudonymised local release bundle</w:t>
       </w:r>
       <w:r>
         <w:t xml:space="preserve"> of 165,349 instances, 12,766 outcomes and 175,204 co-change rows that passes the HMAC round-trip, secret-scan and canary checks and carries a SHA-256 checksum manifest.</w:t>
@@ -41139,6 +39652,7 @@
         <w:spacing w:before="240" w:after="120" w:line="360" w:lineRule="auto"/>
       </w:pPr>
       <w:r>
+        <w:lastRenderedPageBreak/>
         <w:t>8.2 Honest Negatives</w:t>
       </w:r>
     </w:p>
@@ -41163,7 +39677,7 @@
         <w:jc w:val="both"/>
       </w:pPr>
       <w:r>
-        <w:t xml:space="preserve">Gate 1 was not met in either form: 4,168 / 5,000 labels and 762 / 5,000 instances.</w:t>
+        <w:t>Gate 1 was not met in either form: 4,168 / 5,000 labels and 762 / 5,000 instances.</w:t>
       </w:r>
     </w:p>
     <w:p>
@@ -41177,7 +39691,7 @@
         <w:jc w:val="both"/>
       </w:pPr>
       <w:r>
-        <w:t xml:space="preserve">Full-confidence binding is below 70% (63.83%), although combined binding (94.29%) meets Gate 1.5.</w:t>
+        <w:t>Full-confidence binding is below 70% (63.83%), although combined binding (94.29%) meets Gate 1.5.</w:t>
       </w:r>
     </w:p>
     <w:p>
@@ -41205,7 +39719,7 @@
         <w:jc w:val="both"/>
       </w:pPr>
       <w:r>
-        <w:t xml:space="preserve">The learned predictor, the GNN and the GitHub Action were not built. The demo site is a static replay of exported data, not a hosted service.</w:t>
+        <w:t>The learned predictor, the GNN and the GitHub Action were not built. The demo site is a static replay of exported data, not a hosted service.</w:t>
       </w:r>
     </w:p>
     <w:p>
@@ -41219,7 +39733,7 @@
         <w:jc w:val="both"/>
       </w:pPr>
       <w:r>
-        <w:t xml:space="preserve">Parser precision was not independently measured (D-53): the 46 / 46 and 30 / 30 figures are development-corpus fit numbers. Environment failures (89) and timeouts (112) remain among the 4,168 strict labels.</w:t>
+        <w:t>Parser precision was not independently measured (D-53): the 46 / 46 and 30 / 30 figures are development-corpus fit numbers. Environment failures (89) and timeouts (112) remain among the 4,168 strict labels.</w:t>
       </w:r>
     </w:p>
     <w:p>
@@ -41276,10 +39790,10 @@
         <w:rPr>
           <w:b/>
         </w:rPr>
-        <w:t xml:space="preserve">Independent parser precision</w:t>
-      </w:r>
-      <w:r>
-        <w:t xml:space="preserve">: a blind human labeller completes the holdout v5 worksheet from the full fixtures before the camera-ready deadline (24 January 2027), after which it is scored once under D-37.</w:t>
+        <w:t>Independent parser precision</w:t>
+      </w:r>
+      <w:r>
+        <w:t>: a blind human labeller completes the holdout v5 worksheet from the full fixtures before the camera-ready deadline (24 January 2027), after which it is scored once under D-37.</w:t>
       </w:r>
     </w:p>
     <w:p>
@@ -41296,10 +39810,11 @@
         <w:rPr>
           <w:b/>
         </w:rPr>
-        <w:t xml:space="preserve">Extend the published dataset</w:t>
-      </w:r>
-      <w:r>
-        <w:t xml:space="preserve">: add a HuggingFace card with the datasheet (the Zenodo record 10.5281/zenodo.23250262 is already published under CC BY 4.0); ship the base run, per-test statuses and test-file binding as columns in a later version.</w:t>
+        <w:lastRenderedPageBreak/>
+        <w:t>Extend the published dataset</w:t>
+      </w:r>
+      <w:r>
+        <w:t>: add a HuggingFace card with the datasheet (the Zenodo record 10.5281/zenodo.23250262 is already published under CC BY 4.0); ship the base run, per-test statuses and test-file binding as columns in a later version.</w:t>
       </w:r>
     </w:p>
     <w:p>
@@ -41359,10 +39874,10 @@
           <w:b/>
           <w:bCs/>
         </w:rPr>
-        <w:t>Per-instance-SHA binding</w:t>
-      </w:r>
-      <w:r>
-        <w:t>: bind each test to files at the commit of its own instance rather than at a single pinned commit per repository.</w:t>
+        <w:t>Static reachability at corpus scale</w:t>
+      </w:r>
+      <w:r>
+        <w:t>: build graphs for all repositories so that the reachability arm of RQ1 can be measured.</w:t>
       </w:r>
     </w:p>
     <w:p>
@@ -41380,11 +39895,10 @@
           <w:b/>
           <w:bCs/>
         </w:rPr>
-        <w:lastRenderedPageBreak/>
-        <w:t>Docker re-execution gold subset</w:t>
-      </w:r>
-      <w:r>
-        <w:t xml:space="preserve">: re-run base and head commits in a fixed environment to obtain causal labels and measure agreement with the observational labels.</w:t>
+        <w:t>Per-instance-SHA binding</w:t>
+      </w:r>
+      <w:r>
+        <w:t>: bind each test to files at the commit of its own instance rather than at a single pinned commit per repository.</w:t>
       </w:r>
     </w:p>
     <w:p>
@@ -41402,10 +39916,10 @@
           <w:b/>
           <w:bCs/>
         </w:rPr>
-        <w:t>Python layout binding</w:t>
-      </w:r>
-      <w:r>
-        <w:t xml:space="preserve"> and faster incremental builds that avoid whole-corpus passes.</w:t>
+        <w:t>Docker re-execution gold subset</w:t>
+      </w:r>
+      <w:r>
+        <w:t>: re-run base and head commits in a fixed environment to obtain causal labels and measure agreement with the observational labels.</w:t>
       </w:r>
     </w:p>
     <w:p>
@@ -41421,11 +39935,12 @@
       <w:r>
         <w:rPr>
           <w:b/>
-        </w:rPr>
-        <w:t xml:space="preserve">GitHub Action and hosted demo</w:t>
-      </w:r>
-      <w:r>
-        <w:t xml:space="preserve">, so that developers can see predicted impact on their own pull requests; the current demo site is a static replay.</w:t>
+          <w:bCs/>
+        </w:rPr>
+        <w:t>Python layout binding</w:t>
+      </w:r>
+      <w:r>
+        <w:t xml:space="preserve"> and faster incremental builds that avoid whole-corpus passes.</w:t>
       </w:r>
     </w:p>
     <w:p>
@@ -41441,6 +39956,26 @@
       <w:r>
         <w:rPr>
           <w:b/>
+        </w:rPr>
+        <w:t>GitHub Action and hosted demo</w:t>
+      </w:r>
+      <w:r>
+        <w:t>, so that developers can see predicted impact on their own pull requests; the current demo site is a static replay.</w:t>
+      </w:r>
+    </w:p>
+    <w:p>
+      <w:pPr>
+        <w:pStyle w:val="ListParagraph"/>
+        <w:numPr>
+          <w:ilvl w:val="0"/>
+          <w:numId w:val="4"/>
+        </w:numPr>
+        <w:spacing w:after="60" w:line="360" w:lineRule="auto"/>
+        <w:jc w:val="both"/>
+      </w:pPr>
+      <w:r>
+        <w:rPr>
+          <w:b/>
           <w:bCs/>
         </w:rPr>
         <w:t>Extending the corpus</w:t>
@@ -41498,7 +40033,7 @@
         <w:rPr>
           <w:i/>
         </w:rPr>
-        <w:t xml:space="preserve">Proceedings of the IEEE International Conference on Software Maintenance and Evolution (ICSME)</w:t>
+        <w:t>Proceedings of the IEEE International Conference on Software Maintenance and Evolution (ICSME)</w:t>
       </w:r>
       <w:r>
         <w:t xml:space="preserve"> (pp. 468–472). IEEE.</w:t>
@@ -41573,10 +40108,10 @@
         <w:rPr>
           <w:i/>
         </w:rPr>
-        <w:t xml:space="preserve">Computer Communications, 182</w:t>
-      </w:r>
-      <w:r>
-        <w:t xml:space="preserve">, 60–71. https://doi.org/10.1016/j.comcom.2021.10.039</w:t>
+        <w:t>Computer Communications, 182</w:t>
+      </w:r>
+      <w:r>
+        <w:t>, 60–71. https://doi.org/10.1016/j.comcom.2021.10.039</w:t>
       </w:r>
     </w:p>
     <w:p>
@@ -41629,10 +40164,10 @@
         <w:rPr>
           <w:i/>
         </w:rPr>
-        <w:t xml:space="preserve">International Journal of Systems and Service-Oriented Engineering, 5</w:t>
-      </w:r>
-      <w:r>
-        <w:t xml:space="preserve">(2), 44–55. https://doi.org/10.4018/IJSSOE.2015040103</w:t>
+        <w:t>International Journal of Systems and Service-Oriented Engineering, 5</w:t>
+      </w:r>
+      <w:r>
+        <w:t>(2), 44–55. https://doi.org/10.4018/IJSSOE.2015040103</w:t>
       </w:r>
     </w:p>
     <w:p>
@@ -41641,6 +40176,7 @@
         <w:ind w:left="720" w:hanging="720"/>
       </w:pPr>
       <w:r>
+        <w:lastRenderedPageBreak/>
         <w:t xml:space="preserve">Hagberg, A. A., Schult, D. A., &amp; Swart, P. J. (2008). Exploring network structure, dynamics, and function using NetworkX. In </w:t>
       </w:r>
       <w:r>
@@ -41667,9 +40203,7 @@
           <w:i/>
           <w:iCs/>
         </w:rPr>
-        <w:t xml:space="preserve">IEEE </w:t>
-        <w:lastRenderedPageBreak/>
-        <w:t>Transactions on Software Engineering, 48</w:t>
+        <w:t>IEEE Transactions on Software Engineering, 48</w:t>
       </w:r>
       <w:r>
         <w:t>(7), 2376–2398. https://doi.org/10.1109/TSE.2021.3059481</w:t>
@@ -41846,7 +40380,7 @@
         <w:ind w:left="720" w:hanging="720"/>
       </w:pPr>
       <w:r>
-        <w:t xml:space="preserve">Graphify [Computer software]. (n.d.). GitHub repository safishamsi/graphify, commit 0738af373af9cf5c95f862cc5f3327fd96b4ea23. https://github.com/safishamsi/graphify</w:t>
+        <w:t>Graphify [Computer software]. (n.d.). GitHub repository safishamsi/graphify, commit 0738af373af9cf5c95f862cc5f3327fd96b4ea23. https://github.com/safishamsi/graphify</w:t>
       </w:r>
     </w:p>
     <w:p>
@@ -41864,13 +40398,13 @@
         <w:ind w:left="720" w:hanging="720"/>
       </w:pPr>
       <w:r>
-        <w:t xml:space="preserve">BlastRadius project repository [Computer software]. (2026). https://github.com/DeepanshuOP/blastradius</w:t>
+        <w:t>BlastRadius project repository [Computer software]. (2026). https://github.com/DeepanshuOP/blastradius</w:t>
       </w:r>
     </w:p>
     <w:p>
       <w:pPr>
         <w:sectPr>
-          <w:footerReference w:type="default" r:id="rId39"/>
+          <w:footerReference w:type="default" r:id="rId53"/>
           <w:pgSz w:w="11906" w:h="16838"/>
           <w:pgMar w:top="1440" w:right="1440" w:bottom="1440" w:left="2160" w:header="708" w:footer="708" w:gutter="0"/>
           <w:pgNumType w:start="1"/>
@@ -42062,7 +40596,7 @@
         <w:jc w:val="both"/>
       </w:pPr>
       <w:r>
-        <w:t xml:space="preserve">The reproduction guide in the repository (docs/REPRODUCE.md) states the prerequisites and the measured output. The environment is WSL2 Ubuntu with Python 3.11 managed by uv, and the reproduction makes no network call, needs no API token and calls no language model. make tables sets BR_OFFLINE=1, so any step that later gains a network call fails loudly instead of fetching. The network-bound base-run resolution is a separate explicit target, make resolve-bases, which refuses to run without tokens.</w:t>
+        <w:t>The reproduction guide in the repository (docs/REPRODUCE.md) states the prerequisites and the measured output. The environment is WSL2 Ubuntu with Python 3.11 managed by uv, and the reproduction makes no network call, needs no API token and calls no language model. make tables sets BR_OFFLINE=1, so any step that later gains a network call fails loudly instead of fetching. The network-bound base-run resolution is a separate explicit target, make resolve-bases, which refuses to run without tokens.</w:t>
       </w:r>
     </w:p>
     <w:p>
@@ -42096,7 +40630,7 @@
           <w:sz w:val="18"/>
           <w:szCs w:val="18"/>
         </w:rPr>
-        <w:t xml:space="preserve">uv sync --extra graph</w:t>
+        <w:t>uv sync --extra graph</w:t>
       </w:r>
     </w:p>
     <w:p>
@@ -42115,7 +40649,7 @@
           <w:sz w:val="18"/>
           <w:szCs w:val="18"/>
         </w:rPr>
-        <w:t xml:space="preserve">make all            # pytest + the mini-corpus reproduction</w:t>
+        <w:t>make all            # pytest + the mini-corpus reproduction</w:t>
       </w:r>
     </w:p>
     <w:p>
@@ -42134,7 +40668,7 @@
           <w:sz w:val="18"/>
           <w:szCs w:val="18"/>
         </w:rPr>
-        <w:t xml:space="preserve">make tables         # regenerates every number that reaches the paper</w:t>
+        <w:t>make tables         # regenerates every number that reaches the paper</w:t>
       </w:r>
     </w:p>
     <w:p>
@@ -42153,7 +40687,7 @@
           <w:sz w:val="18"/>
           <w:szCs w:val="18"/>
         </w:rPr>
-        <w:t xml:space="preserve">make demo           # read-only walkthrough of one strict instance</w:t>
+        <w:t>make demo           # read-only walkthrough of one strict instance</w:t>
       </w:r>
     </w:p>
     <w:p>
@@ -42171,7 +40705,7 @@
           <w:sz w:val="18"/>
           <w:szCs w:val="18"/>
         </w:rPr>
-        <w:t xml:space="preserve">make resolve-bases  # network + token; NOT part of make tables</w:t>
+        <w:t>make resolve-bases  # network + token; NOT part of make tables</w:t>
       </w:r>
     </w:p>
     <w:p>
@@ -42181,6 +40715,7 @@
         <w:spacing w:before="240" w:after="120" w:line="360" w:lineRule="auto"/>
       </w:pPr>
       <w:r>
+        <w:lastRenderedPageBreak/>
         <w:t>A.2 Base-Run Resolution Rule (Illustrative)</w:t>
       </w:r>
     </w:p>
@@ -42216,7 +40751,7 @@
           <w:sz w:val="18"/>
           <w:szCs w:val="18"/>
         </w:rPr>
-        <w:t xml:space="preserve">def resolve_base(instance, runs_by_sha, ancestors):</w:t>
+        <w:t>def resolve_base(instance, runs_by_sha, ancestors):</w:t>
       </w:r>
     </w:p>
     <w:p>
@@ -42387,7 +40922,7 @@
           <w:sz w:val="18"/>
           <w:szCs w:val="18"/>
         </w:rPr>
-        <w:t xml:space="preserve">base, dist = resolve_base(inst, runs_by_sha, ancestors)</w:t>
+        <w:t>base, dist = resolve_base(inst, runs_by_sha, ancestors)</w:t>
       </w:r>
     </w:p>
     <w:p>
@@ -42496,7 +41031,7 @@
         <w:jc w:val="both"/>
       </w:pPr>
       <w:r>
-        <w:t xml:space="preserve">The corresponding excerpt from the repository (src/label/fault_revealing.py) shows the same logic: runs with status no_base emit no labels, the relaxed split drops tests that also failed at the base, and the strict split additionally drops same-commit flips.</w:t>
+        <w:t>The corresponding excerpt from the repository (src/label/fault_revealing.py) shows the same logic: runs with status no_base emit no labels, the relaxed split drops tests that also failed at the base, and the strict split additionally drops same-commit flips.</w:t>
       </w:r>
     </w:p>
     <w:p>
@@ -42900,7 +41435,6 @@
         <w:spacing w:before="240" w:after="120" w:line="360" w:lineRule="auto"/>
       </w:pPr>
       <w:r>
-        <w:lastRenderedPageBreak/>
         <w:t>A.3 Freshness Guard (Illustrative)</w:t>
       </w:r>
     </w:p>
@@ -42936,7 +41470,7 @@
           <w:sz w:val="18"/>
           <w:szCs w:val="18"/>
         </w:rPr>
-        <w:t xml:space="preserve">def check_fresh(derived, inputs):</w:t>
+        <w:t>def check_fresh(derived, inputs):</w:t>
       </w:r>
     </w:p>
     <w:p>
@@ -43007,7 +41541,8 @@
         <w:jc w:val="both"/>
       </w:pPr>
       <w:r>
-        <w:t xml:space="preserve">The corresponding excerpt from the repository (analysis/check_freshness.py) compares the modification time of each derived artifact with each of its inputs and reports every artifact that is older; make tables runs it first.</w:t>
+        <w:lastRenderedPageBreak/>
+        <w:t>The corresponding excerpt from the repository (analysis/check_freshness.py) compares the modification time of each derived artifact with each of its inputs and reports every artifact that is older; make tables runs it first.</w:t>
       </w:r>
     </w:p>
     <w:p>
@@ -43484,7 +42019,7 @@
           <w:sz w:val="18"/>
           <w:szCs w:val="18"/>
         </w:rPr>
-        <w:t xml:space="preserve">n = len(binding)                                  # 5,985 rows</w:t>
+        <w:t>n = len(binding)                                  # 5,985 rows</w:t>
       </w:r>
     </w:p>
     <w:p>
@@ -43503,7 +42038,7 @@
           <w:sz w:val="18"/>
           <w:szCs w:val="18"/>
         </w:rPr>
-        <w:t xml:space="preserve">exact = (binding.match == "exact").sum()            # 3,820</w:t>
+        <w:t>exact = (binding.match == "exact").sum()            # 3,820</w:t>
       </w:r>
     </w:p>
     <w:p>
@@ -43522,7 +42057,7 @@
           <w:sz w:val="18"/>
           <w:szCs w:val="18"/>
         </w:rPr>
-        <w:t xml:space="preserve">suffix = (binding.match == "suffix").sum()</w:t>
+        <w:t>suffix = (binding.match == "suffix").sum()</w:t>
       </w:r>
     </w:p>
     <w:p>
@@ -43541,7 +42076,7 @@
           <w:sz w:val="18"/>
           <w:szCs w:val="18"/>
         </w:rPr>
-        <w:t xml:space="preserve">print(f"combined        {exact + suffix}/{n}")      # 5,643/5,985 = 94.29%</w:t>
+        <w:t>print(f"combined        {exact + suffix}/{n}")      # 5,643/5,985 = 94.29%</w:t>
       </w:r>
     </w:p>
     <w:p>
@@ -43559,7 +42094,7 @@
           <w:sz w:val="18"/>
           <w:szCs w:val="18"/>
         </w:rPr>
-        <w:t xml:space="preserve">print(f"full confidence {exact}/{n}")               # 3,820/5,985 = 63.83%</w:t>
+        <w:t>print(f"full confidence {exact}/{n}")               # 3,820/5,985 = 63.83%</w:t>
       </w:r>
     </w:p>
     <w:p>
@@ -43574,7 +42109,7 @@
         <w:spacing w:before="240" w:after="120" w:line="360" w:lineRule="auto"/>
       </w:pPr>
       <w:r>
-        <w:t xml:space="preserve">A.5 Using normalize_test_id() and a Query Primitive</w:t>
+        <w:t>A.5 Using normalize_test_id() and a Query Primitive</w:t>
       </w:r>
     </w:p>
     <w:p>
@@ -43584,7 +42119,7 @@
         <w:jc w:val="both"/>
       </w:pPr>
       <w:r>
-        <w:t xml:space="preserve">Listing A.5 shows normalize_test_id() on one Java and one pytest identifier taken from the corpus, and on a Gradle console line from the contract tests; each output is the canonical test_id (class#method for Java, path::name for Python), with parameters removed.</w:t>
+        <w:t>Listing A.5 shows normalize_test_id() on one Java and one pytest identifier taken from the corpus, and on a Gradle console line from the contract tests; each output is the canonical test_id (class#method for Java, path::name for Python), with parameters removed.</w:t>
       </w:r>
     </w:p>
     <w:p>
@@ -43618,7 +42153,7 @@
           <w:sz w:val="18"/>
           <w:szCs w:val="18"/>
         </w:rPr>
-        <w:t xml:space="preserve">org.apache.zeppelin.integration.PersonalizeActionsIT#testDynamicFormAction</w:t>
+        <w:t>org.apache.zeppelin.integration.PersonalizeActionsIT#testDynamicFormAction</w:t>
       </w:r>
     </w:p>
     <w:p>
@@ -43656,7 +42191,7 @@
           <w:sz w:val="18"/>
           <w:szCs w:val="18"/>
         </w:rPr>
-        <w:t xml:space="preserve">tests/ops/test_parallax.py::test_parallel</w:t>
+        <w:t>tests/ops/test_parallax.py::test_parallel</w:t>
       </w:r>
     </w:p>
     <w:p>
@@ -43694,7 +42229,7 @@
           <w:sz w:val="18"/>
           <w:szCs w:val="18"/>
         </w:rPr>
-        <w:t xml:space="preserve">com.example.FooTest &gt; testBar(String) [1] FAILED</w:t>
+        <w:t>com.example.FooTest &gt; testBar(String) [1] FAILED</w:t>
       </w:r>
     </w:p>
     <w:p>
@@ -43722,7 +42257,8 @@
         <w:jc w:val="both"/>
       </w:pPr>
       <w:r>
-        <w:t xml:space="preserve">Listing A.5b runs the two query primitives on one commit-pinned graph of fla-org/flash-linear-attention, for two changed nodes and one failing test of a real instance. The output was produced on the authors' machine (Fig. 6.6 shows the same run).</w:t>
+        <w:lastRenderedPageBreak/>
+        <w:t>Listing A.5b runs the two query primitives on one commit-pinned graph of fla-org/flash-linear-attention, for two changed nodes and one failing test of a real instance. The output was produced on the authors' machine (Fig. 6.6 shows the same run).</w:t>
       </w:r>
     </w:p>
     <w:p>
@@ -43756,7 +42292,7 @@
           <w:sz w:val="18"/>
           <w:szCs w:val="18"/>
         </w:rPr>
-        <w:t xml:space="preserve">from pathlib import Path</w:t>
+        <w:t>from pathlib import Path</w:t>
       </w:r>
     </w:p>
     <w:p>
@@ -43775,7 +42311,7 @@
           <w:sz w:val="18"/>
           <w:szCs w:val="18"/>
         </w:rPr>
-        <w:t xml:space="preserve">from src.graph.build import load_graph</w:t>
+        <w:t>from src.graph.build import load_graph</w:t>
       </w:r>
     </w:p>
     <w:p>
@@ -43794,7 +42330,7 @@
           <w:sz w:val="18"/>
           <w:szCs w:val="18"/>
         </w:rPr>
-        <w:t xml:space="preserve">from src.graph.query import GraphQuery</w:t>
+        <w:t>from src.graph.query import GraphQuery</w:t>
       </w:r>
     </w:p>
     <w:p>
@@ -43813,7 +42349,7 @@
           <w:sz w:val="18"/>
           <w:szCs w:val="18"/>
         </w:rPr>
-        <w:t xml:space="preserve">p = Path("data/graphs/graph_fla-org__flash-linear-attention_366a4ae3155fa0de562ee997c00d0a88fb7c4804.json.gz")</w:t>
+        <w:t>p = Path("data/graphs/graph_fla-org__flash-linear-attention_366a4ae3155fa0de562ee997c00d0a88fb7c4804.json.gz")</w:t>
       </w:r>
     </w:p>
     <w:p>
@@ -43832,7 +42368,7 @@
           <w:sz w:val="18"/>
           <w:szCs w:val="18"/>
         </w:rPr>
-        <w:t xml:space="preserve">q = GraphQuery(load_graph(p))</w:t>
+        <w:t>q = GraphQuery(load_graph(p))</w:t>
       </w:r>
     </w:p>
     <w:p>
@@ -43851,7 +42387,7 @@
           <w:sz w:val="18"/>
           <w:szCs w:val="18"/>
         </w:rPr>
-        <w:t xml:space="preserve">changed = ["fla_layers_nsa_py_longtensor", "fla_layers_nsa_py_tensor"]</w:t>
+        <w:t>changed = ["fla_layers_nsa_py_longtensor", "fla_layers_nsa_py_tensor"]</w:t>
       </w:r>
     </w:p>
     <w:p>
@@ -43870,7 +42406,7 @@
           <w:sz w:val="18"/>
           <w:szCs w:val="18"/>
         </w:rPr>
-        <w:t xml:space="preserve">test = "tests_ops_test_nsa_test_parallel"</w:t>
+        <w:t>test = "tests_ops_test_nsa_test_parallel"</w:t>
       </w:r>
     </w:p>
     <w:p>
@@ -43889,7 +42425,7 @@
           <w:sz w:val="18"/>
           <w:szCs w:val="18"/>
         </w:rPr>
-        <w:t xml:space="preserve">print("k_hop_neighborhood(k=2) size:", len(q.k_hop_neighborhood(changed, k=2)))</w:t>
+        <w:t>print("k_hop_neighborhood(k=2) size:", len(q.k_hop_neighborhood(changed, k=2)))</w:t>
       </w:r>
     </w:p>
     <w:p>
@@ -43908,7 +42444,7 @@
           <w:sz w:val="18"/>
           <w:szCs w:val="18"/>
         </w:rPr>
-        <w:t xml:space="preserve">print("min_distance_to_any_changed:", q.min_distance_to_any_changed(test, changed))</w:t>
+        <w:t>print("min_distance_to_any_changed:", q.min_distance_to_any_changed(test, changed))</w:t>
       </w:r>
     </w:p>
     <w:p>
@@ -43927,7 +42463,7 @@
           <w:sz w:val="18"/>
           <w:szCs w:val="18"/>
         </w:rPr>
-        <w:t xml:space="preserve"># output:</w:t>
+        <w:t># output:</w:t>
       </w:r>
     </w:p>
     <w:p>
@@ -43946,7 +42482,7 @@
           <w:sz w:val="18"/>
           <w:szCs w:val="18"/>
         </w:rPr>
-        <w:t xml:space="preserve"># k_hop_neighborhood(k=2) size: 11</w:t>
+        <w:t># k_hop_neighborhood(k=2) size: 11</w:t>
       </w:r>
     </w:p>
     <w:p>
@@ -43964,7 +42500,7 @@
           <w:sz w:val="18"/>
           <w:szCs w:val="18"/>
         </w:rPr>
-        <w:t xml:space="preserve"># min_distance_to_any_changed: 3</w:t>
+        <w:t># min_distance_to_any_changed: 3</w:t>
       </w:r>
     </w:p>
     <w:p>
@@ -44024,12 +42560,6 @@
         <w:gridCol w:w="3706"/>
       </w:tblGrid>
       <w:tr>
-        <w:tblPrEx>
-          <w:tblCellMar>
-            <w:top w:w="0" w:type="dxa"/>
-            <w:bottom w:w="0" w:type="dxa"/>
-          </w:tblCellMar>
-        </w:tblPrEx>
         <w:trPr>
           <w:tblHeader/>
           <w:jc w:val="center"/>
@@ -44064,7 +42594,7 @@
                 <w:sz w:val="20"/>
                 <w:szCs w:val="20"/>
               </w:rPr>
-              <w:t xml:space="preserve">Decision</w:t>
+              <w:t>Decision</w:t>
             </w:r>
           </w:p>
         </w:tc>
@@ -44098,7 +42628,7 @@
                 <w:sz w:val="20"/>
                 <w:szCs w:val="20"/>
               </w:rPr>
-              <w:t xml:space="preserve">Context</w:t>
+              <w:t>Context</w:t>
             </w:r>
           </w:p>
         </w:tc>
@@ -44132,18 +42662,12 @@
                 <w:sz w:val="20"/>
                 <w:szCs w:val="20"/>
               </w:rPr>
-              <w:t xml:space="preserve">Decision taken</w:t>
+              <w:t>Decision taken</w:t>
             </w:r>
           </w:p>
         </w:tc>
       </w:tr>
       <w:tr>
-        <w:tblPrEx>
-          <w:tblCellMar>
-            <w:top w:w="0" w:type="dxa"/>
-            <w:bottom w:w="0" w:type="dxa"/>
-          </w:tblCellMar>
-        </w:tblPrEx>
         <w:trPr>
           <w:cantSplit/>
           <w:jc w:val="center"/>
@@ -44174,7 +42698,7 @@
                 <w:sz w:val="20"/>
                 <w:szCs w:val="20"/>
               </w:rPr>
-              <w:t xml:space="preserve">D-48</w:t>
+              <w:t>D-48</w:t>
             </w:r>
           </w:p>
         </w:tc>
@@ -44204,7 +42728,7 @@
                 <w:sz w:val="20"/>
                 <w:szCs w:val="20"/>
               </w:rPr>
-              <w:t xml:space="preserve">Graph layer cut from the MSR paper's scope on 31 Aug; handover at end of Sep</w:t>
+              <w:t>Graph layer cut from the MSR paper's scope on 31 Aug; handover at end of Sep</w:t>
             </w:r>
           </w:p>
         </w:tc>
@@ -44234,18 +42758,12 @@
                 <w:sz w:val="20"/>
                 <w:szCs w:val="20"/>
               </w:rPr>
-              <w:t xml:space="preserve">Graph layer is a BITE497J deliverable; graph-derived numbers are not used in the paper</w:t>
+              <w:t>Graph layer is a BITE497J deliverable; graph-derived numbers are not used in the paper</w:t>
             </w:r>
           </w:p>
         </w:tc>
       </w:tr>
       <w:tr>
-        <w:tblPrEx>
-          <w:tblCellMar>
-            <w:top w:w="0" w:type="dxa"/>
-            <w:bottom w:w="0" w:type="dxa"/>
-          </w:tblCellMar>
-        </w:tblPrEx>
         <w:trPr>
           <w:cantSplit/>
           <w:jc w:val="center"/>
@@ -44276,7 +42794,7 @@
                 <w:sz w:val="20"/>
                 <w:szCs w:val="20"/>
               </w:rPr>
-              <w:t xml:space="preserve">D-49</w:t>
+              <w:t>D-49</w:t>
             </w:r>
           </w:p>
         </w:tc>
@@ -44306,7 +42824,7 @@
                 <w:sz w:val="20"/>
                 <w:szCs w:val="20"/>
               </w:rPr>
-              <w:t xml:space="preserve">Labels on disk had not been regenerated after the 2 Sep re-parse; 33 test IDs present only in a vanished parse generation</w:t>
+              <w:t>Labels on disk had not been regenerated after the 2 Sep re-parse; 33 test IDs present only in a vanished parse generation</w:t>
             </w:r>
           </w:p>
         </w:tc>
@@ -44336,18 +42854,12 @@
                 <w:sz w:val="20"/>
                 <w:szCs w:val="20"/>
               </w:rPr>
-              <w:t xml:space="preserve">Rebuild all interim artifacts from raw logs; add a freshness guard; positives 4,194 → 4,168, strict 778 → 762</w:t>
+              <w:t>Rebuild all interim artifacts from raw logs; add a freshness guard; positives 4,194 → 4,168, strict 778 → 762</w:t>
             </w:r>
           </w:p>
         </w:tc>
       </w:tr>
       <w:tr>
-        <w:tblPrEx>
-          <w:tblCellMar>
-            <w:top w:w="0" w:type="dxa"/>
-            <w:bottom w:w="0" w:type="dxa"/>
-          </w:tblCellMar>
-        </w:tblPrEx>
         <w:trPr>
           <w:cantSplit/>
           <w:jc w:val="center"/>
@@ -44378,7 +42890,7 @@
                 <w:sz w:val="20"/>
                 <w:szCs w:val="20"/>
               </w:rPr>
-              <w:t xml:space="preserve">D-50</w:t>
+              <w:t>D-50</w:t>
             </w:r>
           </w:p>
         </w:tc>
@@ -44408,7 +42920,7 @@
                 <w:sz w:val="20"/>
                 <w:szCs w:val="20"/>
               </w:rPr>
-              <w:t xml:space="preserve">Binding against each clone's live HEAD drifted as upstream repositories changed</w:t>
+              <w:t>Binding against each clone's live HEAD drifted as upstream repositories changed</w:t>
             </w:r>
           </w:p>
         </w:tc>
@@ -44438,18 +42950,12 @@
                 <w:sz w:val="20"/>
                 <w:szCs w:val="20"/>
               </w:rPr>
-              <w:t xml:space="preserve">Re-clone all 43 repositories and bind against pinned commits recorded in docs/CLONE_PINS.json</w:t>
+              <w:t>Re-clone all 43 repositories and bind against pinned commits recorded in docs/CLONE_PINS.json</w:t>
             </w:r>
           </w:p>
         </w:tc>
       </w:tr>
       <w:tr>
-        <w:tblPrEx>
-          <w:tblCellMar>
-            <w:top w:w="0" w:type="dxa"/>
-            <w:bottom w:w="0" w:type="dxa"/>
-          </w:tblCellMar>
-        </w:tblPrEx>
         <w:trPr>
           <w:cantSplit/>
           <w:jc w:val="center"/>
@@ -44480,7 +42986,7 @@
                 <w:sz w:val="20"/>
                 <w:szCs w:val="20"/>
               </w:rPr>
-              <w:t xml:space="preserve">D-52</w:t>
+              <w:t>D-52</w:t>
             </w:r>
           </w:p>
         </w:tc>
@@ -44510,7 +43016,7 @@
                 <w:sz w:val="20"/>
                 <w:szCs w:val="20"/>
               </w:rPr>
-              <w:t xml:space="preserve">The leakage audit found future commits in co-change, double-counted baseline evidence and a one-sided lookup</w:t>
+              <w:t>The leakage audit found future commits in co-change, double-counted baseline evidence and a one-sided lookup</w:t>
             </w:r>
           </w:p>
         </w:tc>
@@ -44540,18 +43046,12 @@
                 <w:sz w:val="20"/>
                 <w:szCs w:val="20"/>
               </w:rPr>
-              <w:t xml:space="preserve">Mine co-change per instance before the run, look partners up symmetrically, count baseline labels once per (test, instance); RQ1 co-change recall at k = 10 moved from 0.082 to 0.051</w:t>
+              <w:t>Mine co-change per instance before the run, look partners up symmetrically, count baseline labels once per (test, instance); RQ1 co-change recall at k = 10 moved from 0.082 to 0.051</w:t>
             </w:r>
           </w:p>
         </w:tc>
       </w:tr>
       <w:tr>
-        <w:tblPrEx>
-          <w:tblCellMar>
-            <w:top w:w="0" w:type="dxa"/>
-            <w:bottom w:w="0" w:type="dxa"/>
-          </w:tblCellMar>
-        </w:tblPrEx>
         <w:trPr>
           <w:cantSplit/>
           <w:jc w:val="center"/>
@@ -44582,7 +43082,7 @@
                 <w:sz w:val="20"/>
                 <w:szCs w:val="20"/>
               </w:rPr>
-              <w:t xml:space="preserve">D-53</w:t>
+              <w:t>D-53</w:t>
             </w:r>
           </w:p>
         </w:tc>
@@ -44612,7 +43112,7 @@
                 <w:sz w:val="20"/>
                 <w:szCs w:val="20"/>
               </w:rPr>
-              <w:t xml:space="preserve">No blind human labels were completed for holdout v5; one machine-assisted attempt was discarded</w:t>
+              <w:t>No blind human labels were completed for holdout v5; one machine-assisted attempt was discarded</w:t>
             </w:r>
           </w:p>
         </w:tc>
@@ -44642,7 +43142,7 @@
                 <w:sz w:val="20"/>
                 <w:szCs w:val="20"/>
               </w:rPr>
-              <w:t xml:space="preserve">Report parser precision only from development corpora, marked not independent; independent figure reported as not measured; v5 left unscored</w:t>
+              <w:t>Report parser precision only from development corpora, marked not independent; independent figure reported as not measured; v5 left unscored</w:t>
             </w:r>
           </w:p>
         </w:tc>
@@ -44709,7 +43209,6 @@
           <w:b/>
           <w:bCs/>
         </w:rPr>
-        <w:lastRenderedPageBreak/>
         <w:t>Composition</w:t>
       </w:r>
       <w:r>
@@ -44731,6 +43230,7 @@
           <w:b/>
           <w:bCs/>
         </w:rPr>
+        <w:lastRenderedPageBreak/>
         <w:t>Collection process</w:t>
       </w:r>
       <w:r>
@@ -44755,7 +43255,7 @@
         <w:t>Preprocessing and labelling</w:t>
       </w:r>
       <w:r>
-        <w:t xml:space="preserve">: parsing, normalisation, base-run resolution and flakiness filters.</w:t>
+        <w:t>: parsing, normalisation, base-run resolution and flakiness filters.</w:t>
       </w:r>
     </w:p>
     <w:p>
@@ -44797,7 +43297,7 @@
         <w:t>Distribution</w:t>
       </w:r>
       <w:r>
-        <w:t xml:space="preserve">: licence, hosting, DOI and checksums.</w:t>
+        <w:t>: licence, hosting, DOI and checksums.</w:t>
       </w:r>
     </w:p>
     <w:p>
@@ -44842,7 +43342,7 @@
           <w:noProof/>
         </w:rPr>
         <w:drawing>
-          <wp:inline distT="0" distB="0" distL="0" distR="0">
+          <wp:inline distT="0" distB="0" distL="0" distR="0" wp14:anchorId="3FA5A0E3" wp14:editId="501A020D">
             <wp:extent cx="5486400" cy="5369298"/>
             <wp:effectExtent l="0" t="0" r="0" b="0"/>
             <wp:docPr id="9726" name="figA8_demo_overview" descr="figA8_demo_overview"/>
@@ -44859,7 +43359,7 @@
                     </pic:cNvPicPr>
                   </pic:nvPicPr>
                   <pic:blipFill>
-                    <a:blip r:embed="rIdBRfigA8_demo_overview"/>
+                    <a:blip r:embed="rId54"/>
                     <a:stretch>
                       <a:fillRect/>
                     </a:stretch>
@@ -44899,7 +43399,7 @@
           <w:sz w:val="20"/>
           <w:szCs w:val="20"/>
         </w:rPr>
-        <w:t xml:space="preserve">Demo site Overview tab: scale of the corpus and the headline RQ1 finding</w:t>
+        <w:t>Demo site Overview tab: scale of the corpus and the headline RQ1 finding</w:t>
       </w:r>
     </w:p>
     <w:p>
@@ -44912,8 +43412,9 @@
         <w:rPr>
           <w:noProof/>
         </w:rPr>
+        <w:lastRenderedPageBreak/>
         <w:drawing>
-          <wp:inline distT="0" distB="0" distL="0" distR="0">
+          <wp:inline distT="0" distB="0" distL="0" distR="0" wp14:anchorId="10CD818B" wp14:editId="36EF7CA6">
             <wp:extent cx="5120640" cy="3541000"/>
             <wp:effectExtent l="0" t="0" r="0" b="0"/>
             <wp:docPr id="9994" name="figA8_live_blast" descr="figA8_live_blast"/>
@@ -44930,7 +43431,7 @@
                     </pic:cNvPicPr>
                   </pic:nvPicPr>
                   <pic:blipFill>
-                    <a:blip r:embed="rIdBRfigA8_live_blast"/>
+                    <a:blip r:embed="rId55"/>
                     <a:stretch>
                       <a:fillRect/>
                     </a:stretch>
@@ -44970,7 +43471,7 @@
           <w:sz w:val="20"/>
           <w:szCs w:val="20"/>
         </w:rPr>
-        <w:t xml:space="preserve">Demo site, Live run, stage 7: blast-radius picture of the change (changed files at the centre, rings by hop distance, failing test files in red, co-change picks in orange, history picks in blue)</w:t>
+        <w:t>Demo site, Live run, stage 7: blast-radius picture of the change (changed files at the centre, rings by hop distance, failing test files in red, co-change picks in orange, history picks in blue)</w:t>
       </w:r>
     </w:p>
     <w:p>
@@ -44984,7 +43485,7 @@
           <w:noProof/>
         </w:rPr>
         <w:drawing>
-          <wp:inline distT="0" distB="0" distL="0" distR="0">
+          <wp:inline distT="0" distB="0" distL="0" distR="0" wp14:anchorId="1C8DCD44" wp14:editId="07085ED5">
             <wp:extent cx="5120640" cy="3817204"/>
             <wp:effectExtent l="0" t="0" r="0" b="0"/>
             <wp:docPr id="9993" name="figA8_live_stage8" descr="figA8_live_stage8"/>
@@ -45001,7 +43502,7 @@
                     </pic:cNvPicPr>
                   </pic:nvPicPr>
                   <pic:blipFill>
-                    <a:blip r:embed="rIdBRfigA8_live_stage8"/>
+                    <a:blip r:embed="rId56"/>
                     <a:stretch>
                       <a:fillRect/>
                     </a:stretch>
@@ -45041,11 +43542,11 @@
           <w:sz w:val="20"/>
           <w:szCs w:val="20"/>
         </w:rPr>
-        <w:t xml:space="preserve">Demo site, Live run, stage 8: overlap of the failing test files with the co-change and historical-frequency picks, and the two prediction lists</w:t>
+        <w:t>Demo site, Live run, stage 8: overlap of the failing test files with the co-change and historical-frequency picks, and the two prediction lists</w:t>
       </w:r>
     </w:p>
     <w:sectPr>
-      <w:footerReference w:type="default" r:id="rId40"/>
+      <w:footerReference w:type="default" r:id="rId57"/>
       <w:pgSz w:w="11906" w:h="16838"/>
       <w:pgMar w:top="1440" w:right="1440" w:bottom="1440" w:left="2160" w:header="708" w:footer="708" w:gutter="0"/>
       <w:cols w:space="720"/>
